--- a/docs/OpenNutri_1005_Application_Filled_Template.docx
+++ b/docs/OpenNutri_1005_Application_Filled_Template.docx
@@ -14592,6 +14592,3113 @@
           <w:szCs w:val="18"/>
         </w:rPr>
         <w:t>EK-2: BÜTÇE VE GEREKÇESİ</w:t>
+      </w:r>
+    </w:p>
+    <w:p>
+      <w:pPr>
+        <w:spacing w:after="60" w:before="0" w:line="240" w:lineRule="auto"/>
+      </w:pPr>
+      <w:r>
+        <w:rPr>
+          <w:rFonts w:ascii="Arial" w:hAnsi="Arial" w:eastAsia="Arial"/>
+          <w:b/>
+          <w:i/>
+          <w:sz w:val="17"/>
+        </w:rPr>
+        <w:t>Bu bir çalışma taslağıdır.</w:t>
+      </w:r>
+      <w:r>
+        <w:rPr>
+          <w:rFonts w:ascii="Arial" w:hAnsi="Arial" w:eastAsia="Arial"/>
+          <w:i/>
+          <w:sz w:val="17"/>
+        </w:rPr>
+        <w:t xml:space="preserve"> Tutarlar planlama amaçlıdır; donanım fiyatları</w:t>
+      </w:r>
+    </w:p>
+    <w:p>
+      <w:pPr>
+        <w:spacing w:after="60" w:before="0" w:line="240" w:lineRule="auto"/>
+      </w:pPr>
+      <w:r>
+        <w:rPr>
+          <w:rFonts w:ascii="Arial" w:hAnsi="Arial" w:eastAsia="Arial"/>
+          <w:i/>
+          <w:sz w:val="17"/>
+        </w:rPr>
+        <w:t>ekip tarafından güncel tekliflerle değiştirilecektir. Nihai rakamlar PBS</w:t>
+      </w:r>
+    </w:p>
+    <w:p>
+      <w:pPr>
+        <w:spacing w:after="60" w:before="0" w:line="240" w:lineRule="auto"/>
+      </w:pPr>
+      <w:r>
+        <w:rPr>
+          <w:rFonts w:ascii="Arial" w:hAnsi="Arial" w:eastAsia="Arial"/>
+          <w:i/>
+          <w:sz w:val="17"/>
+        </w:rPr>
+        <w:t>sistemine girilirken doğrulanmalıdır. Teyit edilecek varsayımlar belgenin</w:t>
+      </w:r>
+    </w:p>
+    <w:p>
+      <w:pPr>
+        <w:spacing w:after="60" w:before="0" w:line="240" w:lineRule="auto"/>
+      </w:pPr>
+      <w:r>
+        <w:rPr>
+          <w:rFonts w:ascii="Arial" w:hAnsi="Arial" w:eastAsia="Arial"/>
+          <w:i/>
+          <w:sz w:val="17"/>
+        </w:rPr>
+        <w:t>sonundaki listede toplanmıştır.</w:t>
+      </w:r>
+    </w:p>
+    <w:p>
+      <w:pPr>
+        <w:spacing w:after="60" w:before="0" w:line="240" w:lineRule="auto"/>
+      </w:pPr>
+      <w:r>
+        <w:rPr>
+          <w:rFonts w:ascii="Arial" w:hAnsi="Arial" w:eastAsia="Arial"/>
+          <w:b/>
+          <w:sz w:val="19"/>
+        </w:rPr>
+        <w:t>Çerçeve (1005 — 1 Şubat 2026 itibarıyla)</w:t>
+      </w:r>
+    </w:p>
+    <w:p>
+      <w:pPr>
+        <w:spacing w:after="60" w:before="0" w:line="240" w:lineRule="auto"/>
+        <w:ind w:left="198" w:hanging="113"/>
+      </w:pPr>
+      <w:r>
+        <w:rPr>
+          <w:rFonts w:ascii="Arial" w:hAnsi="Arial" w:eastAsia="Arial"/>
+          <w:sz w:val="18"/>
+        </w:rPr>
+        <w:t xml:space="preserve">• </w:t>
+      </w:r>
+      <w:r>
+        <w:rPr>
+          <w:rFonts w:ascii="Arial" w:hAnsi="Arial" w:eastAsia="Arial"/>
+          <w:b/>
+          <w:sz w:val="18"/>
+        </w:rPr>
+        <w:t>Proje destek üst limiti:</w:t>
+      </w:r>
+      <w:r>
+        <w:rPr>
+          <w:rFonts w:ascii="Arial" w:hAnsi="Arial" w:eastAsia="Arial"/>
+          <w:sz w:val="18"/>
+        </w:rPr>
+        <w:t xml:space="preserve"> 1.200.000 TL — </w:t>
+      </w:r>
+      <w:r>
+        <w:rPr>
+          <w:rFonts w:ascii="Arial" w:hAnsi="Arial" w:eastAsia="Arial"/>
+          <w:i/>
+          <w:sz w:val="18"/>
+        </w:rPr>
+        <w:t>burslar dahil; Proje Teşvik İkramiyesi (PTİ) ve kurum hissesi hariç.</w:t>
+      </w:r>
+    </w:p>
+    <w:p>
+      <w:pPr>
+        <w:spacing w:after="60" w:before="0" w:line="240" w:lineRule="auto"/>
+        <w:ind w:left="198" w:hanging="113"/>
+      </w:pPr>
+      <w:r>
+        <w:rPr>
+          <w:rFonts w:ascii="Arial" w:hAnsi="Arial" w:eastAsia="Arial"/>
+          <w:sz w:val="18"/>
+        </w:rPr>
+        <w:t xml:space="preserve">• </w:t>
+      </w:r>
+      <w:r>
+        <w:rPr>
+          <w:rFonts w:ascii="Arial" w:hAnsi="Arial" w:eastAsia="Arial"/>
+          <w:b/>
+          <w:sz w:val="18"/>
+        </w:rPr>
+        <w:t>Proje süresi:</w:t>
+      </w:r>
+      <w:r>
+        <w:rPr>
+          <w:rFonts w:ascii="Arial" w:hAnsi="Arial" w:eastAsia="Arial"/>
+          <w:sz w:val="18"/>
+        </w:rPr>
+        <w:t xml:space="preserve"> 18 ay.</w:t>
+      </w:r>
+    </w:p>
+    <w:p>
+      <w:pPr>
+        <w:spacing w:after="60" w:before="0" w:line="240" w:lineRule="auto"/>
+        <w:ind w:left="198" w:hanging="113"/>
+      </w:pPr>
+      <w:r>
+        <w:rPr>
+          <w:rFonts w:ascii="Arial" w:hAnsi="Arial" w:eastAsia="Arial"/>
+          <w:sz w:val="18"/>
+        </w:rPr>
+        <w:t xml:space="preserve">• </w:t>
+      </w:r>
+      <w:r>
+        <w:rPr>
+          <w:rFonts w:ascii="Arial" w:hAnsi="Arial" w:eastAsia="Arial"/>
+          <w:b/>
+          <w:sz w:val="18"/>
+        </w:rPr>
+        <w:t>2026 burs aylık üst limitleri:</w:t>
+      </w:r>
+      <w:r>
+        <w:rPr>
+          <w:rFonts w:ascii="Arial" w:hAnsi="Arial" w:eastAsia="Arial"/>
+          <w:sz w:val="18"/>
+        </w:rPr>
+        <w:t xml:space="preserve"> Lisans 6.000 TL; Yüksek Lisans 22.500 TL (çalışmayan); Doktora 32.500 TL.</w:t>
+      </w:r>
+    </w:p>
+    <w:p>
+      <w:pPr>
+        <w:spacing w:after="60" w:before="0" w:line="240" w:lineRule="auto"/>
+        <w:ind w:left="198" w:hanging="113"/>
+      </w:pPr>
+      <w:r>
+        <w:rPr>
+          <w:rFonts w:ascii="Arial" w:hAnsi="Arial" w:eastAsia="Arial"/>
+          <w:sz w:val="18"/>
+        </w:rPr>
+        <w:t xml:space="preserve">• </w:t>
+      </w:r>
+      <w:r>
+        <w:rPr>
+          <w:rFonts w:ascii="Arial" w:hAnsi="Arial" w:eastAsia="Arial"/>
+          <w:b/>
+          <w:sz w:val="18"/>
+        </w:rPr>
+        <w:t>Kural:</w:t>
+      </w:r>
+      <w:r>
+        <w:rPr>
+          <w:rFonts w:ascii="Arial" w:hAnsi="Arial" w:eastAsia="Arial"/>
+          <w:sz w:val="18"/>
+        </w:rPr>
+        <w:t xml:space="preserve"> "Makine-teçhizat taleplerinin toplam bütçe ile dengeli olması gözetilir." Bu nedenle bütçe, ağırlıklı olarak araştırmacı emeği (burs) ve sınırlı, gerekçeli donanım üzerine kuruludur; ağır hesaplama için TRUBA tahsisi öncelikli başvuru kanalı, proje GPU'su ise PEFT ölçeğinde yerel yürütme ve B planıdır.</w:t>
+      </w:r>
+    </w:p>
+    <w:p>
+      <w:pPr>
+        <w:spacing w:after="60" w:before="0" w:line="240" w:lineRule="auto"/>
+      </w:pPr>
+      <w:r>
+        <w:rPr>
+          <w:rFonts w:ascii="Arial" w:hAnsi="Arial" w:eastAsia="Arial"/>
+          <w:b/>
+          <w:sz w:val="19"/>
+        </w:rPr>
+        <w:t>1. Özet Bütçe</w:t>
+      </w:r>
+    </w:p>
+    <w:tbl>
+      <w:tblPr>
+        <w:tblStyle w:val="TableGrid"/>
+        <w:tblW w:type="auto" w:w="0"/>
+        <w:tblLook w:firstColumn="1" w:firstRow="1" w:lastColumn="0" w:lastRow="0" w:noHBand="0" w:noVBand="1" w:val="04A0"/>
+        <w:jc w:val="center"/>
+        <w:tblBorders>
+          <w:top w:val="single" w:sz="4" w:space="0" w:color="000000"/>
+          <w:left w:val="single" w:sz="4" w:space="0" w:color="000000"/>
+          <w:bottom w:val="single" w:sz="4" w:space="0" w:color="000000"/>
+          <w:right w:val="single" w:sz="4" w:space="0" w:color="000000"/>
+          <w:insideH w:val="single" w:sz="4" w:space="0" w:color="000000"/>
+          <w:insideV w:val="single" w:sz="4" w:space="0" w:color="000000"/>
+        </w:tblBorders>
+      </w:tblPr>
+      <w:tblGrid>
+        <w:gridCol w:w="2880"/>
+        <w:gridCol w:w="2880"/>
+        <w:gridCol w:w="2880"/>
+      </w:tblGrid>
+      <w:tr>
+        <w:tc>
+          <w:tcPr>
+            <w:tcW w:type="dxa" w:w="2880"/>
+            <w:vAlign w:val="top"/>
+          </w:tcPr>
+          <w:p>
+            <w:pPr>
+              <w:spacing w:after="40" w:before="0" w:line="240" w:lineRule="auto"/>
+            </w:pPr>
+          </w:p>
+          <w:p>
+            <w:pPr>
+              <w:spacing w:after="40" w:before="0" w:line="240" w:lineRule="auto"/>
+            </w:pPr>
+            <w:r>
+              <w:rPr>
+                <w:rFonts w:ascii="Arial" w:hAnsi="Arial" w:eastAsia="Arial"/>
+                <w:b/>
+                <w:sz w:val="15"/>
+              </w:rPr>
+              <w:t>Bütçe Kalemi</w:t>
+            </w:r>
+          </w:p>
+        </w:tc>
+        <w:tc>
+          <w:tcPr>
+            <w:tcW w:type="dxa" w:w="2880"/>
+            <w:vAlign w:val="top"/>
+          </w:tcPr>
+          <w:p>
+            <w:pPr>
+              <w:spacing w:after="40" w:before="0" w:line="240" w:lineRule="auto"/>
+            </w:pPr>
+          </w:p>
+          <w:p>
+            <w:pPr>
+              <w:spacing w:after="40" w:before="0" w:line="240" w:lineRule="auto"/>
+            </w:pPr>
+            <w:r>
+              <w:rPr>
+                <w:rFonts w:ascii="Arial" w:hAnsi="Arial" w:eastAsia="Arial"/>
+                <w:b/>
+                <w:sz w:val="15"/>
+              </w:rPr>
+              <w:t>Tutar (TL)</w:t>
+            </w:r>
+          </w:p>
+        </w:tc>
+        <w:tc>
+          <w:tcPr>
+            <w:tcW w:type="dxa" w:w="2880"/>
+            <w:vAlign w:val="top"/>
+          </w:tcPr>
+          <w:p>
+            <w:pPr>
+              <w:spacing w:after="40" w:before="0" w:line="240" w:lineRule="auto"/>
+            </w:pPr>
+          </w:p>
+          <w:p>
+            <w:pPr>
+              <w:spacing w:after="40" w:before="0" w:line="240" w:lineRule="auto"/>
+            </w:pPr>
+            <w:r>
+              <w:rPr>
+                <w:rFonts w:ascii="Arial" w:hAnsi="Arial" w:eastAsia="Arial"/>
+                <w:b/>
+                <w:sz w:val="15"/>
+              </w:rPr>
+              <w:t>Pay</w:t>
+            </w:r>
+          </w:p>
+        </w:tc>
+      </w:tr>
+      <w:tr>
+        <w:tc>
+          <w:tcPr>
+            <w:tcW w:type="dxa" w:w="2880"/>
+            <w:vAlign w:val="top"/>
+          </w:tcPr>
+          <w:p>
+            <w:pPr>
+              <w:spacing w:after="40" w:before="0" w:line="240" w:lineRule="auto"/>
+            </w:pPr>
+          </w:p>
+          <w:p>
+            <w:pPr>
+              <w:spacing w:after="40" w:before="0" w:line="240" w:lineRule="auto"/>
+            </w:pPr>
+            <w:r>
+              <w:rPr>
+                <w:rFonts w:ascii="Arial" w:hAnsi="Arial" w:eastAsia="Arial"/>
+                <w:sz w:val="15"/>
+              </w:rPr>
+              <w:t>Burs (Bursiyer)</w:t>
+            </w:r>
+          </w:p>
+        </w:tc>
+        <w:tc>
+          <w:tcPr>
+            <w:tcW w:type="dxa" w:w="2880"/>
+            <w:vAlign w:val="top"/>
+          </w:tcPr>
+          <w:p>
+            <w:pPr>
+              <w:spacing w:after="40" w:before="0" w:line="240" w:lineRule="auto"/>
+            </w:pPr>
+          </w:p>
+          <w:p>
+            <w:pPr>
+              <w:spacing w:after="40" w:before="0" w:line="240" w:lineRule="auto"/>
+            </w:pPr>
+            <w:r>
+              <w:rPr>
+                <w:rFonts w:ascii="Arial" w:hAnsi="Arial" w:eastAsia="Arial"/>
+                <w:sz w:val="15"/>
+              </w:rPr>
+              <w:t>828.000</w:t>
+            </w:r>
+          </w:p>
+        </w:tc>
+        <w:tc>
+          <w:tcPr>
+            <w:tcW w:type="dxa" w:w="2880"/>
+            <w:vAlign w:val="top"/>
+          </w:tcPr>
+          <w:p>
+            <w:pPr>
+              <w:spacing w:after="40" w:before="0" w:line="240" w:lineRule="auto"/>
+            </w:pPr>
+          </w:p>
+          <w:p>
+            <w:pPr>
+              <w:spacing w:after="40" w:before="0" w:line="240" w:lineRule="auto"/>
+            </w:pPr>
+            <w:r>
+              <w:rPr>
+                <w:rFonts w:ascii="Arial" w:hAnsi="Arial" w:eastAsia="Arial"/>
+                <w:sz w:val="15"/>
+              </w:rPr>
+              <w:t>%69,0</w:t>
+            </w:r>
+          </w:p>
+        </w:tc>
+      </w:tr>
+      <w:tr>
+        <w:tc>
+          <w:tcPr>
+            <w:tcW w:type="dxa" w:w="2880"/>
+            <w:vAlign w:val="top"/>
+          </w:tcPr>
+          <w:p>
+            <w:pPr>
+              <w:spacing w:after="40" w:before="0" w:line="240" w:lineRule="auto"/>
+            </w:pPr>
+          </w:p>
+          <w:p>
+            <w:pPr>
+              <w:spacing w:after="40" w:before="0" w:line="240" w:lineRule="auto"/>
+            </w:pPr>
+            <w:r>
+              <w:rPr>
+                <w:rFonts w:ascii="Arial" w:hAnsi="Arial" w:eastAsia="Arial"/>
+                <w:sz w:val="15"/>
+              </w:rPr>
+              <w:t>Makine-Teçhizat</w:t>
+            </w:r>
+          </w:p>
+        </w:tc>
+        <w:tc>
+          <w:tcPr>
+            <w:tcW w:type="dxa" w:w="2880"/>
+            <w:vAlign w:val="top"/>
+          </w:tcPr>
+          <w:p>
+            <w:pPr>
+              <w:spacing w:after="40" w:before="0" w:line="240" w:lineRule="auto"/>
+            </w:pPr>
+          </w:p>
+          <w:p>
+            <w:pPr>
+              <w:spacing w:after="40" w:before="0" w:line="240" w:lineRule="auto"/>
+            </w:pPr>
+            <w:r>
+              <w:rPr>
+                <w:rFonts w:ascii="Arial" w:hAnsi="Arial" w:eastAsia="Arial"/>
+                <w:sz w:val="15"/>
+              </w:rPr>
+              <w:t>242.000</w:t>
+            </w:r>
+          </w:p>
+        </w:tc>
+        <w:tc>
+          <w:tcPr>
+            <w:tcW w:type="dxa" w:w="2880"/>
+            <w:vAlign w:val="top"/>
+          </w:tcPr>
+          <w:p>
+            <w:pPr>
+              <w:spacing w:after="40" w:before="0" w:line="240" w:lineRule="auto"/>
+            </w:pPr>
+          </w:p>
+          <w:p>
+            <w:pPr>
+              <w:spacing w:after="40" w:before="0" w:line="240" w:lineRule="auto"/>
+            </w:pPr>
+            <w:r>
+              <w:rPr>
+                <w:rFonts w:ascii="Arial" w:hAnsi="Arial" w:eastAsia="Arial"/>
+                <w:sz w:val="15"/>
+              </w:rPr>
+              <w:t>%20,2</w:t>
+            </w:r>
+          </w:p>
+        </w:tc>
+      </w:tr>
+      <w:tr>
+        <w:tc>
+          <w:tcPr>
+            <w:tcW w:type="dxa" w:w="2880"/>
+            <w:vAlign w:val="top"/>
+          </w:tcPr>
+          <w:p>
+            <w:pPr>
+              <w:spacing w:after="40" w:before="0" w:line="240" w:lineRule="auto"/>
+            </w:pPr>
+          </w:p>
+          <w:p>
+            <w:pPr>
+              <w:spacing w:after="40" w:before="0" w:line="240" w:lineRule="auto"/>
+            </w:pPr>
+            <w:r>
+              <w:rPr>
+                <w:rFonts w:ascii="Arial" w:hAnsi="Arial" w:eastAsia="Arial"/>
+                <w:sz w:val="15"/>
+              </w:rPr>
+              <w:t>Hizmet Alımı</w:t>
+            </w:r>
+          </w:p>
+        </w:tc>
+        <w:tc>
+          <w:tcPr>
+            <w:tcW w:type="dxa" w:w="2880"/>
+            <w:vAlign w:val="top"/>
+          </w:tcPr>
+          <w:p>
+            <w:pPr>
+              <w:spacing w:after="40" w:before="0" w:line="240" w:lineRule="auto"/>
+            </w:pPr>
+          </w:p>
+          <w:p>
+            <w:pPr>
+              <w:spacing w:after="40" w:before="0" w:line="240" w:lineRule="auto"/>
+            </w:pPr>
+            <w:r>
+              <w:rPr>
+                <w:rFonts w:ascii="Arial" w:hAnsi="Arial" w:eastAsia="Arial"/>
+                <w:sz w:val="15"/>
+              </w:rPr>
+              <w:t>60.000</w:t>
+            </w:r>
+          </w:p>
+        </w:tc>
+        <w:tc>
+          <w:tcPr>
+            <w:tcW w:type="dxa" w:w="2880"/>
+            <w:vAlign w:val="top"/>
+          </w:tcPr>
+          <w:p>
+            <w:pPr>
+              <w:spacing w:after="40" w:before="0" w:line="240" w:lineRule="auto"/>
+            </w:pPr>
+          </w:p>
+          <w:p>
+            <w:pPr>
+              <w:spacing w:after="40" w:before="0" w:line="240" w:lineRule="auto"/>
+            </w:pPr>
+            <w:r>
+              <w:rPr>
+                <w:rFonts w:ascii="Arial" w:hAnsi="Arial" w:eastAsia="Arial"/>
+                <w:sz w:val="15"/>
+              </w:rPr>
+              <w:t>%5,0</w:t>
+            </w:r>
+          </w:p>
+        </w:tc>
+      </w:tr>
+      <w:tr>
+        <w:tc>
+          <w:tcPr>
+            <w:tcW w:type="dxa" w:w="2880"/>
+            <w:vAlign w:val="top"/>
+          </w:tcPr>
+          <w:p>
+            <w:pPr>
+              <w:spacing w:after="40" w:before="0" w:line="240" w:lineRule="auto"/>
+            </w:pPr>
+          </w:p>
+          <w:p>
+            <w:pPr>
+              <w:spacing w:after="40" w:before="0" w:line="240" w:lineRule="auto"/>
+            </w:pPr>
+            <w:r>
+              <w:rPr>
+                <w:rFonts w:ascii="Arial" w:hAnsi="Arial" w:eastAsia="Arial"/>
+                <w:sz w:val="15"/>
+              </w:rPr>
+              <w:t>Sarf Malzemesi</w:t>
+            </w:r>
+          </w:p>
+        </w:tc>
+        <w:tc>
+          <w:tcPr>
+            <w:tcW w:type="dxa" w:w="2880"/>
+            <w:vAlign w:val="top"/>
+          </w:tcPr>
+          <w:p>
+            <w:pPr>
+              <w:spacing w:after="40" w:before="0" w:line="240" w:lineRule="auto"/>
+            </w:pPr>
+          </w:p>
+          <w:p>
+            <w:pPr>
+              <w:spacing w:after="40" w:before="0" w:line="240" w:lineRule="auto"/>
+            </w:pPr>
+            <w:r>
+              <w:rPr>
+                <w:rFonts w:ascii="Arial" w:hAnsi="Arial" w:eastAsia="Arial"/>
+                <w:sz w:val="15"/>
+              </w:rPr>
+              <w:t>25.000</w:t>
+            </w:r>
+          </w:p>
+        </w:tc>
+        <w:tc>
+          <w:tcPr>
+            <w:tcW w:type="dxa" w:w="2880"/>
+            <w:vAlign w:val="top"/>
+          </w:tcPr>
+          <w:p>
+            <w:pPr>
+              <w:spacing w:after="40" w:before="0" w:line="240" w:lineRule="auto"/>
+            </w:pPr>
+          </w:p>
+          <w:p>
+            <w:pPr>
+              <w:spacing w:after="40" w:before="0" w:line="240" w:lineRule="auto"/>
+            </w:pPr>
+            <w:r>
+              <w:rPr>
+                <w:rFonts w:ascii="Arial" w:hAnsi="Arial" w:eastAsia="Arial"/>
+                <w:sz w:val="15"/>
+              </w:rPr>
+              <w:t>%2,1</w:t>
+            </w:r>
+          </w:p>
+        </w:tc>
+      </w:tr>
+      <w:tr>
+        <w:tc>
+          <w:tcPr>
+            <w:tcW w:type="dxa" w:w="2880"/>
+            <w:vAlign w:val="top"/>
+          </w:tcPr>
+          <w:p>
+            <w:pPr>
+              <w:spacing w:after="40" w:before="0" w:line="240" w:lineRule="auto"/>
+            </w:pPr>
+          </w:p>
+          <w:p>
+            <w:pPr>
+              <w:spacing w:after="40" w:before="0" w:line="240" w:lineRule="auto"/>
+            </w:pPr>
+            <w:r>
+              <w:rPr>
+                <w:rFonts w:ascii="Arial" w:hAnsi="Arial" w:eastAsia="Arial"/>
+                <w:sz w:val="15"/>
+              </w:rPr>
+              <w:t>Seyahat</w:t>
+            </w:r>
+          </w:p>
+        </w:tc>
+        <w:tc>
+          <w:tcPr>
+            <w:tcW w:type="dxa" w:w="2880"/>
+            <w:vAlign w:val="top"/>
+          </w:tcPr>
+          <w:p>
+            <w:pPr>
+              <w:spacing w:after="40" w:before="0" w:line="240" w:lineRule="auto"/>
+            </w:pPr>
+          </w:p>
+          <w:p>
+            <w:pPr>
+              <w:spacing w:after="40" w:before="0" w:line="240" w:lineRule="auto"/>
+            </w:pPr>
+            <w:r>
+              <w:rPr>
+                <w:rFonts w:ascii="Arial" w:hAnsi="Arial" w:eastAsia="Arial"/>
+                <w:sz w:val="15"/>
+              </w:rPr>
+              <w:t>45.000</w:t>
+            </w:r>
+          </w:p>
+        </w:tc>
+        <w:tc>
+          <w:tcPr>
+            <w:tcW w:type="dxa" w:w="2880"/>
+            <w:vAlign w:val="top"/>
+          </w:tcPr>
+          <w:p>
+            <w:pPr>
+              <w:spacing w:after="40" w:before="0" w:line="240" w:lineRule="auto"/>
+            </w:pPr>
+          </w:p>
+          <w:p>
+            <w:pPr>
+              <w:spacing w:after="40" w:before="0" w:line="240" w:lineRule="auto"/>
+            </w:pPr>
+            <w:r>
+              <w:rPr>
+                <w:rFonts w:ascii="Arial" w:hAnsi="Arial" w:eastAsia="Arial"/>
+                <w:sz w:val="15"/>
+              </w:rPr>
+              <w:t>%3,7</w:t>
+            </w:r>
+          </w:p>
+        </w:tc>
+      </w:tr>
+      <w:tr>
+        <w:tc>
+          <w:tcPr>
+            <w:tcW w:type="dxa" w:w="2880"/>
+            <w:vAlign w:val="top"/>
+          </w:tcPr>
+          <w:p>
+            <w:pPr>
+              <w:spacing w:after="40" w:before="0" w:line="240" w:lineRule="auto"/>
+            </w:pPr>
+          </w:p>
+          <w:p>
+            <w:pPr>
+              <w:spacing w:after="40" w:before="0" w:line="240" w:lineRule="auto"/>
+            </w:pPr>
+            <w:r>
+              <w:rPr>
+                <w:rFonts w:ascii="Arial" w:hAnsi="Arial" w:eastAsia="Arial"/>
+                <w:b/>
+                <w:sz w:val="15"/>
+              </w:rPr>
+              <w:t>TOPLAM (üst limit dahilinde)</w:t>
+            </w:r>
+          </w:p>
+        </w:tc>
+        <w:tc>
+          <w:tcPr>
+            <w:tcW w:type="dxa" w:w="2880"/>
+            <w:vAlign w:val="top"/>
+          </w:tcPr>
+          <w:p>
+            <w:pPr>
+              <w:spacing w:after="40" w:before="0" w:line="240" w:lineRule="auto"/>
+            </w:pPr>
+          </w:p>
+          <w:p>
+            <w:pPr>
+              <w:spacing w:after="40" w:before="0" w:line="240" w:lineRule="auto"/>
+            </w:pPr>
+            <w:r>
+              <w:rPr>
+                <w:rFonts w:ascii="Arial" w:hAnsi="Arial" w:eastAsia="Arial"/>
+                <w:b/>
+                <w:sz w:val="15"/>
+              </w:rPr>
+              <w:t>1.200.000</w:t>
+            </w:r>
+          </w:p>
+        </w:tc>
+        <w:tc>
+          <w:tcPr>
+            <w:tcW w:type="dxa" w:w="2880"/>
+            <w:vAlign w:val="top"/>
+          </w:tcPr>
+          <w:p>
+            <w:pPr>
+              <w:spacing w:after="40" w:before="0" w:line="240" w:lineRule="auto"/>
+            </w:pPr>
+          </w:p>
+          <w:p>
+            <w:pPr>
+              <w:spacing w:after="40" w:before="0" w:line="240" w:lineRule="auto"/>
+            </w:pPr>
+            <w:r>
+              <w:rPr>
+                <w:rFonts w:ascii="Arial" w:hAnsi="Arial" w:eastAsia="Arial"/>
+                <w:sz w:val="15"/>
+              </w:rPr>
+              <w:t>%100</w:t>
+            </w:r>
+          </w:p>
+        </w:tc>
+      </w:tr>
+    </w:tbl>
+    <w:p/>
+    <w:p>
+      <w:pPr>
+        <w:spacing w:after="60" w:before="0" w:line="240" w:lineRule="auto"/>
+      </w:pPr>
+      <w:r>
+        <w:rPr>
+          <w:rFonts w:ascii="Arial" w:hAnsi="Arial" w:eastAsia="Arial"/>
+          <w:i/>
+          <w:sz w:val="18"/>
+        </w:rPr>
+        <w:t>PTİ ve kurum hissesi üst limit dışındadır ve TÜBİTAK tarafından ayrıca hesaplanır; bu tabloya dahil değildir.</w:t>
+      </w:r>
+    </w:p>
+    <w:p>
+      <w:pPr>
+        <w:spacing w:after="60" w:before="0" w:line="240" w:lineRule="auto"/>
+      </w:pPr>
+      <w:r>
+        <w:rPr>
+          <w:rFonts w:ascii="Arial" w:hAnsi="Arial" w:eastAsia="Arial"/>
+          <w:b/>
+          <w:sz w:val="19"/>
+        </w:rPr>
+        <w:t>2. Burs (Bursiyer Giderleri) — 828.000 TL</w:t>
+      </w:r>
+    </w:p>
+    <w:p>
+      <w:pPr>
+        <w:spacing w:after="60" w:before="0" w:line="240" w:lineRule="auto"/>
+      </w:pPr>
+      <w:r>
+        <w:rPr>
+          <w:rFonts w:ascii="Arial" w:hAnsi="Arial" w:eastAsia="Arial"/>
+          <w:sz w:val="18"/>
+        </w:rPr>
+        <w:t>Ekip 4 bursiyerden oluşur. İki gıda mühendisliği bursiyeri, doğrulama (WP4) ve tez çalışmalarını yürütmek üzere yaklaşık 7. ayda yüksek lisans düzeyine geçer ve bu dönemde çalışmayan (tam zamanlı) yüksek lisans burs oranından desteklenir.</w:t>
+      </w:r>
+    </w:p>
+    <w:tbl>
+      <w:tblPr>
+        <w:tblStyle w:val="TableGrid"/>
+        <w:tblW w:type="auto" w:w="0"/>
+        <w:tblLook w:firstColumn="1" w:firstRow="1" w:lastColumn="0" w:lastRow="0" w:noHBand="0" w:noVBand="1" w:val="04A0"/>
+        <w:jc w:val="center"/>
+        <w:tblBorders>
+          <w:top w:val="single" w:sz="4" w:space="0" w:color="000000"/>
+          <w:left w:val="single" w:sz="4" w:space="0" w:color="000000"/>
+          <w:bottom w:val="single" w:sz="4" w:space="0" w:color="000000"/>
+          <w:right w:val="single" w:sz="4" w:space="0" w:color="000000"/>
+          <w:insideH w:val="single" w:sz="4" w:space="0" w:color="000000"/>
+          <w:insideV w:val="single" w:sz="4" w:space="0" w:color="000000"/>
+        </w:tblBorders>
+      </w:tblPr>
+      <w:tblGrid>
+        <w:gridCol w:w="1728"/>
+        <w:gridCol w:w="1728"/>
+        <w:gridCol w:w="1728"/>
+        <w:gridCol w:w="1728"/>
+        <w:gridCol w:w="1728"/>
+      </w:tblGrid>
+      <w:tr>
+        <w:tc>
+          <w:tcPr>
+            <w:tcW w:type="dxa" w:w="1728"/>
+            <w:vAlign w:val="top"/>
+          </w:tcPr>
+          <w:p>
+            <w:pPr>
+              <w:spacing w:after="40" w:before="0" w:line="240" w:lineRule="auto"/>
+            </w:pPr>
+          </w:p>
+          <w:p>
+            <w:pPr>
+              <w:spacing w:after="40" w:before="0" w:line="240" w:lineRule="auto"/>
+            </w:pPr>
+            <w:r>
+              <w:rPr>
+                <w:rFonts w:ascii="Arial" w:hAnsi="Arial" w:eastAsia="Arial"/>
+                <w:b/>
+                <w:sz w:val="15"/>
+              </w:rPr>
+              <w:t>Bursiyer (rol)</w:t>
+            </w:r>
+          </w:p>
+        </w:tc>
+        <w:tc>
+          <w:tcPr>
+            <w:tcW w:type="dxa" w:w="1728"/>
+            <w:vAlign w:val="top"/>
+          </w:tcPr>
+          <w:p>
+            <w:pPr>
+              <w:spacing w:after="40" w:before="0" w:line="240" w:lineRule="auto"/>
+            </w:pPr>
+          </w:p>
+          <w:p>
+            <w:pPr>
+              <w:spacing w:after="40" w:before="0" w:line="240" w:lineRule="auto"/>
+            </w:pPr>
+            <w:r>
+              <w:rPr>
+                <w:rFonts w:ascii="Arial" w:hAnsi="Arial" w:eastAsia="Arial"/>
+                <w:b/>
+                <w:sz w:val="15"/>
+              </w:rPr>
+              <w:t>Düzey</w:t>
+            </w:r>
+          </w:p>
+        </w:tc>
+        <w:tc>
+          <w:tcPr>
+            <w:tcW w:type="dxa" w:w="1728"/>
+            <w:vAlign w:val="top"/>
+          </w:tcPr>
+          <w:p>
+            <w:pPr>
+              <w:spacing w:after="40" w:before="0" w:line="240" w:lineRule="auto"/>
+            </w:pPr>
+          </w:p>
+          <w:p>
+            <w:pPr>
+              <w:spacing w:after="40" w:before="0" w:line="240" w:lineRule="auto"/>
+            </w:pPr>
+            <w:r>
+              <w:rPr>
+                <w:rFonts w:ascii="Arial" w:hAnsi="Arial" w:eastAsia="Arial"/>
+                <w:b/>
+                <w:sz w:val="15"/>
+              </w:rPr>
+              <w:t>Süre</w:t>
+            </w:r>
+          </w:p>
+        </w:tc>
+        <w:tc>
+          <w:tcPr>
+            <w:tcW w:type="dxa" w:w="1728"/>
+            <w:vAlign w:val="top"/>
+          </w:tcPr>
+          <w:p>
+            <w:pPr>
+              <w:spacing w:after="40" w:before="0" w:line="240" w:lineRule="auto"/>
+            </w:pPr>
+          </w:p>
+          <w:p>
+            <w:pPr>
+              <w:spacing w:after="40" w:before="0" w:line="240" w:lineRule="auto"/>
+            </w:pPr>
+            <w:r>
+              <w:rPr>
+                <w:rFonts w:ascii="Arial" w:hAnsi="Arial" w:eastAsia="Arial"/>
+                <w:b/>
+                <w:sz w:val="15"/>
+              </w:rPr>
+              <w:t>Aylık (TL)</w:t>
+            </w:r>
+          </w:p>
+        </w:tc>
+        <w:tc>
+          <w:tcPr>
+            <w:tcW w:type="dxa" w:w="1728"/>
+            <w:vAlign w:val="top"/>
+          </w:tcPr>
+          <w:p>
+            <w:pPr>
+              <w:spacing w:after="40" w:before="0" w:line="240" w:lineRule="auto"/>
+            </w:pPr>
+          </w:p>
+          <w:p>
+            <w:pPr>
+              <w:spacing w:after="40" w:before="0" w:line="240" w:lineRule="auto"/>
+            </w:pPr>
+            <w:r>
+              <w:rPr>
+                <w:rFonts w:ascii="Arial" w:hAnsi="Arial" w:eastAsia="Arial"/>
+                <w:b/>
+                <w:sz w:val="15"/>
+              </w:rPr>
+              <w:t>Toplam (TL)</w:t>
+            </w:r>
+          </w:p>
+        </w:tc>
+      </w:tr>
+      <w:tr>
+        <w:tc>
+          <w:tcPr>
+            <w:tcW w:type="dxa" w:w="1728"/>
+            <w:vAlign w:val="top"/>
+          </w:tcPr>
+          <w:p>
+            <w:pPr>
+              <w:spacing w:after="40" w:before="0" w:line="240" w:lineRule="auto"/>
+            </w:pPr>
+          </w:p>
+          <w:p>
+            <w:pPr>
+              <w:spacing w:after="40" w:before="0" w:line="240" w:lineRule="auto"/>
+            </w:pPr>
+            <w:r>
+              <w:rPr>
+                <w:rFonts w:ascii="Arial" w:hAnsi="Arial" w:eastAsia="Arial"/>
+                <w:sz w:val="15"/>
+              </w:rPr>
+              <w:t>B1 — Yazılım / Yapay Zekâ</w:t>
+            </w:r>
+          </w:p>
+        </w:tc>
+        <w:tc>
+          <w:tcPr>
+            <w:tcW w:type="dxa" w:w="1728"/>
+            <w:vAlign w:val="top"/>
+          </w:tcPr>
+          <w:p>
+            <w:pPr>
+              <w:spacing w:after="40" w:before="0" w:line="240" w:lineRule="auto"/>
+            </w:pPr>
+          </w:p>
+          <w:p>
+            <w:pPr>
+              <w:spacing w:after="40" w:before="0" w:line="240" w:lineRule="auto"/>
+            </w:pPr>
+            <w:r>
+              <w:rPr>
+                <w:rFonts w:ascii="Arial" w:hAnsi="Arial" w:eastAsia="Arial"/>
+                <w:sz w:val="15"/>
+              </w:rPr>
+              <w:t>Lisans</w:t>
+            </w:r>
+          </w:p>
+        </w:tc>
+        <w:tc>
+          <w:tcPr>
+            <w:tcW w:type="dxa" w:w="1728"/>
+            <w:vAlign w:val="top"/>
+          </w:tcPr>
+          <w:p>
+            <w:pPr>
+              <w:spacing w:after="40" w:before="0" w:line="240" w:lineRule="auto"/>
+            </w:pPr>
+          </w:p>
+          <w:p>
+            <w:pPr>
+              <w:spacing w:after="40" w:before="0" w:line="240" w:lineRule="auto"/>
+            </w:pPr>
+            <w:r>
+              <w:rPr>
+                <w:rFonts w:ascii="Arial" w:hAnsi="Arial" w:eastAsia="Arial"/>
+                <w:sz w:val="15"/>
+              </w:rPr>
+              <w:t>1–18. ay (18 ay)</w:t>
+            </w:r>
+          </w:p>
+        </w:tc>
+        <w:tc>
+          <w:tcPr>
+            <w:tcW w:type="dxa" w:w="1728"/>
+            <w:vAlign w:val="top"/>
+          </w:tcPr>
+          <w:p>
+            <w:pPr>
+              <w:spacing w:after="40" w:before="0" w:line="240" w:lineRule="auto"/>
+            </w:pPr>
+          </w:p>
+          <w:p>
+            <w:pPr>
+              <w:spacing w:after="40" w:before="0" w:line="240" w:lineRule="auto"/>
+            </w:pPr>
+            <w:r>
+              <w:rPr>
+                <w:rFonts w:ascii="Arial" w:hAnsi="Arial" w:eastAsia="Arial"/>
+                <w:sz w:val="15"/>
+              </w:rPr>
+              <w:t>6.000</w:t>
+            </w:r>
+          </w:p>
+        </w:tc>
+        <w:tc>
+          <w:tcPr>
+            <w:tcW w:type="dxa" w:w="1728"/>
+            <w:vAlign w:val="top"/>
+          </w:tcPr>
+          <w:p>
+            <w:pPr>
+              <w:spacing w:after="40" w:before="0" w:line="240" w:lineRule="auto"/>
+            </w:pPr>
+          </w:p>
+          <w:p>
+            <w:pPr>
+              <w:spacing w:after="40" w:before="0" w:line="240" w:lineRule="auto"/>
+            </w:pPr>
+            <w:r>
+              <w:rPr>
+                <w:rFonts w:ascii="Arial" w:hAnsi="Arial" w:eastAsia="Arial"/>
+                <w:sz w:val="15"/>
+              </w:rPr>
+              <w:t>108.000</w:t>
+            </w:r>
+          </w:p>
+        </w:tc>
+      </w:tr>
+      <w:tr>
+        <w:tc>
+          <w:tcPr>
+            <w:tcW w:type="dxa" w:w="1728"/>
+            <w:vAlign w:val="top"/>
+          </w:tcPr>
+          <w:p>
+            <w:pPr>
+              <w:spacing w:after="40" w:before="0" w:line="240" w:lineRule="auto"/>
+            </w:pPr>
+          </w:p>
+          <w:p>
+            <w:pPr>
+              <w:spacing w:after="40" w:before="0" w:line="240" w:lineRule="auto"/>
+            </w:pPr>
+            <w:r>
+              <w:rPr>
+                <w:rFonts w:ascii="Arial" w:hAnsi="Arial" w:eastAsia="Arial"/>
+                <w:sz w:val="15"/>
+              </w:rPr>
+              <w:t>B2 — Yazılım / Yapay Zekâ</w:t>
+            </w:r>
+          </w:p>
+        </w:tc>
+        <w:tc>
+          <w:tcPr>
+            <w:tcW w:type="dxa" w:w="1728"/>
+            <w:vAlign w:val="top"/>
+          </w:tcPr>
+          <w:p>
+            <w:pPr>
+              <w:spacing w:after="40" w:before="0" w:line="240" w:lineRule="auto"/>
+            </w:pPr>
+          </w:p>
+          <w:p>
+            <w:pPr>
+              <w:spacing w:after="40" w:before="0" w:line="240" w:lineRule="auto"/>
+            </w:pPr>
+            <w:r>
+              <w:rPr>
+                <w:rFonts w:ascii="Arial" w:hAnsi="Arial" w:eastAsia="Arial"/>
+                <w:sz w:val="15"/>
+              </w:rPr>
+              <w:t>Lisans</w:t>
+            </w:r>
+          </w:p>
+        </w:tc>
+        <w:tc>
+          <w:tcPr>
+            <w:tcW w:type="dxa" w:w="1728"/>
+            <w:vAlign w:val="top"/>
+          </w:tcPr>
+          <w:p>
+            <w:pPr>
+              <w:spacing w:after="40" w:before="0" w:line="240" w:lineRule="auto"/>
+            </w:pPr>
+          </w:p>
+          <w:p>
+            <w:pPr>
+              <w:spacing w:after="40" w:before="0" w:line="240" w:lineRule="auto"/>
+            </w:pPr>
+            <w:r>
+              <w:rPr>
+                <w:rFonts w:ascii="Arial" w:hAnsi="Arial" w:eastAsia="Arial"/>
+                <w:sz w:val="15"/>
+              </w:rPr>
+              <w:t>1–18. ay (18 ay)</w:t>
+            </w:r>
+          </w:p>
+        </w:tc>
+        <w:tc>
+          <w:tcPr>
+            <w:tcW w:type="dxa" w:w="1728"/>
+            <w:vAlign w:val="top"/>
+          </w:tcPr>
+          <w:p>
+            <w:pPr>
+              <w:spacing w:after="40" w:before="0" w:line="240" w:lineRule="auto"/>
+            </w:pPr>
+          </w:p>
+          <w:p>
+            <w:pPr>
+              <w:spacing w:after="40" w:before="0" w:line="240" w:lineRule="auto"/>
+            </w:pPr>
+            <w:r>
+              <w:rPr>
+                <w:rFonts w:ascii="Arial" w:hAnsi="Arial" w:eastAsia="Arial"/>
+                <w:sz w:val="15"/>
+              </w:rPr>
+              <w:t>6.000</w:t>
+            </w:r>
+          </w:p>
+        </w:tc>
+        <w:tc>
+          <w:tcPr>
+            <w:tcW w:type="dxa" w:w="1728"/>
+            <w:vAlign w:val="top"/>
+          </w:tcPr>
+          <w:p>
+            <w:pPr>
+              <w:spacing w:after="40" w:before="0" w:line="240" w:lineRule="auto"/>
+            </w:pPr>
+          </w:p>
+          <w:p>
+            <w:pPr>
+              <w:spacing w:after="40" w:before="0" w:line="240" w:lineRule="auto"/>
+            </w:pPr>
+            <w:r>
+              <w:rPr>
+                <w:rFonts w:ascii="Arial" w:hAnsi="Arial" w:eastAsia="Arial"/>
+                <w:sz w:val="15"/>
+              </w:rPr>
+              <w:t>108.000</w:t>
+            </w:r>
+          </w:p>
+        </w:tc>
+      </w:tr>
+      <w:tr>
+        <w:tc>
+          <w:tcPr>
+            <w:tcW w:type="dxa" w:w="1728"/>
+            <w:vAlign w:val="top"/>
+          </w:tcPr>
+          <w:p>
+            <w:pPr>
+              <w:spacing w:after="40" w:before="0" w:line="240" w:lineRule="auto"/>
+            </w:pPr>
+          </w:p>
+          <w:p>
+            <w:pPr>
+              <w:spacing w:after="40" w:before="0" w:line="240" w:lineRule="auto"/>
+            </w:pPr>
+            <w:r>
+              <w:rPr>
+                <w:rFonts w:ascii="Arial" w:hAnsi="Arial" w:eastAsia="Arial"/>
+                <w:sz w:val="15"/>
+              </w:rPr>
+              <w:t>B3 — Gıda Mühendisliği</w:t>
+            </w:r>
+          </w:p>
+        </w:tc>
+        <w:tc>
+          <w:tcPr>
+            <w:tcW w:type="dxa" w:w="1728"/>
+            <w:vAlign w:val="top"/>
+          </w:tcPr>
+          <w:p>
+            <w:pPr>
+              <w:spacing w:after="40" w:before="0" w:line="240" w:lineRule="auto"/>
+            </w:pPr>
+          </w:p>
+          <w:p>
+            <w:pPr>
+              <w:spacing w:after="40" w:before="0" w:line="240" w:lineRule="auto"/>
+            </w:pPr>
+            <w:r>
+              <w:rPr>
+                <w:rFonts w:ascii="Arial" w:hAnsi="Arial" w:eastAsia="Arial"/>
+                <w:sz w:val="15"/>
+              </w:rPr>
+              <w:t>Lisans → Yüksek Lisans</w:t>
+            </w:r>
+          </w:p>
+        </w:tc>
+        <w:tc>
+          <w:tcPr>
+            <w:tcW w:type="dxa" w:w="1728"/>
+            <w:vAlign w:val="top"/>
+          </w:tcPr>
+          <w:p>
+            <w:pPr>
+              <w:spacing w:after="40" w:before="0" w:line="240" w:lineRule="auto"/>
+            </w:pPr>
+          </w:p>
+          <w:p>
+            <w:pPr>
+              <w:spacing w:after="40" w:before="0" w:line="240" w:lineRule="auto"/>
+            </w:pPr>
+            <w:r>
+              <w:rPr>
+                <w:rFonts w:ascii="Arial" w:hAnsi="Arial" w:eastAsia="Arial"/>
+                <w:sz w:val="15"/>
+              </w:rPr>
+              <w:t>1–6. ay (Lisans) / 7–18. ay (YL)</w:t>
+            </w:r>
+          </w:p>
+        </w:tc>
+        <w:tc>
+          <w:tcPr>
+            <w:tcW w:type="dxa" w:w="1728"/>
+            <w:vAlign w:val="top"/>
+          </w:tcPr>
+          <w:p>
+            <w:pPr>
+              <w:spacing w:after="40" w:before="0" w:line="240" w:lineRule="auto"/>
+            </w:pPr>
+          </w:p>
+          <w:p>
+            <w:pPr>
+              <w:spacing w:after="40" w:before="0" w:line="240" w:lineRule="auto"/>
+            </w:pPr>
+            <w:r>
+              <w:rPr>
+                <w:rFonts w:ascii="Arial" w:hAnsi="Arial" w:eastAsia="Arial"/>
+                <w:sz w:val="15"/>
+              </w:rPr>
+              <w:t>6.000 / 22.500</w:t>
+            </w:r>
+          </w:p>
+        </w:tc>
+        <w:tc>
+          <w:tcPr>
+            <w:tcW w:type="dxa" w:w="1728"/>
+            <w:vAlign w:val="top"/>
+          </w:tcPr>
+          <w:p>
+            <w:pPr>
+              <w:spacing w:after="40" w:before="0" w:line="240" w:lineRule="auto"/>
+            </w:pPr>
+          </w:p>
+          <w:p>
+            <w:pPr>
+              <w:spacing w:after="40" w:before="0" w:line="240" w:lineRule="auto"/>
+            </w:pPr>
+            <w:r>
+              <w:rPr>
+                <w:rFonts w:ascii="Arial" w:hAnsi="Arial" w:eastAsia="Arial"/>
+                <w:sz w:val="15"/>
+              </w:rPr>
+              <w:t>306.000</w:t>
+            </w:r>
+          </w:p>
+        </w:tc>
+      </w:tr>
+      <w:tr>
+        <w:tc>
+          <w:tcPr>
+            <w:tcW w:type="dxa" w:w="1728"/>
+            <w:vAlign w:val="top"/>
+          </w:tcPr>
+          <w:p>
+            <w:pPr>
+              <w:spacing w:after="40" w:before="0" w:line="240" w:lineRule="auto"/>
+            </w:pPr>
+          </w:p>
+          <w:p>
+            <w:pPr>
+              <w:spacing w:after="40" w:before="0" w:line="240" w:lineRule="auto"/>
+            </w:pPr>
+            <w:r>
+              <w:rPr>
+                <w:rFonts w:ascii="Arial" w:hAnsi="Arial" w:eastAsia="Arial"/>
+                <w:sz w:val="15"/>
+              </w:rPr>
+              <w:t>B4 — Gıda Mühendisliği</w:t>
+            </w:r>
+          </w:p>
+        </w:tc>
+        <w:tc>
+          <w:tcPr>
+            <w:tcW w:type="dxa" w:w="1728"/>
+            <w:vAlign w:val="top"/>
+          </w:tcPr>
+          <w:p>
+            <w:pPr>
+              <w:spacing w:after="40" w:before="0" w:line="240" w:lineRule="auto"/>
+            </w:pPr>
+          </w:p>
+          <w:p>
+            <w:pPr>
+              <w:spacing w:after="40" w:before="0" w:line="240" w:lineRule="auto"/>
+            </w:pPr>
+            <w:r>
+              <w:rPr>
+                <w:rFonts w:ascii="Arial" w:hAnsi="Arial" w:eastAsia="Arial"/>
+                <w:sz w:val="15"/>
+              </w:rPr>
+              <w:t>Lisans → Yüksek Lisans</w:t>
+            </w:r>
+          </w:p>
+        </w:tc>
+        <w:tc>
+          <w:tcPr>
+            <w:tcW w:type="dxa" w:w="1728"/>
+            <w:vAlign w:val="top"/>
+          </w:tcPr>
+          <w:p>
+            <w:pPr>
+              <w:spacing w:after="40" w:before="0" w:line="240" w:lineRule="auto"/>
+            </w:pPr>
+          </w:p>
+          <w:p>
+            <w:pPr>
+              <w:spacing w:after="40" w:before="0" w:line="240" w:lineRule="auto"/>
+            </w:pPr>
+            <w:r>
+              <w:rPr>
+                <w:rFonts w:ascii="Arial" w:hAnsi="Arial" w:eastAsia="Arial"/>
+                <w:sz w:val="15"/>
+              </w:rPr>
+              <w:t>1–6. ay (Lisans) / 7–18. ay (YL)</w:t>
+            </w:r>
+          </w:p>
+        </w:tc>
+        <w:tc>
+          <w:tcPr>
+            <w:tcW w:type="dxa" w:w="1728"/>
+            <w:vAlign w:val="top"/>
+          </w:tcPr>
+          <w:p>
+            <w:pPr>
+              <w:spacing w:after="40" w:before="0" w:line="240" w:lineRule="auto"/>
+            </w:pPr>
+          </w:p>
+          <w:p>
+            <w:pPr>
+              <w:spacing w:after="40" w:before="0" w:line="240" w:lineRule="auto"/>
+            </w:pPr>
+            <w:r>
+              <w:rPr>
+                <w:rFonts w:ascii="Arial" w:hAnsi="Arial" w:eastAsia="Arial"/>
+                <w:sz w:val="15"/>
+              </w:rPr>
+              <w:t>6.000 / 22.500</w:t>
+            </w:r>
+          </w:p>
+        </w:tc>
+        <w:tc>
+          <w:tcPr>
+            <w:tcW w:type="dxa" w:w="1728"/>
+            <w:vAlign w:val="top"/>
+          </w:tcPr>
+          <w:p>
+            <w:pPr>
+              <w:spacing w:after="40" w:before="0" w:line="240" w:lineRule="auto"/>
+            </w:pPr>
+          </w:p>
+          <w:p>
+            <w:pPr>
+              <w:spacing w:after="40" w:before="0" w:line="240" w:lineRule="auto"/>
+            </w:pPr>
+            <w:r>
+              <w:rPr>
+                <w:rFonts w:ascii="Arial" w:hAnsi="Arial" w:eastAsia="Arial"/>
+                <w:sz w:val="15"/>
+              </w:rPr>
+              <w:t>306.000</w:t>
+            </w:r>
+          </w:p>
+        </w:tc>
+      </w:tr>
+      <w:tr>
+        <w:tc>
+          <w:tcPr>
+            <w:tcW w:type="dxa" w:w="1728"/>
+            <w:vAlign w:val="top"/>
+          </w:tcPr>
+          <w:p>
+            <w:pPr>
+              <w:spacing w:after="40" w:before="0" w:line="240" w:lineRule="auto"/>
+            </w:pPr>
+          </w:p>
+          <w:p>
+            <w:pPr>
+              <w:spacing w:after="40" w:before="0" w:line="240" w:lineRule="auto"/>
+            </w:pPr>
+            <w:r>
+              <w:rPr>
+                <w:rFonts w:ascii="Arial" w:hAnsi="Arial" w:eastAsia="Arial"/>
+                <w:b/>
+                <w:sz w:val="15"/>
+              </w:rPr>
+              <w:t>Toplam</w:t>
+            </w:r>
+          </w:p>
+        </w:tc>
+        <w:tc>
+          <w:tcPr>
+            <w:tcW w:type="dxa" w:w="1728"/>
+            <w:vAlign w:val="top"/>
+          </w:tcPr>
+          <w:p>
+            <w:pPr>
+              <w:spacing w:after="40" w:before="0" w:line="240" w:lineRule="auto"/>
+            </w:pPr>
+          </w:p>
+        </w:tc>
+        <w:tc>
+          <w:tcPr>
+            <w:tcW w:type="dxa" w:w="1728"/>
+            <w:vAlign w:val="top"/>
+          </w:tcPr>
+          <w:p>
+            <w:pPr>
+              <w:spacing w:after="40" w:before="0" w:line="240" w:lineRule="auto"/>
+            </w:pPr>
+          </w:p>
+        </w:tc>
+        <w:tc>
+          <w:tcPr>
+            <w:tcW w:type="dxa" w:w="1728"/>
+            <w:vAlign w:val="top"/>
+          </w:tcPr>
+          <w:p>
+            <w:pPr>
+              <w:spacing w:after="40" w:before="0" w:line="240" w:lineRule="auto"/>
+            </w:pPr>
+          </w:p>
+        </w:tc>
+        <w:tc>
+          <w:tcPr>
+            <w:tcW w:type="dxa" w:w="1728"/>
+            <w:vAlign w:val="top"/>
+          </w:tcPr>
+          <w:p>
+            <w:pPr>
+              <w:spacing w:after="40" w:before="0" w:line="240" w:lineRule="auto"/>
+            </w:pPr>
+          </w:p>
+          <w:p>
+            <w:pPr>
+              <w:spacing w:after="40" w:before="0" w:line="240" w:lineRule="auto"/>
+            </w:pPr>
+            <w:r>
+              <w:rPr>
+                <w:rFonts w:ascii="Arial" w:hAnsi="Arial" w:eastAsia="Arial"/>
+                <w:b/>
+                <w:sz w:val="15"/>
+              </w:rPr>
+              <w:t>828.000</w:t>
+            </w:r>
+          </w:p>
+        </w:tc>
+      </w:tr>
+    </w:tbl>
+    <w:p/>
+    <w:p>
+      <w:pPr>
+        <w:spacing w:after="60" w:before="0" w:line="240" w:lineRule="auto"/>
+      </w:pPr>
+      <w:r>
+        <w:rPr>
+          <w:rFonts w:ascii="Arial" w:hAnsi="Arial" w:eastAsia="Arial"/>
+          <w:b/>
+          <w:sz w:val="18"/>
+        </w:rPr>
+        <w:t>Gerekçe:</w:t>
+      </w:r>
+      <w:r>
+        <w:rPr>
+          <w:rFonts w:ascii="Arial" w:hAnsi="Arial" w:eastAsia="Arial"/>
+          <w:sz w:val="18"/>
+        </w:rPr>
+        <w:t xml:space="preserve"> Bursiyer emeği projenin temel araştırma girdisidir; mevcut prototip üzerine eksik araştırma bileşenleri (ağırlıkları açık modellere geçiş, gıda bilimi doğrulama kural motoru, Öğrenilmiş Yönlendirici, katmanlar arası öğrenme döngüsü) bursiyerler tarafından geliştirilir. İki gıda mühendisliği bursiyerinin yüksek lisansa geçişi, WP4 uzman doğrulamasının Prof. Dr. Şumnu gözetiminde yüksek lisans düzeyinde yürütülmesini ve iki yüksek lisans tezinin (yaygın etki çıktısı) üretilmesini sağlar.</w:t>
+      </w:r>
+    </w:p>
+    <w:p>
+      <w:pPr>
+        <w:spacing w:after="60" w:before="0" w:line="240" w:lineRule="auto"/>
+      </w:pPr>
+      <w:r>
+        <w:rPr>
+          <w:rFonts w:ascii="Arial" w:hAnsi="Arial" w:eastAsia="Arial"/>
+          <w:b/>
+          <w:sz w:val="19"/>
+        </w:rPr>
+        <w:t>3. Makine-Teçhizat — 242.000 TL</w:t>
+      </w:r>
+    </w:p>
+    <w:tbl>
+      <w:tblPr>
+        <w:tblStyle w:val="TableGrid"/>
+        <w:tblW w:type="auto" w:w="0"/>
+        <w:tblLook w:firstColumn="1" w:firstRow="1" w:lastColumn="0" w:lastRow="0" w:noHBand="0" w:noVBand="1" w:val="04A0"/>
+        <w:jc w:val="center"/>
+        <w:tblBorders>
+          <w:top w:val="single" w:sz="4" w:space="0" w:color="000000"/>
+          <w:left w:val="single" w:sz="4" w:space="0" w:color="000000"/>
+          <w:bottom w:val="single" w:sz="4" w:space="0" w:color="000000"/>
+          <w:right w:val="single" w:sz="4" w:space="0" w:color="000000"/>
+          <w:insideH w:val="single" w:sz="4" w:space="0" w:color="000000"/>
+          <w:insideV w:val="single" w:sz="4" w:space="0" w:color="000000"/>
+        </w:tblBorders>
+      </w:tblPr>
+      <w:tblGrid>
+        <w:gridCol w:w="1728"/>
+        <w:gridCol w:w="1728"/>
+        <w:gridCol w:w="1728"/>
+        <w:gridCol w:w="1728"/>
+        <w:gridCol w:w="1728"/>
+      </w:tblGrid>
+      <w:tr>
+        <w:tc>
+          <w:tcPr>
+            <w:tcW w:type="dxa" w:w="1728"/>
+            <w:vAlign w:val="top"/>
+          </w:tcPr>
+          <w:p>
+            <w:pPr>
+              <w:spacing w:after="40" w:before="0" w:line="240" w:lineRule="auto"/>
+            </w:pPr>
+          </w:p>
+          <w:p>
+            <w:pPr>
+              <w:spacing w:after="40" w:before="0" w:line="240" w:lineRule="auto"/>
+            </w:pPr>
+            <w:r>
+              <w:rPr>
+                <w:rFonts w:ascii="Arial" w:hAnsi="Arial" w:eastAsia="Arial"/>
+                <w:b/>
+                <w:sz w:val="15"/>
+              </w:rPr>
+              <w:t>Kalem</w:t>
+            </w:r>
+          </w:p>
+        </w:tc>
+        <w:tc>
+          <w:tcPr>
+            <w:tcW w:type="dxa" w:w="1728"/>
+            <w:vAlign w:val="top"/>
+          </w:tcPr>
+          <w:p>
+            <w:pPr>
+              <w:spacing w:after="40" w:before="0" w:line="240" w:lineRule="auto"/>
+            </w:pPr>
+          </w:p>
+          <w:p>
+            <w:pPr>
+              <w:spacing w:after="40" w:before="0" w:line="240" w:lineRule="auto"/>
+            </w:pPr>
+            <w:r>
+              <w:rPr>
+                <w:rFonts w:ascii="Arial" w:hAnsi="Arial" w:eastAsia="Arial"/>
+                <w:b/>
+                <w:sz w:val="15"/>
+              </w:rPr>
+              <w:t>Adet</w:t>
+            </w:r>
+          </w:p>
+        </w:tc>
+        <w:tc>
+          <w:tcPr>
+            <w:tcW w:type="dxa" w:w="1728"/>
+            <w:vAlign w:val="top"/>
+          </w:tcPr>
+          <w:p>
+            <w:pPr>
+              <w:spacing w:after="40" w:before="0" w:line="240" w:lineRule="auto"/>
+            </w:pPr>
+          </w:p>
+          <w:p>
+            <w:pPr>
+              <w:spacing w:after="40" w:before="0" w:line="240" w:lineRule="auto"/>
+            </w:pPr>
+            <w:r>
+              <w:rPr>
+                <w:rFonts w:ascii="Arial" w:hAnsi="Arial" w:eastAsia="Arial"/>
+                <w:b/>
+                <w:sz w:val="15"/>
+              </w:rPr>
+              <w:t>Birim (tahmini, TL)</w:t>
+            </w:r>
+          </w:p>
+        </w:tc>
+        <w:tc>
+          <w:tcPr>
+            <w:tcW w:type="dxa" w:w="1728"/>
+            <w:vAlign w:val="top"/>
+          </w:tcPr>
+          <w:p>
+            <w:pPr>
+              <w:spacing w:after="40" w:before="0" w:line="240" w:lineRule="auto"/>
+            </w:pPr>
+          </w:p>
+          <w:p>
+            <w:pPr>
+              <w:spacing w:after="40" w:before="0" w:line="240" w:lineRule="auto"/>
+            </w:pPr>
+            <w:r>
+              <w:rPr>
+                <w:rFonts w:ascii="Arial" w:hAnsi="Arial" w:eastAsia="Arial"/>
+                <w:b/>
+                <w:sz w:val="15"/>
+              </w:rPr>
+              <w:t>Toplam (TL)</w:t>
+            </w:r>
+          </w:p>
+        </w:tc>
+        <w:tc>
+          <w:tcPr>
+            <w:tcW w:type="dxa" w:w="1728"/>
+            <w:vAlign w:val="top"/>
+          </w:tcPr>
+          <w:p>
+            <w:pPr>
+              <w:spacing w:after="40" w:before="0" w:line="240" w:lineRule="auto"/>
+            </w:pPr>
+          </w:p>
+          <w:p>
+            <w:pPr>
+              <w:spacing w:after="40" w:before="0" w:line="240" w:lineRule="auto"/>
+            </w:pPr>
+            <w:r>
+              <w:rPr>
+                <w:rFonts w:ascii="Arial" w:hAnsi="Arial" w:eastAsia="Arial"/>
+                <w:b/>
+                <w:sz w:val="15"/>
+              </w:rPr>
+              <w:t>Gerekçe</w:t>
+            </w:r>
+          </w:p>
+        </w:tc>
+      </w:tr>
+      <w:tr>
+        <w:tc>
+          <w:tcPr>
+            <w:tcW w:type="dxa" w:w="1728"/>
+            <w:vAlign w:val="top"/>
+          </w:tcPr>
+          <w:p>
+            <w:pPr>
+              <w:spacing w:after="40" w:before="0" w:line="240" w:lineRule="auto"/>
+            </w:pPr>
+          </w:p>
+          <w:p>
+            <w:pPr>
+              <w:spacing w:after="40" w:before="0" w:line="240" w:lineRule="auto"/>
+            </w:pPr>
+            <w:r>
+              <w:rPr>
+                <w:rFonts w:ascii="Arial" w:hAnsi="Arial" w:eastAsia="Arial"/>
+                <w:sz w:val="15"/>
+              </w:rPr>
+              <w:t>GPU iş istasyonu (tek GPU, 16–24 GB VRAM sınıfı; çok çekirdekli CPU; 64–128 GB RAM; 1–2 TB NVMe)</w:t>
+            </w:r>
+          </w:p>
+        </w:tc>
+        <w:tc>
+          <w:tcPr>
+            <w:tcW w:type="dxa" w:w="1728"/>
+            <w:vAlign w:val="top"/>
+          </w:tcPr>
+          <w:p>
+            <w:pPr>
+              <w:spacing w:after="40" w:before="0" w:line="240" w:lineRule="auto"/>
+            </w:pPr>
+          </w:p>
+          <w:p>
+            <w:pPr>
+              <w:spacing w:after="40" w:before="0" w:line="240" w:lineRule="auto"/>
+            </w:pPr>
+            <w:r>
+              <w:rPr>
+                <w:rFonts w:ascii="Arial" w:hAnsi="Arial" w:eastAsia="Arial"/>
+                <w:sz w:val="15"/>
+              </w:rPr>
+              <w:t>1</w:t>
+            </w:r>
+          </w:p>
+        </w:tc>
+        <w:tc>
+          <w:tcPr>
+            <w:tcW w:type="dxa" w:w="1728"/>
+            <w:vAlign w:val="top"/>
+          </w:tcPr>
+          <w:p>
+            <w:pPr>
+              <w:spacing w:after="40" w:before="0" w:line="240" w:lineRule="auto"/>
+            </w:pPr>
+          </w:p>
+          <w:p>
+            <w:pPr>
+              <w:spacing w:after="40" w:before="0" w:line="240" w:lineRule="auto"/>
+            </w:pPr>
+            <w:r>
+              <w:rPr>
+                <w:rFonts w:ascii="Arial" w:hAnsi="Arial" w:eastAsia="Arial"/>
+                <w:sz w:val="15"/>
+              </w:rPr>
+              <w:t>170.000</w:t>
+            </w:r>
+          </w:p>
+        </w:tc>
+        <w:tc>
+          <w:tcPr>
+            <w:tcW w:type="dxa" w:w="1728"/>
+            <w:vAlign w:val="top"/>
+          </w:tcPr>
+          <w:p>
+            <w:pPr>
+              <w:spacing w:after="40" w:before="0" w:line="240" w:lineRule="auto"/>
+            </w:pPr>
+          </w:p>
+          <w:p>
+            <w:pPr>
+              <w:spacing w:after="40" w:before="0" w:line="240" w:lineRule="auto"/>
+            </w:pPr>
+            <w:r>
+              <w:rPr>
+                <w:rFonts w:ascii="Arial" w:hAnsi="Arial" w:eastAsia="Arial"/>
+                <w:sz w:val="15"/>
+              </w:rPr>
+              <w:t>170.000</w:t>
+            </w:r>
+          </w:p>
+        </w:tc>
+        <w:tc>
+          <w:tcPr>
+            <w:tcW w:type="dxa" w:w="1728"/>
+            <w:vAlign w:val="top"/>
+          </w:tcPr>
+          <w:p>
+            <w:pPr>
+              <w:spacing w:after="40" w:before="0" w:line="240" w:lineRule="auto"/>
+            </w:pPr>
+          </w:p>
+          <w:p>
+            <w:pPr>
+              <w:spacing w:after="40" w:before="0" w:line="240" w:lineRule="auto"/>
+            </w:pPr>
+            <w:r>
+              <w:rPr>
+                <w:rFonts w:ascii="Arial" w:hAnsi="Arial" w:eastAsia="Arial"/>
+                <w:sz w:val="15"/>
+              </w:rPr>
+              <w:t>L3 ağırlıkları açık modellerin geliştirme/testi, çıkarım servisleri, Öğrenilmiş Yönlendirici eğitimi ve PEFT/LoRA-QLoRA ölçeğinde yerel ince ayar. Büyük ölçekli ince ayar ve kapsamlı kıyaslama için TRUBA tahsisine başvurulur; tahsis gecikirse kapsam PEFT ölçeğinde tutulur ve gerekirse kısa süreli bulut GPU ile desteklenir.</w:t>
+            </w:r>
+          </w:p>
+        </w:tc>
+      </w:tr>
+      <w:tr>
+        <w:tc>
+          <w:tcPr>
+            <w:tcW w:type="dxa" w:w="1728"/>
+            <w:vAlign w:val="top"/>
+          </w:tcPr>
+          <w:p>
+            <w:pPr>
+              <w:spacing w:after="40" w:before="0" w:line="240" w:lineRule="auto"/>
+            </w:pPr>
+          </w:p>
+          <w:p>
+            <w:pPr>
+              <w:spacing w:after="40" w:before="0" w:line="240" w:lineRule="auto"/>
+            </w:pPr>
+            <w:r>
+              <w:rPr>
+                <w:rFonts w:ascii="Arial" w:hAnsi="Arial" w:eastAsia="Arial"/>
+                <w:sz w:val="15"/>
+              </w:rPr>
+              <w:t>NAS depolama + diskler (yedekli, ~8–12 TB ham)</w:t>
+            </w:r>
+          </w:p>
+        </w:tc>
+        <w:tc>
+          <w:tcPr>
+            <w:tcW w:type="dxa" w:w="1728"/>
+            <w:vAlign w:val="top"/>
+          </w:tcPr>
+          <w:p>
+            <w:pPr>
+              <w:spacing w:after="40" w:before="0" w:line="240" w:lineRule="auto"/>
+            </w:pPr>
+          </w:p>
+          <w:p>
+            <w:pPr>
+              <w:spacing w:after="40" w:before="0" w:line="240" w:lineRule="auto"/>
+            </w:pPr>
+            <w:r>
+              <w:rPr>
+                <w:rFonts w:ascii="Arial" w:hAnsi="Arial" w:eastAsia="Arial"/>
+                <w:sz w:val="15"/>
+              </w:rPr>
+              <w:t>1</w:t>
+            </w:r>
+          </w:p>
+        </w:tc>
+        <w:tc>
+          <w:tcPr>
+            <w:tcW w:type="dxa" w:w="1728"/>
+            <w:vAlign w:val="top"/>
+          </w:tcPr>
+          <w:p>
+            <w:pPr>
+              <w:spacing w:after="40" w:before="0" w:line="240" w:lineRule="auto"/>
+            </w:pPr>
+          </w:p>
+          <w:p>
+            <w:pPr>
+              <w:spacing w:after="40" w:before="0" w:line="240" w:lineRule="auto"/>
+            </w:pPr>
+            <w:r>
+              <w:rPr>
+                <w:rFonts w:ascii="Arial" w:hAnsi="Arial" w:eastAsia="Arial"/>
+                <w:sz w:val="15"/>
+              </w:rPr>
+              <w:t>55.000</w:t>
+            </w:r>
+          </w:p>
+        </w:tc>
+        <w:tc>
+          <w:tcPr>
+            <w:tcW w:type="dxa" w:w="1728"/>
+            <w:vAlign w:val="top"/>
+          </w:tcPr>
+          <w:p>
+            <w:pPr>
+              <w:spacing w:after="40" w:before="0" w:line="240" w:lineRule="auto"/>
+            </w:pPr>
+          </w:p>
+          <w:p>
+            <w:pPr>
+              <w:spacing w:after="40" w:before="0" w:line="240" w:lineRule="auto"/>
+            </w:pPr>
+            <w:r>
+              <w:rPr>
+                <w:rFonts w:ascii="Arial" w:hAnsi="Arial" w:eastAsia="Arial"/>
+                <w:sz w:val="15"/>
+              </w:rPr>
+              <w:t>55.000</w:t>
+            </w:r>
+          </w:p>
+        </w:tc>
+        <w:tc>
+          <w:tcPr>
+            <w:tcW w:type="dxa" w:w="1728"/>
+            <w:vAlign w:val="top"/>
+          </w:tcPr>
+          <w:p>
+            <w:pPr>
+              <w:spacing w:after="40" w:before="0" w:line="240" w:lineRule="auto"/>
+            </w:pPr>
+          </w:p>
+          <w:p>
+            <w:pPr>
+              <w:spacing w:after="40" w:before="0" w:line="240" w:lineRule="auto"/>
+            </w:pPr>
+            <w:r>
+              <w:rPr>
+                <w:rFonts w:ascii="Arial" w:hAnsi="Arial" w:eastAsia="Arial"/>
+                <w:sz w:val="15"/>
+              </w:rPr>
+              <w:t>Birincil veri tabanı, PDF/tam metin önbelleği, model kontrol noktaları ve yedekleme.</w:t>
+            </w:r>
+          </w:p>
+        </w:tc>
+      </w:tr>
+      <w:tr>
+        <w:tc>
+          <w:tcPr>
+            <w:tcW w:type="dxa" w:w="1728"/>
+            <w:vAlign w:val="top"/>
+          </w:tcPr>
+          <w:p>
+            <w:pPr>
+              <w:spacing w:after="40" w:before="0" w:line="240" w:lineRule="auto"/>
+            </w:pPr>
+          </w:p>
+          <w:p>
+            <w:pPr>
+              <w:spacing w:after="40" w:before="0" w:line="240" w:lineRule="auto"/>
+            </w:pPr>
+            <w:r>
+              <w:rPr>
+                <w:rFonts w:ascii="Arial" w:hAnsi="Arial" w:eastAsia="Arial"/>
+                <w:sz w:val="15"/>
+              </w:rPr>
+              <w:t>Kesintisiz güç kaynağı (KGK) + ağ donanımı</w:t>
+            </w:r>
+          </w:p>
+        </w:tc>
+        <w:tc>
+          <w:tcPr>
+            <w:tcW w:type="dxa" w:w="1728"/>
+            <w:vAlign w:val="top"/>
+          </w:tcPr>
+          <w:p>
+            <w:pPr>
+              <w:spacing w:after="40" w:before="0" w:line="240" w:lineRule="auto"/>
+            </w:pPr>
+          </w:p>
+          <w:p>
+            <w:pPr>
+              <w:spacing w:after="40" w:before="0" w:line="240" w:lineRule="auto"/>
+            </w:pPr>
+            <w:r>
+              <w:rPr>
+                <w:rFonts w:ascii="Arial" w:hAnsi="Arial" w:eastAsia="Arial"/>
+                <w:sz w:val="15"/>
+              </w:rPr>
+              <w:t>1</w:t>
+            </w:r>
+          </w:p>
+        </w:tc>
+        <w:tc>
+          <w:tcPr>
+            <w:tcW w:type="dxa" w:w="1728"/>
+            <w:vAlign w:val="top"/>
+          </w:tcPr>
+          <w:p>
+            <w:pPr>
+              <w:spacing w:after="40" w:before="0" w:line="240" w:lineRule="auto"/>
+            </w:pPr>
+          </w:p>
+          <w:p>
+            <w:pPr>
+              <w:spacing w:after="40" w:before="0" w:line="240" w:lineRule="auto"/>
+            </w:pPr>
+            <w:r>
+              <w:rPr>
+                <w:rFonts w:ascii="Arial" w:hAnsi="Arial" w:eastAsia="Arial"/>
+                <w:sz w:val="15"/>
+              </w:rPr>
+              <w:t>17.000</w:t>
+            </w:r>
+          </w:p>
+        </w:tc>
+        <w:tc>
+          <w:tcPr>
+            <w:tcW w:type="dxa" w:w="1728"/>
+            <w:vAlign w:val="top"/>
+          </w:tcPr>
+          <w:p>
+            <w:pPr>
+              <w:spacing w:after="40" w:before="0" w:line="240" w:lineRule="auto"/>
+            </w:pPr>
+          </w:p>
+          <w:p>
+            <w:pPr>
+              <w:spacing w:after="40" w:before="0" w:line="240" w:lineRule="auto"/>
+            </w:pPr>
+            <w:r>
+              <w:rPr>
+                <w:rFonts w:ascii="Arial" w:hAnsi="Arial" w:eastAsia="Arial"/>
+                <w:sz w:val="15"/>
+              </w:rPr>
+              <w:t>17.000</w:t>
+            </w:r>
+          </w:p>
+        </w:tc>
+        <w:tc>
+          <w:tcPr>
+            <w:tcW w:type="dxa" w:w="1728"/>
+            <w:vAlign w:val="top"/>
+          </w:tcPr>
+          <w:p>
+            <w:pPr>
+              <w:spacing w:after="40" w:before="0" w:line="240" w:lineRule="auto"/>
+            </w:pPr>
+          </w:p>
+          <w:p>
+            <w:pPr>
+              <w:spacing w:after="40" w:before="0" w:line="240" w:lineRule="auto"/>
+            </w:pPr>
+            <w:r>
+              <w:rPr>
+                <w:rFonts w:ascii="Arial" w:hAnsi="Arial" w:eastAsia="Arial"/>
+                <w:sz w:val="15"/>
+              </w:rPr>
+              <w:t>Kesintisiz operasyon ve veri bütünlüğü.</w:t>
+            </w:r>
+          </w:p>
+        </w:tc>
+      </w:tr>
+      <w:tr>
+        <w:tc>
+          <w:tcPr>
+            <w:tcW w:type="dxa" w:w="1728"/>
+            <w:vAlign w:val="top"/>
+          </w:tcPr>
+          <w:p>
+            <w:pPr>
+              <w:spacing w:after="40" w:before="0" w:line="240" w:lineRule="auto"/>
+            </w:pPr>
+          </w:p>
+          <w:p>
+            <w:pPr>
+              <w:spacing w:after="40" w:before="0" w:line="240" w:lineRule="auto"/>
+            </w:pPr>
+            <w:r>
+              <w:rPr>
+                <w:rFonts w:ascii="Arial" w:hAnsi="Arial" w:eastAsia="Arial"/>
+                <w:b/>
+                <w:sz w:val="15"/>
+              </w:rPr>
+              <w:t>Ara toplam</w:t>
+            </w:r>
+          </w:p>
+        </w:tc>
+        <w:tc>
+          <w:tcPr>
+            <w:tcW w:type="dxa" w:w="1728"/>
+            <w:vAlign w:val="top"/>
+          </w:tcPr>
+          <w:p>
+            <w:pPr>
+              <w:spacing w:after="40" w:before="0" w:line="240" w:lineRule="auto"/>
+            </w:pPr>
+          </w:p>
+        </w:tc>
+        <w:tc>
+          <w:tcPr>
+            <w:tcW w:type="dxa" w:w="1728"/>
+            <w:vAlign w:val="top"/>
+          </w:tcPr>
+          <w:p>
+            <w:pPr>
+              <w:spacing w:after="40" w:before="0" w:line="240" w:lineRule="auto"/>
+            </w:pPr>
+          </w:p>
+        </w:tc>
+        <w:tc>
+          <w:tcPr>
+            <w:tcW w:type="dxa" w:w="1728"/>
+            <w:vAlign w:val="top"/>
+          </w:tcPr>
+          <w:p>
+            <w:pPr>
+              <w:spacing w:after="40" w:before="0" w:line="240" w:lineRule="auto"/>
+            </w:pPr>
+          </w:p>
+          <w:p>
+            <w:pPr>
+              <w:spacing w:after="40" w:before="0" w:line="240" w:lineRule="auto"/>
+            </w:pPr>
+            <w:r>
+              <w:rPr>
+                <w:rFonts w:ascii="Arial" w:hAnsi="Arial" w:eastAsia="Arial"/>
+                <w:b/>
+                <w:sz w:val="15"/>
+              </w:rPr>
+              <w:t>242.000</w:t>
+            </w:r>
+          </w:p>
+        </w:tc>
+        <w:tc>
+          <w:tcPr>
+            <w:tcW w:type="dxa" w:w="1728"/>
+            <w:vAlign w:val="top"/>
+          </w:tcPr>
+          <w:p>
+            <w:pPr>
+              <w:spacing w:after="40" w:before="0" w:line="240" w:lineRule="auto"/>
+            </w:pPr>
+          </w:p>
+        </w:tc>
+      </w:tr>
+    </w:tbl>
+    <w:p/>
+    <w:p>
+      <w:pPr>
+        <w:spacing w:after="60" w:before="0" w:line="240" w:lineRule="auto"/>
+      </w:pPr>
+      <w:r>
+        <w:rPr>
+          <w:rFonts w:ascii="Arial" w:hAnsi="Arial" w:eastAsia="Arial"/>
+          <w:b/>
+          <w:sz w:val="18"/>
+        </w:rPr>
+        <w:t>Gerekçe:</w:t>
+      </w:r>
+      <w:r>
+        <w:rPr>
+          <w:rFonts w:ascii="Arial" w:hAnsi="Arial" w:eastAsia="Arial"/>
+          <w:sz w:val="18"/>
+        </w:rPr>
+        <w:t xml:space="preserve"> "Yeni ürün/yöntem" odaklı bu projede donanım, mevcut prototipi tamamlayacak ölçüde sınırlı tutulmuştur. Hesaplama yoğun eğitim işleri için proje kabulünden sonra TRUBA (TÜBİTAK ULAKBİM) uygunluk ve kaynak tahsisi başvurusu yapılacak; satın alınacak GPU iş istasyonu ise geliştirme, çıkarım servisi, PEFT ölçeğinde ince ayar ve TRUBA tahsisinin gecikmesi durumunda yerel olarak yürütülebilecek işler için B planı olarak kullanılacaktır. Bu yaklaşım, makine-teçhizatın toplam bütçeyle dengeli olması kuralıyla doğrudan uyumludur.</w:t>
+      </w:r>
+    </w:p>
+    <w:p>
+      <w:pPr>
+        <w:spacing w:after="60" w:before="0" w:line="240" w:lineRule="auto"/>
+      </w:pPr>
+      <w:r>
+        <w:rPr>
+          <w:rFonts w:ascii="Arial" w:hAnsi="Arial" w:eastAsia="Arial"/>
+          <w:b/>
+          <w:sz w:val="19"/>
+        </w:rPr>
+        <w:t>4. Hizmet Alımı — 60.000 TL</w:t>
+      </w:r>
+    </w:p>
+    <w:tbl>
+      <w:tblPr>
+        <w:tblStyle w:val="TableGrid"/>
+        <w:tblW w:type="auto" w:w="0"/>
+        <w:tblLook w:firstColumn="1" w:firstRow="1" w:lastColumn="0" w:lastRow="0" w:noHBand="0" w:noVBand="1" w:val="04A0"/>
+        <w:jc w:val="center"/>
+        <w:tblBorders>
+          <w:top w:val="single" w:sz="4" w:space="0" w:color="000000"/>
+          <w:left w:val="single" w:sz="4" w:space="0" w:color="000000"/>
+          <w:bottom w:val="single" w:sz="4" w:space="0" w:color="000000"/>
+          <w:right w:val="single" w:sz="4" w:space="0" w:color="000000"/>
+          <w:insideH w:val="single" w:sz="4" w:space="0" w:color="000000"/>
+          <w:insideV w:val="single" w:sz="4" w:space="0" w:color="000000"/>
+        </w:tblBorders>
+      </w:tblPr>
+      <w:tblGrid>
+        <w:gridCol w:w="2880"/>
+        <w:gridCol w:w="2880"/>
+        <w:gridCol w:w="2880"/>
+      </w:tblGrid>
+      <w:tr>
+        <w:tc>
+          <w:tcPr>
+            <w:tcW w:type="dxa" w:w="2880"/>
+            <w:vAlign w:val="top"/>
+          </w:tcPr>
+          <w:p>
+            <w:pPr>
+              <w:spacing w:after="40" w:before="0" w:line="240" w:lineRule="auto"/>
+            </w:pPr>
+          </w:p>
+          <w:p>
+            <w:pPr>
+              <w:spacing w:after="40" w:before="0" w:line="240" w:lineRule="auto"/>
+            </w:pPr>
+            <w:r>
+              <w:rPr>
+                <w:rFonts w:ascii="Arial" w:hAnsi="Arial" w:eastAsia="Arial"/>
+                <w:b/>
+                <w:sz w:val="15"/>
+              </w:rPr>
+              <w:t>Kalem</w:t>
+            </w:r>
+          </w:p>
+        </w:tc>
+        <w:tc>
+          <w:tcPr>
+            <w:tcW w:type="dxa" w:w="2880"/>
+            <w:vAlign w:val="top"/>
+          </w:tcPr>
+          <w:p>
+            <w:pPr>
+              <w:spacing w:after="40" w:before="0" w:line="240" w:lineRule="auto"/>
+            </w:pPr>
+          </w:p>
+          <w:p>
+            <w:pPr>
+              <w:spacing w:after="40" w:before="0" w:line="240" w:lineRule="auto"/>
+            </w:pPr>
+            <w:r>
+              <w:rPr>
+                <w:rFonts w:ascii="Arial" w:hAnsi="Arial" w:eastAsia="Arial"/>
+                <w:b/>
+                <w:sz w:val="15"/>
+              </w:rPr>
+              <w:t>Tutar (TL)</w:t>
+            </w:r>
+          </w:p>
+        </w:tc>
+        <w:tc>
+          <w:tcPr>
+            <w:tcW w:type="dxa" w:w="2880"/>
+            <w:vAlign w:val="top"/>
+          </w:tcPr>
+          <w:p>
+            <w:pPr>
+              <w:spacing w:after="40" w:before="0" w:line="240" w:lineRule="auto"/>
+            </w:pPr>
+          </w:p>
+          <w:p>
+            <w:pPr>
+              <w:spacing w:after="40" w:before="0" w:line="240" w:lineRule="auto"/>
+            </w:pPr>
+            <w:r>
+              <w:rPr>
+                <w:rFonts w:ascii="Arial" w:hAnsi="Arial" w:eastAsia="Arial"/>
+                <w:b/>
+                <w:sz w:val="15"/>
+              </w:rPr>
+              <w:t>Gerekçe</w:t>
+            </w:r>
+          </w:p>
+        </w:tc>
+      </w:tr>
+      <w:tr>
+        <w:tc>
+          <w:tcPr>
+            <w:tcW w:type="dxa" w:w="2880"/>
+            <w:vAlign w:val="top"/>
+          </w:tcPr>
+          <w:p>
+            <w:pPr>
+              <w:spacing w:after="40" w:before="0" w:line="240" w:lineRule="auto"/>
+            </w:pPr>
+          </w:p>
+          <w:p>
+            <w:pPr>
+              <w:spacing w:after="40" w:before="0" w:line="240" w:lineRule="auto"/>
+            </w:pPr>
+            <w:r>
+              <w:rPr>
+                <w:rFonts w:ascii="Arial" w:hAnsi="Arial" w:eastAsia="Arial"/>
+                <w:sz w:val="15"/>
+              </w:rPr>
+              <w:t>Ticari LLM API kullanımı (L4 yükseltme + kıyaslama)</w:t>
+            </w:r>
+          </w:p>
+        </w:tc>
+        <w:tc>
+          <w:tcPr>
+            <w:tcW w:type="dxa" w:w="2880"/>
+            <w:vAlign w:val="top"/>
+          </w:tcPr>
+          <w:p>
+            <w:pPr>
+              <w:spacing w:after="40" w:before="0" w:line="240" w:lineRule="auto"/>
+            </w:pPr>
+          </w:p>
+          <w:p>
+            <w:pPr>
+              <w:spacing w:after="40" w:before="0" w:line="240" w:lineRule="auto"/>
+            </w:pPr>
+            <w:r>
+              <w:rPr>
+                <w:rFonts w:ascii="Arial" w:hAnsi="Arial" w:eastAsia="Arial"/>
+                <w:sz w:val="15"/>
+              </w:rPr>
+              <w:t>35.000</w:t>
+            </w:r>
+          </w:p>
+        </w:tc>
+        <w:tc>
+          <w:tcPr>
+            <w:tcW w:type="dxa" w:w="2880"/>
+            <w:vAlign w:val="top"/>
+          </w:tcPr>
+          <w:p>
+            <w:pPr>
+              <w:spacing w:after="40" w:before="0" w:line="240" w:lineRule="auto"/>
+            </w:pPr>
+          </w:p>
+          <w:p>
+            <w:pPr>
+              <w:spacing w:after="40" w:before="0" w:line="240" w:lineRule="auto"/>
+            </w:pPr>
+            <w:r>
+              <w:rPr>
+                <w:rFonts w:ascii="Arial" w:hAnsi="Arial" w:eastAsia="Arial"/>
+                <w:sz w:val="15"/>
+              </w:rPr>
+              <w:t>Maliyet-kalite kıyaslaması ve yalnızca başarısız alt görevlerde L4 katmanı için sınırlı ticari API çağrıları.</w:t>
+            </w:r>
+          </w:p>
+        </w:tc>
+      </w:tr>
+      <w:tr>
+        <w:tc>
+          <w:tcPr>
+            <w:tcW w:type="dxa" w:w="2880"/>
+            <w:vAlign w:val="top"/>
+          </w:tcPr>
+          <w:p>
+            <w:pPr>
+              <w:spacing w:after="40" w:before="0" w:line="240" w:lineRule="auto"/>
+            </w:pPr>
+          </w:p>
+          <w:p>
+            <w:pPr>
+              <w:spacing w:after="40" w:before="0" w:line="240" w:lineRule="auto"/>
+            </w:pPr>
+            <w:r>
+              <w:rPr>
+                <w:rFonts w:ascii="Arial" w:hAnsi="Arial" w:eastAsia="Arial"/>
+                <w:sz w:val="15"/>
+              </w:rPr>
+              <w:t>Bulut yedekleme / dağıtım</w:t>
+            </w:r>
+          </w:p>
+        </w:tc>
+        <w:tc>
+          <w:tcPr>
+            <w:tcW w:type="dxa" w:w="2880"/>
+            <w:vAlign w:val="top"/>
+          </w:tcPr>
+          <w:p>
+            <w:pPr>
+              <w:spacing w:after="40" w:before="0" w:line="240" w:lineRule="auto"/>
+            </w:pPr>
+          </w:p>
+          <w:p>
+            <w:pPr>
+              <w:spacing w:after="40" w:before="0" w:line="240" w:lineRule="auto"/>
+            </w:pPr>
+            <w:r>
+              <w:rPr>
+                <w:rFonts w:ascii="Arial" w:hAnsi="Arial" w:eastAsia="Arial"/>
+                <w:sz w:val="15"/>
+              </w:rPr>
+              <w:t>10.000</w:t>
+            </w:r>
+          </w:p>
+        </w:tc>
+        <w:tc>
+          <w:tcPr>
+            <w:tcW w:type="dxa" w:w="2880"/>
+            <w:vAlign w:val="top"/>
+          </w:tcPr>
+          <w:p>
+            <w:pPr>
+              <w:spacing w:after="40" w:before="0" w:line="240" w:lineRule="auto"/>
+            </w:pPr>
+          </w:p>
+          <w:p>
+            <w:pPr>
+              <w:spacing w:after="40" w:before="0" w:line="240" w:lineRule="auto"/>
+            </w:pPr>
+            <w:r>
+              <w:rPr>
+                <w:rFonts w:ascii="Arial" w:hAnsi="Arial" w:eastAsia="Arial"/>
+                <w:sz w:val="15"/>
+              </w:rPr>
+              <w:t>Felaket kurtarma, yedekleme ve API dağıtım esnekliği.</w:t>
+            </w:r>
+          </w:p>
+        </w:tc>
+      </w:tr>
+      <w:tr>
+        <w:tc>
+          <w:tcPr>
+            <w:tcW w:type="dxa" w:w="2880"/>
+            <w:vAlign w:val="top"/>
+          </w:tcPr>
+          <w:p>
+            <w:pPr>
+              <w:spacing w:after="40" w:before="0" w:line="240" w:lineRule="auto"/>
+            </w:pPr>
+          </w:p>
+          <w:p>
+            <w:pPr>
+              <w:spacing w:after="40" w:before="0" w:line="240" w:lineRule="auto"/>
+            </w:pPr>
+            <w:r>
+              <w:rPr>
+                <w:rFonts w:ascii="Arial" w:hAnsi="Arial" w:eastAsia="Arial"/>
+                <w:sz w:val="15"/>
+              </w:rPr>
+              <w:t>TTO patent taraması güncelleme + akademik redaksiyon/çeviri</w:t>
+            </w:r>
+          </w:p>
+        </w:tc>
+        <w:tc>
+          <w:tcPr>
+            <w:tcW w:type="dxa" w:w="2880"/>
+            <w:vAlign w:val="top"/>
+          </w:tcPr>
+          <w:p>
+            <w:pPr>
+              <w:spacing w:after="40" w:before="0" w:line="240" w:lineRule="auto"/>
+            </w:pPr>
+          </w:p>
+          <w:p>
+            <w:pPr>
+              <w:spacing w:after="40" w:before="0" w:line="240" w:lineRule="auto"/>
+            </w:pPr>
+            <w:r>
+              <w:rPr>
+                <w:rFonts w:ascii="Arial" w:hAnsi="Arial" w:eastAsia="Arial"/>
+                <w:sz w:val="15"/>
+              </w:rPr>
+              <w:t>15.000</w:t>
+            </w:r>
+          </w:p>
+        </w:tc>
+        <w:tc>
+          <w:tcPr>
+            <w:tcW w:type="dxa" w:w="2880"/>
+            <w:vAlign w:val="top"/>
+          </w:tcPr>
+          <w:p>
+            <w:pPr>
+              <w:spacing w:after="40" w:before="0" w:line="240" w:lineRule="auto"/>
+            </w:pPr>
+          </w:p>
+          <w:p>
+            <w:pPr>
+              <w:spacing w:after="40" w:before="0" w:line="240" w:lineRule="auto"/>
+            </w:pPr>
+            <w:r>
+              <w:rPr>
+                <w:rFonts w:ascii="Arial" w:hAnsi="Arial" w:eastAsia="Arial"/>
+                <w:sz w:val="15"/>
+              </w:rPr>
+              <w:t>Patent ön taramasının ürünleşme aşamasında güncellenmesi ve yayın redaksiyonu.</w:t>
+            </w:r>
+          </w:p>
+        </w:tc>
+      </w:tr>
+      <w:tr>
+        <w:tc>
+          <w:tcPr>
+            <w:tcW w:type="dxa" w:w="2880"/>
+            <w:vAlign w:val="top"/>
+          </w:tcPr>
+          <w:p>
+            <w:pPr>
+              <w:spacing w:after="40" w:before="0" w:line="240" w:lineRule="auto"/>
+            </w:pPr>
+          </w:p>
+          <w:p>
+            <w:pPr>
+              <w:spacing w:after="40" w:before="0" w:line="240" w:lineRule="auto"/>
+            </w:pPr>
+            <w:r>
+              <w:rPr>
+                <w:rFonts w:ascii="Arial" w:hAnsi="Arial" w:eastAsia="Arial"/>
+                <w:b/>
+                <w:sz w:val="15"/>
+              </w:rPr>
+              <w:t>Ara toplam</w:t>
+            </w:r>
+          </w:p>
+        </w:tc>
+        <w:tc>
+          <w:tcPr>
+            <w:tcW w:type="dxa" w:w="2880"/>
+            <w:vAlign w:val="top"/>
+          </w:tcPr>
+          <w:p>
+            <w:pPr>
+              <w:spacing w:after="40" w:before="0" w:line="240" w:lineRule="auto"/>
+            </w:pPr>
+          </w:p>
+          <w:p>
+            <w:pPr>
+              <w:spacing w:after="40" w:before="0" w:line="240" w:lineRule="auto"/>
+            </w:pPr>
+            <w:r>
+              <w:rPr>
+                <w:rFonts w:ascii="Arial" w:hAnsi="Arial" w:eastAsia="Arial"/>
+                <w:b/>
+                <w:sz w:val="15"/>
+              </w:rPr>
+              <w:t>60.000</w:t>
+            </w:r>
+          </w:p>
+        </w:tc>
+        <w:tc>
+          <w:tcPr>
+            <w:tcW w:type="dxa" w:w="2880"/>
+            <w:vAlign w:val="top"/>
+          </w:tcPr>
+          <w:p>
+            <w:pPr>
+              <w:spacing w:after="40" w:before="0" w:line="240" w:lineRule="auto"/>
+            </w:pPr>
+          </w:p>
+        </w:tc>
+      </w:tr>
+    </w:tbl>
+    <w:p/>
+    <w:p>
+      <w:pPr>
+        <w:spacing w:after="60" w:before="0" w:line="240" w:lineRule="auto"/>
+      </w:pPr>
+      <w:r>
+        <w:rPr>
+          <w:rFonts w:ascii="Arial" w:hAnsi="Arial" w:eastAsia="Arial"/>
+          <w:b/>
+          <w:sz w:val="19"/>
+        </w:rPr>
+        <w:t>5. Sarf Malzemesi — 25.000 TL</w:t>
+      </w:r>
+    </w:p>
+    <w:tbl>
+      <w:tblPr>
+        <w:tblStyle w:val="TableGrid"/>
+        <w:tblW w:type="auto" w:w="0"/>
+        <w:tblLook w:firstColumn="1" w:firstRow="1" w:lastColumn="0" w:lastRow="0" w:noHBand="0" w:noVBand="1" w:val="04A0"/>
+        <w:jc w:val="center"/>
+        <w:tblBorders>
+          <w:top w:val="single" w:sz="4" w:space="0" w:color="000000"/>
+          <w:left w:val="single" w:sz="4" w:space="0" w:color="000000"/>
+          <w:bottom w:val="single" w:sz="4" w:space="0" w:color="000000"/>
+          <w:right w:val="single" w:sz="4" w:space="0" w:color="000000"/>
+          <w:insideH w:val="single" w:sz="4" w:space="0" w:color="000000"/>
+          <w:insideV w:val="single" w:sz="4" w:space="0" w:color="000000"/>
+        </w:tblBorders>
+      </w:tblPr>
+      <w:tblGrid>
+        <w:gridCol w:w="2880"/>
+        <w:gridCol w:w="2880"/>
+        <w:gridCol w:w="2880"/>
+      </w:tblGrid>
+      <w:tr>
+        <w:tc>
+          <w:tcPr>
+            <w:tcW w:type="dxa" w:w="2880"/>
+            <w:vAlign w:val="top"/>
+          </w:tcPr>
+          <w:p>
+            <w:pPr>
+              <w:spacing w:after="40" w:before="0" w:line="240" w:lineRule="auto"/>
+            </w:pPr>
+          </w:p>
+          <w:p>
+            <w:pPr>
+              <w:spacing w:after="40" w:before="0" w:line="240" w:lineRule="auto"/>
+            </w:pPr>
+            <w:r>
+              <w:rPr>
+                <w:rFonts w:ascii="Arial" w:hAnsi="Arial" w:eastAsia="Arial"/>
+                <w:b/>
+                <w:sz w:val="15"/>
+              </w:rPr>
+              <w:t>Kalem</w:t>
+            </w:r>
+          </w:p>
+        </w:tc>
+        <w:tc>
+          <w:tcPr>
+            <w:tcW w:type="dxa" w:w="2880"/>
+            <w:vAlign w:val="top"/>
+          </w:tcPr>
+          <w:p>
+            <w:pPr>
+              <w:spacing w:after="40" w:before="0" w:line="240" w:lineRule="auto"/>
+            </w:pPr>
+          </w:p>
+          <w:p>
+            <w:pPr>
+              <w:spacing w:after="40" w:before="0" w:line="240" w:lineRule="auto"/>
+            </w:pPr>
+            <w:r>
+              <w:rPr>
+                <w:rFonts w:ascii="Arial" w:hAnsi="Arial" w:eastAsia="Arial"/>
+                <w:b/>
+                <w:sz w:val="15"/>
+              </w:rPr>
+              <w:t>Tutar (TL)</w:t>
+            </w:r>
+          </w:p>
+        </w:tc>
+        <w:tc>
+          <w:tcPr>
+            <w:tcW w:type="dxa" w:w="2880"/>
+            <w:vAlign w:val="top"/>
+          </w:tcPr>
+          <w:p>
+            <w:pPr>
+              <w:spacing w:after="40" w:before="0" w:line="240" w:lineRule="auto"/>
+            </w:pPr>
+          </w:p>
+          <w:p>
+            <w:pPr>
+              <w:spacing w:after="40" w:before="0" w:line="240" w:lineRule="auto"/>
+            </w:pPr>
+            <w:r>
+              <w:rPr>
+                <w:rFonts w:ascii="Arial" w:hAnsi="Arial" w:eastAsia="Arial"/>
+                <w:b/>
+                <w:sz w:val="15"/>
+              </w:rPr>
+              <w:t>Gerekçe</w:t>
+            </w:r>
+          </w:p>
+        </w:tc>
+      </w:tr>
+      <w:tr>
+        <w:tc>
+          <w:tcPr>
+            <w:tcW w:type="dxa" w:w="2880"/>
+            <w:vAlign w:val="top"/>
+          </w:tcPr>
+          <w:p>
+            <w:pPr>
+              <w:spacing w:after="40" w:before="0" w:line="240" w:lineRule="auto"/>
+            </w:pPr>
+          </w:p>
+          <w:p>
+            <w:pPr>
+              <w:spacing w:after="40" w:before="0" w:line="240" w:lineRule="auto"/>
+            </w:pPr>
+            <w:r>
+              <w:rPr>
+                <w:rFonts w:ascii="Arial" w:hAnsi="Arial" w:eastAsia="Arial"/>
+                <w:sz w:val="15"/>
+              </w:rPr>
+              <w:t>SSD/HDD yedekleri, bileşenler, kablolar ve küçük donanım</w:t>
+            </w:r>
+          </w:p>
+        </w:tc>
+        <w:tc>
+          <w:tcPr>
+            <w:tcW w:type="dxa" w:w="2880"/>
+            <w:vAlign w:val="top"/>
+          </w:tcPr>
+          <w:p>
+            <w:pPr>
+              <w:spacing w:after="40" w:before="0" w:line="240" w:lineRule="auto"/>
+            </w:pPr>
+          </w:p>
+          <w:p>
+            <w:pPr>
+              <w:spacing w:after="40" w:before="0" w:line="240" w:lineRule="auto"/>
+            </w:pPr>
+            <w:r>
+              <w:rPr>
+                <w:rFonts w:ascii="Arial" w:hAnsi="Arial" w:eastAsia="Arial"/>
+                <w:sz w:val="15"/>
+              </w:rPr>
+              <w:t>25.000</w:t>
+            </w:r>
+          </w:p>
+        </w:tc>
+        <w:tc>
+          <w:tcPr>
+            <w:tcW w:type="dxa" w:w="2880"/>
+            <w:vAlign w:val="top"/>
+          </w:tcPr>
+          <w:p>
+            <w:pPr>
+              <w:spacing w:after="40" w:before="0" w:line="240" w:lineRule="auto"/>
+            </w:pPr>
+          </w:p>
+          <w:p>
+            <w:pPr>
+              <w:spacing w:after="40" w:before="0" w:line="240" w:lineRule="auto"/>
+            </w:pPr>
+            <w:r>
+              <w:rPr>
+                <w:rFonts w:ascii="Arial" w:hAnsi="Arial" w:eastAsia="Arial"/>
+                <w:sz w:val="15"/>
+              </w:rPr>
+              <w:t>Depolama genişletme, yedek parça ve laboratuvar sarf ihtiyaçları.</w:t>
+            </w:r>
+          </w:p>
+        </w:tc>
+      </w:tr>
+    </w:tbl>
+    <w:p/>
+    <w:p>
+      <w:pPr>
+        <w:spacing w:after="60" w:before="0" w:line="240" w:lineRule="auto"/>
+      </w:pPr>
+      <w:r>
+        <w:rPr>
+          <w:rFonts w:ascii="Arial" w:hAnsi="Arial" w:eastAsia="Arial"/>
+          <w:b/>
+          <w:sz w:val="19"/>
+        </w:rPr>
+        <w:t>6. Seyahat — 45.000 TL</w:t>
+      </w:r>
+    </w:p>
+    <w:tbl>
+      <w:tblPr>
+        <w:tblStyle w:val="TableGrid"/>
+        <w:tblW w:type="auto" w:w="0"/>
+        <w:tblLook w:firstColumn="1" w:firstRow="1" w:lastColumn="0" w:lastRow="0" w:noHBand="0" w:noVBand="1" w:val="04A0"/>
+        <w:jc w:val="center"/>
+        <w:tblBorders>
+          <w:top w:val="single" w:sz="4" w:space="0" w:color="000000"/>
+          <w:left w:val="single" w:sz="4" w:space="0" w:color="000000"/>
+          <w:bottom w:val="single" w:sz="4" w:space="0" w:color="000000"/>
+          <w:right w:val="single" w:sz="4" w:space="0" w:color="000000"/>
+          <w:insideH w:val="single" w:sz="4" w:space="0" w:color="000000"/>
+          <w:insideV w:val="single" w:sz="4" w:space="0" w:color="000000"/>
+        </w:tblBorders>
+      </w:tblPr>
+      <w:tblGrid>
+        <w:gridCol w:w="2880"/>
+        <w:gridCol w:w="2880"/>
+        <w:gridCol w:w="2880"/>
+      </w:tblGrid>
+      <w:tr>
+        <w:tc>
+          <w:tcPr>
+            <w:tcW w:type="dxa" w:w="2880"/>
+            <w:vAlign w:val="top"/>
+          </w:tcPr>
+          <w:p>
+            <w:pPr>
+              <w:spacing w:after="40" w:before="0" w:line="240" w:lineRule="auto"/>
+            </w:pPr>
+          </w:p>
+          <w:p>
+            <w:pPr>
+              <w:spacing w:after="40" w:before="0" w:line="240" w:lineRule="auto"/>
+            </w:pPr>
+            <w:r>
+              <w:rPr>
+                <w:rFonts w:ascii="Arial" w:hAnsi="Arial" w:eastAsia="Arial"/>
+                <w:b/>
+                <w:sz w:val="15"/>
+              </w:rPr>
+              <w:t>Kalem</w:t>
+            </w:r>
+          </w:p>
+        </w:tc>
+        <w:tc>
+          <w:tcPr>
+            <w:tcW w:type="dxa" w:w="2880"/>
+            <w:vAlign w:val="top"/>
+          </w:tcPr>
+          <w:p>
+            <w:pPr>
+              <w:spacing w:after="40" w:before="0" w:line="240" w:lineRule="auto"/>
+            </w:pPr>
+          </w:p>
+          <w:p>
+            <w:pPr>
+              <w:spacing w:after="40" w:before="0" w:line="240" w:lineRule="auto"/>
+            </w:pPr>
+            <w:r>
+              <w:rPr>
+                <w:rFonts w:ascii="Arial" w:hAnsi="Arial" w:eastAsia="Arial"/>
+                <w:b/>
+                <w:sz w:val="15"/>
+              </w:rPr>
+              <w:t>Tutar (TL)</w:t>
+            </w:r>
+          </w:p>
+        </w:tc>
+        <w:tc>
+          <w:tcPr>
+            <w:tcW w:type="dxa" w:w="2880"/>
+            <w:vAlign w:val="top"/>
+          </w:tcPr>
+          <w:p>
+            <w:pPr>
+              <w:spacing w:after="40" w:before="0" w:line="240" w:lineRule="auto"/>
+            </w:pPr>
+          </w:p>
+          <w:p>
+            <w:pPr>
+              <w:spacing w:after="40" w:before="0" w:line="240" w:lineRule="auto"/>
+            </w:pPr>
+            <w:r>
+              <w:rPr>
+                <w:rFonts w:ascii="Arial" w:hAnsi="Arial" w:eastAsia="Arial"/>
+                <w:b/>
+                <w:sz w:val="15"/>
+              </w:rPr>
+              <w:t>Gerekçe</w:t>
+            </w:r>
+          </w:p>
+        </w:tc>
+      </w:tr>
+      <w:tr>
+        <w:tc>
+          <w:tcPr>
+            <w:tcW w:type="dxa" w:w="2880"/>
+            <w:vAlign w:val="top"/>
+          </w:tcPr>
+          <w:p>
+            <w:pPr>
+              <w:spacing w:after="40" w:before="0" w:line="240" w:lineRule="auto"/>
+            </w:pPr>
+          </w:p>
+          <w:p>
+            <w:pPr>
+              <w:spacing w:after="40" w:before="0" w:line="240" w:lineRule="auto"/>
+            </w:pPr>
+            <w:r>
+              <w:rPr>
+                <w:rFonts w:ascii="Arial" w:hAnsi="Arial" w:eastAsia="Arial"/>
+                <w:sz w:val="15"/>
+              </w:rPr>
+              <w:t>2–3 bilimsel konferans sunumu (yurt içi + 1 yurt dışı)</w:t>
+            </w:r>
+          </w:p>
+        </w:tc>
+        <w:tc>
+          <w:tcPr>
+            <w:tcW w:type="dxa" w:w="2880"/>
+            <w:vAlign w:val="top"/>
+          </w:tcPr>
+          <w:p>
+            <w:pPr>
+              <w:spacing w:after="40" w:before="0" w:line="240" w:lineRule="auto"/>
+            </w:pPr>
+          </w:p>
+          <w:p>
+            <w:pPr>
+              <w:spacing w:after="40" w:before="0" w:line="240" w:lineRule="auto"/>
+            </w:pPr>
+            <w:r>
+              <w:rPr>
+                <w:rFonts w:ascii="Arial" w:hAnsi="Arial" w:eastAsia="Arial"/>
+                <w:sz w:val="15"/>
+              </w:rPr>
+              <w:t>45.000</w:t>
+            </w:r>
+          </w:p>
+        </w:tc>
+        <w:tc>
+          <w:tcPr>
+            <w:tcW w:type="dxa" w:w="2880"/>
+            <w:vAlign w:val="top"/>
+          </w:tcPr>
+          <w:p>
+            <w:pPr>
+              <w:spacing w:after="40" w:before="0" w:line="240" w:lineRule="auto"/>
+            </w:pPr>
+          </w:p>
+          <w:p>
+            <w:pPr>
+              <w:spacing w:after="40" w:before="0" w:line="240" w:lineRule="auto"/>
+            </w:pPr>
+            <w:r>
+              <w:rPr>
+                <w:rFonts w:ascii="Arial" w:hAnsi="Arial" w:eastAsia="Arial"/>
+                <w:sz w:val="15"/>
+              </w:rPr>
+              <w:t>En az 3 hakemli yayının ve açık kıyaslama sonuçlarının bilimsel yayılımı (WP5).</w:t>
+            </w:r>
+          </w:p>
+        </w:tc>
+      </w:tr>
+    </w:tbl>
+    <w:p/>
+    <w:p>
+      <w:pPr>
+        <w:spacing w:after="60" w:before="0" w:line="240" w:lineRule="auto"/>
+      </w:pPr>
+      <w:r>
+        <w:rPr>
+          <w:rFonts w:ascii="Arial" w:hAnsi="Arial" w:eastAsia="Arial"/>
+          <w:b/>
+          <w:sz w:val="19"/>
+        </w:rPr>
+        <w:t>7. Üst Limit Dışı Kalemler (bilgi amaçlı)</w:t>
+      </w:r>
+    </w:p>
+    <w:p>
+      <w:pPr>
+        <w:spacing w:after="60" w:before="0" w:line="240" w:lineRule="auto"/>
+        <w:ind w:left="198" w:hanging="113"/>
+      </w:pPr>
+      <w:r>
+        <w:rPr>
+          <w:rFonts w:ascii="Arial" w:hAnsi="Arial" w:eastAsia="Arial"/>
+          <w:sz w:val="18"/>
+        </w:rPr>
+        <w:t xml:space="preserve">• </w:t>
+      </w:r>
+      <w:r>
+        <w:rPr>
+          <w:rFonts w:ascii="Arial" w:hAnsi="Arial" w:eastAsia="Arial"/>
+          <w:b/>
+          <w:sz w:val="18"/>
+        </w:rPr>
+        <w:t>Proje Teşvik İkramiyesi (PTİ):</w:t>
+      </w:r>
+      <w:r>
+        <w:rPr>
+          <w:rFonts w:ascii="Arial" w:hAnsi="Arial" w:eastAsia="Arial"/>
+          <w:sz w:val="18"/>
+        </w:rPr>
+        <w:t xml:space="preserve"> Yürütücü ve araştırmacılara TÜBİTAK mevzuatına göre ayrıca ödenir; 1.200.000 TL üst limitine dahil değildir.</w:t>
+      </w:r>
+    </w:p>
+    <w:p>
+      <w:pPr>
+        <w:spacing w:after="60" w:before="0" w:line="240" w:lineRule="auto"/>
+        <w:ind w:left="198" w:hanging="113"/>
+      </w:pPr>
+      <w:r>
+        <w:rPr>
+          <w:rFonts w:ascii="Arial" w:hAnsi="Arial" w:eastAsia="Arial"/>
+          <w:sz w:val="18"/>
+        </w:rPr>
+        <w:t xml:space="preserve">• </w:t>
+      </w:r>
+      <w:r>
+        <w:rPr>
+          <w:rFonts w:ascii="Arial" w:hAnsi="Arial" w:eastAsia="Arial"/>
+          <w:b/>
+          <w:sz w:val="18"/>
+        </w:rPr>
+        <w:t>Kurum Hissesi:</w:t>
+      </w:r>
+      <w:r>
+        <w:rPr>
+          <w:rFonts w:ascii="Arial" w:hAnsi="Arial" w:eastAsia="Arial"/>
+          <w:sz w:val="18"/>
+        </w:rPr>
+        <w:t xml:space="preserve"> Ev sahibi kuruma genel gider olarak TÜBİTAK tarafından ayrıca eklenir; üst limite dahil değildir.</w:t>
+      </w:r>
+    </w:p>
+    <w:p>
+      <w:pPr>
+        <w:spacing w:after="60" w:before="0" w:line="240" w:lineRule="auto"/>
+      </w:pPr>
+      <w:r>
+        <w:rPr>
+          <w:rFonts w:ascii="Arial" w:hAnsi="Arial" w:eastAsia="Arial"/>
+          <w:b/>
+          <w:sz w:val="19"/>
+        </w:rPr>
+        <w:t>8. Teyit Edilecek Varsayımlar</w:t>
+      </w:r>
+    </w:p>
+    <w:p>
+      <w:pPr>
+        <w:spacing w:after="60" w:before="0" w:line="240" w:lineRule="auto"/>
+        <w:ind w:left="198" w:hanging="113"/>
+      </w:pPr>
+      <w:r>
+        <w:rPr>
+          <w:rFonts w:ascii="Arial" w:hAnsi="Arial" w:eastAsia="Arial"/>
+          <w:sz w:val="18"/>
+        </w:rPr>
+        <w:t xml:space="preserve">1. </w:t>
+      </w:r>
+      <w:r>
+        <w:rPr>
+          <w:rFonts w:ascii="Arial" w:hAnsi="Arial" w:eastAsia="Arial"/>
+          <w:b/>
+          <w:sz w:val="18"/>
+        </w:rPr>
+        <w:t>Burs durumu:</w:t>
+      </w:r>
+      <w:r>
+        <w:rPr>
+          <w:rFonts w:ascii="Arial" w:hAnsi="Arial" w:eastAsia="Arial"/>
+          <w:sz w:val="18"/>
+        </w:rPr>
+        <w:t xml:space="preserve"> İki yüksek lisans bursiyeri, 22.500 TL oranının uygulanabilmesi için yüksek lisans döneminde </w:t>
+      </w:r>
+      <w:r>
+        <w:rPr>
+          <w:rFonts w:ascii="Arial" w:hAnsi="Arial" w:eastAsia="Arial"/>
+          <w:i/>
+          <w:sz w:val="18"/>
+        </w:rPr>
+        <w:t>çalışmayan</w:t>
+      </w:r>
+      <w:r>
+        <w:rPr>
+          <w:rFonts w:ascii="Arial" w:hAnsi="Arial" w:eastAsia="Arial"/>
+          <w:sz w:val="18"/>
+        </w:rPr>
+        <w:t xml:space="preserve"> (başka bir işte sigortalı olmayan, tam zamanlı) statüde olmalıdır. Çalışan statüsünde oran 6.000 TL'ye düşer ve bütçe yeniden hesaplanır.</w:t>
+      </w:r>
+    </w:p>
+    <w:p>
+      <w:pPr>
+        <w:spacing w:after="60" w:before="0" w:line="240" w:lineRule="auto"/>
+        <w:ind w:left="198" w:hanging="113"/>
+      </w:pPr>
+      <w:r>
+        <w:rPr>
+          <w:rFonts w:ascii="Arial" w:hAnsi="Arial" w:eastAsia="Arial"/>
+          <w:sz w:val="18"/>
+        </w:rPr>
+        <w:t xml:space="preserve">2. </w:t>
+      </w:r>
+      <w:r>
+        <w:rPr>
+          <w:rFonts w:ascii="Arial" w:hAnsi="Arial" w:eastAsia="Arial"/>
+          <w:b/>
+          <w:sz w:val="18"/>
+        </w:rPr>
+        <w:t>Yüksek lisansa geçiş ayı:</w:t>
+      </w:r>
+      <w:r>
+        <w:rPr>
+          <w:rFonts w:ascii="Arial" w:hAnsi="Arial" w:eastAsia="Arial"/>
+          <w:sz w:val="18"/>
+        </w:rPr>
+        <w:t xml:space="preserve"> ~7. ay varsayılmıştır; gerçek kayıt takvimi WP4 doğrulama penceresiyle (4–16. ay) uyumlu olacak şekilde teyit edilmelidir.</w:t>
+      </w:r>
+    </w:p>
+    <w:p>
+      <w:pPr>
+        <w:spacing w:after="60" w:before="0" w:line="240" w:lineRule="auto"/>
+        <w:ind w:left="198" w:hanging="113"/>
+      </w:pPr>
+      <w:r>
+        <w:rPr>
+          <w:rFonts w:ascii="Arial" w:hAnsi="Arial" w:eastAsia="Arial"/>
+          <w:sz w:val="18"/>
+        </w:rPr>
+        <w:t xml:space="preserve">3. </w:t>
+      </w:r>
+      <w:r>
+        <w:rPr>
+          <w:rFonts w:ascii="Arial" w:hAnsi="Arial" w:eastAsia="Arial"/>
+          <w:b/>
+          <w:sz w:val="18"/>
+        </w:rPr>
+        <w:t>Donanım fiyatları:</w:t>
+      </w:r>
+      <w:r>
+        <w:rPr>
+          <w:rFonts w:ascii="Arial" w:hAnsi="Arial" w:eastAsia="Arial"/>
+          <w:sz w:val="18"/>
+        </w:rPr>
+        <w:t xml:space="preserve"> GPU iş istasyonu, NAS ve KGK tutarları tahminîdir; güncel piyasa teklifleriyle (döviz/ithalat etkisi dahil) güncellenecektir. Tek GPU'lu iş istasyonunun kesin modeli, 16–24 GB VRAM sınıfında kalacak biçimde teklif aşamasında belirlenecektir; daha büyük eğitim işleri TRUBA veya gerekirse kısa süreli bulut GPU ile yürütülecektir.</w:t>
+      </w:r>
+    </w:p>
+    <w:p>
+      <w:pPr>
+        <w:spacing w:after="60" w:before="0" w:line="240" w:lineRule="auto"/>
+        <w:ind w:left="198" w:hanging="113"/>
+      </w:pPr>
+      <w:r>
+        <w:rPr>
+          <w:rFonts w:ascii="Arial" w:hAnsi="Arial" w:eastAsia="Arial"/>
+          <w:sz w:val="18"/>
+        </w:rPr>
+        <w:t xml:space="preserve">4. </w:t>
+      </w:r>
+      <w:r>
+        <w:rPr>
+          <w:rFonts w:ascii="Arial" w:hAnsi="Arial" w:eastAsia="Arial"/>
+          <w:b/>
+          <w:sz w:val="18"/>
+        </w:rPr>
+        <w:t>TRUBA tahsisi:</w:t>
+      </w:r>
+      <w:r>
+        <w:rPr>
+          <w:rFonts w:ascii="Arial" w:hAnsi="Arial" w:eastAsia="Arial"/>
+          <w:sz w:val="18"/>
+        </w:rPr>
+        <w:t xml:space="preserve"> Ağır ince ayar iş yükü için proje kabulü sonrası TRUBA uygunluk/kaynak tahsisi başvurusu yapılacaktır; tahsisin gecikmesi/düşüklüğü riski ve B planı ana belgenin Risk Yönetimi bölümünde (WP3/WP4 satırı) ele alınmıştır.</w:t>
+      </w:r>
+    </w:p>
+    <w:p>
+      <w:pPr>
+        <w:spacing w:after="60" w:before="0" w:line="240" w:lineRule="auto"/>
+        <w:ind w:left="198" w:hanging="113"/>
+      </w:pPr>
+      <w:r>
+        <w:rPr>
+          <w:rFonts w:ascii="Arial" w:hAnsi="Arial" w:eastAsia="Arial"/>
+          <w:sz w:val="18"/>
+        </w:rPr>
+        <w:t xml:space="preserve">5. </w:t>
+      </w:r>
+      <w:r>
+        <w:rPr>
+          <w:rFonts w:ascii="Arial" w:hAnsi="Arial" w:eastAsia="Arial"/>
+          <w:b/>
+          <w:sz w:val="18"/>
+        </w:rPr>
+        <w:t>Bursiyer-ad eşleştirmesi:</w:t>
+      </w:r>
+      <w:r>
+        <w:rPr>
+          <w:rFonts w:ascii="Arial" w:hAnsi="Arial" w:eastAsia="Arial"/>
+          <w:sz w:val="18"/>
+        </w:rPr>
+        <w:t xml:space="preserve"> B1–B4 rolleri ana belgedeki iş paketi görev dağılımıyla eşleştirilecektir; iki gıda mühendisliği bursiyeri yüksek lisansa geçen bursiyerlerdir.</w:t>
+      </w:r>
+    </w:p>
+    <w:p>
+      <w:pPr>
+        <w:spacing w:after="60" w:before="0" w:line="240" w:lineRule="auto"/>
+        <w:ind w:left="198" w:hanging="113"/>
+      </w:pPr>
+      <w:r>
+        <w:rPr>
+          <w:rFonts w:ascii="Arial" w:hAnsi="Arial" w:eastAsia="Arial"/>
+          <w:sz w:val="18"/>
+        </w:rPr>
+        <w:t xml:space="preserve">6. </w:t>
+      </w:r>
+      <w:r>
+        <w:rPr>
+          <w:rFonts w:ascii="Arial" w:hAnsi="Arial" w:eastAsia="Arial"/>
+          <w:b/>
+          <w:sz w:val="18"/>
+        </w:rPr>
+        <w:t>Kalem sınıflandırması:</w:t>
+      </w:r>
+      <w:r>
+        <w:rPr>
+          <w:rFonts w:ascii="Arial" w:hAnsi="Arial" w:eastAsia="Arial"/>
+          <w:sz w:val="18"/>
+        </w:rPr>
+        <w:t xml:space="preserve"> Ticari API/bulut giderlerinin "Hizmet Alımı" altında sınıflandırılması PBS kalem tanımlarına göre teyit edilecektir.</w:t>
       </w:r>
     </w:p>
     <w:p>

--- a/docs/OpenNutri_1005_Application_Filled_Template.docx
+++ b/docs/OpenNutri_1005_Application_Filled_Template.docx
@@ -12995,1581 +12995,6 @@
     </w:p>
     <w:p>
       <w:pPr>
-        <w:spacing w:after="60" w:before="0" w:line="240" w:lineRule="auto"/>
-        <w:ind w:left="198" w:hanging="113"/>
-      </w:pPr>
-      <w:r>
-        <w:rPr>
-          <w:rFonts w:ascii="Arial" w:hAnsi="Arial" w:eastAsia="Arial"/>
-          <w:sz w:val="18"/>
-        </w:rPr>
-        <w:t xml:space="preserve">• </w:t>
-      </w:r>
-      <w:r>
-        <w:rPr>
-          <w:rFonts w:ascii="Arial" w:hAnsi="Arial" w:eastAsia="Arial"/>
-          <w:sz w:val="18"/>
-        </w:rPr>
-        <w:t xml:space="preserve">Agarwal, A., et al. (2014). Taming the monster: A fast and simple algorithm for contextual bandits. </w:t>
-      </w:r>
-      <w:r>
-        <w:rPr>
-          <w:rFonts w:ascii="Arial" w:hAnsi="Arial" w:eastAsia="Arial"/>
-          <w:i/>
-          <w:sz w:val="18"/>
-        </w:rPr>
-        <w:t>ICML</w:t>
-      </w:r>
-      <w:r>
-        <w:rPr>
-          <w:rFonts w:ascii="Arial" w:hAnsi="Arial" w:eastAsia="Arial"/>
-          <w:sz w:val="18"/>
-        </w:rPr>
-        <w:t>, 1638–1646.</w:t>
-      </w:r>
-    </w:p>
-    <w:p>
-      <w:pPr>
-        <w:spacing w:after="60" w:before="0" w:line="240" w:lineRule="auto"/>
-        <w:ind w:left="198" w:hanging="113"/>
-      </w:pPr>
-      <w:r>
-        <w:rPr>
-          <w:rFonts w:ascii="Arial" w:hAnsi="Arial" w:eastAsia="Arial"/>
-          <w:sz w:val="18"/>
-        </w:rPr>
-        <w:t xml:space="preserve">• </w:t>
-      </w:r>
-      <w:r>
-        <w:rPr>
-          <w:rFonts w:ascii="Arial" w:hAnsi="Arial" w:eastAsia="Arial"/>
-          <w:sz w:val="18"/>
-        </w:rPr>
-        <w:t xml:space="preserve">Cenikj, G., Strojnik, L., Angelski, R., Ogrinc, N., Koroušić Seljak, B., &amp; Eftimov, T. (2023). From language models to large-scale food and biomedical knowledge graphs. </w:t>
-      </w:r>
-      <w:r>
-        <w:rPr>
-          <w:rFonts w:ascii="Arial" w:hAnsi="Arial" w:eastAsia="Arial"/>
-          <w:i/>
-          <w:sz w:val="18"/>
-        </w:rPr>
-        <w:t>Scientific Reports</w:t>
-      </w:r>
-      <w:r>
-        <w:rPr>
-          <w:rFonts w:ascii="Arial" w:hAnsi="Arial" w:eastAsia="Arial"/>
-          <w:sz w:val="18"/>
-        </w:rPr>
-        <w:t>, 13, 7815. https://doi.org/10.1038/s41598-023-34981-4</w:t>
-      </w:r>
-    </w:p>
-    <w:p>
-      <w:pPr>
-        <w:spacing w:after="60" w:before="0" w:line="240" w:lineRule="auto"/>
-        <w:ind w:left="198" w:hanging="113"/>
-      </w:pPr>
-      <w:r>
-        <w:rPr>
-          <w:rFonts w:ascii="Arial" w:hAnsi="Arial" w:eastAsia="Arial"/>
-          <w:sz w:val="18"/>
-        </w:rPr>
-        <w:t xml:space="preserve">• </w:t>
-      </w:r>
-      <w:r>
-        <w:rPr>
-          <w:rFonts w:ascii="Arial" w:hAnsi="Arial" w:eastAsia="Arial"/>
-          <w:sz w:val="18"/>
-        </w:rPr>
-        <w:t xml:space="preserve">Chapelle, O., &amp; Li, L. (2011). An empirical evaluation of Thompson sampling. </w:t>
-      </w:r>
-      <w:r>
-        <w:rPr>
-          <w:rFonts w:ascii="Arial" w:hAnsi="Arial" w:eastAsia="Arial"/>
-          <w:i/>
-          <w:sz w:val="18"/>
-        </w:rPr>
-        <w:t>NeurIPS</w:t>
-      </w:r>
-      <w:r>
-        <w:rPr>
-          <w:rFonts w:ascii="Arial" w:hAnsi="Arial" w:eastAsia="Arial"/>
-          <w:sz w:val="18"/>
-        </w:rPr>
-        <w:t>, 24.</w:t>
-      </w:r>
-    </w:p>
-    <w:p>
-      <w:pPr>
-        <w:spacing w:after="60" w:before="0" w:line="240" w:lineRule="auto"/>
-        <w:ind w:left="198" w:hanging="113"/>
-      </w:pPr>
-      <w:r>
-        <w:rPr>
-          <w:rFonts w:ascii="Arial" w:hAnsi="Arial" w:eastAsia="Arial"/>
-          <w:sz w:val="18"/>
-        </w:rPr>
-        <w:t xml:space="preserve">• </w:t>
-      </w:r>
-      <w:r>
-        <w:rPr>
-          <w:rFonts w:ascii="Arial" w:hAnsi="Arial" w:eastAsia="Arial"/>
-          <w:sz w:val="18"/>
-        </w:rPr>
-        <w:t xml:space="preserve">Chen, L., et al. (2023). FrugalGPT: How to use large language models while reducing cost and improving performance. </w:t>
-      </w:r>
-      <w:r>
-        <w:rPr>
-          <w:rFonts w:ascii="Arial" w:hAnsi="Arial" w:eastAsia="Arial"/>
-          <w:i/>
-          <w:sz w:val="18"/>
-        </w:rPr>
-        <w:t>arXiv:2305.05176</w:t>
-      </w:r>
-      <w:r>
-        <w:rPr>
-          <w:rFonts w:ascii="Arial" w:hAnsi="Arial" w:eastAsia="Arial"/>
-          <w:sz w:val="18"/>
-        </w:rPr>
-        <w:t>. https://doi.org/10.48550/arXiv.2305.05176</w:t>
-      </w:r>
-    </w:p>
-    <w:p>
-      <w:pPr>
-        <w:spacing w:after="60" w:before="0" w:line="240" w:lineRule="auto"/>
-        <w:ind w:left="198" w:hanging="113"/>
-      </w:pPr>
-      <w:r>
-        <w:rPr>
-          <w:rFonts w:ascii="Arial" w:hAnsi="Arial" w:eastAsia="Arial"/>
-          <w:sz w:val="18"/>
-        </w:rPr>
-        <w:t xml:space="preserve">• </w:t>
-      </w:r>
-      <w:r>
-        <w:rPr>
-          <w:rFonts w:ascii="Arial" w:hAnsi="Arial" w:eastAsia="Arial"/>
-          <w:sz w:val="18"/>
-        </w:rPr>
-        <w:t xml:space="preserve">Chen, M., Xu, Z., Weinberger, K. Q., Chapelle, O., &amp; Kedem, D. (2012). Classifier cascade for minimizing feature evaluation cost. </w:t>
-      </w:r>
-      <w:r>
-        <w:rPr>
-          <w:rFonts w:ascii="Arial" w:hAnsi="Arial" w:eastAsia="Arial"/>
-          <w:i/>
-          <w:sz w:val="18"/>
-        </w:rPr>
-        <w:t>AISTATS (PMLR)</w:t>
-      </w:r>
-      <w:r>
-        <w:rPr>
-          <w:rFonts w:ascii="Arial" w:hAnsi="Arial" w:eastAsia="Arial"/>
-          <w:sz w:val="18"/>
-        </w:rPr>
-        <w:t>, 218–226. https://proceedings.mlr.press/v22/chen12c.html</w:t>
-      </w:r>
-    </w:p>
-    <w:p>
-      <w:pPr>
-        <w:spacing w:after="60" w:before="0" w:line="240" w:lineRule="auto"/>
-        <w:ind w:left="198" w:hanging="113"/>
-      </w:pPr>
-      <w:r>
-        <w:rPr>
-          <w:rFonts w:ascii="Arial" w:hAnsi="Arial" w:eastAsia="Arial"/>
-          <w:sz w:val="18"/>
-        </w:rPr>
-        <w:t xml:space="preserve">• </w:t>
-      </w:r>
-      <w:r>
-        <w:rPr>
-          <w:rFonts w:ascii="Arial" w:hAnsi="Arial" w:eastAsia="Arial"/>
-          <w:sz w:val="18"/>
-        </w:rPr>
-        <w:t xml:space="preserve">Dagdelen, J., Dunn, A., Lee, S., Walker, N., Rosen, A. S., Ceder, G., Persson, K. A., &amp; Jain, A. (2024). Structured information extraction from scientific text with large language models. </w:t>
-      </w:r>
-      <w:r>
-        <w:rPr>
-          <w:rFonts w:ascii="Arial" w:hAnsi="Arial" w:eastAsia="Arial"/>
-          <w:i/>
-          <w:sz w:val="18"/>
-        </w:rPr>
-        <w:t>Nature Communications</w:t>
-      </w:r>
-      <w:r>
-        <w:rPr>
-          <w:rFonts w:ascii="Arial" w:hAnsi="Arial" w:eastAsia="Arial"/>
-          <w:sz w:val="18"/>
-        </w:rPr>
-        <w:t>, 15, 1418. https://doi.org/10.1038/s41467-024-45563-x</w:t>
-      </w:r>
-    </w:p>
-    <w:p>
-      <w:pPr>
-        <w:spacing w:after="60" w:before="0" w:line="240" w:lineRule="auto"/>
-        <w:ind w:left="198" w:hanging="113"/>
-      </w:pPr>
-      <w:r>
-        <w:rPr>
-          <w:rFonts w:ascii="Arial" w:hAnsi="Arial" w:eastAsia="Arial"/>
-          <w:sz w:val="18"/>
-        </w:rPr>
-        <w:t xml:space="preserve">• </w:t>
-      </w:r>
-      <w:r>
-        <w:rPr>
-          <w:rFonts w:ascii="Arial" w:hAnsi="Arial" w:eastAsia="Arial"/>
-          <w:sz w:val="18"/>
-        </w:rPr>
-        <w:t xml:space="preserve">Dettmers, T., et al. (2023). QLoRA: Efficient finetuning of quantized language models. </w:t>
-      </w:r>
-      <w:r>
-        <w:rPr>
-          <w:rFonts w:ascii="Arial" w:hAnsi="Arial" w:eastAsia="Arial"/>
-          <w:i/>
-          <w:sz w:val="18"/>
-        </w:rPr>
-        <w:t>NeurIPS</w:t>
-      </w:r>
-      <w:r>
-        <w:rPr>
-          <w:rFonts w:ascii="Arial" w:hAnsi="Arial" w:eastAsia="Arial"/>
-          <w:sz w:val="18"/>
-        </w:rPr>
-        <w:t>, 36. https://doi.org/10.48550/arXiv.2305.14314</w:t>
-      </w:r>
-    </w:p>
-    <w:p>
-      <w:pPr>
-        <w:spacing w:after="60" w:before="0" w:line="240" w:lineRule="auto"/>
-        <w:ind w:left="198" w:hanging="113"/>
-      </w:pPr>
-      <w:r>
-        <w:rPr>
-          <w:rFonts w:ascii="Arial" w:hAnsi="Arial" w:eastAsia="Arial"/>
-          <w:sz w:val="18"/>
-        </w:rPr>
-        <w:t xml:space="preserve">• </w:t>
-      </w:r>
-      <w:r>
-        <w:rPr>
-          <w:rFonts w:ascii="Arial" w:hAnsi="Arial" w:eastAsia="Arial"/>
-          <w:sz w:val="18"/>
-        </w:rPr>
-        <w:t xml:space="preserve">Dooley, D.M., et al. (2018). FoodOn: A harmonized food ontology to increase global food traceability. </w:t>
-      </w:r>
-      <w:r>
-        <w:rPr>
-          <w:rFonts w:ascii="Arial" w:hAnsi="Arial" w:eastAsia="Arial"/>
-          <w:i/>
-          <w:sz w:val="18"/>
-        </w:rPr>
-        <w:t>npj Science of Food</w:t>
-      </w:r>
-      <w:r>
-        <w:rPr>
-          <w:rFonts w:ascii="Arial" w:hAnsi="Arial" w:eastAsia="Arial"/>
-          <w:sz w:val="18"/>
-        </w:rPr>
-        <w:t>, 2(1), 1-10. https://doi.org/10.1038/s41538-018-0032-6</w:t>
-      </w:r>
-    </w:p>
-    <w:p>
-      <w:pPr>
-        <w:spacing w:after="60" w:before="0" w:line="240" w:lineRule="auto"/>
-        <w:ind w:left="198" w:hanging="113"/>
-      </w:pPr>
-      <w:r>
-        <w:rPr>
-          <w:rFonts w:ascii="Arial" w:hAnsi="Arial" w:eastAsia="Arial"/>
-          <w:sz w:val="18"/>
-        </w:rPr>
-        <w:t xml:space="preserve">• </w:t>
-      </w:r>
-      <w:r>
-        <w:rPr>
-          <w:rFonts w:ascii="Arial" w:hAnsi="Arial" w:eastAsia="Arial"/>
-          <w:sz w:val="18"/>
-        </w:rPr>
-        <w:t xml:space="preserve">EFSA (2015). The food classification and description system FoodEx2 (revision 2). </w:t>
-      </w:r>
-      <w:r>
-        <w:rPr>
-          <w:rFonts w:ascii="Arial" w:hAnsi="Arial" w:eastAsia="Arial"/>
-          <w:i/>
-          <w:sz w:val="18"/>
-        </w:rPr>
-        <w:t>EFSA Supporting Publications</w:t>
-      </w:r>
-      <w:r>
-        <w:rPr>
-          <w:rFonts w:ascii="Arial" w:hAnsi="Arial" w:eastAsia="Arial"/>
-          <w:sz w:val="18"/>
-        </w:rPr>
-        <w:t>, 12(5), EN-804. https://doi.org/10.2903/sp.efsa.2015.EN-804</w:t>
-      </w:r>
-    </w:p>
-    <w:p>
-      <w:pPr>
-        <w:spacing w:after="60" w:before="0" w:line="240" w:lineRule="auto"/>
-        <w:ind w:left="198" w:hanging="113"/>
-      </w:pPr>
-      <w:r>
-        <w:rPr>
-          <w:rFonts w:ascii="Arial" w:hAnsi="Arial" w:eastAsia="Arial"/>
-          <w:sz w:val="18"/>
-        </w:rPr>
-        <w:t xml:space="preserve">• </w:t>
-      </w:r>
-      <w:r>
-        <w:rPr>
-          <w:rFonts w:ascii="Arial" w:hAnsi="Arial" w:eastAsia="Arial"/>
-          <w:sz w:val="18"/>
-        </w:rPr>
-        <w:t xml:space="preserve">Efron, B., &amp; Tibshirani, R.J. (1993). </w:t>
-      </w:r>
-      <w:r>
-        <w:rPr>
-          <w:rFonts w:ascii="Arial" w:hAnsi="Arial" w:eastAsia="Arial"/>
-          <w:i/>
-          <w:sz w:val="18"/>
-        </w:rPr>
-        <w:t>An Introduction to the Bootstrap</w:t>
-      </w:r>
-      <w:r>
-        <w:rPr>
-          <w:rFonts w:ascii="Arial" w:hAnsi="Arial" w:eastAsia="Arial"/>
-          <w:sz w:val="18"/>
-        </w:rPr>
-        <w:t>. Chapman &amp; Hall/CRC. https://doi.org/10.1201/9780429246593</w:t>
-      </w:r>
-    </w:p>
-    <w:p>
-      <w:pPr>
-        <w:spacing w:after="60" w:before="0" w:line="240" w:lineRule="auto"/>
-        <w:ind w:left="198" w:hanging="113"/>
-      </w:pPr>
-      <w:r>
-        <w:rPr>
-          <w:rFonts w:ascii="Arial" w:hAnsi="Arial" w:eastAsia="Arial"/>
-          <w:sz w:val="18"/>
-        </w:rPr>
-        <w:t xml:space="preserve">• </w:t>
-      </w:r>
-      <w:r>
-        <w:rPr>
-          <w:rFonts w:ascii="Arial" w:hAnsi="Arial" w:eastAsia="Arial"/>
-          <w:sz w:val="18"/>
-        </w:rPr>
-        <w:t xml:space="preserve">EuroFIR AISBL. (2024). </w:t>
-      </w:r>
-      <w:r>
-        <w:rPr>
-          <w:rFonts w:ascii="Arial" w:hAnsi="Arial" w:eastAsia="Arial"/>
-          <w:i/>
-          <w:sz w:val="18"/>
-        </w:rPr>
-        <w:t>European Food Information Resource (EuroFIR) food composition platform</w:t>
-      </w:r>
-      <w:r>
-        <w:rPr>
-          <w:rFonts w:ascii="Arial" w:hAnsi="Arial" w:eastAsia="Arial"/>
-          <w:sz w:val="18"/>
-        </w:rPr>
-        <w:t>. https://www.eurofir.org</w:t>
-      </w:r>
-    </w:p>
-    <w:p>
-      <w:pPr>
-        <w:spacing w:after="60" w:before="0" w:line="240" w:lineRule="auto"/>
-        <w:ind w:left="198" w:hanging="113"/>
-      </w:pPr>
-      <w:r>
-        <w:rPr>
-          <w:rFonts w:ascii="Arial" w:hAnsi="Arial" w:eastAsia="Arial"/>
-          <w:sz w:val="18"/>
-        </w:rPr>
-        <w:t xml:space="preserve">• </w:t>
-      </w:r>
-      <w:r>
-        <w:rPr>
-          <w:rFonts w:ascii="Arial" w:hAnsi="Arial" w:eastAsia="Arial"/>
-          <w:sz w:val="18"/>
-        </w:rPr>
-        <w:t xml:space="preserve">European Parliament and Council. (2011). </w:t>
-      </w:r>
-      <w:r>
-        <w:rPr>
-          <w:rFonts w:ascii="Arial" w:hAnsi="Arial" w:eastAsia="Arial"/>
-          <w:i/>
-          <w:sz w:val="18"/>
-        </w:rPr>
-        <w:t>Regulation (EU) No 1169/2011 on the provision of food information to consumers</w:t>
-      </w:r>
-      <w:r>
-        <w:rPr>
-          <w:rFonts w:ascii="Arial" w:hAnsi="Arial" w:eastAsia="Arial"/>
-          <w:sz w:val="18"/>
-        </w:rPr>
-        <w:t>. EUR-Lex. https://eur-lex.europa.eu/eli/reg/2011/1169/oj</w:t>
-      </w:r>
-    </w:p>
-    <w:p>
-      <w:pPr>
-        <w:spacing w:after="60" w:before="0" w:line="240" w:lineRule="auto"/>
-        <w:ind w:left="198" w:hanging="113"/>
-      </w:pPr>
-      <w:r>
-        <w:rPr>
-          <w:rFonts w:ascii="Arial" w:hAnsi="Arial" w:eastAsia="Arial"/>
-          <w:sz w:val="18"/>
-        </w:rPr>
-        <w:t xml:space="preserve">• </w:t>
-      </w:r>
-      <w:r>
-        <w:rPr>
-          <w:rFonts w:ascii="Arial" w:hAnsi="Arial" w:eastAsia="Arial"/>
-          <w:sz w:val="18"/>
-        </w:rPr>
-        <w:t xml:space="preserve">FAO/INFOODS (2012). </w:t>
-      </w:r>
-      <w:r>
-        <w:rPr>
-          <w:rFonts w:ascii="Arial" w:hAnsi="Arial" w:eastAsia="Arial"/>
-          <w:i/>
-          <w:sz w:val="18"/>
-        </w:rPr>
-        <w:t>FAO/INFOODS Guidelines for Food Matching</w:t>
-      </w:r>
-      <w:r>
-        <w:rPr>
-          <w:rFonts w:ascii="Arial" w:hAnsi="Arial" w:eastAsia="Arial"/>
-          <w:sz w:val="18"/>
-        </w:rPr>
-        <w:t>. Rome: FAO.</w:t>
-      </w:r>
-    </w:p>
-    <w:p>
-      <w:pPr>
-        <w:spacing w:after="60" w:before="0" w:line="240" w:lineRule="auto"/>
-        <w:ind w:left="198" w:hanging="113"/>
-      </w:pPr>
-      <w:r>
-        <w:rPr>
-          <w:rFonts w:ascii="Arial" w:hAnsi="Arial" w:eastAsia="Arial"/>
-          <w:sz w:val="18"/>
-        </w:rPr>
-        <w:t xml:space="preserve">• </w:t>
-      </w:r>
-      <w:r>
-        <w:rPr>
-          <w:rFonts w:ascii="Arial" w:hAnsi="Arial" w:eastAsia="Arial"/>
-          <w:sz w:val="18"/>
-        </w:rPr>
-        <w:t xml:space="preserve">Fedus, W., et al. (2022). Switch Transformers: Scaling to trillion parameter models. </w:t>
-      </w:r>
-      <w:r>
-        <w:rPr>
-          <w:rFonts w:ascii="Arial" w:hAnsi="Arial" w:eastAsia="Arial"/>
-          <w:i/>
-          <w:sz w:val="18"/>
-        </w:rPr>
-        <w:t>JMLR</w:t>
-      </w:r>
-      <w:r>
-        <w:rPr>
-          <w:rFonts w:ascii="Arial" w:hAnsi="Arial" w:eastAsia="Arial"/>
-          <w:sz w:val="18"/>
-        </w:rPr>
-        <w:t>, 23(120), 1–39.</w:t>
-      </w:r>
-    </w:p>
-    <w:p>
-      <w:pPr>
-        <w:spacing w:after="60" w:before="0" w:line="240" w:lineRule="auto"/>
-        <w:ind w:left="198" w:hanging="113"/>
-      </w:pPr>
-      <w:r>
-        <w:rPr>
-          <w:rFonts w:ascii="Arial" w:hAnsi="Arial" w:eastAsia="Arial"/>
-          <w:sz w:val="18"/>
-        </w:rPr>
-        <w:t xml:space="preserve">• </w:t>
-      </w:r>
-      <w:r>
-        <w:rPr>
-          <w:rFonts w:ascii="Arial" w:hAnsi="Arial" w:eastAsia="Arial"/>
-          <w:sz w:val="18"/>
-        </w:rPr>
-        <w:t xml:space="preserve">Greenfield, H., &amp; Southgate, D.A.T. (2003). </w:t>
-      </w:r>
-      <w:r>
-        <w:rPr>
-          <w:rFonts w:ascii="Arial" w:hAnsi="Arial" w:eastAsia="Arial"/>
-          <w:i/>
-          <w:sz w:val="18"/>
-        </w:rPr>
-        <w:t>Food Composition Data: Production, Management and Use</w:t>
-      </w:r>
-      <w:r>
-        <w:rPr>
-          <w:rFonts w:ascii="Arial" w:hAnsi="Arial" w:eastAsia="Arial"/>
-          <w:sz w:val="18"/>
-        </w:rPr>
-        <w:t xml:space="preserve"> (2nd ed.). Rome: FAO.</w:t>
-      </w:r>
-    </w:p>
-    <w:p>
-      <w:pPr>
-        <w:spacing w:after="60" w:before="0" w:line="240" w:lineRule="auto"/>
-        <w:ind w:left="198" w:hanging="113"/>
-      </w:pPr>
-      <w:r>
-        <w:rPr>
-          <w:rFonts w:ascii="Arial" w:hAnsi="Arial" w:eastAsia="Arial"/>
-          <w:sz w:val="18"/>
-        </w:rPr>
-        <w:t xml:space="preserve">• </w:t>
-      </w:r>
-      <w:r>
-        <w:rPr>
-          <w:rFonts w:ascii="Arial" w:hAnsi="Arial" w:eastAsia="Arial"/>
-          <w:sz w:val="18"/>
-        </w:rPr>
-        <w:t xml:space="preserve">Hestness, J., et al. (2017). Deep learning scaling is predictable, empirically. </w:t>
-      </w:r>
-      <w:r>
-        <w:rPr>
-          <w:rFonts w:ascii="Arial" w:hAnsi="Arial" w:eastAsia="Arial"/>
-          <w:i/>
-          <w:sz w:val="18"/>
-        </w:rPr>
-        <w:t>arXiv:1712.00409</w:t>
-      </w:r>
-      <w:r>
-        <w:rPr>
-          <w:rFonts w:ascii="Arial" w:hAnsi="Arial" w:eastAsia="Arial"/>
-          <w:sz w:val="18"/>
-        </w:rPr>
-        <w:t>. https://doi.org/10.48550/arXiv.1712.00409</w:t>
-      </w:r>
-    </w:p>
-    <w:p>
-      <w:pPr>
-        <w:spacing w:after="60" w:before="0" w:line="240" w:lineRule="auto"/>
-        <w:ind w:left="198" w:hanging="113"/>
-      </w:pPr>
-      <w:r>
-        <w:rPr>
-          <w:rFonts w:ascii="Arial" w:hAnsi="Arial" w:eastAsia="Arial"/>
-          <w:sz w:val="18"/>
-        </w:rPr>
-        <w:t xml:space="preserve">• </w:t>
-      </w:r>
-      <w:r>
-        <w:rPr>
-          <w:rFonts w:ascii="Arial" w:hAnsi="Arial" w:eastAsia="Arial"/>
-          <w:sz w:val="18"/>
-        </w:rPr>
-        <w:t xml:space="preserve">Hooton, F., Menichetti, G., &amp; Barabási, A.-L. (2020). Exploring food contents in scientific literature with FoodMine. </w:t>
-      </w:r>
-      <w:r>
-        <w:rPr>
-          <w:rFonts w:ascii="Arial" w:hAnsi="Arial" w:eastAsia="Arial"/>
-          <w:i/>
-          <w:sz w:val="18"/>
-        </w:rPr>
-        <w:t>Scientific Reports</w:t>
-      </w:r>
-      <w:r>
-        <w:rPr>
-          <w:rFonts w:ascii="Arial" w:hAnsi="Arial" w:eastAsia="Arial"/>
-          <w:sz w:val="18"/>
-        </w:rPr>
-        <w:t>, 10, 16191. https://doi.org/10.1038/s41598-020-73105-0</w:t>
-      </w:r>
-    </w:p>
-    <w:p>
-      <w:pPr>
-        <w:spacing w:after="60" w:before="0" w:line="240" w:lineRule="auto"/>
-        <w:ind w:left="198" w:hanging="113"/>
-      </w:pPr>
-      <w:r>
-        <w:rPr>
-          <w:rFonts w:ascii="Arial" w:hAnsi="Arial" w:eastAsia="Arial"/>
-          <w:sz w:val="18"/>
-        </w:rPr>
-        <w:t xml:space="preserve">• </w:t>
-      </w:r>
-      <w:r>
-        <w:rPr>
-          <w:rFonts w:ascii="Arial" w:hAnsi="Arial" w:eastAsia="Arial"/>
-          <w:sz w:val="18"/>
-        </w:rPr>
-        <w:t xml:space="preserve">Hu, E.J., et al. (2022). LoRA: Low-rank adaptation of large language models. </w:t>
-      </w:r>
-      <w:r>
-        <w:rPr>
-          <w:rFonts w:ascii="Arial" w:hAnsi="Arial" w:eastAsia="Arial"/>
-          <w:i/>
-          <w:sz w:val="18"/>
-        </w:rPr>
-        <w:t>ICLR</w:t>
-      </w:r>
-      <w:r>
-        <w:rPr>
-          <w:rFonts w:ascii="Arial" w:hAnsi="Arial" w:eastAsia="Arial"/>
-          <w:sz w:val="18"/>
-        </w:rPr>
-        <w:t>. https://doi.org/10.48550/arXiv.2106.09685</w:t>
-      </w:r>
-    </w:p>
-    <w:p>
-      <w:pPr>
-        <w:spacing w:after="60" w:before="0" w:line="240" w:lineRule="auto"/>
-        <w:ind w:left="198" w:hanging="113"/>
-      </w:pPr>
-      <w:r>
-        <w:rPr>
-          <w:rFonts w:ascii="Arial" w:hAnsi="Arial" w:eastAsia="Arial"/>
-          <w:sz w:val="18"/>
-        </w:rPr>
-        <w:t xml:space="preserve">• </w:t>
-      </w:r>
-      <w:r>
-        <w:rPr>
-          <w:rFonts w:ascii="Arial" w:hAnsi="Arial" w:eastAsia="Arial"/>
-          <w:sz w:val="18"/>
-        </w:rPr>
-        <w:t xml:space="preserve">Ispirova, G., Eftimov, T., &amp; Koroušić Seljak, B. (2020). P-NUT: Predicting NUTrient content from short text descriptions. </w:t>
-      </w:r>
-      <w:r>
-        <w:rPr>
-          <w:rFonts w:ascii="Arial" w:hAnsi="Arial" w:eastAsia="Arial"/>
-          <w:i/>
-          <w:sz w:val="18"/>
-        </w:rPr>
-        <w:t>Mathematics</w:t>
-      </w:r>
-      <w:r>
-        <w:rPr>
-          <w:rFonts w:ascii="Arial" w:hAnsi="Arial" w:eastAsia="Arial"/>
-          <w:sz w:val="18"/>
-        </w:rPr>
-        <w:t>, 8(10), 1811. https://doi.org/10.3390/math8101811</w:t>
-      </w:r>
-    </w:p>
-    <w:p>
-      <w:pPr>
-        <w:spacing w:after="60" w:before="0" w:line="240" w:lineRule="auto"/>
-        <w:ind w:left="198" w:hanging="113"/>
-      </w:pPr>
-      <w:r>
-        <w:rPr>
-          <w:rFonts w:ascii="Arial" w:hAnsi="Arial" w:eastAsia="Arial"/>
-          <w:sz w:val="18"/>
-        </w:rPr>
-        <w:t xml:space="preserve">• </w:t>
-      </w:r>
-      <w:r>
-        <w:rPr>
-          <w:rFonts w:ascii="Arial" w:hAnsi="Arial" w:eastAsia="Arial"/>
-          <w:sz w:val="18"/>
-        </w:rPr>
-        <w:t xml:space="preserve">Jankelow, A., Godneva, A., Rein, M., Samocha-Bonet, D., Weissglas-Volkov, D., Zohar, S., Shor, T., &amp; Segal, E. (2026). NutriMatch: harmonizing food composition databases with large language models for enhanced nutritional prediction. </w:t>
-      </w:r>
-      <w:r>
-        <w:rPr>
-          <w:rFonts w:ascii="Arial" w:hAnsi="Arial" w:eastAsia="Arial"/>
-          <w:i/>
-          <w:sz w:val="18"/>
-        </w:rPr>
-        <w:t>npj Digital Public Health</w:t>
-      </w:r>
-      <w:r>
-        <w:rPr>
-          <w:rFonts w:ascii="Arial" w:hAnsi="Arial" w:eastAsia="Arial"/>
-          <w:sz w:val="18"/>
-        </w:rPr>
-        <w:t>, 1, 1. https://doi.org/10.1038/s44482-025-00001-7</w:t>
-      </w:r>
-    </w:p>
-    <w:p>
-      <w:pPr>
-        <w:spacing w:after="60" w:before="0" w:line="240" w:lineRule="auto"/>
-        <w:ind w:left="198" w:hanging="113"/>
-      </w:pPr>
-      <w:r>
-        <w:rPr>
-          <w:rFonts w:ascii="Arial" w:hAnsi="Arial" w:eastAsia="Arial"/>
-          <w:sz w:val="18"/>
-        </w:rPr>
-        <w:t xml:space="preserve">• </w:t>
-      </w:r>
-      <w:r>
-        <w:rPr>
-          <w:rFonts w:ascii="Arial" w:hAnsi="Arial" w:eastAsia="Arial"/>
-          <w:sz w:val="18"/>
-        </w:rPr>
-        <w:t xml:space="preserve">Klensin, J.C., et al. (1989). </w:t>
-      </w:r>
-      <w:r>
-        <w:rPr>
-          <w:rFonts w:ascii="Arial" w:hAnsi="Arial" w:eastAsia="Arial"/>
-          <w:i/>
-          <w:sz w:val="18"/>
-        </w:rPr>
-        <w:t>Identification of Food Components for INFOODS Data Interchange</w:t>
-      </w:r>
-      <w:r>
-        <w:rPr>
-          <w:rFonts w:ascii="Arial" w:hAnsi="Arial" w:eastAsia="Arial"/>
-          <w:sz w:val="18"/>
-        </w:rPr>
-        <w:t>. Tokyo: UNU Press.</w:t>
-      </w:r>
-    </w:p>
-    <w:p>
-      <w:pPr>
-        <w:spacing w:after="60" w:before="0" w:line="240" w:lineRule="auto"/>
-        <w:ind w:left="198" w:hanging="113"/>
-      </w:pPr>
-      <w:r>
-        <w:rPr>
-          <w:rFonts w:ascii="Arial" w:hAnsi="Arial" w:eastAsia="Arial"/>
-          <w:sz w:val="18"/>
-        </w:rPr>
-        <w:t xml:space="preserve">• </w:t>
-      </w:r>
-      <w:r>
-        <w:rPr>
-          <w:rFonts w:ascii="Arial" w:hAnsi="Arial" w:eastAsia="Arial"/>
-          <w:sz w:val="18"/>
-        </w:rPr>
-        <w:t xml:space="preserve">Lattimore, T., &amp; Szepesvári, C. (2020). </w:t>
-      </w:r>
-      <w:r>
-        <w:rPr>
-          <w:rFonts w:ascii="Arial" w:hAnsi="Arial" w:eastAsia="Arial"/>
-          <w:i/>
-          <w:sz w:val="18"/>
-        </w:rPr>
-        <w:t>Bandit Algorithms</w:t>
-      </w:r>
-      <w:r>
-        <w:rPr>
-          <w:rFonts w:ascii="Arial" w:hAnsi="Arial" w:eastAsia="Arial"/>
-          <w:sz w:val="18"/>
-        </w:rPr>
-        <w:t>. Cambridge University Press. https://doi.org/10.1017/9781108571401</w:t>
-      </w:r>
-    </w:p>
-    <w:p>
-      <w:pPr>
-        <w:spacing w:after="60" w:before="0" w:line="240" w:lineRule="auto"/>
-        <w:ind w:left="198" w:hanging="113"/>
-      </w:pPr>
-      <w:r>
-        <w:rPr>
-          <w:rFonts w:ascii="Arial" w:hAnsi="Arial" w:eastAsia="Arial"/>
-          <w:sz w:val="18"/>
-        </w:rPr>
-        <w:t xml:space="preserve">• </w:t>
-      </w:r>
-      <w:r>
-        <w:rPr>
-          <w:rFonts w:ascii="Arial" w:hAnsi="Arial" w:eastAsia="Arial"/>
-          <w:sz w:val="18"/>
-        </w:rPr>
-        <w:t xml:space="preserve">Lewis, P., et al. (2020). Retrieval-augmented generation for knowledge-intensive NLP tasks. </w:t>
-      </w:r>
-      <w:r>
-        <w:rPr>
-          <w:rFonts w:ascii="Arial" w:hAnsi="Arial" w:eastAsia="Arial"/>
-          <w:i/>
-          <w:sz w:val="18"/>
-        </w:rPr>
-        <w:t>NeurIPS</w:t>
-      </w:r>
-      <w:r>
-        <w:rPr>
-          <w:rFonts w:ascii="Arial" w:hAnsi="Arial" w:eastAsia="Arial"/>
-          <w:sz w:val="18"/>
-        </w:rPr>
-        <w:t>, 33, 9459–9474. https://doi.org/10.48550/arXiv.2005.11401</w:t>
-      </w:r>
-    </w:p>
-    <w:p>
-      <w:pPr>
-        <w:spacing w:after="60" w:before="0" w:line="240" w:lineRule="auto"/>
-        <w:ind w:left="198" w:hanging="113"/>
-      </w:pPr>
-      <w:r>
-        <w:rPr>
-          <w:rFonts w:ascii="Arial" w:hAnsi="Arial" w:eastAsia="Arial"/>
-          <w:sz w:val="18"/>
-        </w:rPr>
-        <w:t xml:space="preserve">• </w:t>
-      </w:r>
-      <w:r>
-        <w:rPr>
-          <w:rFonts w:ascii="Arial" w:hAnsi="Arial" w:eastAsia="Arial"/>
-          <w:sz w:val="18"/>
-        </w:rPr>
-        <w:t xml:space="preserve">Li, L., et al. (2010). A contextual-bandit approach to personalized news article recommendation. </w:t>
-      </w:r>
-      <w:r>
-        <w:rPr>
-          <w:rFonts w:ascii="Arial" w:hAnsi="Arial" w:eastAsia="Arial"/>
-          <w:i/>
-          <w:sz w:val="18"/>
-        </w:rPr>
-        <w:t>WWW</w:t>
-      </w:r>
-      <w:r>
-        <w:rPr>
-          <w:rFonts w:ascii="Arial" w:hAnsi="Arial" w:eastAsia="Arial"/>
-          <w:sz w:val="18"/>
-        </w:rPr>
-        <w:t>, 661–670. https://doi.org/10.1145/1772690.1772758</w:t>
-      </w:r>
-    </w:p>
-    <w:p>
-      <w:pPr>
-        <w:spacing w:after="60" w:before="0" w:line="240" w:lineRule="auto"/>
-        <w:ind w:left="198" w:hanging="113"/>
-      </w:pPr>
-      <w:r>
-        <w:rPr>
-          <w:rFonts w:ascii="Arial" w:hAnsi="Arial" w:eastAsia="Arial"/>
-          <w:sz w:val="18"/>
-        </w:rPr>
-        <w:t xml:space="preserve">• </w:t>
-      </w:r>
-      <w:r>
-        <w:rPr>
-          <w:rFonts w:ascii="Arial" w:hAnsi="Arial" w:eastAsia="Arial"/>
-          <w:sz w:val="18"/>
-        </w:rPr>
-        <w:t xml:space="preserve">Lin, T.-Y., et al. (2017). Focal loss for dense object detection. </w:t>
-      </w:r>
-      <w:r>
-        <w:rPr>
-          <w:rFonts w:ascii="Arial" w:hAnsi="Arial" w:eastAsia="Arial"/>
-          <w:i/>
-          <w:sz w:val="18"/>
-        </w:rPr>
-        <w:t>ICCV</w:t>
-      </w:r>
-      <w:r>
-        <w:rPr>
-          <w:rFonts w:ascii="Arial" w:hAnsi="Arial" w:eastAsia="Arial"/>
-          <w:sz w:val="18"/>
-        </w:rPr>
-        <w:t>, 2980–2988. https://doi.org/10.1109/ICCV.2017.324</w:t>
-      </w:r>
-    </w:p>
-    <w:p>
-      <w:pPr>
-        <w:spacing w:after="60" w:before="0" w:line="240" w:lineRule="auto"/>
-        <w:ind w:left="198" w:hanging="113"/>
-      </w:pPr>
-      <w:r>
-        <w:rPr>
-          <w:rFonts w:ascii="Arial" w:hAnsi="Arial" w:eastAsia="Arial"/>
-          <w:sz w:val="18"/>
-        </w:rPr>
-        <w:t xml:space="preserve">• </w:t>
-      </w:r>
-      <w:r>
-        <w:rPr>
-          <w:rFonts w:ascii="Arial" w:hAnsi="Arial" w:eastAsia="Arial"/>
-          <w:sz w:val="18"/>
-        </w:rPr>
-        <w:t xml:space="preserve">MarketsandMarkets. (2025). </w:t>
-      </w:r>
-      <w:r>
-        <w:rPr>
-          <w:rFonts w:ascii="Arial" w:hAnsi="Arial" w:eastAsia="Arial"/>
-          <w:i/>
-          <w:sz w:val="18"/>
-        </w:rPr>
-        <w:t>Personalized Nutrition Market — Global Forecast to 2030</w:t>
-      </w:r>
-      <w:r>
-        <w:rPr>
-          <w:rFonts w:ascii="Arial" w:hAnsi="Arial" w:eastAsia="Arial"/>
-          <w:sz w:val="18"/>
-        </w:rPr>
-        <w:t>. https://www.marketsandmarkets.com/PressReleases/personalized-nutrition.asp</w:t>
-      </w:r>
-    </w:p>
-    <w:p>
-      <w:pPr>
-        <w:spacing w:after="60" w:before="0" w:line="240" w:lineRule="auto"/>
-        <w:ind w:left="198" w:hanging="113"/>
-      </w:pPr>
-      <w:r>
-        <w:rPr>
-          <w:rFonts w:ascii="Arial" w:hAnsi="Arial" w:eastAsia="Arial"/>
-          <w:sz w:val="18"/>
-        </w:rPr>
-        <w:t xml:space="preserve">• </w:t>
-      </w:r>
-      <w:r>
-        <w:rPr>
-          <w:rFonts w:ascii="Arial" w:hAnsi="Arial" w:eastAsia="Arial"/>
-          <w:sz w:val="18"/>
-        </w:rPr>
-        <w:t xml:space="preserve">McHugh, M.L. (2012). Interrater reliability: The kappa statistic. </w:t>
-      </w:r>
-      <w:r>
-        <w:rPr>
-          <w:rFonts w:ascii="Arial" w:hAnsi="Arial" w:eastAsia="Arial"/>
-          <w:i/>
-          <w:sz w:val="18"/>
-        </w:rPr>
-        <w:t>Biochemia Medica</w:t>
-      </w:r>
-      <w:r>
-        <w:rPr>
-          <w:rFonts w:ascii="Arial" w:hAnsi="Arial" w:eastAsia="Arial"/>
-          <w:sz w:val="18"/>
-        </w:rPr>
-        <w:t>, 22(3), 276-282. https://doi.org/10.11613/BM.2012.031</w:t>
-      </w:r>
-    </w:p>
-    <w:p>
-      <w:pPr>
-        <w:spacing w:after="60" w:before="0" w:line="240" w:lineRule="auto"/>
-        <w:ind w:left="198" w:hanging="113"/>
-      </w:pPr>
-      <w:r>
-        <w:rPr>
-          <w:rFonts w:ascii="Arial" w:hAnsi="Arial" w:eastAsia="Arial"/>
-          <w:sz w:val="18"/>
-        </w:rPr>
-        <w:t xml:space="preserve">• </w:t>
-      </w:r>
-      <w:r>
-        <w:rPr>
-          <w:rFonts w:ascii="Arial" w:hAnsi="Arial" w:eastAsia="Arial"/>
-          <w:sz w:val="18"/>
-        </w:rPr>
-        <w:t xml:space="preserve">Monarch, R.M. (2021). </w:t>
-      </w:r>
-      <w:r>
-        <w:rPr>
-          <w:rFonts w:ascii="Arial" w:hAnsi="Arial" w:eastAsia="Arial"/>
-          <w:i/>
-          <w:sz w:val="18"/>
-        </w:rPr>
-        <w:t>Human-in-the-Loop Machine Learning</w:t>
-      </w:r>
-      <w:r>
-        <w:rPr>
-          <w:rFonts w:ascii="Arial" w:hAnsi="Arial" w:eastAsia="Arial"/>
-          <w:sz w:val="18"/>
-        </w:rPr>
-        <w:t>. Manning Publications.</w:t>
-      </w:r>
-    </w:p>
-    <w:p>
-      <w:pPr>
-        <w:spacing w:after="60" w:before="0" w:line="240" w:lineRule="auto"/>
-        <w:ind w:left="198" w:hanging="113"/>
-      </w:pPr>
-      <w:r>
-        <w:rPr>
-          <w:rFonts w:ascii="Arial" w:hAnsi="Arial" w:eastAsia="Arial"/>
-          <w:sz w:val="18"/>
-        </w:rPr>
-        <w:t xml:space="preserve">• </w:t>
-      </w:r>
-      <w:r>
-        <w:rPr>
-          <w:rFonts w:ascii="Arial" w:hAnsi="Arial" w:eastAsia="Arial"/>
-          <w:sz w:val="18"/>
-        </w:rPr>
-        <w:t xml:space="preserve">Møller, A., et al. (2008). LanguaL 2006 – the LanguaL thesaurus. </w:t>
-      </w:r>
-      <w:r>
-        <w:rPr>
-          <w:rFonts w:ascii="Arial" w:hAnsi="Arial" w:eastAsia="Arial"/>
-          <w:i/>
-          <w:sz w:val="18"/>
-        </w:rPr>
-        <w:t>European Journal of Clinical Nutrition</w:t>
-      </w:r>
-      <w:r>
-        <w:rPr>
-          <w:rFonts w:ascii="Arial" w:hAnsi="Arial" w:eastAsia="Arial"/>
-          <w:sz w:val="18"/>
-        </w:rPr>
-        <w:t>, 62, S272–S275. https://doi.org/10.1038/ejcn.2008.50</w:t>
-      </w:r>
-    </w:p>
-    <w:p>
-      <w:pPr>
-        <w:spacing w:after="60" w:before="0" w:line="240" w:lineRule="auto"/>
-        <w:ind w:left="198" w:hanging="113"/>
-      </w:pPr>
-      <w:r>
-        <w:rPr>
-          <w:rFonts w:ascii="Arial" w:hAnsi="Arial" w:eastAsia="Arial"/>
-          <w:sz w:val="18"/>
-        </w:rPr>
-        <w:t xml:space="preserve">• </w:t>
-      </w:r>
-      <w:r>
-        <w:rPr>
-          <w:rFonts w:ascii="Arial" w:hAnsi="Arial" w:eastAsia="Arial"/>
-          <w:sz w:val="18"/>
-        </w:rPr>
-        <w:t xml:space="preserve">Mordor Intelligence. (2025). </w:t>
-      </w:r>
-      <w:r>
-        <w:rPr>
-          <w:rFonts w:ascii="Arial" w:hAnsi="Arial" w:eastAsia="Arial"/>
-          <w:i/>
-          <w:sz w:val="18"/>
-        </w:rPr>
-        <w:t>Diet and Nutrition Apps Market — Size, Share &amp; Growth Trends</w:t>
-      </w:r>
-      <w:r>
-        <w:rPr>
-          <w:rFonts w:ascii="Arial" w:hAnsi="Arial" w:eastAsia="Arial"/>
-          <w:sz w:val="18"/>
-        </w:rPr>
-        <w:t>. https://www.mordorintelligence.com/industry-reports/diet-and-nutrition-apps-market</w:t>
-      </w:r>
-    </w:p>
-    <w:p>
-      <w:pPr>
-        <w:spacing w:after="60" w:before="0" w:line="240" w:lineRule="auto"/>
-        <w:ind w:left="198" w:hanging="113"/>
-      </w:pPr>
-      <w:r>
-        <w:rPr>
-          <w:rFonts w:ascii="Arial" w:hAnsi="Arial" w:eastAsia="Arial"/>
-          <w:sz w:val="18"/>
-        </w:rPr>
-        <w:t xml:space="preserve">• </w:t>
-      </w:r>
-      <w:r>
-        <w:rPr>
-          <w:rFonts w:ascii="Arial" w:hAnsi="Arial" w:eastAsia="Arial"/>
-          <w:sz w:val="18"/>
-        </w:rPr>
-        <w:t xml:space="preserve">Ouyang, L., et al. (2022). Training language models to follow instructions with human feedback. </w:t>
-      </w:r>
-      <w:r>
-        <w:rPr>
-          <w:rFonts w:ascii="Arial" w:hAnsi="Arial" w:eastAsia="Arial"/>
-          <w:i/>
-          <w:sz w:val="18"/>
-        </w:rPr>
-        <w:t>NeurIPS</w:t>
-      </w:r>
-      <w:r>
-        <w:rPr>
-          <w:rFonts w:ascii="Arial" w:hAnsi="Arial" w:eastAsia="Arial"/>
-          <w:sz w:val="18"/>
-        </w:rPr>
-        <w:t>, 35, 27730–27744. https://doi.org/10.48550/arXiv.2203.02155</w:t>
-      </w:r>
-    </w:p>
-    <w:p>
-      <w:pPr>
-        <w:spacing w:after="60" w:before="0" w:line="240" w:lineRule="auto"/>
-        <w:ind w:left="198" w:hanging="113"/>
-      </w:pPr>
-      <w:r>
-        <w:rPr>
-          <w:rFonts w:ascii="Arial" w:hAnsi="Arial" w:eastAsia="Arial"/>
-          <w:sz w:val="18"/>
-        </w:rPr>
-        <w:t xml:space="preserve">• </w:t>
-      </w:r>
-      <w:r>
-        <w:rPr>
-          <w:rFonts w:ascii="Arial" w:hAnsi="Arial" w:eastAsia="Arial"/>
-          <w:sz w:val="18"/>
-        </w:rPr>
-        <w:t xml:space="preserve">Sanh, V., et al. (2019). DistilBERT: Smaller, faster, cheaper and lighter. </w:t>
-      </w:r>
-      <w:r>
-        <w:rPr>
-          <w:rFonts w:ascii="Arial" w:hAnsi="Arial" w:eastAsia="Arial"/>
-          <w:i/>
-          <w:sz w:val="18"/>
-        </w:rPr>
-        <w:t>arXiv:1910.01108</w:t>
-      </w:r>
-      <w:r>
-        <w:rPr>
-          <w:rFonts w:ascii="Arial" w:hAnsi="Arial" w:eastAsia="Arial"/>
-          <w:sz w:val="18"/>
-        </w:rPr>
-        <w:t>. https://doi.org/10.48550/arXiv.1910.01108</w:t>
-      </w:r>
-    </w:p>
-    <w:p>
-      <w:pPr>
-        <w:spacing w:after="60" w:before="0" w:line="240" w:lineRule="auto"/>
-        <w:ind w:left="198" w:hanging="113"/>
-      </w:pPr>
-      <w:r>
-        <w:rPr>
-          <w:rFonts w:ascii="Arial" w:hAnsi="Arial" w:eastAsia="Arial"/>
-          <w:sz w:val="18"/>
-        </w:rPr>
-        <w:t xml:space="preserve">• </w:t>
-      </w:r>
-      <w:r>
-        <w:rPr>
-          <w:rFonts w:ascii="Arial" w:hAnsi="Arial" w:eastAsia="Arial"/>
-          <w:sz w:val="18"/>
-        </w:rPr>
-        <w:t xml:space="preserve">Schakel, S.F., Sievert, Y.A., &amp; Buzzard, I.M. (1988). Sources of data for developing and maintaining a nutrient database. </w:t>
-      </w:r>
-      <w:r>
-        <w:rPr>
-          <w:rFonts w:ascii="Arial" w:hAnsi="Arial" w:eastAsia="Arial"/>
-          <w:i/>
-          <w:sz w:val="18"/>
-        </w:rPr>
-        <w:t>Journal of the American Dietetic Association</w:t>
-      </w:r>
-      <w:r>
-        <w:rPr>
-          <w:rFonts w:ascii="Arial" w:hAnsi="Arial" w:eastAsia="Arial"/>
-          <w:sz w:val="18"/>
-        </w:rPr>
-        <w:t>, 88(10), 1268–1271. https://doi.org/10.1016/S0002-8223(21)07997-9</w:t>
-      </w:r>
-    </w:p>
-    <w:p>
-      <w:pPr>
-        <w:spacing w:after="60" w:before="0" w:line="240" w:lineRule="auto"/>
-        <w:ind w:left="198" w:hanging="113"/>
-      </w:pPr>
-      <w:r>
-        <w:rPr>
-          <w:rFonts w:ascii="Arial" w:hAnsi="Arial" w:eastAsia="Arial"/>
-          <w:sz w:val="18"/>
-        </w:rPr>
-        <w:t xml:space="preserve">• </w:t>
-      </w:r>
-      <w:r>
-        <w:rPr>
-          <w:rFonts w:ascii="Arial" w:hAnsi="Arial" w:eastAsia="Arial"/>
-          <w:sz w:val="18"/>
-        </w:rPr>
-        <w:t xml:space="preserve">Semantic Scholar. (2026). </w:t>
-      </w:r>
-      <w:r>
-        <w:rPr>
-          <w:rFonts w:ascii="Arial" w:hAnsi="Arial" w:eastAsia="Arial"/>
-          <w:i/>
-          <w:sz w:val="18"/>
-        </w:rPr>
-        <w:t>Semantic Scholar Academic Graph API</w:t>
-      </w:r>
-      <w:r>
-        <w:rPr>
-          <w:rFonts w:ascii="Arial" w:hAnsi="Arial" w:eastAsia="Arial"/>
-          <w:sz w:val="18"/>
-        </w:rPr>
-        <w:t>. https://www.semanticscholar.org/product/api</w:t>
-      </w:r>
-    </w:p>
-    <w:p>
-      <w:pPr>
-        <w:spacing w:after="60" w:before="0" w:line="240" w:lineRule="auto"/>
-        <w:ind w:left="198" w:hanging="113"/>
-      </w:pPr>
-      <w:r>
-        <w:rPr>
-          <w:rFonts w:ascii="Arial" w:hAnsi="Arial" w:eastAsia="Arial"/>
-          <w:sz w:val="18"/>
-        </w:rPr>
-        <w:t xml:space="preserve">• </w:t>
-      </w:r>
-      <w:r>
-        <w:rPr>
-          <w:rFonts w:ascii="Arial" w:hAnsi="Arial" w:eastAsia="Arial"/>
-          <w:sz w:val="18"/>
-        </w:rPr>
-        <w:t xml:space="preserve">Settles, B. (2012). </w:t>
-      </w:r>
-      <w:r>
-        <w:rPr>
-          <w:rFonts w:ascii="Arial" w:hAnsi="Arial" w:eastAsia="Arial"/>
-          <w:i/>
-          <w:sz w:val="18"/>
-        </w:rPr>
-        <w:t>Active Learning</w:t>
-      </w:r>
-      <w:r>
-        <w:rPr>
-          <w:rFonts w:ascii="Arial" w:hAnsi="Arial" w:eastAsia="Arial"/>
-          <w:sz w:val="18"/>
-        </w:rPr>
-        <w:t>. Morgan &amp; Claypool Publishers. https://doi.org/10.2200/S00429ED1V01Y201207AIM018</w:t>
-      </w:r>
-    </w:p>
-    <w:p>
-      <w:pPr>
-        <w:spacing w:after="60" w:before="0" w:line="240" w:lineRule="auto"/>
-        <w:ind w:left="198" w:hanging="113"/>
-      </w:pPr>
-      <w:r>
-        <w:rPr>
-          <w:rFonts w:ascii="Arial" w:hAnsi="Arial" w:eastAsia="Arial"/>
-          <w:sz w:val="18"/>
-        </w:rPr>
-        <w:t xml:space="preserve">• </w:t>
-      </w:r>
-      <w:r>
-        <w:rPr>
-          <w:rFonts w:ascii="Arial" w:hAnsi="Arial" w:eastAsia="Arial"/>
-          <w:sz w:val="18"/>
-        </w:rPr>
-        <w:t xml:space="preserve">Seung, H.S., et al. (1992). Query by committee. </w:t>
-      </w:r>
-      <w:r>
-        <w:rPr>
-          <w:rFonts w:ascii="Arial" w:hAnsi="Arial" w:eastAsia="Arial"/>
-          <w:i/>
-          <w:sz w:val="18"/>
-        </w:rPr>
-        <w:t>COLT</w:t>
-      </w:r>
-      <w:r>
-        <w:rPr>
-          <w:rFonts w:ascii="Arial" w:hAnsi="Arial" w:eastAsia="Arial"/>
-          <w:sz w:val="18"/>
-        </w:rPr>
-        <w:t>, 287–294. https://doi.org/10.1145/130385.130417</w:t>
-      </w:r>
-    </w:p>
-    <w:p>
-      <w:pPr>
-        <w:spacing w:after="60" w:before="0" w:line="240" w:lineRule="auto"/>
-        <w:ind w:left="198" w:hanging="113"/>
-      </w:pPr>
-      <w:r>
-        <w:rPr>
-          <w:rFonts w:ascii="Arial" w:hAnsi="Arial" w:eastAsia="Arial"/>
-          <w:sz w:val="18"/>
-        </w:rPr>
-        <w:t xml:space="preserve">• </w:t>
-      </w:r>
-      <w:r>
-        <w:rPr>
-          <w:rFonts w:ascii="Arial" w:hAnsi="Arial" w:eastAsia="Arial"/>
-          <w:sz w:val="18"/>
-        </w:rPr>
-        <w:t xml:space="preserve">Shazeer, N., et al. (2017). Outrageously large neural networks: The sparsely-gated MoE layer. </w:t>
-      </w:r>
-      <w:r>
-        <w:rPr>
-          <w:rFonts w:ascii="Arial" w:hAnsi="Arial" w:eastAsia="Arial"/>
-          <w:i/>
-          <w:sz w:val="18"/>
-        </w:rPr>
-        <w:t>ICLR</w:t>
-      </w:r>
-      <w:r>
-        <w:rPr>
-          <w:rFonts w:ascii="Arial" w:hAnsi="Arial" w:eastAsia="Arial"/>
-          <w:sz w:val="18"/>
-        </w:rPr>
-        <w:t>. https://doi.org/10.48550/arXiv.1701.06538</w:t>
-      </w:r>
-    </w:p>
-    <w:p>
-      <w:pPr>
-        <w:spacing w:after="60" w:before="0" w:line="240" w:lineRule="auto"/>
-        <w:ind w:left="198" w:hanging="113"/>
-      </w:pPr>
-      <w:r>
-        <w:rPr>
-          <w:rFonts w:ascii="Arial" w:hAnsi="Arial" w:eastAsia="Arial"/>
-          <w:sz w:val="18"/>
-        </w:rPr>
-        <w:t xml:space="preserve">• </w:t>
-      </w:r>
-      <w:r>
-        <w:rPr>
-          <w:rFonts w:ascii="Arial" w:hAnsi="Arial" w:eastAsia="Arial"/>
-          <w:sz w:val="18"/>
-        </w:rPr>
-        <w:t xml:space="preserve">Shrout, P.E., &amp; Fleiss, J.L. (1979). Intraclass correlations: Uses in assessing rater reliability. </w:t>
-      </w:r>
-      <w:r>
-        <w:rPr>
-          <w:rFonts w:ascii="Arial" w:hAnsi="Arial" w:eastAsia="Arial"/>
-          <w:i/>
-          <w:sz w:val="18"/>
-        </w:rPr>
-        <w:t>Psychological Bulletin</w:t>
-      </w:r>
-      <w:r>
-        <w:rPr>
-          <w:rFonts w:ascii="Arial" w:hAnsi="Arial" w:eastAsia="Arial"/>
-          <w:sz w:val="18"/>
-        </w:rPr>
-        <w:t>, 86(2), 420–428. https://doi.org/10.1037/0033-2909.86.2.420</w:t>
-      </w:r>
-    </w:p>
-    <w:p>
-      <w:pPr>
-        <w:spacing w:after="60" w:before="0" w:line="240" w:lineRule="auto"/>
-        <w:ind w:left="198" w:hanging="113"/>
-      </w:pPr>
-      <w:r>
-        <w:rPr>
-          <w:rFonts w:ascii="Arial" w:hAnsi="Arial" w:eastAsia="Arial"/>
-          <w:sz w:val="18"/>
-        </w:rPr>
-        <w:t xml:space="preserve">• </w:t>
-      </w:r>
-      <w:r>
-        <w:rPr>
-          <w:rFonts w:ascii="Arial" w:hAnsi="Arial" w:eastAsia="Arial"/>
-          <w:sz w:val="18"/>
-        </w:rPr>
-        <w:t xml:space="preserve">Smock, B., et al. (2022). PubTables-1M: Towards comprehensive table extraction. </w:t>
-      </w:r>
-      <w:r>
-        <w:rPr>
-          <w:rFonts w:ascii="Arial" w:hAnsi="Arial" w:eastAsia="Arial"/>
-          <w:i/>
-          <w:sz w:val="18"/>
-        </w:rPr>
-        <w:t>CVPR</w:t>
-      </w:r>
-      <w:r>
-        <w:rPr>
-          <w:rFonts w:ascii="Arial" w:hAnsi="Arial" w:eastAsia="Arial"/>
-          <w:sz w:val="18"/>
-        </w:rPr>
-        <w:t>, 4634–4642. https://doi.org/10.1109/CVPR52688.2022.00459</w:t>
-      </w:r>
-    </w:p>
-    <w:p>
-      <w:pPr>
-        <w:spacing w:after="60" w:before="0" w:line="240" w:lineRule="auto"/>
-        <w:ind w:left="198" w:hanging="113"/>
-      </w:pPr>
-      <w:r>
-        <w:rPr>
-          <w:rFonts w:ascii="Arial" w:hAnsi="Arial" w:eastAsia="Arial"/>
-          <w:sz w:val="18"/>
-        </w:rPr>
-        <w:t xml:space="preserve">• </w:t>
-      </w:r>
-      <w:r>
-        <w:rPr>
-          <w:rFonts w:ascii="Arial" w:hAnsi="Arial" w:eastAsia="Arial"/>
-          <w:sz w:val="18"/>
-        </w:rPr>
-        <w:t xml:space="preserve">Turc, I., et al. (2019). Well-read students learn better: On the importance of pre-training compact models. </w:t>
-      </w:r>
-      <w:r>
-        <w:rPr>
-          <w:rFonts w:ascii="Arial" w:hAnsi="Arial" w:eastAsia="Arial"/>
-          <w:i/>
-          <w:sz w:val="18"/>
-        </w:rPr>
-        <w:t>arXiv:1908.08962</w:t>
-      </w:r>
-      <w:r>
-        <w:rPr>
-          <w:rFonts w:ascii="Arial" w:hAnsi="Arial" w:eastAsia="Arial"/>
-          <w:sz w:val="18"/>
-        </w:rPr>
-        <w:t>. https://doi.org/10.48550/arXiv.1908.08962</w:t>
-      </w:r>
-    </w:p>
-    <w:p>
-      <w:pPr>
-        <w:spacing w:after="60" w:before="0" w:line="240" w:lineRule="auto"/>
-        <w:ind w:left="198" w:hanging="113"/>
-      </w:pPr>
-      <w:r>
-        <w:rPr>
-          <w:rFonts w:ascii="Arial" w:hAnsi="Arial" w:eastAsia="Arial"/>
-          <w:sz w:val="18"/>
-        </w:rPr>
-        <w:t xml:space="preserve">• </w:t>
-      </w:r>
-      <w:r>
-        <w:rPr>
-          <w:rFonts w:ascii="Arial" w:hAnsi="Arial" w:eastAsia="Arial"/>
-          <w:sz w:val="18"/>
-        </w:rPr>
-        <w:t xml:space="preserve">TÜBİTAK MAM Gıda Enstitüsü (2014). </w:t>
-      </w:r>
-      <w:r>
-        <w:rPr>
-          <w:rFonts w:ascii="Arial" w:hAnsi="Arial" w:eastAsia="Arial"/>
-          <w:i/>
-          <w:sz w:val="18"/>
-        </w:rPr>
-        <w:t>Türkiye'nin Ulusal Gıda Kompozisyon Veri Tabanı (TürKomp)</w:t>
-      </w:r>
-      <w:r>
-        <w:rPr>
-          <w:rFonts w:ascii="Arial" w:hAnsi="Arial" w:eastAsia="Arial"/>
-          <w:sz w:val="18"/>
-        </w:rPr>
-        <w:t>. TÜBİTAK Marmara Araştırma Merkezi. https://mam.tubitak.gov.tr/turkiyenin-ulusal-gida-kompozisyon-veri-tabani/</w:t>
-      </w:r>
-    </w:p>
-    <w:p>
-      <w:pPr>
-        <w:spacing w:after="60" w:before="0" w:line="240" w:lineRule="auto"/>
-        <w:ind w:left="198" w:hanging="113"/>
-      </w:pPr>
-      <w:r>
-        <w:rPr>
-          <w:rFonts w:ascii="Arial" w:hAnsi="Arial" w:eastAsia="Arial"/>
-          <w:sz w:val="18"/>
-        </w:rPr>
-        <w:t xml:space="preserve">• </w:t>
-      </w:r>
-      <w:r>
-        <w:rPr>
-          <w:rFonts w:ascii="Arial" w:hAnsi="Arial" w:eastAsia="Arial"/>
-          <w:sz w:val="18"/>
-        </w:rPr>
-        <w:t xml:space="preserve">TÜBİTAK ULAKBİM. (2026). </w:t>
-      </w:r>
-      <w:r>
-        <w:rPr>
-          <w:rFonts w:ascii="Arial" w:hAnsi="Arial" w:eastAsia="Arial"/>
-          <w:i/>
-          <w:sz w:val="18"/>
-        </w:rPr>
-        <w:t>TRUBA Başvuru ve yüksek başarımlı hesaplama altyapısı</w:t>
-      </w:r>
-      <w:r>
-        <w:rPr>
-          <w:rFonts w:ascii="Arial" w:hAnsi="Arial" w:eastAsia="Arial"/>
-          <w:sz w:val="18"/>
-        </w:rPr>
-        <w:t>. https://www.truba.gov.tr/</w:t>
-      </w:r>
-    </w:p>
-    <w:p>
-      <w:pPr>
-        <w:spacing w:after="60" w:before="0" w:line="240" w:lineRule="auto"/>
-        <w:ind w:left="198" w:hanging="113"/>
-      </w:pPr>
-      <w:r>
-        <w:rPr>
-          <w:rFonts w:ascii="Arial" w:hAnsi="Arial" w:eastAsia="Arial"/>
-          <w:sz w:val="18"/>
-        </w:rPr>
-        <w:t xml:space="preserve">• </w:t>
-      </w:r>
-      <w:r>
-        <w:rPr>
-          <w:rFonts w:ascii="Arial" w:hAnsi="Arial" w:eastAsia="Arial"/>
-          <w:sz w:val="18"/>
-        </w:rPr>
-        <w:t xml:space="preserve">Viola, P., &amp; Jones, M. (2001). Rapid object detection using a boosted cascade. </w:t>
-      </w:r>
-      <w:r>
-        <w:rPr>
-          <w:rFonts w:ascii="Arial" w:hAnsi="Arial" w:eastAsia="Arial"/>
-          <w:i/>
-          <w:sz w:val="18"/>
-        </w:rPr>
-        <w:t>CVPR</w:t>
-      </w:r>
-      <w:r>
-        <w:rPr>
-          <w:rFonts w:ascii="Arial" w:hAnsi="Arial" w:eastAsia="Arial"/>
-          <w:sz w:val="18"/>
-        </w:rPr>
-        <w:t>, 1, 511–518. https://doi.org/10.1109/CVPR.2001.990517</w:t>
-      </w:r>
-    </w:p>
-    <w:p>
-      <w:pPr>
-        <w:spacing w:after="60" w:before="0" w:line="240" w:lineRule="auto"/>
-        <w:ind w:left="198" w:hanging="113"/>
-      </w:pPr>
-      <w:r>
-        <w:rPr>
-          <w:rFonts w:ascii="Arial" w:hAnsi="Arial" w:eastAsia="Arial"/>
-          <w:sz w:val="18"/>
-        </w:rPr>
-        <w:t xml:space="preserve">• </w:t>
-      </w:r>
-      <w:r>
-        <w:rPr>
-          <w:rFonts w:ascii="Arial" w:hAnsi="Arial" w:eastAsia="Arial"/>
-          <w:sz w:val="18"/>
-        </w:rPr>
-        <w:t xml:space="preserve">Youn, J., Li, F., Simmons, G., Kim, S., &amp; Tagkopoulos, I. (2024). FoodAtlas: Automated knowledge extraction of food and chemicals from literature. </w:t>
-      </w:r>
-      <w:r>
-        <w:rPr>
-          <w:rFonts w:ascii="Arial" w:hAnsi="Arial" w:eastAsia="Arial"/>
-          <w:i/>
-          <w:sz w:val="18"/>
-        </w:rPr>
-        <w:t>Computers in Biology and Medicine</w:t>
-      </w:r>
-      <w:r>
-        <w:rPr>
-          <w:rFonts w:ascii="Arial" w:hAnsi="Arial" w:eastAsia="Arial"/>
-          <w:sz w:val="18"/>
-        </w:rPr>
-        <w:t>, 109072. https://doi.org/10.1016/j.compbiomed.2024.109072</w:t>
-      </w:r>
-    </w:p>
-    <w:p>
-      <w:pPr>
-        <w:spacing w:after="60" w:before="0" w:line="240" w:lineRule="auto"/>
-        <w:ind w:left="198" w:hanging="113"/>
-      </w:pPr>
-      <w:r>
-        <w:rPr>
-          <w:rFonts w:ascii="Arial" w:hAnsi="Arial" w:eastAsia="Arial"/>
-          <w:sz w:val="18"/>
-        </w:rPr>
-        <w:t xml:space="preserve">• </w:t>
-      </w:r>
-      <w:r>
-        <w:rPr>
-          <w:rFonts w:ascii="Arial" w:hAnsi="Arial" w:eastAsia="Arial"/>
-          <w:sz w:val="18"/>
-        </w:rPr>
-        <w:t xml:space="preserve">Yue, M., et al. (2024). Large language model cascades with mixture of thought representations for cost-efficient reasoning. </w:t>
-      </w:r>
-      <w:r>
-        <w:rPr>
-          <w:rFonts w:ascii="Arial" w:hAnsi="Arial" w:eastAsia="Arial"/>
-          <w:i/>
-          <w:sz w:val="18"/>
-        </w:rPr>
-        <w:t>ICLR</w:t>
-      </w:r>
-      <w:r>
-        <w:rPr>
-          <w:rFonts w:ascii="Arial" w:hAnsi="Arial" w:eastAsia="Arial"/>
-          <w:sz w:val="18"/>
-        </w:rPr>
-        <w:t>. https://doi.org/10.48550/arXiv.2310.03094</w:t>
-      </w:r>
-    </w:p>
-    <w:p>
-      <w:pPr>
         <w:pStyle w:val="WWNormalWeb1"/>
         <w:spacing w:before="0" w:after="0"/>
         <w:contextualSpacing/>
@@ -14592,3113 +13017,6 @@
           <w:szCs w:val="18"/>
         </w:rPr>
         <w:t>EK-2: BÜTÇE VE GEREKÇESİ</w:t>
-      </w:r>
-    </w:p>
-    <w:p>
-      <w:pPr>
-        <w:spacing w:after="60" w:before="0" w:line="240" w:lineRule="auto"/>
-      </w:pPr>
-      <w:r>
-        <w:rPr>
-          <w:rFonts w:ascii="Arial" w:hAnsi="Arial" w:eastAsia="Arial"/>
-          <w:b/>
-          <w:i/>
-          <w:sz w:val="17"/>
-        </w:rPr>
-        <w:t>Bu bir çalışma taslağıdır.</w:t>
-      </w:r>
-      <w:r>
-        <w:rPr>
-          <w:rFonts w:ascii="Arial" w:hAnsi="Arial" w:eastAsia="Arial"/>
-          <w:i/>
-          <w:sz w:val="17"/>
-        </w:rPr>
-        <w:t xml:space="preserve"> Tutarlar planlama amaçlıdır; donanım fiyatları</w:t>
-      </w:r>
-    </w:p>
-    <w:p>
-      <w:pPr>
-        <w:spacing w:after="60" w:before="0" w:line="240" w:lineRule="auto"/>
-      </w:pPr>
-      <w:r>
-        <w:rPr>
-          <w:rFonts w:ascii="Arial" w:hAnsi="Arial" w:eastAsia="Arial"/>
-          <w:i/>
-          <w:sz w:val="17"/>
-        </w:rPr>
-        <w:t>ekip tarafından güncel tekliflerle değiştirilecektir. Nihai rakamlar PBS</w:t>
-      </w:r>
-    </w:p>
-    <w:p>
-      <w:pPr>
-        <w:spacing w:after="60" w:before="0" w:line="240" w:lineRule="auto"/>
-      </w:pPr>
-      <w:r>
-        <w:rPr>
-          <w:rFonts w:ascii="Arial" w:hAnsi="Arial" w:eastAsia="Arial"/>
-          <w:i/>
-          <w:sz w:val="17"/>
-        </w:rPr>
-        <w:t>sistemine girilirken doğrulanmalıdır. Teyit edilecek varsayımlar belgenin</w:t>
-      </w:r>
-    </w:p>
-    <w:p>
-      <w:pPr>
-        <w:spacing w:after="60" w:before="0" w:line="240" w:lineRule="auto"/>
-      </w:pPr>
-      <w:r>
-        <w:rPr>
-          <w:rFonts w:ascii="Arial" w:hAnsi="Arial" w:eastAsia="Arial"/>
-          <w:i/>
-          <w:sz w:val="17"/>
-        </w:rPr>
-        <w:t>sonundaki listede toplanmıştır.</w:t>
-      </w:r>
-    </w:p>
-    <w:p>
-      <w:pPr>
-        <w:spacing w:after="60" w:before="0" w:line="240" w:lineRule="auto"/>
-      </w:pPr>
-      <w:r>
-        <w:rPr>
-          <w:rFonts w:ascii="Arial" w:hAnsi="Arial" w:eastAsia="Arial"/>
-          <w:b/>
-          <w:sz w:val="19"/>
-        </w:rPr>
-        <w:t>Çerçeve (1005 — 1 Şubat 2026 itibarıyla)</w:t>
-      </w:r>
-    </w:p>
-    <w:p>
-      <w:pPr>
-        <w:spacing w:after="60" w:before="0" w:line="240" w:lineRule="auto"/>
-        <w:ind w:left="198" w:hanging="113"/>
-      </w:pPr>
-      <w:r>
-        <w:rPr>
-          <w:rFonts w:ascii="Arial" w:hAnsi="Arial" w:eastAsia="Arial"/>
-          <w:sz w:val="18"/>
-        </w:rPr>
-        <w:t xml:space="preserve">• </w:t>
-      </w:r>
-      <w:r>
-        <w:rPr>
-          <w:rFonts w:ascii="Arial" w:hAnsi="Arial" w:eastAsia="Arial"/>
-          <w:b/>
-          <w:sz w:val="18"/>
-        </w:rPr>
-        <w:t>Proje destek üst limiti:</w:t>
-      </w:r>
-      <w:r>
-        <w:rPr>
-          <w:rFonts w:ascii="Arial" w:hAnsi="Arial" w:eastAsia="Arial"/>
-          <w:sz w:val="18"/>
-        </w:rPr>
-        <w:t xml:space="preserve"> 1.200.000 TL — </w:t>
-      </w:r>
-      <w:r>
-        <w:rPr>
-          <w:rFonts w:ascii="Arial" w:hAnsi="Arial" w:eastAsia="Arial"/>
-          <w:i/>
-          <w:sz w:val="18"/>
-        </w:rPr>
-        <w:t>burslar dahil; Proje Teşvik İkramiyesi (PTİ) ve kurum hissesi hariç.</w:t>
-      </w:r>
-    </w:p>
-    <w:p>
-      <w:pPr>
-        <w:spacing w:after="60" w:before="0" w:line="240" w:lineRule="auto"/>
-        <w:ind w:left="198" w:hanging="113"/>
-      </w:pPr>
-      <w:r>
-        <w:rPr>
-          <w:rFonts w:ascii="Arial" w:hAnsi="Arial" w:eastAsia="Arial"/>
-          <w:sz w:val="18"/>
-        </w:rPr>
-        <w:t xml:space="preserve">• </w:t>
-      </w:r>
-      <w:r>
-        <w:rPr>
-          <w:rFonts w:ascii="Arial" w:hAnsi="Arial" w:eastAsia="Arial"/>
-          <w:b/>
-          <w:sz w:val="18"/>
-        </w:rPr>
-        <w:t>Proje süresi:</w:t>
-      </w:r>
-      <w:r>
-        <w:rPr>
-          <w:rFonts w:ascii="Arial" w:hAnsi="Arial" w:eastAsia="Arial"/>
-          <w:sz w:val="18"/>
-        </w:rPr>
-        <w:t xml:space="preserve"> 18 ay.</w:t>
-      </w:r>
-    </w:p>
-    <w:p>
-      <w:pPr>
-        <w:spacing w:after="60" w:before="0" w:line="240" w:lineRule="auto"/>
-        <w:ind w:left="198" w:hanging="113"/>
-      </w:pPr>
-      <w:r>
-        <w:rPr>
-          <w:rFonts w:ascii="Arial" w:hAnsi="Arial" w:eastAsia="Arial"/>
-          <w:sz w:val="18"/>
-        </w:rPr>
-        <w:t xml:space="preserve">• </w:t>
-      </w:r>
-      <w:r>
-        <w:rPr>
-          <w:rFonts w:ascii="Arial" w:hAnsi="Arial" w:eastAsia="Arial"/>
-          <w:b/>
-          <w:sz w:val="18"/>
-        </w:rPr>
-        <w:t>2026 burs aylık üst limitleri:</w:t>
-      </w:r>
-      <w:r>
-        <w:rPr>
-          <w:rFonts w:ascii="Arial" w:hAnsi="Arial" w:eastAsia="Arial"/>
-          <w:sz w:val="18"/>
-        </w:rPr>
-        <w:t xml:space="preserve"> Lisans 6.000 TL; Yüksek Lisans 22.500 TL (çalışmayan); Doktora 32.500 TL.</w:t>
-      </w:r>
-    </w:p>
-    <w:p>
-      <w:pPr>
-        <w:spacing w:after="60" w:before="0" w:line="240" w:lineRule="auto"/>
-        <w:ind w:left="198" w:hanging="113"/>
-      </w:pPr>
-      <w:r>
-        <w:rPr>
-          <w:rFonts w:ascii="Arial" w:hAnsi="Arial" w:eastAsia="Arial"/>
-          <w:sz w:val="18"/>
-        </w:rPr>
-        <w:t xml:space="preserve">• </w:t>
-      </w:r>
-      <w:r>
-        <w:rPr>
-          <w:rFonts w:ascii="Arial" w:hAnsi="Arial" w:eastAsia="Arial"/>
-          <w:b/>
-          <w:sz w:val="18"/>
-        </w:rPr>
-        <w:t>Kural:</w:t>
-      </w:r>
-      <w:r>
-        <w:rPr>
-          <w:rFonts w:ascii="Arial" w:hAnsi="Arial" w:eastAsia="Arial"/>
-          <w:sz w:val="18"/>
-        </w:rPr>
-        <w:t xml:space="preserve"> "Makine-teçhizat taleplerinin toplam bütçe ile dengeli olması gözetilir." Bu nedenle bütçe, ağırlıklı olarak araştırmacı emeği (burs) ve sınırlı, gerekçeli donanım üzerine kuruludur; ağır hesaplama için TRUBA tahsisi öncelikli başvuru kanalı, proje GPU'su ise PEFT ölçeğinde yerel yürütme ve B planıdır.</w:t>
-      </w:r>
-    </w:p>
-    <w:p>
-      <w:pPr>
-        <w:spacing w:after="60" w:before="0" w:line="240" w:lineRule="auto"/>
-      </w:pPr>
-      <w:r>
-        <w:rPr>
-          <w:rFonts w:ascii="Arial" w:hAnsi="Arial" w:eastAsia="Arial"/>
-          <w:b/>
-          <w:sz w:val="19"/>
-        </w:rPr>
-        <w:t>1. Özet Bütçe</w:t>
-      </w:r>
-    </w:p>
-    <w:tbl>
-      <w:tblPr>
-        <w:tblStyle w:val="TableGrid"/>
-        <w:tblW w:type="auto" w:w="0"/>
-        <w:tblLook w:firstColumn="1" w:firstRow="1" w:lastColumn="0" w:lastRow="0" w:noHBand="0" w:noVBand="1" w:val="04A0"/>
-        <w:jc w:val="center"/>
-        <w:tblBorders>
-          <w:top w:val="single" w:sz="4" w:space="0" w:color="000000"/>
-          <w:left w:val="single" w:sz="4" w:space="0" w:color="000000"/>
-          <w:bottom w:val="single" w:sz="4" w:space="0" w:color="000000"/>
-          <w:right w:val="single" w:sz="4" w:space="0" w:color="000000"/>
-          <w:insideH w:val="single" w:sz="4" w:space="0" w:color="000000"/>
-          <w:insideV w:val="single" w:sz="4" w:space="0" w:color="000000"/>
-        </w:tblBorders>
-      </w:tblPr>
-      <w:tblGrid>
-        <w:gridCol w:w="2880"/>
-        <w:gridCol w:w="2880"/>
-        <w:gridCol w:w="2880"/>
-      </w:tblGrid>
-      <w:tr>
-        <w:tc>
-          <w:tcPr>
-            <w:tcW w:type="dxa" w:w="2880"/>
-            <w:vAlign w:val="top"/>
-          </w:tcPr>
-          <w:p>
-            <w:pPr>
-              <w:spacing w:after="40" w:before="0" w:line="240" w:lineRule="auto"/>
-            </w:pPr>
-          </w:p>
-          <w:p>
-            <w:pPr>
-              <w:spacing w:after="40" w:before="0" w:line="240" w:lineRule="auto"/>
-            </w:pPr>
-            <w:r>
-              <w:rPr>
-                <w:rFonts w:ascii="Arial" w:hAnsi="Arial" w:eastAsia="Arial"/>
-                <w:b/>
-                <w:sz w:val="15"/>
-              </w:rPr>
-              <w:t>Bütçe Kalemi</w:t>
-            </w:r>
-          </w:p>
-        </w:tc>
-        <w:tc>
-          <w:tcPr>
-            <w:tcW w:type="dxa" w:w="2880"/>
-            <w:vAlign w:val="top"/>
-          </w:tcPr>
-          <w:p>
-            <w:pPr>
-              <w:spacing w:after="40" w:before="0" w:line="240" w:lineRule="auto"/>
-            </w:pPr>
-          </w:p>
-          <w:p>
-            <w:pPr>
-              <w:spacing w:after="40" w:before="0" w:line="240" w:lineRule="auto"/>
-            </w:pPr>
-            <w:r>
-              <w:rPr>
-                <w:rFonts w:ascii="Arial" w:hAnsi="Arial" w:eastAsia="Arial"/>
-                <w:b/>
-                <w:sz w:val="15"/>
-              </w:rPr>
-              <w:t>Tutar (TL)</w:t>
-            </w:r>
-          </w:p>
-        </w:tc>
-        <w:tc>
-          <w:tcPr>
-            <w:tcW w:type="dxa" w:w="2880"/>
-            <w:vAlign w:val="top"/>
-          </w:tcPr>
-          <w:p>
-            <w:pPr>
-              <w:spacing w:after="40" w:before="0" w:line="240" w:lineRule="auto"/>
-            </w:pPr>
-          </w:p>
-          <w:p>
-            <w:pPr>
-              <w:spacing w:after="40" w:before="0" w:line="240" w:lineRule="auto"/>
-            </w:pPr>
-            <w:r>
-              <w:rPr>
-                <w:rFonts w:ascii="Arial" w:hAnsi="Arial" w:eastAsia="Arial"/>
-                <w:b/>
-                <w:sz w:val="15"/>
-              </w:rPr>
-              <w:t>Pay</w:t>
-            </w:r>
-          </w:p>
-        </w:tc>
-      </w:tr>
-      <w:tr>
-        <w:tc>
-          <w:tcPr>
-            <w:tcW w:type="dxa" w:w="2880"/>
-            <w:vAlign w:val="top"/>
-          </w:tcPr>
-          <w:p>
-            <w:pPr>
-              <w:spacing w:after="40" w:before="0" w:line="240" w:lineRule="auto"/>
-            </w:pPr>
-          </w:p>
-          <w:p>
-            <w:pPr>
-              <w:spacing w:after="40" w:before="0" w:line="240" w:lineRule="auto"/>
-            </w:pPr>
-            <w:r>
-              <w:rPr>
-                <w:rFonts w:ascii="Arial" w:hAnsi="Arial" w:eastAsia="Arial"/>
-                <w:sz w:val="15"/>
-              </w:rPr>
-              <w:t>Burs (Bursiyer)</w:t>
-            </w:r>
-          </w:p>
-        </w:tc>
-        <w:tc>
-          <w:tcPr>
-            <w:tcW w:type="dxa" w:w="2880"/>
-            <w:vAlign w:val="top"/>
-          </w:tcPr>
-          <w:p>
-            <w:pPr>
-              <w:spacing w:after="40" w:before="0" w:line="240" w:lineRule="auto"/>
-            </w:pPr>
-          </w:p>
-          <w:p>
-            <w:pPr>
-              <w:spacing w:after="40" w:before="0" w:line="240" w:lineRule="auto"/>
-            </w:pPr>
-            <w:r>
-              <w:rPr>
-                <w:rFonts w:ascii="Arial" w:hAnsi="Arial" w:eastAsia="Arial"/>
-                <w:sz w:val="15"/>
-              </w:rPr>
-              <w:t>828.000</w:t>
-            </w:r>
-          </w:p>
-        </w:tc>
-        <w:tc>
-          <w:tcPr>
-            <w:tcW w:type="dxa" w:w="2880"/>
-            <w:vAlign w:val="top"/>
-          </w:tcPr>
-          <w:p>
-            <w:pPr>
-              <w:spacing w:after="40" w:before="0" w:line="240" w:lineRule="auto"/>
-            </w:pPr>
-          </w:p>
-          <w:p>
-            <w:pPr>
-              <w:spacing w:after="40" w:before="0" w:line="240" w:lineRule="auto"/>
-            </w:pPr>
-            <w:r>
-              <w:rPr>
-                <w:rFonts w:ascii="Arial" w:hAnsi="Arial" w:eastAsia="Arial"/>
-                <w:sz w:val="15"/>
-              </w:rPr>
-              <w:t>%69,0</w:t>
-            </w:r>
-          </w:p>
-        </w:tc>
-      </w:tr>
-      <w:tr>
-        <w:tc>
-          <w:tcPr>
-            <w:tcW w:type="dxa" w:w="2880"/>
-            <w:vAlign w:val="top"/>
-          </w:tcPr>
-          <w:p>
-            <w:pPr>
-              <w:spacing w:after="40" w:before="0" w:line="240" w:lineRule="auto"/>
-            </w:pPr>
-          </w:p>
-          <w:p>
-            <w:pPr>
-              <w:spacing w:after="40" w:before="0" w:line="240" w:lineRule="auto"/>
-            </w:pPr>
-            <w:r>
-              <w:rPr>
-                <w:rFonts w:ascii="Arial" w:hAnsi="Arial" w:eastAsia="Arial"/>
-                <w:sz w:val="15"/>
-              </w:rPr>
-              <w:t>Makine-Teçhizat</w:t>
-            </w:r>
-          </w:p>
-        </w:tc>
-        <w:tc>
-          <w:tcPr>
-            <w:tcW w:type="dxa" w:w="2880"/>
-            <w:vAlign w:val="top"/>
-          </w:tcPr>
-          <w:p>
-            <w:pPr>
-              <w:spacing w:after="40" w:before="0" w:line="240" w:lineRule="auto"/>
-            </w:pPr>
-          </w:p>
-          <w:p>
-            <w:pPr>
-              <w:spacing w:after="40" w:before="0" w:line="240" w:lineRule="auto"/>
-            </w:pPr>
-            <w:r>
-              <w:rPr>
-                <w:rFonts w:ascii="Arial" w:hAnsi="Arial" w:eastAsia="Arial"/>
-                <w:sz w:val="15"/>
-              </w:rPr>
-              <w:t>242.000</w:t>
-            </w:r>
-          </w:p>
-        </w:tc>
-        <w:tc>
-          <w:tcPr>
-            <w:tcW w:type="dxa" w:w="2880"/>
-            <w:vAlign w:val="top"/>
-          </w:tcPr>
-          <w:p>
-            <w:pPr>
-              <w:spacing w:after="40" w:before="0" w:line="240" w:lineRule="auto"/>
-            </w:pPr>
-          </w:p>
-          <w:p>
-            <w:pPr>
-              <w:spacing w:after="40" w:before="0" w:line="240" w:lineRule="auto"/>
-            </w:pPr>
-            <w:r>
-              <w:rPr>
-                <w:rFonts w:ascii="Arial" w:hAnsi="Arial" w:eastAsia="Arial"/>
-                <w:sz w:val="15"/>
-              </w:rPr>
-              <w:t>%20,2</w:t>
-            </w:r>
-          </w:p>
-        </w:tc>
-      </w:tr>
-      <w:tr>
-        <w:tc>
-          <w:tcPr>
-            <w:tcW w:type="dxa" w:w="2880"/>
-            <w:vAlign w:val="top"/>
-          </w:tcPr>
-          <w:p>
-            <w:pPr>
-              <w:spacing w:after="40" w:before="0" w:line="240" w:lineRule="auto"/>
-            </w:pPr>
-          </w:p>
-          <w:p>
-            <w:pPr>
-              <w:spacing w:after="40" w:before="0" w:line="240" w:lineRule="auto"/>
-            </w:pPr>
-            <w:r>
-              <w:rPr>
-                <w:rFonts w:ascii="Arial" w:hAnsi="Arial" w:eastAsia="Arial"/>
-                <w:sz w:val="15"/>
-              </w:rPr>
-              <w:t>Hizmet Alımı</w:t>
-            </w:r>
-          </w:p>
-        </w:tc>
-        <w:tc>
-          <w:tcPr>
-            <w:tcW w:type="dxa" w:w="2880"/>
-            <w:vAlign w:val="top"/>
-          </w:tcPr>
-          <w:p>
-            <w:pPr>
-              <w:spacing w:after="40" w:before="0" w:line="240" w:lineRule="auto"/>
-            </w:pPr>
-          </w:p>
-          <w:p>
-            <w:pPr>
-              <w:spacing w:after="40" w:before="0" w:line="240" w:lineRule="auto"/>
-            </w:pPr>
-            <w:r>
-              <w:rPr>
-                <w:rFonts w:ascii="Arial" w:hAnsi="Arial" w:eastAsia="Arial"/>
-                <w:sz w:val="15"/>
-              </w:rPr>
-              <w:t>60.000</w:t>
-            </w:r>
-          </w:p>
-        </w:tc>
-        <w:tc>
-          <w:tcPr>
-            <w:tcW w:type="dxa" w:w="2880"/>
-            <w:vAlign w:val="top"/>
-          </w:tcPr>
-          <w:p>
-            <w:pPr>
-              <w:spacing w:after="40" w:before="0" w:line="240" w:lineRule="auto"/>
-            </w:pPr>
-          </w:p>
-          <w:p>
-            <w:pPr>
-              <w:spacing w:after="40" w:before="0" w:line="240" w:lineRule="auto"/>
-            </w:pPr>
-            <w:r>
-              <w:rPr>
-                <w:rFonts w:ascii="Arial" w:hAnsi="Arial" w:eastAsia="Arial"/>
-                <w:sz w:val="15"/>
-              </w:rPr>
-              <w:t>%5,0</w:t>
-            </w:r>
-          </w:p>
-        </w:tc>
-      </w:tr>
-      <w:tr>
-        <w:tc>
-          <w:tcPr>
-            <w:tcW w:type="dxa" w:w="2880"/>
-            <w:vAlign w:val="top"/>
-          </w:tcPr>
-          <w:p>
-            <w:pPr>
-              <w:spacing w:after="40" w:before="0" w:line="240" w:lineRule="auto"/>
-            </w:pPr>
-          </w:p>
-          <w:p>
-            <w:pPr>
-              <w:spacing w:after="40" w:before="0" w:line="240" w:lineRule="auto"/>
-            </w:pPr>
-            <w:r>
-              <w:rPr>
-                <w:rFonts w:ascii="Arial" w:hAnsi="Arial" w:eastAsia="Arial"/>
-                <w:sz w:val="15"/>
-              </w:rPr>
-              <w:t>Sarf Malzemesi</w:t>
-            </w:r>
-          </w:p>
-        </w:tc>
-        <w:tc>
-          <w:tcPr>
-            <w:tcW w:type="dxa" w:w="2880"/>
-            <w:vAlign w:val="top"/>
-          </w:tcPr>
-          <w:p>
-            <w:pPr>
-              <w:spacing w:after="40" w:before="0" w:line="240" w:lineRule="auto"/>
-            </w:pPr>
-          </w:p>
-          <w:p>
-            <w:pPr>
-              <w:spacing w:after="40" w:before="0" w:line="240" w:lineRule="auto"/>
-            </w:pPr>
-            <w:r>
-              <w:rPr>
-                <w:rFonts w:ascii="Arial" w:hAnsi="Arial" w:eastAsia="Arial"/>
-                <w:sz w:val="15"/>
-              </w:rPr>
-              <w:t>25.000</w:t>
-            </w:r>
-          </w:p>
-        </w:tc>
-        <w:tc>
-          <w:tcPr>
-            <w:tcW w:type="dxa" w:w="2880"/>
-            <w:vAlign w:val="top"/>
-          </w:tcPr>
-          <w:p>
-            <w:pPr>
-              <w:spacing w:after="40" w:before="0" w:line="240" w:lineRule="auto"/>
-            </w:pPr>
-          </w:p>
-          <w:p>
-            <w:pPr>
-              <w:spacing w:after="40" w:before="0" w:line="240" w:lineRule="auto"/>
-            </w:pPr>
-            <w:r>
-              <w:rPr>
-                <w:rFonts w:ascii="Arial" w:hAnsi="Arial" w:eastAsia="Arial"/>
-                <w:sz w:val="15"/>
-              </w:rPr>
-              <w:t>%2,1</w:t>
-            </w:r>
-          </w:p>
-        </w:tc>
-      </w:tr>
-      <w:tr>
-        <w:tc>
-          <w:tcPr>
-            <w:tcW w:type="dxa" w:w="2880"/>
-            <w:vAlign w:val="top"/>
-          </w:tcPr>
-          <w:p>
-            <w:pPr>
-              <w:spacing w:after="40" w:before="0" w:line="240" w:lineRule="auto"/>
-            </w:pPr>
-          </w:p>
-          <w:p>
-            <w:pPr>
-              <w:spacing w:after="40" w:before="0" w:line="240" w:lineRule="auto"/>
-            </w:pPr>
-            <w:r>
-              <w:rPr>
-                <w:rFonts w:ascii="Arial" w:hAnsi="Arial" w:eastAsia="Arial"/>
-                <w:sz w:val="15"/>
-              </w:rPr>
-              <w:t>Seyahat</w:t>
-            </w:r>
-          </w:p>
-        </w:tc>
-        <w:tc>
-          <w:tcPr>
-            <w:tcW w:type="dxa" w:w="2880"/>
-            <w:vAlign w:val="top"/>
-          </w:tcPr>
-          <w:p>
-            <w:pPr>
-              <w:spacing w:after="40" w:before="0" w:line="240" w:lineRule="auto"/>
-            </w:pPr>
-          </w:p>
-          <w:p>
-            <w:pPr>
-              <w:spacing w:after="40" w:before="0" w:line="240" w:lineRule="auto"/>
-            </w:pPr>
-            <w:r>
-              <w:rPr>
-                <w:rFonts w:ascii="Arial" w:hAnsi="Arial" w:eastAsia="Arial"/>
-                <w:sz w:val="15"/>
-              </w:rPr>
-              <w:t>45.000</w:t>
-            </w:r>
-          </w:p>
-        </w:tc>
-        <w:tc>
-          <w:tcPr>
-            <w:tcW w:type="dxa" w:w="2880"/>
-            <w:vAlign w:val="top"/>
-          </w:tcPr>
-          <w:p>
-            <w:pPr>
-              <w:spacing w:after="40" w:before="0" w:line="240" w:lineRule="auto"/>
-            </w:pPr>
-          </w:p>
-          <w:p>
-            <w:pPr>
-              <w:spacing w:after="40" w:before="0" w:line="240" w:lineRule="auto"/>
-            </w:pPr>
-            <w:r>
-              <w:rPr>
-                <w:rFonts w:ascii="Arial" w:hAnsi="Arial" w:eastAsia="Arial"/>
-                <w:sz w:val="15"/>
-              </w:rPr>
-              <w:t>%3,7</w:t>
-            </w:r>
-          </w:p>
-        </w:tc>
-      </w:tr>
-      <w:tr>
-        <w:tc>
-          <w:tcPr>
-            <w:tcW w:type="dxa" w:w="2880"/>
-            <w:vAlign w:val="top"/>
-          </w:tcPr>
-          <w:p>
-            <w:pPr>
-              <w:spacing w:after="40" w:before="0" w:line="240" w:lineRule="auto"/>
-            </w:pPr>
-          </w:p>
-          <w:p>
-            <w:pPr>
-              <w:spacing w:after="40" w:before="0" w:line="240" w:lineRule="auto"/>
-            </w:pPr>
-            <w:r>
-              <w:rPr>
-                <w:rFonts w:ascii="Arial" w:hAnsi="Arial" w:eastAsia="Arial"/>
-                <w:b/>
-                <w:sz w:val="15"/>
-              </w:rPr>
-              <w:t>TOPLAM (üst limit dahilinde)</w:t>
-            </w:r>
-          </w:p>
-        </w:tc>
-        <w:tc>
-          <w:tcPr>
-            <w:tcW w:type="dxa" w:w="2880"/>
-            <w:vAlign w:val="top"/>
-          </w:tcPr>
-          <w:p>
-            <w:pPr>
-              <w:spacing w:after="40" w:before="0" w:line="240" w:lineRule="auto"/>
-            </w:pPr>
-          </w:p>
-          <w:p>
-            <w:pPr>
-              <w:spacing w:after="40" w:before="0" w:line="240" w:lineRule="auto"/>
-            </w:pPr>
-            <w:r>
-              <w:rPr>
-                <w:rFonts w:ascii="Arial" w:hAnsi="Arial" w:eastAsia="Arial"/>
-                <w:b/>
-                <w:sz w:val="15"/>
-              </w:rPr>
-              <w:t>1.200.000</w:t>
-            </w:r>
-          </w:p>
-        </w:tc>
-        <w:tc>
-          <w:tcPr>
-            <w:tcW w:type="dxa" w:w="2880"/>
-            <w:vAlign w:val="top"/>
-          </w:tcPr>
-          <w:p>
-            <w:pPr>
-              <w:spacing w:after="40" w:before="0" w:line="240" w:lineRule="auto"/>
-            </w:pPr>
-          </w:p>
-          <w:p>
-            <w:pPr>
-              <w:spacing w:after="40" w:before="0" w:line="240" w:lineRule="auto"/>
-            </w:pPr>
-            <w:r>
-              <w:rPr>
-                <w:rFonts w:ascii="Arial" w:hAnsi="Arial" w:eastAsia="Arial"/>
-                <w:sz w:val="15"/>
-              </w:rPr>
-              <w:t>%100</w:t>
-            </w:r>
-          </w:p>
-        </w:tc>
-      </w:tr>
-    </w:tbl>
-    <w:p/>
-    <w:p>
-      <w:pPr>
-        <w:spacing w:after="60" w:before="0" w:line="240" w:lineRule="auto"/>
-      </w:pPr>
-      <w:r>
-        <w:rPr>
-          <w:rFonts w:ascii="Arial" w:hAnsi="Arial" w:eastAsia="Arial"/>
-          <w:i/>
-          <w:sz w:val="18"/>
-        </w:rPr>
-        <w:t>PTİ ve kurum hissesi üst limit dışındadır ve TÜBİTAK tarafından ayrıca hesaplanır; bu tabloya dahil değildir.</w:t>
-      </w:r>
-    </w:p>
-    <w:p>
-      <w:pPr>
-        <w:spacing w:after="60" w:before="0" w:line="240" w:lineRule="auto"/>
-      </w:pPr>
-      <w:r>
-        <w:rPr>
-          <w:rFonts w:ascii="Arial" w:hAnsi="Arial" w:eastAsia="Arial"/>
-          <w:b/>
-          <w:sz w:val="19"/>
-        </w:rPr>
-        <w:t>2. Burs (Bursiyer Giderleri) — 828.000 TL</w:t>
-      </w:r>
-    </w:p>
-    <w:p>
-      <w:pPr>
-        <w:spacing w:after="60" w:before="0" w:line="240" w:lineRule="auto"/>
-      </w:pPr>
-      <w:r>
-        <w:rPr>
-          <w:rFonts w:ascii="Arial" w:hAnsi="Arial" w:eastAsia="Arial"/>
-          <w:sz w:val="18"/>
-        </w:rPr>
-        <w:t>Ekip 4 bursiyerden oluşur. İki gıda mühendisliği bursiyeri, doğrulama (WP4) ve tez çalışmalarını yürütmek üzere yaklaşık 7. ayda yüksek lisans düzeyine geçer ve bu dönemde çalışmayan (tam zamanlı) yüksek lisans burs oranından desteklenir.</w:t>
-      </w:r>
-    </w:p>
-    <w:tbl>
-      <w:tblPr>
-        <w:tblStyle w:val="TableGrid"/>
-        <w:tblW w:type="auto" w:w="0"/>
-        <w:tblLook w:firstColumn="1" w:firstRow="1" w:lastColumn="0" w:lastRow="0" w:noHBand="0" w:noVBand="1" w:val="04A0"/>
-        <w:jc w:val="center"/>
-        <w:tblBorders>
-          <w:top w:val="single" w:sz="4" w:space="0" w:color="000000"/>
-          <w:left w:val="single" w:sz="4" w:space="0" w:color="000000"/>
-          <w:bottom w:val="single" w:sz="4" w:space="0" w:color="000000"/>
-          <w:right w:val="single" w:sz="4" w:space="0" w:color="000000"/>
-          <w:insideH w:val="single" w:sz="4" w:space="0" w:color="000000"/>
-          <w:insideV w:val="single" w:sz="4" w:space="0" w:color="000000"/>
-        </w:tblBorders>
-      </w:tblPr>
-      <w:tblGrid>
-        <w:gridCol w:w="1728"/>
-        <w:gridCol w:w="1728"/>
-        <w:gridCol w:w="1728"/>
-        <w:gridCol w:w="1728"/>
-        <w:gridCol w:w="1728"/>
-      </w:tblGrid>
-      <w:tr>
-        <w:tc>
-          <w:tcPr>
-            <w:tcW w:type="dxa" w:w="1728"/>
-            <w:vAlign w:val="top"/>
-          </w:tcPr>
-          <w:p>
-            <w:pPr>
-              <w:spacing w:after="40" w:before="0" w:line="240" w:lineRule="auto"/>
-            </w:pPr>
-          </w:p>
-          <w:p>
-            <w:pPr>
-              <w:spacing w:after="40" w:before="0" w:line="240" w:lineRule="auto"/>
-            </w:pPr>
-            <w:r>
-              <w:rPr>
-                <w:rFonts w:ascii="Arial" w:hAnsi="Arial" w:eastAsia="Arial"/>
-                <w:b/>
-                <w:sz w:val="15"/>
-              </w:rPr>
-              <w:t>Bursiyer (rol)</w:t>
-            </w:r>
-          </w:p>
-        </w:tc>
-        <w:tc>
-          <w:tcPr>
-            <w:tcW w:type="dxa" w:w="1728"/>
-            <w:vAlign w:val="top"/>
-          </w:tcPr>
-          <w:p>
-            <w:pPr>
-              <w:spacing w:after="40" w:before="0" w:line="240" w:lineRule="auto"/>
-            </w:pPr>
-          </w:p>
-          <w:p>
-            <w:pPr>
-              <w:spacing w:after="40" w:before="0" w:line="240" w:lineRule="auto"/>
-            </w:pPr>
-            <w:r>
-              <w:rPr>
-                <w:rFonts w:ascii="Arial" w:hAnsi="Arial" w:eastAsia="Arial"/>
-                <w:b/>
-                <w:sz w:val="15"/>
-              </w:rPr>
-              <w:t>Düzey</w:t>
-            </w:r>
-          </w:p>
-        </w:tc>
-        <w:tc>
-          <w:tcPr>
-            <w:tcW w:type="dxa" w:w="1728"/>
-            <w:vAlign w:val="top"/>
-          </w:tcPr>
-          <w:p>
-            <w:pPr>
-              <w:spacing w:after="40" w:before="0" w:line="240" w:lineRule="auto"/>
-            </w:pPr>
-          </w:p>
-          <w:p>
-            <w:pPr>
-              <w:spacing w:after="40" w:before="0" w:line="240" w:lineRule="auto"/>
-            </w:pPr>
-            <w:r>
-              <w:rPr>
-                <w:rFonts w:ascii="Arial" w:hAnsi="Arial" w:eastAsia="Arial"/>
-                <w:b/>
-                <w:sz w:val="15"/>
-              </w:rPr>
-              <w:t>Süre</w:t>
-            </w:r>
-          </w:p>
-        </w:tc>
-        <w:tc>
-          <w:tcPr>
-            <w:tcW w:type="dxa" w:w="1728"/>
-            <w:vAlign w:val="top"/>
-          </w:tcPr>
-          <w:p>
-            <w:pPr>
-              <w:spacing w:after="40" w:before="0" w:line="240" w:lineRule="auto"/>
-            </w:pPr>
-          </w:p>
-          <w:p>
-            <w:pPr>
-              <w:spacing w:after="40" w:before="0" w:line="240" w:lineRule="auto"/>
-            </w:pPr>
-            <w:r>
-              <w:rPr>
-                <w:rFonts w:ascii="Arial" w:hAnsi="Arial" w:eastAsia="Arial"/>
-                <w:b/>
-                <w:sz w:val="15"/>
-              </w:rPr>
-              <w:t>Aylık (TL)</w:t>
-            </w:r>
-          </w:p>
-        </w:tc>
-        <w:tc>
-          <w:tcPr>
-            <w:tcW w:type="dxa" w:w="1728"/>
-            <w:vAlign w:val="top"/>
-          </w:tcPr>
-          <w:p>
-            <w:pPr>
-              <w:spacing w:after="40" w:before="0" w:line="240" w:lineRule="auto"/>
-            </w:pPr>
-          </w:p>
-          <w:p>
-            <w:pPr>
-              <w:spacing w:after="40" w:before="0" w:line="240" w:lineRule="auto"/>
-            </w:pPr>
-            <w:r>
-              <w:rPr>
-                <w:rFonts w:ascii="Arial" w:hAnsi="Arial" w:eastAsia="Arial"/>
-                <w:b/>
-                <w:sz w:val="15"/>
-              </w:rPr>
-              <w:t>Toplam (TL)</w:t>
-            </w:r>
-          </w:p>
-        </w:tc>
-      </w:tr>
-      <w:tr>
-        <w:tc>
-          <w:tcPr>
-            <w:tcW w:type="dxa" w:w="1728"/>
-            <w:vAlign w:val="top"/>
-          </w:tcPr>
-          <w:p>
-            <w:pPr>
-              <w:spacing w:after="40" w:before="0" w:line="240" w:lineRule="auto"/>
-            </w:pPr>
-          </w:p>
-          <w:p>
-            <w:pPr>
-              <w:spacing w:after="40" w:before="0" w:line="240" w:lineRule="auto"/>
-            </w:pPr>
-            <w:r>
-              <w:rPr>
-                <w:rFonts w:ascii="Arial" w:hAnsi="Arial" w:eastAsia="Arial"/>
-                <w:sz w:val="15"/>
-              </w:rPr>
-              <w:t>B1 — Yazılım / Yapay Zekâ</w:t>
-            </w:r>
-          </w:p>
-        </w:tc>
-        <w:tc>
-          <w:tcPr>
-            <w:tcW w:type="dxa" w:w="1728"/>
-            <w:vAlign w:val="top"/>
-          </w:tcPr>
-          <w:p>
-            <w:pPr>
-              <w:spacing w:after="40" w:before="0" w:line="240" w:lineRule="auto"/>
-            </w:pPr>
-          </w:p>
-          <w:p>
-            <w:pPr>
-              <w:spacing w:after="40" w:before="0" w:line="240" w:lineRule="auto"/>
-            </w:pPr>
-            <w:r>
-              <w:rPr>
-                <w:rFonts w:ascii="Arial" w:hAnsi="Arial" w:eastAsia="Arial"/>
-                <w:sz w:val="15"/>
-              </w:rPr>
-              <w:t>Lisans</w:t>
-            </w:r>
-          </w:p>
-        </w:tc>
-        <w:tc>
-          <w:tcPr>
-            <w:tcW w:type="dxa" w:w="1728"/>
-            <w:vAlign w:val="top"/>
-          </w:tcPr>
-          <w:p>
-            <w:pPr>
-              <w:spacing w:after="40" w:before="0" w:line="240" w:lineRule="auto"/>
-            </w:pPr>
-          </w:p>
-          <w:p>
-            <w:pPr>
-              <w:spacing w:after="40" w:before="0" w:line="240" w:lineRule="auto"/>
-            </w:pPr>
-            <w:r>
-              <w:rPr>
-                <w:rFonts w:ascii="Arial" w:hAnsi="Arial" w:eastAsia="Arial"/>
-                <w:sz w:val="15"/>
-              </w:rPr>
-              <w:t>1–18. ay (18 ay)</w:t>
-            </w:r>
-          </w:p>
-        </w:tc>
-        <w:tc>
-          <w:tcPr>
-            <w:tcW w:type="dxa" w:w="1728"/>
-            <w:vAlign w:val="top"/>
-          </w:tcPr>
-          <w:p>
-            <w:pPr>
-              <w:spacing w:after="40" w:before="0" w:line="240" w:lineRule="auto"/>
-            </w:pPr>
-          </w:p>
-          <w:p>
-            <w:pPr>
-              <w:spacing w:after="40" w:before="0" w:line="240" w:lineRule="auto"/>
-            </w:pPr>
-            <w:r>
-              <w:rPr>
-                <w:rFonts w:ascii="Arial" w:hAnsi="Arial" w:eastAsia="Arial"/>
-                <w:sz w:val="15"/>
-              </w:rPr>
-              <w:t>6.000</w:t>
-            </w:r>
-          </w:p>
-        </w:tc>
-        <w:tc>
-          <w:tcPr>
-            <w:tcW w:type="dxa" w:w="1728"/>
-            <w:vAlign w:val="top"/>
-          </w:tcPr>
-          <w:p>
-            <w:pPr>
-              <w:spacing w:after="40" w:before="0" w:line="240" w:lineRule="auto"/>
-            </w:pPr>
-          </w:p>
-          <w:p>
-            <w:pPr>
-              <w:spacing w:after="40" w:before="0" w:line="240" w:lineRule="auto"/>
-            </w:pPr>
-            <w:r>
-              <w:rPr>
-                <w:rFonts w:ascii="Arial" w:hAnsi="Arial" w:eastAsia="Arial"/>
-                <w:sz w:val="15"/>
-              </w:rPr>
-              <w:t>108.000</w:t>
-            </w:r>
-          </w:p>
-        </w:tc>
-      </w:tr>
-      <w:tr>
-        <w:tc>
-          <w:tcPr>
-            <w:tcW w:type="dxa" w:w="1728"/>
-            <w:vAlign w:val="top"/>
-          </w:tcPr>
-          <w:p>
-            <w:pPr>
-              <w:spacing w:after="40" w:before="0" w:line="240" w:lineRule="auto"/>
-            </w:pPr>
-          </w:p>
-          <w:p>
-            <w:pPr>
-              <w:spacing w:after="40" w:before="0" w:line="240" w:lineRule="auto"/>
-            </w:pPr>
-            <w:r>
-              <w:rPr>
-                <w:rFonts w:ascii="Arial" w:hAnsi="Arial" w:eastAsia="Arial"/>
-                <w:sz w:val="15"/>
-              </w:rPr>
-              <w:t>B2 — Yazılım / Yapay Zekâ</w:t>
-            </w:r>
-          </w:p>
-        </w:tc>
-        <w:tc>
-          <w:tcPr>
-            <w:tcW w:type="dxa" w:w="1728"/>
-            <w:vAlign w:val="top"/>
-          </w:tcPr>
-          <w:p>
-            <w:pPr>
-              <w:spacing w:after="40" w:before="0" w:line="240" w:lineRule="auto"/>
-            </w:pPr>
-          </w:p>
-          <w:p>
-            <w:pPr>
-              <w:spacing w:after="40" w:before="0" w:line="240" w:lineRule="auto"/>
-            </w:pPr>
-            <w:r>
-              <w:rPr>
-                <w:rFonts w:ascii="Arial" w:hAnsi="Arial" w:eastAsia="Arial"/>
-                <w:sz w:val="15"/>
-              </w:rPr>
-              <w:t>Lisans</w:t>
-            </w:r>
-          </w:p>
-        </w:tc>
-        <w:tc>
-          <w:tcPr>
-            <w:tcW w:type="dxa" w:w="1728"/>
-            <w:vAlign w:val="top"/>
-          </w:tcPr>
-          <w:p>
-            <w:pPr>
-              <w:spacing w:after="40" w:before="0" w:line="240" w:lineRule="auto"/>
-            </w:pPr>
-          </w:p>
-          <w:p>
-            <w:pPr>
-              <w:spacing w:after="40" w:before="0" w:line="240" w:lineRule="auto"/>
-            </w:pPr>
-            <w:r>
-              <w:rPr>
-                <w:rFonts w:ascii="Arial" w:hAnsi="Arial" w:eastAsia="Arial"/>
-                <w:sz w:val="15"/>
-              </w:rPr>
-              <w:t>1–18. ay (18 ay)</w:t>
-            </w:r>
-          </w:p>
-        </w:tc>
-        <w:tc>
-          <w:tcPr>
-            <w:tcW w:type="dxa" w:w="1728"/>
-            <w:vAlign w:val="top"/>
-          </w:tcPr>
-          <w:p>
-            <w:pPr>
-              <w:spacing w:after="40" w:before="0" w:line="240" w:lineRule="auto"/>
-            </w:pPr>
-          </w:p>
-          <w:p>
-            <w:pPr>
-              <w:spacing w:after="40" w:before="0" w:line="240" w:lineRule="auto"/>
-            </w:pPr>
-            <w:r>
-              <w:rPr>
-                <w:rFonts w:ascii="Arial" w:hAnsi="Arial" w:eastAsia="Arial"/>
-                <w:sz w:val="15"/>
-              </w:rPr>
-              <w:t>6.000</w:t>
-            </w:r>
-          </w:p>
-        </w:tc>
-        <w:tc>
-          <w:tcPr>
-            <w:tcW w:type="dxa" w:w="1728"/>
-            <w:vAlign w:val="top"/>
-          </w:tcPr>
-          <w:p>
-            <w:pPr>
-              <w:spacing w:after="40" w:before="0" w:line="240" w:lineRule="auto"/>
-            </w:pPr>
-          </w:p>
-          <w:p>
-            <w:pPr>
-              <w:spacing w:after="40" w:before="0" w:line="240" w:lineRule="auto"/>
-            </w:pPr>
-            <w:r>
-              <w:rPr>
-                <w:rFonts w:ascii="Arial" w:hAnsi="Arial" w:eastAsia="Arial"/>
-                <w:sz w:val="15"/>
-              </w:rPr>
-              <w:t>108.000</w:t>
-            </w:r>
-          </w:p>
-        </w:tc>
-      </w:tr>
-      <w:tr>
-        <w:tc>
-          <w:tcPr>
-            <w:tcW w:type="dxa" w:w="1728"/>
-            <w:vAlign w:val="top"/>
-          </w:tcPr>
-          <w:p>
-            <w:pPr>
-              <w:spacing w:after="40" w:before="0" w:line="240" w:lineRule="auto"/>
-            </w:pPr>
-          </w:p>
-          <w:p>
-            <w:pPr>
-              <w:spacing w:after="40" w:before="0" w:line="240" w:lineRule="auto"/>
-            </w:pPr>
-            <w:r>
-              <w:rPr>
-                <w:rFonts w:ascii="Arial" w:hAnsi="Arial" w:eastAsia="Arial"/>
-                <w:sz w:val="15"/>
-              </w:rPr>
-              <w:t>B3 — Gıda Mühendisliği</w:t>
-            </w:r>
-          </w:p>
-        </w:tc>
-        <w:tc>
-          <w:tcPr>
-            <w:tcW w:type="dxa" w:w="1728"/>
-            <w:vAlign w:val="top"/>
-          </w:tcPr>
-          <w:p>
-            <w:pPr>
-              <w:spacing w:after="40" w:before="0" w:line="240" w:lineRule="auto"/>
-            </w:pPr>
-          </w:p>
-          <w:p>
-            <w:pPr>
-              <w:spacing w:after="40" w:before="0" w:line="240" w:lineRule="auto"/>
-            </w:pPr>
-            <w:r>
-              <w:rPr>
-                <w:rFonts w:ascii="Arial" w:hAnsi="Arial" w:eastAsia="Arial"/>
-                <w:sz w:val="15"/>
-              </w:rPr>
-              <w:t>Lisans → Yüksek Lisans</w:t>
-            </w:r>
-          </w:p>
-        </w:tc>
-        <w:tc>
-          <w:tcPr>
-            <w:tcW w:type="dxa" w:w="1728"/>
-            <w:vAlign w:val="top"/>
-          </w:tcPr>
-          <w:p>
-            <w:pPr>
-              <w:spacing w:after="40" w:before="0" w:line="240" w:lineRule="auto"/>
-            </w:pPr>
-          </w:p>
-          <w:p>
-            <w:pPr>
-              <w:spacing w:after="40" w:before="0" w:line="240" w:lineRule="auto"/>
-            </w:pPr>
-            <w:r>
-              <w:rPr>
-                <w:rFonts w:ascii="Arial" w:hAnsi="Arial" w:eastAsia="Arial"/>
-                <w:sz w:val="15"/>
-              </w:rPr>
-              <w:t>1–6. ay (Lisans) / 7–18. ay (YL)</w:t>
-            </w:r>
-          </w:p>
-        </w:tc>
-        <w:tc>
-          <w:tcPr>
-            <w:tcW w:type="dxa" w:w="1728"/>
-            <w:vAlign w:val="top"/>
-          </w:tcPr>
-          <w:p>
-            <w:pPr>
-              <w:spacing w:after="40" w:before="0" w:line="240" w:lineRule="auto"/>
-            </w:pPr>
-          </w:p>
-          <w:p>
-            <w:pPr>
-              <w:spacing w:after="40" w:before="0" w:line="240" w:lineRule="auto"/>
-            </w:pPr>
-            <w:r>
-              <w:rPr>
-                <w:rFonts w:ascii="Arial" w:hAnsi="Arial" w:eastAsia="Arial"/>
-                <w:sz w:val="15"/>
-              </w:rPr>
-              <w:t>6.000 / 22.500</w:t>
-            </w:r>
-          </w:p>
-        </w:tc>
-        <w:tc>
-          <w:tcPr>
-            <w:tcW w:type="dxa" w:w="1728"/>
-            <w:vAlign w:val="top"/>
-          </w:tcPr>
-          <w:p>
-            <w:pPr>
-              <w:spacing w:after="40" w:before="0" w:line="240" w:lineRule="auto"/>
-            </w:pPr>
-          </w:p>
-          <w:p>
-            <w:pPr>
-              <w:spacing w:after="40" w:before="0" w:line="240" w:lineRule="auto"/>
-            </w:pPr>
-            <w:r>
-              <w:rPr>
-                <w:rFonts w:ascii="Arial" w:hAnsi="Arial" w:eastAsia="Arial"/>
-                <w:sz w:val="15"/>
-              </w:rPr>
-              <w:t>306.000</w:t>
-            </w:r>
-          </w:p>
-        </w:tc>
-      </w:tr>
-      <w:tr>
-        <w:tc>
-          <w:tcPr>
-            <w:tcW w:type="dxa" w:w="1728"/>
-            <w:vAlign w:val="top"/>
-          </w:tcPr>
-          <w:p>
-            <w:pPr>
-              <w:spacing w:after="40" w:before="0" w:line="240" w:lineRule="auto"/>
-            </w:pPr>
-          </w:p>
-          <w:p>
-            <w:pPr>
-              <w:spacing w:after="40" w:before="0" w:line="240" w:lineRule="auto"/>
-            </w:pPr>
-            <w:r>
-              <w:rPr>
-                <w:rFonts w:ascii="Arial" w:hAnsi="Arial" w:eastAsia="Arial"/>
-                <w:sz w:val="15"/>
-              </w:rPr>
-              <w:t>B4 — Gıda Mühendisliği</w:t>
-            </w:r>
-          </w:p>
-        </w:tc>
-        <w:tc>
-          <w:tcPr>
-            <w:tcW w:type="dxa" w:w="1728"/>
-            <w:vAlign w:val="top"/>
-          </w:tcPr>
-          <w:p>
-            <w:pPr>
-              <w:spacing w:after="40" w:before="0" w:line="240" w:lineRule="auto"/>
-            </w:pPr>
-          </w:p>
-          <w:p>
-            <w:pPr>
-              <w:spacing w:after="40" w:before="0" w:line="240" w:lineRule="auto"/>
-            </w:pPr>
-            <w:r>
-              <w:rPr>
-                <w:rFonts w:ascii="Arial" w:hAnsi="Arial" w:eastAsia="Arial"/>
-                <w:sz w:val="15"/>
-              </w:rPr>
-              <w:t>Lisans → Yüksek Lisans</w:t>
-            </w:r>
-          </w:p>
-        </w:tc>
-        <w:tc>
-          <w:tcPr>
-            <w:tcW w:type="dxa" w:w="1728"/>
-            <w:vAlign w:val="top"/>
-          </w:tcPr>
-          <w:p>
-            <w:pPr>
-              <w:spacing w:after="40" w:before="0" w:line="240" w:lineRule="auto"/>
-            </w:pPr>
-          </w:p>
-          <w:p>
-            <w:pPr>
-              <w:spacing w:after="40" w:before="0" w:line="240" w:lineRule="auto"/>
-            </w:pPr>
-            <w:r>
-              <w:rPr>
-                <w:rFonts w:ascii="Arial" w:hAnsi="Arial" w:eastAsia="Arial"/>
-                <w:sz w:val="15"/>
-              </w:rPr>
-              <w:t>1–6. ay (Lisans) / 7–18. ay (YL)</w:t>
-            </w:r>
-          </w:p>
-        </w:tc>
-        <w:tc>
-          <w:tcPr>
-            <w:tcW w:type="dxa" w:w="1728"/>
-            <w:vAlign w:val="top"/>
-          </w:tcPr>
-          <w:p>
-            <w:pPr>
-              <w:spacing w:after="40" w:before="0" w:line="240" w:lineRule="auto"/>
-            </w:pPr>
-          </w:p>
-          <w:p>
-            <w:pPr>
-              <w:spacing w:after="40" w:before="0" w:line="240" w:lineRule="auto"/>
-            </w:pPr>
-            <w:r>
-              <w:rPr>
-                <w:rFonts w:ascii="Arial" w:hAnsi="Arial" w:eastAsia="Arial"/>
-                <w:sz w:val="15"/>
-              </w:rPr>
-              <w:t>6.000 / 22.500</w:t>
-            </w:r>
-          </w:p>
-        </w:tc>
-        <w:tc>
-          <w:tcPr>
-            <w:tcW w:type="dxa" w:w="1728"/>
-            <w:vAlign w:val="top"/>
-          </w:tcPr>
-          <w:p>
-            <w:pPr>
-              <w:spacing w:after="40" w:before="0" w:line="240" w:lineRule="auto"/>
-            </w:pPr>
-          </w:p>
-          <w:p>
-            <w:pPr>
-              <w:spacing w:after="40" w:before="0" w:line="240" w:lineRule="auto"/>
-            </w:pPr>
-            <w:r>
-              <w:rPr>
-                <w:rFonts w:ascii="Arial" w:hAnsi="Arial" w:eastAsia="Arial"/>
-                <w:sz w:val="15"/>
-              </w:rPr>
-              <w:t>306.000</w:t>
-            </w:r>
-          </w:p>
-        </w:tc>
-      </w:tr>
-      <w:tr>
-        <w:tc>
-          <w:tcPr>
-            <w:tcW w:type="dxa" w:w="1728"/>
-            <w:vAlign w:val="top"/>
-          </w:tcPr>
-          <w:p>
-            <w:pPr>
-              <w:spacing w:after="40" w:before="0" w:line="240" w:lineRule="auto"/>
-            </w:pPr>
-          </w:p>
-          <w:p>
-            <w:pPr>
-              <w:spacing w:after="40" w:before="0" w:line="240" w:lineRule="auto"/>
-            </w:pPr>
-            <w:r>
-              <w:rPr>
-                <w:rFonts w:ascii="Arial" w:hAnsi="Arial" w:eastAsia="Arial"/>
-                <w:b/>
-                <w:sz w:val="15"/>
-              </w:rPr>
-              <w:t>Toplam</w:t>
-            </w:r>
-          </w:p>
-        </w:tc>
-        <w:tc>
-          <w:tcPr>
-            <w:tcW w:type="dxa" w:w="1728"/>
-            <w:vAlign w:val="top"/>
-          </w:tcPr>
-          <w:p>
-            <w:pPr>
-              <w:spacing w:after="40" w:before="0" w:line="240" w:lineRule="auto"/>
-            </w:pPr>
-          </w:p>
-        </w:tc>
-        <w:tc>
-          <w:tcPr>
-            <w:tcW w:type="dxa" w:w="1728"/>
-            <w:vAlign w:val="top"/>
-          </w:tcPr>
-          <w:p>
-            <w:pPr>
-              <w:spacing w:after="40" w:before="0" w:line="240" w:lineRule="auto"/>
-            </w:pPr>
-          </w:p>
-        </w:tc>
-        <w:tc>
-          <w:tcPr>
-            <w:tcW w:type="dxa" w:w="1728"/>
-            <w:vAlign w:val="top"/>
-          </w:tcPr>
-          <w:p>
-            <w:pPr>
-              <w:spacing w:after="40" w:before="0" w:line="240" w:lineRule="auto"/>
-            </w:pPr>
-          </w:p>
-        </w:tc>
-        <w:tc>
-          <w:tcPr>
-            <w:tcW w:type="dxa" w:w="1728"/>
-            <w:vAlign w:val="top"/>
-          </w:tcPr>
-          <w:p>
-            <w:pPr>
-              <w:spacing w:after="40" w:before="0" w:line="240" w:lineRule="auto"/>
-            </w:pPr>
-          </w:p>
-          <w:p>
-            <w:pPr>
-              <w:spacing w:after="40" w:before="0" w:line="240" w:lineRule="auto"/>
-            </w:pPr>
-            <w:r>
-              <w:rPr>
-                <w:rFonts w:ascii="Arial" w:hAnsi="Arial" w:eastAsia="Arial"/>
-                <w:b/>
-                <w:sz w:val="15"/>
-              </w:rPr>
-              <w:t>828.000</w:t>
-            </w:r>
-          </w:p>
-        </w:tc>
-      </w:tr>
-    </w:tbl>
-    <w:p/>
-    <w:p>
-      <w:pPr>
-        <w:spacing w:after="60" w:before="0" w:line="240" w:lineRule="auto"/>
-      </w:pPr>
-      <w:r>
-        <w:rPr>
-          <w:rFonts w:ascii="Arial" w:hAnsi="Arial" w:eastAsia="Arial"/>
-          <w:b/>
-          <w:sz w:val="18"/>
-        </w:rPr>
-        <w:t>Gerekçe:</w:t>
-      </w:r>
-      <w:r>
-        <w:rPr>
-          <w:rFonts w:ascii="Arial" w:hAnsi="Arial" w:eastAsia="Arial"/>
-          <w:sz w:val="18"/>
-        </w:rPr>
-        <w:t xml:space="preserve"> Bursiyer emeği projenin temel araştırma girdisidir; mevcut prototip üzerine eksik araştırma bileşenleri (ağırlıkları açık modellere geçiş, gıda bilimi doğrulama kural motoru, Öğrenilmiş Yönlendirici, katmanlar arası öğrenme döngüsü) bursiyerler tarafından geliştirilir. İki gıda mühendisliği bursiyerinin yüksek lisansa geçişi, WP4 uzman doğrulamasının Prof. Dr. Şumnu gözetiminde yüksek lisans düzeyinde yürütülmesini ve iki yüksek lisans tezinin (yaygın etki çıktısı) üretilmesini sağlar.</w:t>
-      </w:r>
-    </w:p>
-    <w:p>
-      <w:pPr>
-        <w:spacing w:after="60" w:before="0" w:line="240" w:lineRule="auto"/>
-      </w:pPr>
-      <w:r>
-        <w:rPr>
-          <w:rFonts w:ascii="Arial" w:hAnsi="Arial" w:eastAsia="Arial"/>
-          <w:b/>
-          <w:sz w:val="19"/>
-        </w:rPr>
-        <w:t>3. Makine-Teçhizat — 242.000 TL</w:t>
-      </w:r>
-    </w:p>
-    <w:tbl>
-      <w:tblPr>
-        <w:tblStyle w:val="TableGrid"/>
-        <w:tblW w:type="auto" w:w="0"/>
-        <w:tblLook w:firstColumn="1" w:firstRow="1" w:lastColumn="0" w:lastRow="0" w:noHBand="0" w:noVBand="1" w:val="04A0"/>
-        <w:jc w:val="center"/>
-        <w:tblBorders>
-          <w:top w:val="single" w:sz="4" w:space="0" w:color="000000"/>
-          <w:left w:val="single" w:sz="4" w:space="0" w:color="000000"/>
-          <w:bottom w:val="single" w:sz="4" w:space="0" w:color="000000"/>
-          <w:right w:val="single" w:sz="4" w:space="0" w:color="000000"/>
-          <w:insideH w:val="single" w:sz="4" w:space="0" w:color="000000"/>
-          <w:insideV w:val="single" w:sz="4" w:space="0" w:color="000000"/>
-        </w:tblBorders>
-      </w:tblPr>
-      <w:tblGrid>
-        <w:gridCol w:w="1728"/>
-        <w:gridCol w:w="1728"/>
-        <w:gridCol w:w="1728"/>
-        <w:gridCol w:w="1728"/>
-        <w:gridCol w:w="1728"/>
-      </w:tblGrid>
-      <w:tr>
-        <w:tc>
-          <w:tcPr>
-            <w:tcW w:type="dxa" w:w="1728"/>
-            <w:vAlign w:val="top"/>
-          </w:tcPr>
-          <w:p>
-            <w:pPr>
-              <w:spacing w:after="40" w:before="0" w:line="240" w:lineRule="auto"/>
-            </w:pPr>
-          </w:p>
-          <w:p>
-            <w:pPr>
-              <w:spacing w:after="40" w:before="0" w:line="240" w:lineRule="auto"/>
-            </w:pPr>
-            <w:r>
-              <w:rPr>
-                <w:rFonts w:ascii="Arial" w:hAnsi="Arial" w:eastAsia="Arial"/>
-                <w:b/>
-                <w:sz w:val="15"/>
-              </w:rPr>
-              <w:t>Kalem</w:t>
-            </w:r>
-          </w:p>
-        </w:tc>
-        <w:tc>
-          <w:tcPr>
-            <w:tcW w:type="dxa" w:w="1728"/>
-            <w:vAlign w:val="top"/>
-          </w:tcPr>
-          <w:p>
-            <w:pPr>
-              <w:spacing w:after="40" w:before="0" w:line="240" w:lineRule="auto"/>
-            </w:pPr>
-          </w:p>
-          <w:p>
-            <w:pPr>
-              <w:spacing w:after="40" w:before="0" w:line="240" w:lineRule="auto"/>
-            </w:pPr>
-            <w:r>
-              <w:rPr>
-                <w:rFonts w:ascii="Arial" w:hAnsi="Arial" w:eastAsia="Arial"/>
-                <w:b/>
-                <w:sz w:val="15"/>
-              </w:rPr>
-              <w:t>Adet</w:t>
-            </w:r>
-          </w:p>
-        </w:tc>
-        <w:tc>
-          <w:tcPr>
-            <w:tcW w:type="dxa" w:w="1728"/>
-            <w:vAlign w:val="top"/>
-          </w:tcPr>
-          <w:p>
-            <w:pPr>
-              <w:spacing w:after="40" w:before="0" w:line="240" w:lineRule="auto"/>
-            </w:pPr>
-          </w:p>
-          <w:p>
-            <w:pPr>
-              <w:spacing w:after="40" w:before="0" w:line="240" w:lineRule="auto"/>
-            </w:pPr>
-            <w:r>
-              <w:rPr>
-                <w:rFonts w:ascii="Arial" w:hAnsi="Arial" w:eastAsia="Arial"/>
-                <w:b/>
-                <w:sz w:val="15"/>
-              </w:rPr>
-              <w:t>Birim (tahmini, TL)</w:t>
-            </w:r>
-          </w:p>
-        </w:tc>
-        <w:tc>
-          <w:tcPr>
-            <w:tcW w:type="dxa" w:w="1728"/>
-            <w:vAlign w:val="top"/>
-          </w:tcPr>
-          <w:p>
-            <w:pPr>
-              <w:spacing w:after="40" w:before="0" w:line="240" w:lineRule="auto"/>
-            </w:pPr>
-          </w:p>
-          <w:p>
-            <w:pPr>
-              <w:spacing w:after="40" w:before="0" w:line="240" w:lineRule="auto"/>
-            </w:pPr>
-            <w:r>
-              <w:rPr>
-                <w:rFonts w:ascii="Arial" w:hAnsi="Arial" w:eastAsia="Arial"/>
-                <w:b/>
-                <w:sz w:val="15"/>
-              </w:rPr>
-              <w:t>Toplam (TL)</w:t>
-            </w:r>
-          </w:p>
-        </w:tc>
-        <w:tc>
-          <w:tcPr>
-            <w:tcW w:type="dxa" w:w="1728"/>
-            <w:vAlign w:val="top"/>
-          </w:tcPr>
-          <w:p>
-            <w:pPr>
-              <w:spacing w:after="40" w:before="0" w:line="240" w:lineRule="auto"/>
-            </w:pPr>
-          </w:p>
-          <w:p>
-            <w:pPr>
-              <w:spacing w:after="40" w:before="0" w:line="240" w:lineRule="auto"/>
-            </w:pPr>
-            <w:r>
-              <w:rPr>
-                <w:rFonts w:ascii="Arial" w:hAnsi="Arial" w:eastAsia="Arial"/>
-                <w:b/>
-                <w:sz w:val="15"/>
-              </w:rPr>
-              <w:t>Gerekçe</w:t>
-            </w:r>
-          </w:p>
-        </w:tc>
-      </w:tr>
-      <w:tr>
-        <w:tc>
-          <w:tcPr>
-            <w:tcW w:type="dxa" w:w="1728"/>
-            <w:vAlign w:val="top"/>
-          </w:tcPr>
-          <w:p>
-            <w:pPr>
-              <w:spacing w:after="40" w:before="0" w:line="240" w:lineRule="auto"/>
-            </w:pPr>
-          </w:p>
-          <w:p>
-            <w:pPr>
-              <w:spacing w:after="40" w:before="0" w:line="240" w:lineRule="auto"/>
-            </w:pPr>
-            <w:r>
-              <w:rPr>
-                <w:rFonts w:ascii="Arial" w:hAnsi="Arial" w:eastAsia="Arial"/>
-                <w:sz w:val="15"/>
-              </w:rPr>
-              <w:t>GPU iş istasyonu (tek GPU, 16–24 GB VRAM sınıfı; çok çekirdekli CPU; 64–128 GB RAM; 1–2 TB NVMe)</w:t>
-            </w:r>
-          </w:p>
-        </w:tc>
-        <w:tc>
-          <w:tcPr>
-            <w:tcW w:type="dxa" w:w="1728"/>
-            <w:vAlign w:val="top"/>
-          </w:tcPr>
-          <w:p>
-            <w:pPr>
-              <w:spacing w:after="40" w:before="0" w:line="240" w:lineRule="auto"/>
-            </w:pPr>
-          </w:p>
-          <w:p>
-            <w:pPr>
-              <w:spacing w:after="40" w:before="0" w:line="240" w:lineRule="auto"/>
-            </w:pPr>
-            <w:r>
-              <w:rPr>
-                <w:rFonts w:ascii="Arial" w:hAnsi="Arial" w:eastAsia="Arial"/>
-                <w:sz w:val="15"/>
-              </w:rPr>
-              <w:t>1</w:t>
-            </w:r>
-          </w:p>
-        </w:tc>
-        <w:tc>
-          <w:tcPr>
-            <w:tcW w:type="dxa" w:w="1728"/>
-            <w:vAlign w:val="top"/>
-          </w:tcPr>
-          <w:p>
-            <w:pPr>
-              <w:spacing w:after="40" w:before="0" w:line="240" w:lineRule="auto"/>
-            </w:pPr>
-          </w:p>
-          <w:p>
-            <w:pPr>
-              <w:spacing w:after="40" w:before="0" w:line="240" w:lineRule="auto"/>
-            </w:pPr>
-            <w:r>
-              <w:rPr>
-                <w:rFonts w:ascii="Arial" w:hAnsi="Arial" w:eastAsia="Arial"/>
-                <w:sz w:val="15"/>
-              </w:rPr>
-              <w:t>170.000</w:t>
-            </w:r>
-          </w:p>
-        </w:tc>
-        <w:tc>
-          <w:tcPr>
-            <w:tcW w:type="dxa" w:w="1728"/>
-            <w:vAlign w:val="top"/>
-          </w:tcPr>
-          <w:p>
-            <w:pPr>
-              <w:spacing w:after="40" w:before="0" w:line="240" w:lineRule="auto"/>
-            </w:pPr>
-          </w:p>
-          <w:p>
-            <w:pPr>
-              <w:spacing w:after="40" w:before="0" w:line="240" w:lineRule="auto"/>
-            </w:pPr>
-            <w:r>
-              <w:rPr>
-                <w:rFonts w:ascii="Arial" w:hAnsi="Arial" w:eastAsia="Arial"/>
-                <w:sz w:val="15"/>
-              </w:rPr>
-              <w:t>170.000</w:t>
-            </w:r>
-          </w:p>
-        </w:tc>
-        <w:tc>
-          <w:tcPr>
-            <w:tcW w:type="dxa" w:w="1728"/>
-            <w:vAlign w:val="top"/>
-          </w:tcPr>
-          <w:p>
-            <w:pPr>
-              <w:spacing w:after="40" w:before="0" w:line="240" w:lineRule="auto"/>
-            </w:pPr>
-          </w:p>
-          <w:p>
-            <w:pPr>
-              <w:spacing w:after="40" w:before="0" w:line="240" w:lineRule="auto"/>
-            </w:pPr>
-            <w:r>
-              <w:rPr>
-                <w:rFonts w:ascii="Arial" w:hAnsi="Arial" w:eastAsia="Arial"/>
-                <w:sz w:val="15"/>
-              </w:rPr>
-              <w:t>L3 ağırlıkları açık modellerin geliştirme/testi, çıkarım servisleri, Öğrenilmiş Yönlendirici eğitimi ve PEFT/LoRA-QLoRA ölçeğinde yerel ince ayar. Büyük ölçekli ince ayar ve kapsamlı kıyaslama için TRUBA tahsisine başvurulur; tahsis gecikirse kapsam PEFT ölçeğinde tutulur ve gerekirse kısa süreli bulut GPU ile desteklenir.</w:t>
-            </w:r>
-          </w:p>
-        </w:tc>
-      </w:tr>
-      <w:tr>
-        <w:tc>
-          <w:tcPr>
-            <w:tcW w:type="dxa" w:w="1728"/>
-            <w:vAlign w:val="top"/>
-          </w:tcPr>
-          <w:p>
-            <w:pPr>
-              <w:spacing w:after="40" w:before="0" w:line="240" w:lineRule="auto"/>
-            </w:pPr>
-          </w:p>
-          <w:p>
-            <w:pPr>
-              <w:spacing w:after="40" w:before="0" w:line="240" w:lineRule="auto"/>
-            </w:pPr>
-            <w:r>
-              <w:rPr>
-                <w:rFonts w:ascii="Arial" w:hAnsi="Arial" w:eastAsia="Arial"/>
-                <w:sz w:val="15"/>
-              </w:rPr>
-              <w:t>NAS depolama + diskler (yedekli, ~8–12 TB ham)</w:t>
-            </w:r>
-          </w:p>
-        </w:tc>
-        <w:tc>
-          <w:tcPr>
-            <w:tcW w:type="dxa" w:w="1728"/>
-            <w:vAlign w:val="top"/>
-          </w:tcPr>
-          <w:p>
-            <w:pPr>
-              <w:spacing w:after="40" w:before="0" w:line="240" w:lineRule="auto"/>
-            </w:pPr>
-          </w:p>
-          <w:p>
-            <w:pPr>
-              <w:spacing w:after="40" w:before="0" w:line="240" w:lineRule="auto"/>
-            </w:pPr>
-            <w:r>
-              <w:rPr>
-                <w:rFonts w:ascii="Arial" w:hAnsi="Arial" w:eastAsia="Arial"/>
-                <w:sz w:val="15"/>
-              </w:rPr>
-              <w:t>1</w:t>
-            </w:r>
-          </w:p>
-        </w:tc>
-        <w:tc>
-          <w:tcPr>
-            <w:tcW w:type="dxa" w:w="1728"/>
-            <w:vAlign w:val="top"/>
-          </w:tcPr>
-          <w:p>
-            <w:pPr>
-              <w:spacing w:after="40" w:before="0" w:line="240" w:lineRule="auto"/>
-            </w:pPr>
-          </w:p>
-          <w:p>
-            <w:pPr>
-              <w:spacing w:after="40" w:before="0" w:line="240" w:lineRule="auto"/>
-            </w:pPr>
-            <w:r>
-              <w:rPr>
-                <w:rFonts w:ascii="Arial" w:hAnsi="Arial" w:eastAsia="Arial"/>
-                <w:sz w:val="15"/>
-              </w:rPr>
-              <w:t>55.000</w:t>
-            </w:r>
-          </w:p>
-        </w:tc>
-        <w:tc>
-          <w:tcPr>
-            <w:tcW w:type="dxa" w:w="1728"/>
-            <w:vAlign w:val="top"/>
-          </w:tcPr>
-          <w:p>
-            <w:pPr>
-              <w:spacing w:after="40" w:before="0" w:line="240" w:lineRule="auto"/>
-            </w:pPr>
-          </w:p>
-          <w:p>
-            <w:pPr>
-              <w:spacing w:after="40" w:before="0" w:line="240" w:lineRule="auto"/>
-            </w:pPr>
-            <w:r>
-              <w:rPr>
-                <w:rFonts w:ascii="Arial" w:hAnsi="Arial" w:eastAsia="Arial"/>
-                <w:sz w:val="15"/>
-              </w:rPr>
-              <w:t>55.000</w:t>
-            </w:r>
-          </w:p>
-        </w:tc>
-        <w:tc>
-          <w:tcPr>
-            <w:tcW w:type="dxa" w:w="1728"/>
-            <w:vAlign w:val="top"/>
-          </w:tcPr>
-          <w:p>
-            <w:pPr>
-              <w:spacing w:after="40" w:before="0" w:line="240" w:lineRule="auto"/>
-            </w:pPr>
-          </w:p>
-          <w:p>
-            <w:pPr>
-              <w:spacing w:after="40" w:before="0" w:line="240" w:lineRule="auto"/>
-            </w:pPr>
-            <w:r>
-              <w:rPr>
-                <w:rFonts w:ascii="Arial" w:hAnsi="Arial" w:eastAsia="Arial"/>
-                <w:sz w:val="15"/>
-              </w:rPr>
-              <w:t>Birincil veri tabanı, PDF/tam metin önbelleği, model kontrol noktaları ve yedekleme.</w:t>
-            </w:r>
-          </w:p>
-        </w:tc>
-      </w:tr>
-      <w:tr>
-        <w:tc>
-          <w:tcPr>
-            <w:tcW w:type="dxa" w:w="1728"/>
-            <w:vAlign w:val="top"/>
-          </w:tcPr>
-          <w:p>
-            <w:pPr>
-              <w:spacing w:after="40" w:before="0" w:line="240" w:lineRule="auto"/>
-            </w:pPr>
-          </w:p>
-          <w:p>
-            <w:pPr>
-              <w:spacing w:after="40" w:before="0" w:line="240" w:lineRule="auto"/>
-            </w:pPr>
-            <w:r>
-              <w:rPr>
-                <w:rFonts w:ascii="Arial" w:hAnsi="Arial" w:eastAsia="Arial"/>
-                <w:sz w:val="15"/>
-              </w:rPr>
-              <w:t>Kesintisiz güç kaynağı (KGK) + ağ donanımı</w:t>
-            </w:r>
-          </w:p>
-        </w:tc>
-        <w:tc>
-          <w:tcPr>
-            <w:tcW w:type="dxa" w:w="1728"/>
-            <w:vAlign w:val="top"/>
-          </w:tcPr>
-          <w:p>
-            <w:pPr>
-              <w:spacing w:after="40" w:before="0" w:line="240" w:lineRule="auto"/>
-            </w:pPr>
-          </w:p>
-          <w:p>
-            <w:pPr>
-              <w:spacing w:after="40" w:before="0" w:line="240" w:lineRule="auto"/>
-            </w:pPr>
-            <w:r>
-              <w:rPr>
-                <w:rFonts w:ascii="Arial" w:hAnsi="Arial" w:eastAsia="Arial"/>
-                <w:sz w:val="15"/>
-              </w:rPr>
-              <w:t>1</w:t>
-            </w:r>
-          </w:p>
-        </w:tc>
-        <w:tc>
-          <w:tcPr>
-            <w:tcW w:type="dxa" w:w="1728"/>
-            <w:vAlign w:val="top"/>
-          </w:tcPr>
-          <w:p>
-            <w:pPr>
-              <w:spacing w:after="40" w:before="0" w:line="240" w:lineRule="auto"/>
-            </w:pPr>
-          </w:p>
-          <w:p>
-            <w:pPr>
-              <w:spacing w:after="40" w:before="0" w:line="240" w:lineRule="auto"/>
-            </w:pPr>
-            <w:r>
-              <w:rPr>
-                <w:rFonts w:ascii="Arial" w:hAnsi="Arial" w:eastAsia="Arial"/>
-                <w:sz w:val="15"/>
-              </w:rPr>
-              <w:t>17.000</w:t>
-            </w:r>
-          </w:p>
-        </w:tc>
-        <w:tc>
-          <w:tcPr>
-            <w:tcW w:type="dxa" w:w="1728"/>
-            <w:vAlign w:val="top"/>
-          </w:tcPr>
-          <w:p>
-            <w:pPr>
-              <w:spacing w:after="40" w:before="0" w:line="240" w:lineRule="auto"/>
-            </w:pPr>
-          </w:p>
-          <w:p>
-            <w:pPr>
-              <w:spacing w:after="40" w:before="0" w:line="240" w:lineRule="auto"/>
-            </w:pPr>
-            <w:r>
-              <w:rPr>
-                <w:rFonts w:ascii="Arial" w:hAnsi="Arial" w:eastAsia="Arial"/>
-                <w:sz w:val="15"/>
-              </w:rPr>
-              <w:t>17.000</w:t>
-            </w:r>
-          </w:p>
-        </w:tc>
-        <w:tc>
-          <w:tcPr>
-            <w:tcW w:type="dxa" w:w="1728"/>
-            <w:vAlign w:val="top"/>
-          </w:tcPr>
-          <w:p>
-            <w:pPr>
-              <w:spacing w:after="40" w:before="0" w:line="240" w:lineRule="auto"/>
-            </w:pPr>
-          </w:p>
-          <w:p>
-            <w:pPr>
-              <w:spacing w:after="40" w:before="0" w:line="240" w:lineRule="auto"/>
-            </w:pPr>
-            <w:r>
-              <w:rPr>
-                <w:rFonts w:ascii="Arial" w:hAnsi="Arial" w:eastAsia="Arial"/>
-                <w:sz w:val="15"/>
-              </w:rPr>
-              <w:t>Kesintisiz operasyon ve veri bütünlüğü.</w:t>
-            </w:r>
-          </w:p>
-        </w:tc>
-      </w:tr>
-      <w:tr>
-        <w:tc>
-          <w:tcPr>
-            <w:tcW w:type="dxa" w:w="1728"/>
-            <w:vAlign w:val="top"/>
-          </w:tcPr>
-          <w:p>
-            <w:pPr>
-              <w:spacing w:after="40" w:before="0" w:line="240" w:lineRule="auto"/>
-            </w:pPr>
-          </w:p>
-          <w:p>
-            <w:pPr>
-              <w:spacing w:after="40" w:before="0" w:line="240" w:lineRule="auto"/>
-            </w:pPr>
-            <w:r>
-              <w:rPr>
-                <w:rFonts w:ascii="Arial" w:hAnsi="Arial" w:eastAsia="Arial"/>
-                <w:b/>
-                <w:sz w:val="15"/>
-              </w:rPr>
-              <w:t>Ara toplam</w:t>
-            </w:r>
-          </w:p>
-        </w:tc>
-        <w:tc>
-          <w:tcPr>
-            <w:tcW w:type="dxa" w:w="1728"/>
-            <w:vAlign w:val="top"/>
-          </w:tcPr>
-          <w:p>
-            <w:pPr>
-              <w:spacing w:after="40" w:before="0" w:line="240" w:lineRule="auto"/>
-            </w:pPr>
-          </w:p>
-        </w:tc>
-        <w:tc>
-          <w:tcPr>
-            <w:tcW w:type="dxa" w:w="1728"/>
-            <w:vAlign w:val="top"/>
-          </w:tcPr>
-          <w:p>
-            <w:pPr>
-              <w:spacing w:after="40" w:before="0" w:line="240" w:lineRule="auto"/>
-            </w:pPr>
-          </w:p>
-        </w:tc>
-        <w:tc>
-          <w:tcPr>
-            <w:tcW w:type="dxa" w:w="1728"/>
-            <w:vAlign w:val="top"/>
-          </w:tcPr>
-          <w:p>
-            <w:pPr>
-              <w:spacing w:after="40" w:before="0" w:line="240" w:lineRule="auto"/>
-            </w:pPr>
-          </w:p>
-          <w:p>
-            <w:pPr>
-              <w:spacing w:after="40" w:before="0" w:line="240" w:lineRule="auto"/>
-            </w:pPr>
-            <w:r>
-              <w:rPr>
-                <w:rFonts w:ascii="Arial" w:hAnsi="Arial" w:eastAsia="Arial"/>
-                <w:b/>
-                <w:sz w:val="15"/>
-              </w:rPr>
-              <w:t>242.000</w:t>
-            </w:r>
-          </w:p>
-        </w:tc>
-        <w:tc>
-          <w:tcPr>
-            <w:tcW w:type="dxa" w:w="1728"/>
-            <w:vAlign w:val="top"/>
-          </w:tcPr>
-          <w:p>
-            <w:pPr>
-              <w:spacing w:after="40" w:before="0" w:line="240" w:lineRule="auto"/>
-            </w:pPr>
-          </w:p>
-        </w:tc>
-      </w:tr>
-    </w:tbl>
-    <w:p/>
-    <w:p>
-      <w:pPr>
-        <w:spacing w:after="60" w:before="0" w:line="240" w:lineRule="auto"/>
-      </w:pPr>
-      <w:r>
-        <w:rPr>
-          <w:rFonts w:ascii="Arial" w:hAnsi="Arial" w:eastAsia="Arial"/>
-          <w:b/>
-          <w:sz w:val="18"/>
-        </w:rPr>
-        <w:t>Gerekçe:</w:t>
-      </w:r>
-      <w:r>
-        <w:rPr>
-          <w:rFonts w:ascii="Arial" w:hAnsi="Arial" w:eastAsia="Arial"/>
-          <w:sz w:val="18"/>
-        </w:rPr>
-        <w:t xml:space="preserve"> "Yeni ürün/yöntem" odaklı bu projede donanım, mevcut prototipi tamamlayacak ölçüde sınırlı tutulmuştur. Hesaplama yoğun eğitim işleri için proje kabulünden sonra TRUBA (TÜBİTAK ULAKBİM) uygunluk ve kaynak tahsisi başvurusu yapılacak; satın alınacak GPU iş istasyonu ise geliştirme, çıkarım servisi, PEFT ölçeğinde ince ayar ve TRUBA tahsisinin gecikmesi durumunda yerel olarak yürütülebilecek işler için B planı olarak kullanılacaktır. Bu yaklaşım, makine-teçhizatın toplam bütçeyle dengeli olması kuralıyla doğrudan uyumludur.</w:t>
-      </w:r>
-    </w:p>
-    <w:p>
-      <w:pPr>
-        <w:spacing w:after="60" w:before="0" w:line="240" w:lineRule="auto"/>
-      </w:pPr>
-      <w:r>
-        <w:rPr>
-          <w:rFonts w:ascii="Arial" w:hAnsi="Arial" w:eastAsia="Arial"/>
-          <w:b/>
-          <w:sz w:val="19"/>
-        </w:rPr>
-        <w:t>4. Hizmet Alımı — 60.000 TL</w:t>
-      </w:r>
-    </w:p>
-    <w:tbl>
-      <w:tblPr>
-        <w:tblStyle w:val="TableGrid"/>
-        <w:tblW w:type="auto" w:w="0"/>
-        <w:tblLook w:firstColumn="1" w:firstRow="1" w:lastColumn="0" w:lastRow="0" w:noHBand="0" w:noVBand="1" w:val="04A0"/>
-        <w:jc w:val="center"/>
-        <w:tblBorders>
-          <w:top w:val="single" w:sz="4" w:space="0" w:color="000000"/>
-          <w:left w:val="single" w:sz="4" w:space="0" w:color="000000"/>
-          <w:bottom w:val="single" w:sz="4" w:space="0" w:color="000000"/>
-          <w:right w:val="single" w:sz="4" w:space="0" w:color="000000"/>
-          <w:insideH w:val="single" w:sz="4" w:space="0" w:color="000000"/>
-          <w:insideV w:val="single" w:sz="4" w:space="0" w:color="000000"/>
-        </w:tblBorders>
-      </w:tblPr>
-      <w:tblGrid>
-        <w:gridCol w:w="2880"/>
-        <w:gridCol w:w="2880"/>
-        <w:gridCol w:w="2880"/>
-      </w:tblGrid>
-      <w:tr>
-        <w:tc>
-          <w:tcPr>
-            <w:tcW w:type="dxa" w:w="2880"/>
-            <w:vAlign w:val="top"/>
-          </w:tcPr>
-          <w:p>
-            <w:pPr>
-              <w:spacing w:after="40" w:before="0" w:line="240" w:lineRule="auto"/>
-            </w:pPr>
-          </w:p>
-          <w:p>
-            <w:pPr>
-              <w:spacing w:after="40" w:before="0" w:line="240" w:lineRule="auto"/>
-            </w:pPr>
-            <w:r>
-              <w:rPr>
-                <w:rFonts w:ascii="Arial" w:hAnsi="Arial" w:eastAsia="Arial"/>
-                <w:b/>
-                <w:sz w:val="15"/>
-              </w:rPr>
-              <w:t>Kalem</w:t>
-            </w:r>
-          </w:p>
-        </w:tc>
-        <w:tc>
-          <w:tcPr>
-            <w:tcW w:type="dxa" w:w="2880"/>
-            <w:vAlign w:val="top"/>
-          </w:tcPr>
-          <w:p>
-            <w:pPr>
-              <w:spacing w:after="40" w:before="0" w:line="240" w:lineRule="auto"/>
-            </w:pPr>
-          </w:p>
-          <w:p>
-            <w:pPr>
-              <w:spacing w:after="40" w:before="0" w:line="240" w:lineRule="auto"/>
-            </w:pPr>
-            <w:r>
-              <w:rPr>
-                <w:rFonts w:ascii="Arial" w:hAnsi="Arial" w:eastAsia="Arial"/>
-                <w:b/>
-                <w:sz w:val="15"/>
-              </w:rPr>
-              <w:t>Tutar (TL)</w:t>
-            </w:r>
-          </w:p>
-        </w:tc>
-        <w:tc>
-          <w:tcPr>
-            <w:tcW w:type="dxa" w:w="2880"/>
-            <w:vAlign w:val="top"/>
-          </w:tcPr>
-          <w:p>
-            <w:pPr>
-              <w:spacing w:after="40" w:before="0" w:line="240" w:lineRule="auto"/>
-            </w:pPr>
-          </w:p>
-          <w:p>
-            <w:pPr>
-              <w:spacing w:after="40" w:before="0" w:line="240" w:lineRule="auto"/>
-            </w:pPr>
-            <w:r>
-              <w:rPr>
-                <w:rFonts w:ascii="Arial" w:hAnsi="Arial" w:eastAsia="Arial"/>
-                <w:b/>
-                <w:sz w:val="15"/>
-              </w:rPr>
-              <w:t>Gerekçe</w:t>
-            </w:r>
-          </w:p>
-        </w:tc>
-      </w:tr>
-      <w:tr>
-        <w:tc>
-          <w:tcPr>
-            <w:tcW w:type="dxa" w:w="2880"/>
-            <w:vAlign w:val="top"/>
-          </w:tcPr>
-          <w:p>
-            <w:pPr>
-              <w:spacing w:after="40" w:before="0" w:line="240" w:lineRule="auto"/>
-            </w:pPr>
-          </w:p>
-          <w:p>
-            <w:pPr>
-              <w:spacing w:after="40" w:before="0" w:line="240" w:lineRule="auto"/>
-            </w:pPr>
-            <w:r>
-              <w:rPr>
-                <w:rFonts w:ascii="Arial" w:hAnsi="Arial" w:eastAsia="Arial"/>
-                <w:sz w:val="15"/>
-              </w:rPr>
-              <w:t>Ticari LLM API kullanımı (L4 yükseltme + kıyaslama)</w:t>
-            </w:r>
-          </w:p>
-        </w:tc>
-        <w:tc>
-          <w:tcPr>
-            <w:tcW w:type="dxa" w:w="2880"/>
-            <w:vAlign w:val="top"/>
-          </w:tcPr>
-          <w:p>
-            <w:pPr>
-              <w:spacing w:after="40" w:before="0" w:line="240" w:lineRule="auto"/>
-            </w:pPr>
-          </w:p>
-          <w:p>
-            <w:pPr>
-              <w:spacing w:after="40" w:before="0" w:line="240" w:lineRule="auto"/>
-            </w:pPr>
-            <w:r>
-              <w:rPr>
-                <w:rFonts w:ascii="Arial" w:hAnsi="Arial" w:eastAsia="Arial"/>
-                <w:sz w:val="15"/>
-              </w:rPr>
-              <w:t>35.000</w:t>
-            </w:r>
-          </w:p>
-        </w:tc>
-        <w:tc>
-          <w:tcPr>
-            <w:tcW w:type="dxa" w:w="2880"/>
-            <w:vAlign w:val="top"/>
-          </w:tcPr>
-          <w:p>
-            <w:pPr>
-              <w:spacing w:after="40" w:before="0" w:line="240" w:lineRule="auto"/>
-            </w:pPr>
-          </w:p>
-          <w:p>
-            <w:pPr>
-              <w:spacing w:after="40" w:before="0" w:line="240" w:lineRule="auto"/>
-            </w:pPr>
-            <w:r>
-              <w:rPr>
-                <w:rFonts w:ascii="Arial" w:hAnsi="Arial" w:eastAsia="Arial"/>
-                <w:sz w:val="15"/>
-              </w:rPr>
-              <w:t>Maliyet-kalite kıyaslaması ve yalnızca başarısız alt görevlerde L4 katmanı için sınırlı ticari API çağrıları.</w:t>
-            </w:r>
-          </w:p>
-        </w:tc>
-      </w:tr>
-      <w:tr>
-        <w:tc>
-          <w:tcPr>
-            <w:tcW w:type="dxa" w:w="2880"/>
-            <w:vAlign w:val="top"/>
-          </w:tcPr>
-          <w:p>
-            <w:pPr>
-              <w:spacing w:after="40" w:before="0" w:line="240" w:lineRule="auto"/>
-            </w:pPr>
-          </w:p>
-          <w:p>
-            <w:pPr>
-              <w:spacing w:after="40" w:before="0" w:line="240" w:lineRule="auto"/>
-            </w:pPr>
-            <w:r>
-              <w:rPr>
-                <w:rFonts w:ascii="Arial" w:hAnsi="Arial" w:eastAsia="Arial"/>
-                <w:sz w:val="15"/>
-              </w:rPr>
-              <w:t>Bulut yedekleme / dağıtım</w:t>
-            </w:r>
-          </w:p>
-        </w:tc>
-        <w:tc>
-          <w:tcPr>
-            <w:tcW w:type="dxa" w:w="2880"/>
-            <w:vAlign w:val="top"/>
-          </w:tcPr>
-          <w:p>
-            <w:pPr>
-              <w:spacing w:after="40" w:before="0" w:line="240" w:lineRule="auto"/>
-            </w:pPr>
-          </w:p>
-          <w:p>
-            <w:pPr>
-              <w:spacing w:after="40" w:before="0" w:line="240" w:lineRule="auto"/>
-            </w:pPr>
-            <w:r>
-              <w:rPr>
-                <w:rFonts w:ascii="Arial" w:hAnsi="Arial" w:eastAsia="Arial"/>
-                <w:sz w:val="15"/>
-              </w:rPr>
-              <w:t>10.000</w:t>
-            </w:r>
-          </w:p>
-        </w:tc>
-        <w:tc>
-          <w:tcPr>
-            <w:tcW w:type="dxa" w:w="2880"/>
-            <w:vAlign w:val="top"/>
-          </w:tcPr>
-          <w:p>
-            <w:pPr>
-              <w:spacing w:after="40" w:before="0" w:line="240" w:lineRule="auto"/>
-            </w:pPr>
-          </w:p>
-          <w:p>
-            <w:pPr>
-              <w:spacing w:after="40" w:before="0" w:line="240" w:lineRule="auto"/>
-            </w:pPr>
-            <w:r>
-              <w:rPr>
-                <w:rFonts w:ascii="Arial" w:hAnsi="Arial" w:eastAsia="Arial"/>
-                <w:sz w:val="15"/>
-              </w:rPr>
-              <w:t>Felaket kurtarma, yedekleme ve API dağıtım esnekliği.</w:t>
-            </w:r>
-          </w:p>
-        </w:tc>
-      </w:tr>
-      <w:tr>
-        <w:tc>
-          <w:tcPr>
-            <w:tcW w:type="dxa" w:w="2880"/>
-            <w:vAlign w:val="top"/>
-          </w:tcPr>
-          <w:p>
-            <w:pPr>
-              <w:spacing w:after="40" w:before="0" w:line="240" w:lineRule="auto"/>
-            </w:pPr>
-          </w:p>
-          <w:p>
-            <w:pPr>
-              <w:spacing w:after="40" w:before="0" w:line="240" w:lineRule="auto"/>
-            </w:pPr>
-            <w:r>
-              <w:rPr>
-                <w:rFonts w:ascii="Arial" w:hAnsi="Arial" w:eastAsia="Arial"/>
-                <w:sz w:val="15"/>
-              </w:rPr>
-              <w:t>TTO patent taraması güncelleme + akademik redaksiyon/çeviri</w:t>
-            </w:r>
-          </w:p>
-        </w:tc>
-        <w:tc>
-          <w:tcPr>
-            <w:tcW w:type="dxa" w:w="2880"/>
-            <w:vAlign w:val="top"/>
-          </w:tcPr>
-          <w:p>
-            <w:pPr>
-              <w:spacing w:after="40" w:before="0" w:line="240" w:lineRule="auto"/>
-            </w:pPr>
-          </w:p>
-          <w:p>
-            <w:pPr>
-              <w:spacing w:after="40" w:before="0" w:line="240" w:lineRule="auto"/>
-            </w:pPr>
-            <w:r>
-              <w:rPr>
-                <w:rFonts w:ascii="Arial" w:hAnsi="Arial" w:eastAsia="Arial"/>
-                <w:sz w:val="15"/>
-              </w:rPr>
-              <w:t>15.000</w:t>
-            </w:r>
-          </w:p>
-        </w:tc>
-        <w:tc>
-          <w:tcPr>
-            <w:tcW w:type="dxa" w:w="2880"/>
-            <w:vAlign w:val="top"/>
-          </w:tcPr>
-          <w:p>
-            <w:pPr>
-              <w:spacing w:after="40" w:before="0" w:line="240" w:lineRule="auto"/>
-            </w:pPr>
-          </w:p>
-          <w:p>
-            <w:pPr>
-              <w:spacing w:after="40" w:before="0" w:line="240" w:lineRule="auto"/>
-            </w:pPr>
-            <w:r>
-              <w:rPr>
-                <w:rFonts w:ascii="Arial" w:hAnsi="Arial" w:eastAsia="Arial"/>
-                <w:sz w:val="15"/>
-              </w:rPr>
-              <w:t>Patent ön taramasının ürünleşme aşamasında güncellenmesi ve yayın redaksiyonu.</w:t>
-            </w:r>
-          </w:p>
-        </w:tc>
-      </w:tr>
-      <w:tr>
-        <w:tc>
-          <w:tcPr>
-            <w:tcW w:type="dxa" w:w="2880"/>
-            <w:vAlign w:val="top"/>
-          </w:tcPr>
-          <w:p>
-            <w:pPr>
-              <w:spacing w:after="40" w:before="0" w:line="240" w:lineRule="auto"/>
-            </w:pPr>
-          </w:p>
-          <w:p>
-            <w:pPr>
-              <w:spacing w:after="40" w:before="0" w:line="240" w:lineRule="auto"/>
-            </w:pPr>
-            <w:r>
-              <w:rPr>
-                <w:rFonts w:ascii="Arial" w:hAnsi="Arial" w:eastAsia="Arial"/>
-                <w:b/>
-                <w:sz w:val="15"/>
-              </w:rPr>
-              <w:t>Ara toplam</w:t>
-            </w:r>
-          </w:p>
-        </w:tc>
-        <w:tc>
-          <w:tcPr>
-            <w:tcW w:type="dxa" w:w="2880"/>
-            <w:vAlign w:val="top"/>
-          </w:tcPr>
-          <w:p>
-            <w:pPr>
-              <w:spacing w:after="40" w:before="0" w:line="240" w:lineRule="auto"/>
-            </w:pPr>
-          </w:p>
-          <w:p>
-            <w:pPr>
-              <w:spacing w:after="40" w:before="0" w:line="240" w:lineRule="auto"/>
-            </w:pPr>
-            <w:r>
-              <w:rPr>
-                <w:rFonts w:ascii="Arial" w:hAnsi="Arial" w:eastAsia="Arial"/>
-                <w:b/>
-                <w:sz w:val="15"/>
-              </w:rPr>
-              <w:t>60.000</w:t>
-            </w:r>
-          </w:p>
-        </w:tc>
-        <w:tc>
-          <w:tcPr>
-            <w:tcW w:type="dxa" w:w="2880"/>
-            <w:vAlign w:val="top"/>
-          </w:tcPr>
-          <w:p>
-            <w:pPr>
-              <w:spacing w:after="40" w:before="0" w:line="240" w:lineRule="auto"/>
-            </w:pPr>
-          </w:p>
-        </w:tc>
-      </w:tr>
-    </w:tbl>
-    <w:p/>
-    <w:p>
-      <w:pPr>
-        <w:spacing w:after="60" w:before="0" w:line="240" w:lineRule="auto"/>
-      </w:pPr>
-      <w:r>
-        <w:rPr>
-          <w:rFonts w:ascii="Arial" w:hAnsi="Arial" w:eastAsia="Arial"/>
-          <w:b/>
-          <w:sz w:val="19"/>
-        </w:rPr>
-        <w:t>5. Sarf Malzemesi — 25.000 TL</w:t>
-      </w:r>
-    </w:p>
-    <w:tbl>
-      <w:tblPr>
-        <w:tblStyle w:val="TableGrid"/>
-        <w:tblW w:type="auto" w:w="0"/>
-        <w:tblLook w:firstColumn="1" w:firstRow="1" w:lastColumn="0" w:lastRow="0" w:noHBand="0" w:noVBand="1" w:val="04A0"/>
-        <w:jc w:val="center"/>
-        <w:tblBorders>
-          <w:top w:val="single" w:sz="4" w:space="0" w:color="000000"/>
-          <w:left w:val="single" w:sz="4" w:space="0" w:color="000000"/>
-          <w:bottom w:val="single" w:sz="4" w:space="0" w:color="000000"/>
-          <w:right w:val="single" w:sz="4" w:space="0" w:color="000000"/>
-          <w:insideH w:val="single" w:sz="4" w:space="0" w:color="000000"/>
-          <w:insideV w:val="single" w:sz="4" w:space="0" w:color="000000"/>
-        </w:tblBorders>
-      </w:tblPr>
-      <w:tblGrid>
-        <w:gridCol w:w="2880"/>
-        <w:gridCol w:w="2880"/>
-        <w:gridCol w:w="2880"/>
-      </w:tblGrid>
-      <w:tr>
-        <w:tc>
-          <w:tcPr>
-            <w:tcW w:type="dxa" w:w="2880"/>
-            <w:vAlign w:val="top"/>
-          </w:tcPr>
-          <w:p>
-            <w:pPr>
-              <w:spacing w:after="40" w:before="0" w:line="240" w:lineRule="auto"/>
-            </w:pPr>
-          </w:p>
-          <w:p>
-            <w:pPr>
-              <w:spacing w:after="40" w:before="0" w:line="240" w:lineRule="auto"/>
-            </w:pPr>
-            <w:r>
-              <w:rPr>
-                <w:rFonts w:ascii="Arial" w:hAnsi="Arial" w:eastAsia="Arial"/>
-                <w:b/>
-                <w:sz w:val="15"/>
-              </w:rPr>
-              <w:t>Kalem</w:t>
-            </w:r>
-          </w:p>
-        </w:tc>
-        <w:tc>
-          <w:tcPr>
-            <w:tcW w:type="dxa" w:w="2880"/>
-            <w:vAlign w:val="top"/>
-          </w:tcPr>
-          <w:p>
-            <w:pPr>
-              <w:spacing w:after="40" w:before="0" w:line="240" w:lineRule="auto"/>
-            </w:pPr>
-          </w:p>
-          <w:p>
-            <w:pPr>
-              <w:spacing w:after="40" w:before="0" w:line="240" w:lineRule="auto"/>
-            </w:pPr>
-            <w:r>
-              <w:rPr>
-                <w:rFonts w:ascii="Arial" w:hAnsi="Arial" w:eastAsia="Arial"/>
-                <w:b/>
-                <w:sz w:val="15"/>
-              </w:rPr>
-              <w:t>Tutar (TL)</w:t>
-            </w:r>
-          </w:p>
-        </w:tc>
-        <w:tc>
-          <w:tcPr>
-            <w:tcW w:type="dxa" w:w="2880"/>
-            <w:vAlign w:val="top"/>
-          </w:tcPr>
-          <w:p>
-            <w:pPr>
-              <w:spacing w:after="40" w:before="0" w:line="240" w:lineRule="auto"/>
-            </w:pPr>
-          </w:p>
-          <w:p>
-            <w:pPr>
-              <w:spacing w:after="40" w:before="0" w:line="240" w:lineRule="auto"/>
-            </w:pPr>
-            <w:r>
-              <w:rPr>
-                <w:rFonts w:ascii="Arial" w:hAnsi="Arial" w:eastAsia="Arial"/>
-                <w:b/>
-                <w:sz w:val="15"/>
-              </w:rPr>
-              <w:t>Gerekçe</w:t>
-            </w:r>
-          </w:p>
-        </w:tc>
-      </w:tr>
-      <w:tr>
-        <w:tc>
-          <w:tcPr>
-            <w:tcW w:type="dxa" w:w="2880"/>
-            <w:vAlign w:val="top"/>
-          </w:tcPr>
-          <w:p>
-            <w:pPr>
-              <w:spacing w:after="40" w:before="0" w:line="240" w:lineRule="auto"/>
-            </w:pPr>
-          </w:p>
-          <w:p>
-            <w:pPr>
-              <w:spacing w:after="40" w:before="0" w:line="240" w:lineRule="auto"/>
-            </w:pPr>
-            <w:r>
-              <w:rPr>
-                <w:rFonts w:ascii="Arial" w:hAnsi="Arial" w:eastAsia="Arial"/>
-                <w:sz w:val="15"/>
-              </w:rPr>
-              <w:t>SSD/HDD yedekleri, bileşenler, kablolar ve küçük donanım</w:t>
-            </w:r>
-          </w:p>
-        </w:tc>
-        <w:tc>
-          <w:tcPr>
-            <w:tcW w:type="dxa" w:w="2880"/>
-            <w:vAlign w:val="top"/>
-          </w:tcPr>
-          <w:p>
-            <w:pPr>
-              <w:spacing w:after="40" w:before="0" w:line="240" w:lineRule="auto"/>
-            </w:pPr>
-          </w:p>
-          <w:p>
-            <w:pPr>
-              <w:spacing w:after="40" w:before="0" w:line="240" w:lineRule="auto"/>
-            </w:pPr>
-            <w:r>
-              <w:rPr>
-                <w:rFonts w:ascii="Arial" w:hAnsi="Arial" w:eastAsia="Arial"/>
-                <w:sz w:val="15"/>
-              </w:rPr>
-              <w:t>25.000</w:t>
-            </w:r>
-          </w:p>
-        </w:tc>
-        <w:tc>
-          <w:tcPr>
-            <w:tcW w:type="dxa" w:w="2880"/>
-            <w:vAlign w:val="top"/>
-          </w:tcPr>
-          <w:p>
-            <w:pPr>
-              <w:spacing w:after="40" w:before="0" w:line="240" w:lineRule="auto"/>
-            </w:pPr>
-          </w:p>
-          <w:p>
-            <w:pPr>
-              <w:spacing w:after="40" w:before="0" w:line="240" w:lineRule="auto"/>
-            </w:pPr>
-            <w:r>
-              <w:rPr>
-                <w:rFonts w:ascii="Arial" w:hAnsi="Arial" w:eastAsia="Arial"/>
-                <w:sz w:val="15"/>
-              </w:rPr>
-              <w:t>Depolama genişletme, yedek parça ve laboratuvar sarf ihtiyaçları.</w:t>
-            </w:r>
-          </w:p>
-        </w:tc>
-      </w:tr>
-    </w:tbl>
-    <w:p/>
-    <w:p>
-      <w:pPr>
-        <w:spacing w:after="60" w:before="0" w:line="240" w:lineRule="auto"/>
-      </w:pPr>
-      <w:r>
-        <w:rPr>
-          <w:rFonts w:ascii="Arial" w:hAnsi="Arial" w:eastAsia="Arial"/>
-          <w:b/>
-          <w:sz w:val="19"/>
-        </w:rPr>
-        <w:t>6. Seyahat — 45.000 TL</w:t>
-      </w:r>
-    </w:p>
-    <w:tbl>
-      <w:tblPr>
-        <w:tblStyle w:val="TableGrid"/>
-        <w:tblW w:type="auto" w:w="0"/>
-        <w:tblLook w:firstColumn="1" w:firstRow="1" w:lastColumn="0" w:lastRow="0" w:noHBand="0" w:noVBand="1" w:val="04A0"/>
-        <w:jc w:val="center"/>
-        <w:tblBorders>
-          <w:top w:val="single" w:sz="4" w:space="0" w:color="000000"/>
-          <w:left w:val="single" w:sz="4" w:space="0" w:color="000000"/>
-          <w:bottom w:val="single" w:sz="4" w:space="0" w:color="000000"/>
-          <w:right w:val="single" w:sz="4" w:space="0" w:color="000000"/>
-          <w:insideH w:val="single" w:sz="4" w:space="0" w:color="000000"/>
-          <w:insideV w:val="single" w:sz="4" w:space="0" w:color="000000"/>
-        </w:tblBorders>
-      </w:tblPr>
-      <w:tblGrid>
-        <w:gridCol w:w="2880"/>
-        <w:gridCol w:w="2880"/>
-        <w:gridCol w:w="2880"/>
-      </w:tblGrid>
-      <w:tr>
-        <w:tc>
-          <w:tcPr>
-            <w:tcW w:type="dxa" w:w="2880"/>
-            <w:vAlign w:val="top"/>
-          </w:tcPr>
-          <w:p>
-            <w:pPr>
-              <w:spacing w:after="40" w:before="0" w:line="240" w:lineRule="auto"/>
-            </w:pPr>
-          </w:p>
-          <w:p>
-            <w:pPr>
-              <w:spacing w:after="40" w:before="0" w:line="240" w:lineRule="auto"/>
-            </w:pPr>
-            <w:r>
-              <w:rPr>
-                <w:rFonts w:ascii="Arial" w:hAnsi="Arial" w:eastAsia="Arial"/>
-                <w:b/>
-                <w:sz w:val="15"/>
-              </w:rPr>
-              <w:t>Kalem</w:t>
-            </w:r>
-          </w:p>
-        </w:tc>
-        <w:tc>
-          <w:tcPr>
-            <w:tcW w:type="dxa" w:w="2880"/>
-            <w:vAlign w:val="top"/>
-          </w:tcPr>
-          <w:p>
-            <w:pPr>
-              <w:spacing w:after="40" w:before="0" w:line="240" w:lineRule="auto"/>
-            </w:pPr>
-          </w:p>
-          <w:p>
-            <w:pPr>
-              <w:spacing w:after="40" w:before="0" w:line="240" w:lineRule="auto"/>
-            </w:pPr>
-            <w:r>
-              <w:rPr>
-                <w:rFonts w:ascii="Arial" w:hAnsi="Arial" w:eastAsia="Arial"/>
-                <w:b/>
-                <w:sz w:val="15"/>
-              </w:rPr>
-              <w:t>Tutar (TL)</w:t>
-            </w:r>
-          </w:p>
-        </w:tc>
-        <w:tc>
-          <w:tcPr>
-            <w:tcW w:type="dxa" w:w="2880"/>
-            <w:vAlign w:val="top"/>
-          </w:tcPr>
-          <w:p>
-            <w:pPr>
-              <w:spacing w:after="40" w:before="0" w:line="240" w:lineRule="auto"/>
-            </w:pPr>
-          </w:p>
-          <w:p>
-            <w:pPr>
-              <w:spacing w:after="40" w:before="0" w:line="240" w:lineRule="auto"/>
-            </w:pPr>
-            <w:r>
-              <w:rPr>
-                <w:rFonts w:ascii="Arial" w:hAnsi="Arial" w:eastAsia="Arial"/>
-                <w:b/>
-                <w:sz w:val="15"/>
-              </w:rPr>
-              <w:t>Gerekçe</w:t>
-            </w:r>
-          </w:p>
-        </w:tc>
-      </w:tr>
-      <w:tr>
-        <w:tc>
-          <w:tcPr>
-            <w:tcW w:type="dxa" w:w="2880"/>
-            <w:vAlign w:val="top"/>
-          </w:tcPr>
-          <w:p>
-            <w:pPr>
-              <w:spacing w:after="40" w:before="0" w:line="240" w:lineRule="auto"/>
-            </w:pPr>
-          </w:p>
-          <w:p>
-            <w:pPr>
-              <w:spacing w:after="40" w:before="0" w:line="240" w:lineRule="auto"/>
-            </w:pPr>
-            <w:r>
-              <w:rPr>
-                <w:rFonts w:ascii="Arial" w:hAnsi="Arial" w:eastAsia="Arial"/>
-                <w:sz w:val="15"/>
-              </w:rPr>
-              <w:t>2–3 bilimsel konferans sunumu (yurt içi + 1 yurt dışı)</w:t>
-            </w:r>
-          </w:p>
-        </w:tc>
-        <w:tc>
-          <w:tcPr>
-            <w:tcW w:type="dxa" w:w="2880"/>
-            <w:vAlign w:val="top"/>
-          </w:tcPr>
-          <w:p>
-            <w:pPr>
-              <w:spacing w:after="40" w:before="0" w:line="240" w:lineRule="auto"/>
-            </w:pPr>
-          </w:p>
-          <w:p>
-            <w:pPr>
-              <w:spacing w:after="40" w:before="0" w:line="240" w:lineRule="auto"/>
-            </w:pPr>
-            <w:r>
-              <w:rPr>
-                <w:rFonts w:ascii="Arial" w:hAnsi="Arial" w:eastAsia="Arial"/>
-                <w:sz w:val="15"/>
-              </w:rPr>
-              <w:t>45.000</w:t>
-            </w:r>
-          </w:p>
-        </w:tc>
-        <w:tc>
-          <w:tcPr>
-            <w:tcW w:type="dxa" w:w="2880"/>
-            <w:vAlign w:val="top"/>
-          </w:tcPr>
-          <w:p>
-            <w:pPr>
-              <w:spacing w:after="40" w:before="0" w:line="240" w:lineRule="auto"/>
-            </w:pPr>
-          </w:p>
-          <w:p>
-            <w:pPr>
-              <w:spacing w:after="40" w:before="0" w:line="240" w:lineRule="auto"/>
-            </w:pPr>
-            <w:r>
-              <w:rPr>
-                <w:rFonts w:ascii="Arial" w:hAnsi="Arial" w:eastAsia="Arial"/>
-                <w:sz w:val="15"/>
-              </w:rPr>
-              <w:t>En az 3 hakemli yayının ve açık kıyaslama sonuçlarının bilimsel yayılımı (WP5).</w:t>
-            </w:r>
-          </w:p>
-        </w:tc>
-      </w:tr>
-    </w:tbl>
-    <w:p/>
-    <w:p>
-      <w:pPr>
-        <w:spacing w:after="60" w:before="0" w:line="240" w:lineRule="auto"/>
-      </w:pPr>
-      <w:r>
-        <w:rPr>
-          <w:rFonts w:ascii="Arial" w:hAnsi="Arial" w:eastAsia="Arial"/>
-          <w:b/>
-          <w:sz w:val="19"/>
-        </w:rPr>
-        <w:t>7. Üst Limit Dışı Kalemler (bilgi amaçlı)</w:t>
-      </w:r>
-    </w:p>
-    <w:p>
-      <w:pPr>
-        <w:spacing w:after="60" w:before="0" w:line="240" w:lineRule="auto"/>
-        <w:ind w:left="198" w:hanging="113"/>
-      </w:pPr>
-      <w:r>
-        <w:rPr>
-          <w:rFonts w:ascii="Arial" w:hAnsi="Arial" w:eastAsia="Arial"/>
-          <w:sz w:val="18"/>
-        </w:rPr>
-        <w:t xml:space="preserve">• </w:t>
-      </w:r>
-      <w:r>
-        <w:rPr>
-          <w:rFonts w:ascii="Arial" w:hAnsi="Arial" w:eastAsia="Arial"/>
-          <w:b/>
-          <w:sz w:val="18"/>
-        </w:rPr>
-        <w:t>Proje Teşvik İkramiyesi (PTİ):</w:t>
-      </w:r>
-      <w:r>
-        <w:rPr>
-          <w:rFonts w:ascii="Arial" w:hAnsi="Arial" w:eastAsia="Arial"/>
-          <w:sz w:val="18"/>
-        </w:rPr>
-        <w:t xml:space="preserve"> Yürütücü ve araştırmacılara TÜBİTAK mevzuatına göre ayrıca ödenir; 1.200.000 TL üst limitine dahil değildir.</w:t>
-      </w:r>
-    </w:p>
-    <w:p>
-      <w:pPr>
-        <w:spacing w:after="60" w:before="0" w:line="240" w:lineRule="auto"/>
-        <w:ind w:left="198" w:hanging="113"/>
-      </w:pPr>
-      <w:r>
-        <w:rPr>
-          <w:rFonts w:ascii="Arial" w:hAnsi="Arial" w:eastAsia="Arial"/>
-          <w:sz w:val="18"/>
-        </w:rPr>
-        <w:t xml:space="preserve">• </w:t>
-      </w:r>
-      <w:r>
-        <w:rPr>
-          <w:rFonts w:ascii="Arial" w:hAnsi="Arial" w:eastAsia="Arial"/>
-          <w:b/>
-          <w:sz w:val="18"/>
-        </w:rPr>
-        <w:t>Kurum Hissesi:</w:t>
-      </w:r>
-      <w:r>
-        <w:rPr>
-          <w:rFonts w:ascii="Arial" w:hAnsi="Arial" w:eastAsia="Arial"/>
-          <w:sz w:val="18"/>
-        </w:rPr>
-        <w:t xml:space="preserve"> Ev sahibi kuruma genel gider olarak TÜBİTAK tarafından ayrıca eklenir; üst limite dahil değildir.</w:t>
-      </w:r>
-    </w:p>
-    <w:p>
-      <w:pPr>
-        <w:spacing w:after="60" w:before="0" w:line="240" w:lineRule="auto"/>
-      </w:pPr>
-      <w:r>
-        <w:rPr>
-          <w:rFonts w:ascii="Arial" w:hAnsi="Arial" w:eastAsia="Arial"/>
-          <w:b/>
-          <w:sz w:val="19"/>
-        </w:rPr>
-        <w:t>8. Teyit Edilecek Varsayımlar</w:t>
-      </w:r>
-    </w:p>
-    <w:p>
-      <w:pPr>
-        <w:spacing w:after="60" w:before="0" w:line="240" w:lineRule="auto"/>
-        <w:ind w:left="198" w:hanging="113"/>
-      </w:pPr>
-      <w:r>
-        <w:rPr>
-          <w:rFonts w:ascii="Arial" w:hAnsi="Arial" w:eastAsia="Arial"/>
-          <w:sz w:val="18"/>
-        </w:rPr>
-        <w:t xml:space="preserve">1. </w:t>
-      </w:r>
-      <w:r>
-        <w:rPr>
-          <w:rFonts w:ascii="Arial" w:hAnsi="Arial" w:eastAsia="Arial"/>
-          <w:b/>
-          <w:sz w:val="18"/>
-        </w:rPr>
-        <w:t>Burs durumu:</w:t>
-      </w:r>
-      <w:r>
-        <w:rPr>
-          <w:rFonts w:ascii="Arial" w:hAnsi="Arial" w:eastAsia="Arial"/>
-          <w:sz w:val="18"/>
-        </w:rPr>
-        <w:t xml:space="preserve"> İki yüksek lisans bursiyeri, 22.500 TL oranının uygulanabilmesi için yüksek lisans döneminde </w:t>
-      </w:r>
-      <w:r>
-        <w:rPr>
-          <w:rFonts w:ascii="Arial" w:hAnsi="Arial" w:eastAsia="Arial"/>
-          <w:i/>
-          <w:sz w:val="18"/>
-        </w:rPr>
-        <w:t>çalışmayan</w:t>
-      </w:r>
-      <w:r>
-        <w:rPr>
-          <w:rFonts w:ascii="Arial" w:hAnsi="Arial" w:eastAsia="Arial"/>
-          <w:sz w:val="18"/>
-        </w:rPr>
-        <w:t xml:space="preserve"> (başka bir işte sigortalı olmayan, tam zamanlı) statüde olmalıdır. Çalışan statüsünde oran 6.000 TL'ye düşer ve bütçe yeniden hesaplanır.</w:t>
-      </w:r>
-    </w:p>
-    <w:p>
-      <w:pPr>
-        <w:spacing w:after="60" w:before="0" w:line="240" w:lineRule="auto"/>
-        <w:ind w:left="198" w:hanging="113"/>
-      </w:pPr>
-      <w:r>
-        <w:rPr>
-          <w:rFonts w:ascii="Arial" w:hAnsi="Arial" w:eastAsia="Arial"/>
-          <w:sz w:val="18"/>
-        </w:rPr>
-        <w:t xml:space="preserve">2. </w:t>
-      </w:r>
-      <w:r>
-        <w:rPr>
-          <w:rFonts w:ascii="Arial" w:hAnsi="Arial" w:eastAsia="Arial"/>
-          <w:b/>
-          <w:sz w:val="18"/>
-        </w:rPr>
-        <w:t>Yüksek lisansa geçiş ayı:</w:t>
-      </w:r>
-      <w:r>
-        <w:rPr>
-          <w:rFonts w:ascii="Arial" w:hAnsi="Arial" w:eastAsia="Arial"/>
-          <w:sz w:val="18"/>
-        </w:rPr>
-        <w:t xml:space="preserve"> ~7. ay varsayılmıştır; gerçek kayıt takvimi WP4 doğrulama penceresiyle (4–16. ay) uyumlu olacak şekilde teyit edilmelidir.</w:t>
-      </w:r>
-    </w:p>
-    <w:p>
-      <w:pPr>
-        <w:spacing w:after="60" w:before="0" w:line="240" w:lineRule="auto"/>
-        <w:ind w:left="198" w:hanging="113"/>
-      </w:pPr>
-      <w:r>
-        <w:rPr>
-          <w:rFonts w:ascii="Arial" w:hAnsi="Arial" w:eastAsia="Arial"/>
-          <w:sz w:val="18"/>
-        </w:rPr>
-        <w:t xml:space="preserve">3. </w:t>
-      </w:r>
-      <w:r>
-        <w:rPr>
-          <w:rFonts w:ascii="Arial" w:hAnsi="Arial" w:eastAsia="Arial"/>
-          <w:b/>
-          <w:sz w:val="18"/>
-        </w:rPr>
-        <w:t>Donanım fiyatları:</w:t>
-      </w:r>
-      <w:r>
-        <w:rPr>
-          <w:rFonts w:ascii="Arial" w:hAnsi="Arial" w:eastAsia="Arial"/>
-          <w:sz w:val="18"/>
-        </w:rPr>
-        <w:t xml:space="preserve"> GPU iş istasyonu, NAS ve KGK tutarları tahminîdir; güncel piyasa teklifleriyle (döviz/ithalat etkisi dahil) güncellenecektir. Tek GPU'lu iş istasyonunun kesin modeli, 16–24 GB VRAM sınıfında kalacak biçimde teklif aşamasında belirlenecektir; daha büyük eğitim işleri TRUBA veya gerekirse kısa süreli bulut GPU ile yürütülecektir.</w:t>
-      </w:r>
-    </w:p>
-    <w:p>
-      <w:pPr>
-        <w:spacing w:after="60" w:before="0" w:line="240" w:lineRule="auto"/>
-        <w:ind w:left="198" w:hanging="113"/>
-      </w:pPr>
-      <w:r>
-        <w:rPr>
-          <w:rFonts w:ascii="Arial" w:hAnsi="Arial" w:eastAsia="Arial"/>
-          <w:sz w:val="18"/>
-        </w:rPr>
-        <w:t xml:space="preserve">4. </w:t>
-      </w:r>
-      <w:r>
-        <w:rPr>
-          <w:rFonts w:ascii="Arial" w:hAnsi="Arial" w:eastAsia="Arial"/>
-          <w:b/>
-          <w:sz w:val="18"/>
-        </w:rPr>
-        <w:t>TRUBA tahsisi:</w:t>
-      </w:r>
-      <w:r>
-        <w:rPr>
-          <w:rFonts w:ascii="Arial" w:hAnsi="Arial" w:eastAsia="Arial"/>
-          <w:sz w:val="18"/>
-        </w:rPr>
-        <w:t xml:space="preserve"> Ağır ince ayar iş yükü için proje kabulü sonrası TRUBA uygunluk/kaynak tahsisi başvurusu yapılacaktır; tahsisin gecikmesi/düşüklüğü riski ve B planı ana belgenin Risk Yönetimi bölümünde (WP3/WP4 satırı) ele alınmıştır.</w:t>
-      </w:r>
-    </w:p>
-    <w:p>
-      <w:pPr>
-        <w:spacing w:after="60" w:before="0" w:line="240" w:lineRule="auto"/>
-        <w:ind w:left="198" w:hanging="113"/>
-      </w:pPr>
-      <w:r>
-        <w:rPr>
-          <w:rFonts w:ascii="Arial" w:hAnsi="Arial" w:eastAsia="Arial"/>
-          <w:sz w:val="18"/>
-        </w:rPr>
-        <w:t xml:space="preserve">5. </w:t>
-      </w:r>
-      <w:r>
-        <w:rPr>
-          <w:rFonts w:ascii="Arial" w:hAnsi="Arial" w:eastAsia="Arial"/>
-          <w:b/>
-          <w:sz w:val="18"/>
-        </w:rPr>
-        <w:t>Bursiyer-ad eşleştirmesi:</w:t>
-      </w:r>
-      <w:r>
-        <w:rPr>
-          <w:rFonts w:ascii="Arial" w:hAnsi="Arial" w:eastAsia="Arial"/>
-          <w:sz w:val="18"/>
-        </w:rPr>
-        <w:t xml:space="preserve"> B1–B4 rolleri ana belgedeki iş paketi görev dağılımıyla eşleştirilecektir; iki gıda mühendisliği bursiyeri yüksek lisansa geçen bursiyerlerdir.</w:t>
-      </w:r>
-    </w:p>
-    <w:p>
-      <w:pPr>
-        <w:spacing w:after="60" w:before="0" w:line="240" w:lineRule="auto"/>
-        <w:ind w:left="198" w:hanging="113"/>
-      </w:pPr>
-      <w:r>
-        <w:rPr>
-          <w:rFonts w:ascii="Arial" w:hAnsi="Arial" w:eastAsia="Arial"/>
-          <w:sz w:val="18"/>
-        </w:rPr>
-        <w:t xml:space="preserve">6. </w:t>
-      </w:r>
-      <w:r>
-        <w:rPr>
-          <w:rFonts w:ascii="Arial" w:hAnsi="Arial" w:eastAsia="Arial"/>
-          <w:b/>
-          <w:sz w:val="18"/>
-        </w:rPr>
-        <w:t>Kalem sınıflandırması:</w:t>
-      </w:r>
-      <w:r>
-        <w:rPr>
-          <w:rFonts w:ascii="Arial" w:hAnsi="Arial" w:eastAsia="Arial"/>
-          <w:sz w:val="18"/>
-        </w:rPr>
-        <w:t xml:space="preserve"> Ticari API/bulut giderlerinin "Hizmet Alımı" altında sınıflandırılması PBS kalem tanımlarına göre teyit edilecektir.</w:t>
       </w:r>
     </w:p>
     <w:p>

--- a/docs/OpenNutri_1005_Application_Filled_Template.docx
+++ b/docs/OpenNutri_1005_Application_Filled_Template.docx
@@ -5706,7 +5706,7 @@
           <w:footerReference w:type="first" r:id="rId7"/>
           <w:type w:val="nextPage"/>
           <w:pgSz w:w="11906" w:h="16838"/>
-          <w:pgMar w:left="907" w:right="907" w:gutter="0" w:header="851" w:top="907" w:footer="851" w:bottom="907"/>
+          <w:pgMar w:left="1077" w:right="1077" w:gutter="0" w:header="851" w:top="1440" w:footer="851" w:bottom="1440"/>
           <w:pgNumType w:start="1" w:fmt="decimal"/>
           <w:formProt w:val="false"/>
           <w:titlePg/>
@@ -6988,7 +6988,7 @@
           <w:footerReference w:type="default" r:id="rId9"/>
           <w:type w:val="nextPage"/>
           <w:pgSz w:orient="landscape" w:w="16838" w:h="11906"/>
-          <w:pgMar w:left="907" w:right="907" w:gutter="0" w:header="851" w:top="907" w:footer="851" w:bottom="907"/>
+          <w:pgMar w:left="1077" w:right="1077" w:gutter="0" w:header="851" w:top="1440" w:footer="851" w:bottom="1440"/>
           <w:pgNumType w:fmt="decimal"/>
           <w:formProt w:val="false"/>
           <w:textDirection w:val="lrTb"/>
@@ -13075,7 +13075,7 @@
       <w:footerReference w:type="default" r:id="rId12"/>
       <w:type w:val="nextPage"/>
       <w:pgSz w:w="11906" w:h="16838"/>
-      <w:pgMar w:left="907" w:right="907" w:gutter="0" w:header="851" w:top="907" w:footer="851" w:bottom="907"/>
+      <w:pgMar w:left="1077" w:right="1077" w:gutter="0" w:header="851" w:top="1440" w:footer="851" w:bottom="1440"/>
       <w:pgNumType w:fmt="decimal"/>
       <w:formProt w:val="false"/>
       <w:textDirection w:val="lrTb"/>

--- a/docs/OpenNutri_1005_Application_Filled_Template.docx
+++ b/docs/OpenNutri_1005_Application_Filled_Template.docx
@@ -6081,7 +6081,7 @@
               <w:rPr>
                 <w:rFonts w:ascii="Arial" w:hAnsi="Arial" w:eastAsia="Arial"/>
                 <w:b/>
-                <w:sz w:val="14"/>
+                <w:sz w:val="18"/>
               </w:rPr>
               <w:t>İP No</w:t>
             </w:r>
@@ -6112,7 +6112,7 @@
               <w:rPr>
                 <w:rFonts w:ascii="Arial" w:hAnsi="Arial" w:eastAsia="Arial"/>
                 <w:b/>
-                <w:sz w:val="14"/>
+                <w:sz w:val="18"/>
               </w:rPr>
               <w:t>İş Paketinin Adı ve Hedefleri</w:t>
             </w:r>
@@ -6143,7 +6143,7 @@
               <w:rPr>
                 <w:rFonts w:ascii="Arial" w:hAnsi="Arial" w:eastAsia="Arial"/>
                 <w:b/>
-                <w:sz w:val="14"/>
+                <w:sz w:val="18"/>
               </w:rPr>
               <w:t>Sorumlu Ekip</w:t>
             </w:r>
@@ -6174,7 +6174,7 @@
               <w:rPr>
                 <w:rFonts w:ascii="Arial" w:hAnsi="Arial" w:eastAsia="Arial"/>
                 <w:b/>
-                <w:sz w:val="14"/>
+                <w:sz w:val="18"/>
               </w:rPr>
               <w:t>Zaman Aralığı</w:t>
             </w:r>
@@ -6205,7 +6205,7 @@
               <w:rPr>
                 <w:rFonts w:ascii="Arial" w:hAnsi="Arial" w:eastAsia="Arial"/>
                 <w:b/>
-                <w:sz w:val="14"/>
+                <w:sz w:val="18"/>
               </w:rPr>
               <w:t>Başarı Ölçütü ve Katkısı</w:t>
             </w:r>
@@ -6230,7 +6230,7 @@
             <w:r>
               <w:rPr>
                 <w:rFonts w:ascii="Arial" w:hAnsi="Arial" w:eastAsia="Arial"/>
-                <w:sz w:val="14"/>
+                <w:sz w:val="18"/>
               </w:rPr>
               <w:t>1</w:t>
             </w:r>
@@ -6254,14 +6254,14 @@
               <w:rPr>
                 <w:rFonts w:ascii="Arial" w:hAnsi="Arial" w:eastAsia="Arial"/>
                 <w:b/>
-                <w:sz w:val="14"/>
+                <w:sz w:val="18"/>
               </w:rPr>
               <w:t>Akıllı Literatür Tarama ve L2 Sınıflandırma Hattı:</w:t>
             </w:r>
             <w:r>
               <w:rPr>
                 <w:rFonts w:ascii="Arial" w:hAnsi="Arial" w:eastAsia="Arial"/>
-                <w:sz w:val="14"/>
+                <w:sz w:val="18"/>
               </w:rPr>
               <w:t xml:space="preserve"> L1 akıllı tarayıcı, L2 sınıflandırıcı, veri tabanı şeması ve kaynak erişim hattı.</w:t>
             </w:r>
@@ -6284,7 +6284,7 @@
             <w:r>
               <w:rPr>
                 <w:rFonts w:ascii="Arial" w:hAnsi="Arial" w:eastAsia="Arial"/>
-                <w:sz w:val="14"/>
+                <w:sz w:val="18"/>
               </w:rPr>
               <w:t>Yürütücü: Prof. Dr. Murat Ceylan; Araştırmacı: Prof. Dr. Servet Gülüm Şumnu; Bursiyerler: Arciel Aliognis, Alijon Alimov</w:t>
             </w:r>
@@ -6307,7 +6307,7 @@
             <w:r>
               <w:rPr>
                 <w:rFonts w:ascii="Arial" w:hAnsi="Arial" w:eastAsia="Arial"/>
-                <w:sz w:val="14"/>
+                <w:sz w:val="18"/>
               </w:rPr>
               <w:t>1-4. Aylar</w:t>
             </w:r>
@@ -6330,7 +6330,7 @@
             <w:r>
               <w:rPr>
                 <w:rFonts w:ascii="Arial" w:hAnsi="Arial" w:eastAsia="Arial"/>
-                <w:sz w:val="14"/>
+                <w:sz w:val="18"/>
               </w:rPr>
               <w:t>Çok kaynaklı tarayıcı çalışır durumda; L2 F1 ≥0,92; ≥100.000 ilgili makaleye ulaşabilecek aday havuz ve tekilleştirme hattı.</w:t>
             </w:r>
@@ -6355,7 +6355,7 @@
             <w:r>
               <w:rPr>
                 <w:rFonts w:ascii="Arial" w:hAnsi="Arial" w:eastAsia="Arial"/>
-                <w:sz w:val="14"/>
+                <w:sz w:val="18"/>
               </w:rPr>
               <w:t>2</w:t>
             </w:r>
@@ -6379,14 +6379,14 @@
               <w:rPr>
                 <w:rFonts w:ascii="Arial" w:hAnsi="Arial" w:eastAsia="Arial"/>
                 <w:b/>
-                <w:sz w:val="14"/>
+                <w:sz w:val="18"/>
               </w:rPr>
               <w:t>Çekirdek Çıkarma Motoru (L3):</w:t>
             </w:r>
             <w:r>
               <w:rPr>
                 <w:rFonts w:ascii="Arial" w:hAnsi="Arial" w:eastAsia="Arial"/>
-                <w:sz w:val="14"/>
+                <w:sz w:val="18"/>
               </w:rPr>
               <w:t xml:space="preserve"> Alt göreve özgü ağırlıkları açık modeller, normalizasyon, varlık bağlama ve gıda bilimi doğrulama kuralları.</w:t>
             </w:r>
@@ -6409,7 +6409,7 @@
             <w:r>
               <w:rPr>
                 <w:rFonts w:ascii="Arial" w:hAnsi="Arial" w:eastAsia="Arial"/>
-                <w:sz w:val="14"/>
+                <w:sz w:val="18"/>
               </w:rPr>
               <w:t>Yürütücü: Prof. Dr. Murat Ceylan; Araştırmacılar: Dr. Engin Esme, Prof. Dr. Servet Gülüm Şumnu; Bursiyerler: Arciel Aliognis, Aleyna Özcan, Peri Açıkgöz</w:t>
             </w:r>
@@ -6432,7 +6432,7 @@
             <w:r>
               <w:rPr>
                 <w:rFonts w:ascii="Arial" w:hAnsi="Arial" w:eastAsia="Arial"/>
-                <w:sz w:val="14"/>
+                <w:sz w:val="18"/>
               </w:rPr>
               <w:t>3-8. Aylar</w:t>
             </w:r>
@@ -6455,7 +6455,7 @@
             <w:r>
               <w:rPr>
                 <w:rFonts w:ascii="Arial" w:hAnsi="Arial" w:eastAsia="Arial"/>
-                <w:sz w:val="14"/>
+                <w:sz w:val="18"/>
               </w:rPr>
               <w:t>L3 alt görevleri entegre; ≥10 doğrulama kuralı aktif; ticari API tabanlı referansa göre en az %30 maliyet düşüşü; düşük güvenli kayıtların L4/L5'e güvenli yönlendirilmesi.</w:t>
             </w:r>
@@ -6480,7 +6480,7 @@
             <w:r>
               <w:rPr>
                 <w:rFonts w:ascii="Arial" w:hAnsi="Arial" w:eastAsia="Arial"/>
-                <w:sz w:val="14"/>
+                <w:sz w:val="18"/>
               </w:rPr>
               <w:t>3</w:t>
             </w:r>
@@ -6504,14 +6504,14 @@
               <w:rPr>
                 <w:rFonts w:ascii="Arial" w:hAnsi="Arial" w:eastAsia="Arial"/>
                 <w:b/>
-                <w:sz w:val="14"/>
+                <w:sz w:val="18"/>
               </w:rPr>
               <w:t>Kademeli Entegrasyon ve Yönlendirici:</w:t>
             </w:r>
             <w:r>
               <w:rPr>
                 <w:rFonts w:ascii="Arial" w:hAnsi="Arial" w:eastAsia="Arial"/>
-                <w:sz w:val="14"/>
+                <w:sz w:val="18"/>
               </w:rPr>
               <w:t xml:space="preserve"> L4 ticari model yükseltmesi, RAG/istem dosyası, Öğrenilmiş Yönlendirici ve maliyet optimizasyonu.</w:t>
             </w:r>
@@ -6534,7 +6534,7 @@
             <w:r>
               <w:rPr>
                 <w:rFonts w:ascii="Arial" w:hAnsi="Arial" w:eastAsia="Arial"/>
-                <w:sz w:val="14"/>
+                <w:sz w:val="18"/>
               </w:rPr>
               <w:t>Yürütücü: Prof. Dr. Murat Ceylan; Araştırmacı: Dr. Engin Esme; Bursiyerler: Arciel Aliognis, Alijon Alimov</w:t>
             </w:r>
@@ -6557,7 +6557,7 @@
             <w:r>
               <w:rPr>
                 <w:rFonts w:ascii="Arial" w:hAnsi="Arial" w:eastAsia="Arial"/>
-                <w:sz w:val="14"/>
+                <w:sz w:val="18"/>
               </w:rPr>
               <w:t>5-10. Aylar</w:t>
             </w:r>
@@ -6580,7 +6580,7 @@
             <w:r>
               <w:rPr>
                 <w:rFonts w:ascii="Arial" w:hAnsi="Arial" w:eastAsia="Arial"/>
-                <w:sz w:val="14"/>
+                <w:sz w:val="18"/>
               </w:rPr>
               <w:t>L1-L4 uçtan uca çalışır; yönlendirici rastgele/statik yönlendirmeye göre ≥%20 maliyet düşüşü sağlar; L5 hariç uçtan uca gecikme &lt;60 sn/makale hedeflenir.</w:t>
             </w:r>
@@ -6605,7 +6605,7 @@
             <w:r>
               <w:rPr>
                 <w:rFonts w:ascii="Arial" w:hAnsi="Arial" w:eastAsia="Arial"/>
-                <w:sz w:val="14"/>
+                <w:sz w:val="18"/>
               </w:rPr>
               <w:t>4</w:t>
             </w:r>
@@ -6629,14 +6629,14 @@
               <w:rPr>
                 <w:rFonts w:ascii="Arial" w:hAnsi="Arial" w:eastAsia="Arial"/>
                 <w:b/>
-                <w:sz w:val="14"/>
+                <w:sz w:val="18"/>
               </w:rPr>
               <w:t>Uzman Doğrulama ve Katmanlar Arası Öğrenme:</w:t>
             </w:r>
             <w:r>
               <w:rPr>
                 <w:rFonts w:ascii="Arial" w:hAnsi="Arial" w:eastAsia="Arial"/>
-                <w:sz w:val="14"/>
+                <w:sz w:val="18"/>
               </w:rPr>
               <w:t xml:space="preserve"> Kalibrasyon, uyarlanabilir doğrulama protokolü, altın standart veri üretimi ve uzman geri bildirimli model iyileştirme.</w:t>
             </w:r>
@@ -6659,7 +6659,7 @@
             <w:r>
               <w:rPr>
                 <w:rFonts w:ascii="Arial" w:hAnsi="Arial" w:eastAsia="Arial"/>
-                <w:sz w:val="14"/>
+                <w:sz w:val="18"/>
               </w:rPr>
               <w:t>Yürütücü: Prof. Dr. Murat Ceylan; Araştırmacılar: Prof. Dr. Servet Gülüm Şumnu, Dr. Engin Esme; Bursiyerler: Alijon Alimov, Arciel Aliognis, Aleyna Özcan, Peri Açıkgöz</w:t>
             </w:r>
@@ -6682,7 +6682,7 @@
             <w:r>
               <w:rPr>
                 <w:rFonts w:ascii="Arial" w:hAnsi="Arial" w:eastAsia="Arial"/>
-                <w:sz w:val="14"/>
+                <w:sz w:val="18"/>
               </w:rPr>
               <w:t>4-16. Aylar</w:t>
             </w:r>
@@ -6705,7 +6705,7 @@
             <w:r>
               <w:rPr>
                 <w:rFonts w:ascii="Arial" w:hAnsi="Arial" w:eastAsia="Arial"/>
-                <w:sz w:val="14"/>
+                <w:sz w:val="18"/>
               </w:rPr>
               <w:t>≥5.000 uzman doğrulamalı makale; ≥25.000 altın standart kayıt; kabul edilen kayıtların rastgele denetiminde hata &lt;%0,5; otomatik onay oranı ≥%90.</w:t>
             </w:r>
@@ -6730,7 +6730,7 @@
             <w:r>
               <w:rPr>
                 <w:rFonts w:ascii="Arial" w:hAnsi="Arial" w:eastAsia="Arial"/>
-                <w:sz w:val="14"/>
+                <w:sz w:val="18"/>
               </w:rPr>
               <w:t>5</w:t>
             </w:r>
@@ -6754,14 +6754,14 @@
               <w:rPr>
                 <w:rFonts w:ascii="Arial" w:hAnsi="Arial" w:eastAsia="Arial"/>
                 <w:b/>
-                <w:sz w:val="14"/>
+                <w:sz w:val="18"/>
               </w:rPr>
               <w:t>Üretim API'si, Kıyaslama Doğrulaması ve Açık Araştırma Çıktıları:</w:t>
             </w:r>
             <w:r>
               <w:rPr>
                 <w:rFonts w:ascii="Arial" w:hAnsi="Arial" w:eastAsia="Arial"/>
-                <w:sz w:val="14"/>
+                <w:sz w:val="18"/>
               </w:rPr>
               <w:t xml:space="preserve"> REST API, açık araştırma veri seti, performans kıyaslaması, dokümantasyon ve yayınlar.</w:t>
             </w:r>
@@ -6784,7 +6784,7 @@
             <w:r>
               <w:rPr>
                 <w:rFonts w:ascii="Arial" w:hAnsi="Arial" w:eastAsia="Arial"/>
-                <w:sz w:val="14"/>
+                <w:sz w:val="18"/>
               </w:rPr>
               <w:t>Yürütücü: Prof. Dr. Murat Ceylan; Araştırmacılar: Dr. Engin Esme, Prof. Dr. Servet Gülüm Şumnu; Bursiyerler: Alijon Alimov, Arciel Aliognis, Aleyna Özcan, Peri Açıkgöz</w:t>
             </w:r>
@@ -6807,7 +6807,7 @@
             <w:r>
               <w:rPr>
                 <w:rFonts w:ascii="Arial" w:hAnsi="Arial" w:eastAsia="Arial"/>
-                <w:sz w:val="14"/>
+                <w:sz w:val="18"/>
               </w:rPr>
               <w:t>14-18. Aylar</w:t>
             </w:r>
@@ -6830,7 +6830,7 @@
             <w:r>
               <w:rPr>
                 <w:rFonts w:ascii="Arial" w:hAnsi="Arial" w:eastAsia="Arial"/>
-                <w:sz w:val="14"/>
+                <w:sz w:val="18"/>
               </w:rPr>
               <w:t>≥500.000 gıda-besin kaydı; API yayında (&lt;200 ms p95 yanıt süresi, ≥100 istek/saniye); açık veri ve kıyaslama raporu yayımlanır; ≥3 makale hakemli dergilere gönderilir.</w:t>
             </w:r>
@@ -6857,7 +6857,7 @@
               <w:rPr>
                 <w:rFonts w:ascii="Arial" w:hAnsi="Arial" w:eastAsia="Arial"/>
                 <w:b/>
-                <w:sz w:val="14"/>
+                <w:sz w:val="18"/>
               </w:rPr>
               <w:t>İş-Zaman Çizelgesi (Gantt) — Aylar 1-18</w:t>
             </w:r>
@@ -7302,7 +7302,7 @@
               <w:rPr>
                 <w:rFonts w:ascii="Arial" w:hAnsi="Arial" w:eastAsia="Arial"/>
                 <w:b/>
-                <w:sz w:val="14"/>
+                <w:sz w:val="18"/>
               </w:rPr>
               <w:t>İP No</w:t>
             </w:r>
@@ -7333,7 +7333,7 @@
               <w:rPr>
                 <w:rFonts w:ascii="Arial" w:hAnsi="Arial" w:eastAsia="Arial"/>
                 <w:b/>
-                <w:sz w:val="14"/>
+                <w:sz w:val="18"/>
               </w:rPr>
               <w:t>Risk</w:t>
             </w:r>
@@ -7364,7 +7364,7 @@
               <w:rPr>
                 <w:rFonts w:ascii="Arial" w:hAnsi="Arial" w:eastAsia="Arial"/>
                 <w:b/>
-                <w:sz w:val="14"/>
+                <w:sz w:val="18"/>
               </w:rPr>
               <w:t>B Planı / Yönetim Yaklaşımı</w:t>
             </w:r>
@@ -7389,7 +7389,7 @@
             <w:r>
               <w:rPr>
                 <w:rFonts w:ascii="Arial" w:hAnsi="Arial" w:eastAsia="Arial"/>
-                <w:sz w:val="14"/>
+                <w:sz w:val="18"/>
               </w:rPr>
               <w:t>WP1</w:t>
             </w:r>
@@ -7412,7 +7412,7 @@
             <w:r>
               <w:rPr>
                 <w:rFonts w:ascii="Arial" w:hAnsi="Arial" w:eastAsia="Arial"/>
-                <w:sz w:val="14"/>
+                <w:sz w:val="18"/>
               </w:rPr>
               <w:t>Yayıncı API hız sınırları veya lisans kısıtları hedef literatür hacmini düşürür.</w:t>
             </w:r>
@@ -7435,7 +7435,7 @@
             <w:r>
               <w:rPr>
                 <w:rFonts w:ascii="Arial" w:hAnsi="Arial" w:eastAsia="Arial"/>
-                <w:sz w:val="14"/>
+                <w:sz w:val="18"/>
               </w:rPr>
               <w:t>OpenAlex, Semantic Scholar açık veri setleri ve Europe PMC/PubMed Central toplu erişimleri önceliklendirilir; DergiPark ve kurumsal erişim kanalları ayrı izlenir; Google Scholar temel otomasyon kaynağı yapılmaz.</w:t>
             </w:r>
@@ -7460,7 +7460,7 @@
             <w:r>
               <w:rPr>
                 <w:rFonts w:ascii="Arial" w:hAnsi="Arial" w:eastAsia="Arial"/>
-                <w:sz w:val="14"/>
+                <w:sz w:val="18"/>
               </w:rPr>
               <w:t>WP1</w:t>
             </w:r>
@@ -7483,7 +7483,7 @@
             <w:r>
               <w:rPr>
                 <w:rFonts w:ascii="Arial" w:hAnsi="Arial" w:eastAsia="Arial"/>
-                <w:sz w:val="14"/>
+                <w:sz w:val="18"/>
               </w:rPr>
               <w:t>GPU/NAS donanımının kurumsal satın alma süreci uzayabilir.</w:t>
             </w:r>
@@ -7506,7 +7506,7 @@
             <w:r>
               <w:rPr>
                 <w:rFonts w:ascii="Arial" w:hAnsi="Arial" w:eastAsia="Arial"/>
-                <w:sz w:val="14"/>
+                <w:sz w:val="18"/>
               </w:rPr>
               <w:t>Kritik geliştirme erken dönemde mevcut prototip donanımı, kurum kaynakları ve uygun olduğunda TRUBA üzerinde sürdürülür; satın alma proje başında başlatılır; gerekirse kısa süreli bulut GPU köprü olarak kullanılır.</w:t>
             </w:r>
@@ -7531,7 +7531,7 @@
             <w:r>
               <w:rPr>
                 <w:rFonts w:ascii="Arial" w:hAnsi="Arial" w:eastAsia="Arial"/>
-                <w:sz w:val="14"/>
+                <w:sz w:val="18"/>
               </w:rPr>
               <w:t>WP2</w:t>
             </w:r>
@@ -7554,7 +7554,7 @@
             <w:r>
               <w:rPr>
                 <w:rFonts w:ascii="Arial" w:hAnsi="Arial" w:eastAsia="Arial"/>
-                <w:sz w:val="14"/>
+                <w:sz w:val="18"/>
               </w:rPr>
               <w:t>Karmaşık veya taranmış tablolarda düzen/OCR hataları çıkarımı bozabilir.</w:t>
             </w:r>
@@ -7577,7 +7577,7 @@
             <w:r>
               <w:rPr>
                 <w:rFonts w:ascii="Arial" w:hAnsi="Arial" w:eastAsia="Arial"/>
-                <w:sz w:val="14"/>
+                <w:sz w:val="18"/>
               </w:rPr>
               <w:t>Tablo yapısı ayrıştırma ve düzen analizi modülleri kullanılır; düşük güvenli tablo çıkarımları otomatik kabul edilmeden L5'e yönlendirilir; gıda bilimi doğrulama kuralları (kütle ve enerji dengesi) tutarsız değerleri yakalar.</w:t>
             </w:r>
@@ -7602,7 +7602,7 @@
             <w:r>
               <w:rPr>
                 <w:rFonts w:ascii="Arial" w:hAnsi="Arial" w:eastAsia="Arial"/>
-                <w:sz w:val="14"/>
+                <w:sz w:val="18"/>
               </w:rPr>
               <w:t>WP2</w:t>
             </w:r>
@@ -7625,7 +7625,7 @@
             <w:r>
               <w:rPr>
                 <w:rFonts w:ascii="Arial" w:hAnsi="Arial" w:eastAsia="Arial"/>
-                <w:sz w:val="14"/>
+                <w:sz w:val="18"/>
               </w:rPr>
               <w:t>İlk L3 modelleri beklenen doğruluğa ulaşamaz.</w:t>
             </w:r>
@@ -7648,7 +7648,7 @@
             <w:r>
               <w:rPr>
                 <w:rFonts w:ascii="Arial" w:hAnsi="Arial" w:eastAsia="Arial"/>
-                <w:sz w:val="14"/>
+                <w:sz w:val="18"/>
               </w:rPr>
               <w:t>Alt görevleri daha dar uzman modellere bölmek, L4 kullanımını geçici artırmak, doğrulama kurallarını sıkılaştırmak ve düşük güvenli kayıtları otomatik kabul etmeden L5'e yönlendirmek.</w:t>
             </w:r>
@@ -7673,7 +7673,7 @@
             <w:r>
               <w:rPr>
                 <w:rFonts w:ascii="Arial" w:hAnsi="Arial" w:eastAsia="Arial"/>
-                <w:sz w:val="14"/>
+                <w:sz w:val="18"/>
               </w:rPr>
               <w:t>WP3</w:t>
             </w:r>
@@ -7696,7 +7696,7 @@
             <w:r>
               <w:rPr>
                 <w:rFonts w:ascii="Arial" w:hAnsi="Arial" w:eastAsia="Arial"/>
-                <w:sz w:val="14"/>
+                <w:sz w:val="18"/>
               </w:rPr>
               <w:t>Öğrenilmiş Yönlendirici yeterince hızlı yakınsamaz veya pahalı katmanlara fazla yönlendirir.</w:t>
             </w:r>
@@ -7719,7 +7719,7 @@
             <w:r>
               <w:rPr>
                 <w:rFonts w:ascii="Arial" w:hAnsi="Arial" w:eastAsia="Arial"/>
-                <w:sz w:val="14"/>
+                <w:sz w:val="18"/>
               </w:rPr>
               <w:t>FrugalGPT tarzı statik eşik kademesi yedek olarak kullanılır; katman başına maliyet tavanları ve API bütçe alarmı uygulanır.</w:t>
             </w:r>
@@ -7744,7 +7744,7 @@
             <w:r>
               <w:rPr>
                 <w:rFonts w:ascii="Arial" w:hAnsi="Arial" w:eastAsia="Arial"/>
-                <w:sz w:val="14"/>
+                <w:sz w:val="18"/>
               </w:rPr>
               <w:t>WP3</w:t>
             </w:r>
@@ -7767,7 +7767,7 @@
             <w:r>
               <w:rPr>
                 <w:rFonts w:ascii="Arial" w:hAnsi="Arial" w:eastAsia="Arial"/>
-                <w:sz w:val="14"/>
+                <w:sz w:val="18"/>
               </w:rPr>
               <w:t>Ticari API fiyatları veya erişim koşulları proje süresince değişir.</w:t>
             </w:r>
@@ -7790,7 +7790,7 @@
             <w:r>
               <w:rPr>
                 <w:rFonts w:ascii="Arial" w:hAnsi="Arial" w:eastAsia="Arial"/>
-                <w:sz w:val="14"/>
+                <w:sz w:val="18"/>
               </w:rPr>
               <w:t>Çoklu sağlayıcı listesi tutulur; L4 yalnızca başarısız alt görev için kullanılır; ağırlıkları açık model seçenekleri ve L3 iyileştirme döngüsü L4 bağımlılığını azaltır.</w:t>
             </w:r>
@@ -7815,7 +7815,7 @@
             <w:r>
               <w:rPr>
                 <w:rFonts w:ascii="Arial" w:hAnsi="Arial" w:eastAsia="Arial"/>
-                <w:sz w:val="14"/>
+                <w:sz w:val="18"/>
               </w:rPr>
               <w:t>WP4</w:t>
             </w:r>
@@ -7838,7 +7838,7 @@
             <w:r>
               <w:rPr>
                 <w:rFonts w:ascii="Arial" w:hAnsi="Arial" w:eastAsia="Arial"/>
-                <w:sz w:val="14"/>
+                <w:sz w:val="18"/>
               </w:rPr>
               <w:t>Doğrulama kapasitesi 5.000 makale hedefine yetişmez.</w:t>
             </w:r>
@@ -7861,7 +7861,7 @@
             <w:r>
               <w:rPr>
                 <w:rFonts w:ascii="Arial" w:hAnsi="Arial" w:eastAsia="Arial"/>
-                <w:sz w:val="14"/>
+                <w:sz w:val="18"/>
               </w:rPr>
               <w:t>Aktif öğrenme kuyruğu en yüksek değerli makaleleri önceliklendirir; yönergeler sadeleştirilir; Prof. Dr. Şumnu gözetiminde eğitim/kalibrasyon artırılır; kalite hedefi korunarak hacim riski erken raporlanır.</w:t>
             </w:r>
@@ -7886,7 +7886,7 @@
             <w:r>
               <w:rPr>
                 <w:rFonts w:ascii="Arial" w:hAnsi="Arial" w:eastAsia="Arial"/>
-                <w:sz w:val="14"/>
+                <w:sz w:val="18"/>
               </w:rPr>
               <w:t>WP3/WP4</w:t>
             </w:r>
@@ -7909,7 +7909,7 @@
             <w:r>
               <w:rPr>
                 <w:rFonts w:ascii="Arial" w:hAnsi="Arial" w:eastAsia="Arial"/>
-                <w:sz w:val="14"/>
+                <w:sz w:val="18"/>
               </w:rPr>
               <w:t>TRUBA hesaplama tahsisi gecikebilir veya beklenenden düşük olabilir.</w:t>
             </w:r>
@@ -7932,7 +7932,7 @@
             <w:r>
               <w:rPr>
                 <w:rFonts w:ascii="Arial" w:hAnsi="Arial" w:eastAsia="Arial"/>
-                <w:sz w:val="14"/>
+                <w:sz w:val="18"/>
               </w:rPr>
               <w:t>Ağır ince ayar işleri PEFT (LoRA/QLoRA) ile küçük donanıma sığacak biçimde tasarlanır; proje kapsamındaki GPU iş istasyonu PEFT ölçeğinde yedek hesaplama sağlar; iş yükü gerektiğinde kısa süreli bulut GPU'ya taşınır.</w:t>
             </w:r>
@@ -7957,7 +7957,7 @@
             <w:r>
               <w:rPr>
                 <w:rFonts w:ascii="Arial" w:hAnsi="Arial" w:eastAsia="Arial"/>
-                <w:sz w:val="14"/>
+                <w:sz w:val="18"/>
               </w:rPr>
               <w:t>WP5</w:t>
             </w:r>
@@ -7980,7 +7980,7 @@
             <w:r>
               <w:rPr>
                 <w:rFonts w:ascii="Arial" w:hAnsi="Arial" w:eastAsia="Arial"/>
-                <w:sz w:val="14"/>
+                <w:sz w:val="18"/>
               </w:rPr>
               <w:t>Nihai kıyaslama beklenen otomatik onay oranına ulaşamaz.</w:t>
             </w:r>
@@ -8003,7 +8003,7 @@
             <w:r>
               <w:rPr>
                 <w:rFonts w:ascii="Arial" w:hAnsi="Arial" w:eastAsia="Arial"/>
-                <w:sz w:val="14"/>
+                <w:sz w:val="18"/>
               </w:rPr>
               <w:t>Veri tabanı hata hedefi L5 doğrulama ve rastgele denetimle korunur; otomatik onay oranı düşük kalırsa sistem daha fazla kaydı L5'e yönlendirir ve sonuçlar sınırlılık olarak raporlanır.</w:t>
             </w:r>
@@ -8028,7 +8028,7 @@
             <w:r>
               <w:rPr>
                 <w:rFonts w:ascii="Arial" w:hAnsi="Arial" w:eastAsia="Arial"/>
-                <w:sz w:val="14"/>
+                <w:sz w:val="18"/>
               </w:rPr>
               <w:t>Genel (Yasal)</w:t>
             </w:r>
@@ -8051,7 +8051,7 @@
             <w:r>
               <w:rPr>
                 <w:rFonts w:ascii="Arial" w:hAnsi="Arial" w:eastAsia="Arial"/>
-                <w:sz w:val="14"/>
+                <w:sz w:val="18"/>
               </w:rPr>
               <w:t>Telif ve metin-veri madenciliği (TDM) lisans kısıtları kapalı içeriğe erişimi sınırlayabilir.</w:t>
             </w:r>
@@ -8074,7 +8074,7 @@
             <w:r>
               <w:rPr>
                 <w:rFonts w:ascii="Arial" w:hAnsi="Arial" w:eastAsia="Arial"/>
-                <w:sz w:val="14"/>
+                <w:sz w:val="18"/>
               </w:rPr>
               <w:t>Açık erişim ve TDM uyumlu kaynaklar (Europe PMC, OpenAlex, açık lisanslı tam metinler) önceliklendirilir; kapalı içerikte yalnızca kurumsal/EKUAL lisans kapsamı ve ilgili istisnalar dahilinde çalışılır; yayımlanan çıktı telifli tam metin değil, kaynağa atıflı sayısal bileşim kayıtlarıdır; belirsiz durumlarda kurum hukuk birimi/TTO görüşü alınır.</w:t>
             </w:r>
@@ -8099,7 +8099,7 @@
             <w:r>
               <w:rPr>
                 <w:rFonts w:ascii="Arial" w:hAnsi="Arial" w:eastAsia="Arial"/>
-                <w:sz w:val="14"/>
+                <w:sz w:val="18"/>
               </w:rPr>
               <w:t>Yönetim</w:t>
             </w:r>
@@ -8122,7 +8122,7 @@
             <w:r>
               <w:rPr>
                 <w:rFonts w:ascii="Arial" w:hAnsi="Arial" w:eastAsia="Arial"/>
-                <w:sz w:val="14"/>
+                <w:sz w:val="18"/>
               </w:rPr>
               <w:t>Anahtar personel veya bursiyer ayrılması (mezuniyet, devir).</w:t>
             </w:r>
@@ -8145,7 +8145,7 @@
             <w:r>
               <w:rPr>
                 <w:rFonts w:ascii="Arial" w:hAnsi="Arial" w:eastAsia="Arial"/>
-                <w:sz w:val="14"/>
+                <w:sz w:val="18"/>
               </w:rPr>
               <w:t>Görevler en az iki kişiye yayılır; kod, veri ve protokoller sürüm kontrolü ve dokümantasyonla devredilebilir tutulur; bursiyer havuzu ilgili bölümlerden yenilenir; iki gıda mühendisliği bursiyerinin yüksek lisansa geçişi süreklilik sağlar.</w:t>
             </w:r>
@@ -8489,7 +8489,7 @@
               <w:rPr>
                 <w:rFonts w:ascii="Arial" w:hAnsi="Arial" w:eastAsia="Arial"/>
                 <w:b/>
-                <w:sz w:val="14"/>
+                <w:sz w:val="18"/>
               </w:rPr>
               <w:t>Altyapı / Erişim Kanalı</w:t>
             </w:r>
@@ -8520,7 +8520,7 @@
               <w:rPr>
                 <w:rFonts w:ascii="Arial" w:hAnsi="Arial" w:eastAsia="Arial"/>
                 <w:b/>
-                <w:sz w:val="14"/>
+                <w:sz w:val="18"/>
               </w:rPr>
               <w:t>Projede Kullanım Amacı</w:t>
             </w:r>
@@ -8545,7 +8545,7 @@
             <w:r>
               <w:rPr>
                 <w:rFonts w:ascii="Arial" w:hAnsi="Arial" w:eastAsia="Arial"/>
-                <w:sz w:val="14"/>
+                <w:sz w:val="18"/>
               </w:rPr>
               <w:t>Ev sahibi kurum sunucuları ve proje kapsamında alınacak GPU/NAS donanımı</w:t>
             </w:r>
@@ -8568,7 +8568,7 @@
             <w:r>
               <w:rPr>
                 <w:rFonts w:ascii="Arial" w:hAnsi="Arial" w:eastAsia="Arial"/>
-                <w:sz w:val="14"/>
+                <w:sz w:val="18"/>
               </w:rPr>
               <w:t>Birincil veri tabanı, çıkarım servisleri, model kontrol noktaları, PDF/tam metin önbelleği ve yedekleme.</w:t>
             </w:r>
@@ -8593,7 +8593,7 @@
             <w:r>
               <w:rPr>
                 <w:rFonts w:ascii="Arial" w:hAnsi="Arial" w:eastAsia="Arial"/>
-                <w:sz w:val="14"/>
+                <w:sz w:val="18"/>
               </w:rPr>
               <w:t>TRUBA yüksek başarımlı hesaplama kaynakları (TÜBİTAK ULAKBİM, 2026; proje kabulü sonrası uygunluk ve kaynak tahsisi başvurusu yapılacak hesaplama kanalı)</w:t>
             </w:r>
@@ -8616,7 +8616,7 @@
             <w:r>
               <w:rPr>
                 <w:rFonts w:ascii="Arial" w:hAnsi="Arial" w:eastAsia="Arial"/>
-                <w:sz w:val="14"/>
+                <w:sz w:val="18"/>
               </w:rPr>
               <w:t>Büyük ölçekli LLM ince ayarı, RLHF/tercih temelli eğitim süreçleri ve model kıyaslaması; tahsis gecikirse PEFT ölçeğindeki işler proje GPU'su ve kurum kaynaklarıyla yürütülür.</w:t>
             </w:r>
@@ -8641,7 +8641,7 @@
             <w:r>
               <w:rPr>
                 <w:rFonts w:ascii="Arial" w:hAnsi="Arial" w:eastAsia="Arial"/>
-                <w:sz w:val="14"/>
+                <w:sz w:val="18"/>
               </w:rPr>
               <w:t>Üniversite kütüphanesi ve EKUAL erişimi</w:t>
             </w:r>
@@ -8664,7 +8664,7 @@
             <w:r>
               <w:rPr>
                 <w:rFonts w:ascii="Arial" w:hAnsi="Arial" w:eastAsia="Arial"/>
-                <w:sz w:val="14"/>
+                <w:sz w:val="18"/>
               </w:rPr>
               <w:t>Web of Science, Scopus, ScienceDirect ve diğer lisanslı kaynaklarda literatür keşfi ve yasal tam metin erişimi.</w:t>
             </w:r>
@@ -8689,7 +8689,7 @@
             <w:r>
               <w:rPr>
                 <w:rFonts w:ascii="Arial" w:hAnsi="Arial" w:eastAsia="Arial"/>
-                <w:sz w:val="14"/>
+                <w:sz w:val="18"/>
               </w:rPr>
               <w:t>Mevcut OpenNutri prototip altyapısı</w:t>
             </w:r>
@@ -8712,7 +8712,7 @@
             <w:r>
               <w:rPr>
                 <w:rFonts w:ascii="Arial" w:hAnsi="Arial" w:eastAsia="Arial"/>
-                <w:sz w:val="14"/>
+                <w:sz w:val="18"/>
               </w:rPr>
               <w:t>Crawler, model kademesi, normalizasyon, uzman doğrulama arayüzü ve operasyonel veri tabanı için başlangıç platformu.</w:t>
             </w:r>
@@ -9058,7 +9058,7 @@
               <w:rPr>
                 <w:rFonts w:ascii="Arial" w:hAnsi="Arial" w:eastAsia="Arial"/>
                 <w:b/>
-                <w:sz w:val="14"/>
+                <w:sz w:val="18"/>
               </w:rPr>
               <w:t>Çıktı Türü</w:t>
             </w:r>
@@ -9088,7 +9088,7 @@
               <w:rPr>
                 <w:rFonts w:ascii="Arial" w:hAnsi="Arial" w:eastAsia="Arial"/>
                 <w:b/>
-                <w:sz w:val="14"/>
+                <w:sz w:val="18"/>
               </w:rPr>
               <w:t>Çıktı</w:t>
             </w:r>
@@ -9118,7 +9118,7 @@
               <w:rPr>
                 <w:rFonts w:ascii="Arial" w:hAnsi="Arial" w:eastAsia="Arial"/>
                 <w:b/>
-                <w:sz w:val="14"/>
+                <w:sz w:val="18"/>
               </w:rPr>
               <w:t>Öngörülen Zaman Aralığı</w:t>
             </w:r>
@@ -9143,7 +9143,7 @@
             <w:r>
               <w:rPr>
                 <w:rFonts w:ascii="Arial" w:hAnsi="Arial" w:eastAsia="Arial"/>
-                <w:sz w:val="14"/>
+                <w:sz w:val="18"/>
               </w:rPr>
               <w:t>Bilimsel/Akademik</w:t>
             </w:r>
@@ -9166,7 +9166,7 @@
             <w:r>
               <w:rPr>
                 <w:rFonts w:ascii="Arial" w:hAnsi="Arial" w:eastAsia="Arial"/>
-                <w:sz w:val="14"/>
+                <w:sz w:val="18"/>
               </w:rPr>
               <w:t>Büyük ölçekli gıda bileşimi veri çıkarma kıyaslaması: ticari ve ağırlıkları açık LLM'ler ile OpenNutri'nin doğruluk, maliyet ve hız karşılaştırması; değerlendirme veri seti ve kodunun yayımlanması.</w:t>
             </w:r>
@@ -9189,7 +9189,7 @@
             <w:r>
               <w:rPr>
                 <w:rFonts w:ascii="Arial" w:hAnsi="Arial" w:eastAsia="Arial"/>
-                <w:sz w:val="14"/>
+                <w:sz w:val="18"/>
               </w:rPr>
               <w:t>12-18 ay</w:t>
             </w:r>
@@ -9214,7 +9214,7 @@
             <w:r>
               <w:rPr>
                 <w:rFonts w:ascii="Arial" w:hAnsi="Arial" w:eastAsia="Arial"/>
-                <w:sz w:val="14"/>
+                <w:sz w:val="18"/>
               </w:rPr>
               <w:t>Bilimsel/Akademik</w:t>
             </w:r>
@@ -9237,7 +9237,7 @@
             <w:r>
               <w:rPr>
                 <w:rFonts w:ascii="Arial" w:hAnsi="Arial" w:eastAsia="Arial"/>
-                <w:sz w:val="14"/>
+                <w:sz w:val="18"/>
               </w:rPr>
               <w:t>Kademeli Hibrit Zekâ mimarisi makalesi: L1-L5 işlem hattı, Öğrenilmiş Yönlendirici, katmanlar arası öğrenme, ablasyon çalışmaları ve maliyet analizi.</w:t>
             </w:r>
@@ -9260,7 +9260,7 @@
             <w:r>
               <w:rPr>
                 <w:rFonts w:ascii="Arial" w:hAnsi="Arial" w:eastAsia="Arial"/>
-                <w:sz w:val="14"/>
+                <w:sz w:val="18"/>
               </w:rPr>
               <w:t>12-18 ay</w:t>
             </w:r>
@@ -9285,7 +9285,7 @@
             <w:r>
               <w:rPr>
                 <w:rFonts w:ascii="Arial" w:hAnsi="Arial" w:eastAsia="Arial"/>
-                <w:sz w:val="14"/>
+                <w:sz w:val="18"/>
               </w:rPr>
               <w:t>Bilimsel/Akademik</w:t>
             </w:r>
@@ -9308,7 +9308,7 @@
             <w:r>
               <w:rPr>
                 <w:rFonts w:ascii="Arial" w:hAnsi="Arial" w:eastAsia="Arial"/>
-                <w:sz w:val="14"/>
+                <w:sz w:val="18"/>
               </w:rPr>
               <w:t>OpenNutri-DB veri seti makalesi: veri tabanı tanımı, metodoloji, Türk gıda veri açığı analizi ve USDA/EuroFIR/TürKomp karşılaştırması.</w:t>
             </w:r>
@@ -9331,7 +9331,7 @@
             <w:r>
               <w:rPr>
                 <w:rFonts w:ascii="Arial" w:hAnsi="Arial" w:eastAsia="Arial"/>
-                <w:sz w:val="14"/>
+                <w:sz w:val="18"/>
               </w:rPr>
               <w:t>12-18 ay</w:t>
             </w:r>
@@ -9356,7 +9356,7 @@
             <w:r>
               <w:rPr>
                 <w:rFonts w:ascii="Arial" w:hAnsi="Arial" w:eastAsia="Arial"/>
-                <w:sz w:val="14"/>
+                <w:sz w:val="18"/>
               </w:rPr>
               <w:t>Ekonomik/Ticari/Sosyal</w:t>
             </w:r>
@@ -9379,7 +9379,7 @@
             <w:r>
               <w:rPr>
                 <w:rFonts w:ascii="Arial" w:hAnsi="Arial" w:eastAsia="Arial"/>
-                <w:sz w:val="14"/>
+                <w:sz w:val="18"/>
               </w:rPr>
               <w:t>OpenNutri Veri Tabanı: en az 500.000 kaynağı izlenebilir gıda-besin kaydı, en az 5.000 özgün Türk gıda ürünü/varyantı ve kaynakta mevcut olduğunda USDA FoodData Central'dan türetilen proje şemasındaki 181'e kadar besin bileşeni.</w:t>
             </w:r>
@@ -9402,7 +9402,7 @@
             <w:r>
               <w:rPr>
                 <w:rFonts w:ascii="Arial" w:hAnsi="Arial" w:eastAsia="Arial"/>
-                <w:sz w:val="14"/>
+                <w:sz w:val="18"/>
               </w:rPr>
               <w:t>6-12 ay ilk sürüm; 12-18 ay tam ölçek</w:t>
             </w:r>
@@ -9427,7 +9427,7 @@
             <w:r>
               <w:rPr>
                 <w:rFonts w:ascii="Arial" w:hAnsi="Arial" w:eastAsia="Arial"/>
-                <w:sz w:val="14"/>
+                <w:sz w:val="18"/>
               </w:rPr>
               <w:t>Ekonomik/Ticari/Sosyal</w:t>
             </w:r>
@@ -9450,7 +9450,7 @@
             <w:r>
               <w:rPr>
                 <w:rFonts w:ascii="Arial" w:hAnsi="Arial" w:eastAsia="Arial"/>
-                <w:sz w:val="14"/>
+                <w:sz w:val="18"/>
               </w:rPr>
               <w:t>OpenNutri API: sürekli güncellenen veri tabanına erişim sağlayan, dokümantasyon ve SDK içeren üretim REST API.</w:t>
             </w:r>
@@ -9473,7 +9473,7 @@
             <w:r>
               <w:rPr>
                 <w:rFonts w:ascii="Arial" w:hAnsi="Arial" w:eastAsia="Arial"/>
-                <w:sz w:val="14"/>
+                <w:sz w:val="18"/>
               </w:rPr>
               <w:t>12-18 ay</w:t>
             </w:r>
@@ -9498,7 +9498,7 @@
             <w:r>
               <w:rPr>
                 <w:rFonts w:ascii="Arial" w:hAnsi="Arial" w:eastAsia="Arial"/>
-                <w:sz w:val="14"/>
+                <w:sz w:val="18"/>
               </w:rPr>
               <w:t>Ekonomik/Ticari/Sosyal</w:t>
             </w:r>
@@ -9521,7 +9521,7 @@
             <w:r>
               <w:rPr>
                 <w:rFonts w:ascii="Arial" w:hAnsi="Arial" w:eastAsia="Arial"/>
-                <w:sz w:val="14"/>
+                <w:sz w:val="18"/>
               </w:rPr>
               <w:t>Kademeli doğrulama motoru: başka ülkelerin veya kurumların gıda bileşimi dijitalleştirme süreçlerine uyarlanabilir veri çıkarma/doğrulama motoru.</w:t>
             </w:r>
@@ -9544,7 +9544,7 @@
             <w:r>
               <w:rPr>
                 <w:rFonts w:ascii="Arial" w:hAnsi="Arial" w:eastAsia="Arial"/>
-                <w:sz w:val="14"/>
+                <w:sz w:val="18"/>
               </w:rPr>
               <w:t>12-18 ay</w:t>
             </w:r>
@@ -9569,7 +9569,7 @@
             <w:r>
               <w:rPr>
                 <w:rFonts w:ascii="Arial" w:hAnsi="Arial" w:eastAsia="Arial"/>
-                <w:sz w:val="14"/>
+                <w:sz w:val="18"/>
               </w:rPr>
               <w:t>Araştırmacı Yetiştirme</w:t>
             </w:r>
@@ -9592,7 +9592,7 @@
             <w:r>
               <w:rPr>
                 <w:rFonts w:ascii="Arial" w:hAnsi="Arial" w:eastAsia="Arial"/>
-                <w:sz w:val="14"/>
+                <w:sz w:val="18"/>
               </w:rPr>
               <w:t>Yazılım/Yapay Zekâ ekibi: LLM ince ayarı, RAG, RLHF/tercih temelli öğrenme, rota optimizasyonu, API geliştirme ve gıda veri standartları konularında uygulamalı eğitim.</w:t>
             </w:r>
@@ -9615,7 +9615,7 @@
             <w:r>
               <w:rPr>
                 <w:rFonts w:ascii="Arial" w:hAnsi="Arial" w:eastAsia="Arial"/>
-                <w:sz w:val="14"/>
+                <w:sz w:val="18"/>
               </w:rPr>
               <w:t>0-6 / 6-12 / 12-18 ay boyunca sürekli</w:t>
             </w:r>
@@ -9640,7 +9640,7 @@
             <w:r>
               <w:rPr>
                 <w:rFonts w:ascii="Arial" w:hAnsi="Arial" w:eastAsia="Arial"/>
-                <w:sz w:val="14"/>
+                <w:sz w:val="18"/>
               </w:rPr>
               <w:t>Araştırmacı Yetiştirme</w:t>
             </w:r>
@@ -9663,7 +9663,7 @@
             <w:r>
               <w:rPr>
                 <w:rFonts w:ascii="Arial" w:hAnsi="Arial" w:eastAsia="Arial"/>
-                <w:sz w:val="14"/>
+                <w:sz w:val="18"/>
               </w:rPr>
               <w:t>Gıda Bilimi ekibi: gıda bileşimi analizi, Türk gıda profillemesi, kalite kontrol protokolleri, USDA/EuroFIR/TürKomp çapraz referanslama ve yapay zekâ destekli doğrulama iş akışları.</w:t>
             </w:r>
@@ -9686,7 +9686,7 @@
             <w:r>
               <w:rPr>
                 <w:rFonts w:ascii="Arial" w:hAnsi="Arial" w:eastAsia="Arial"/>
-                <w:sz w:val="14"/>
+                <w:sz w:val="18"/>
               </w:rPr>
               <w:t>0-6 / 6-12 / 12-18 ay boyunca sürekli</w:t>
             </w:r>
@@ -9711,7 +9711,7 @@
             <w:r>
               <w:rPr>
                 <w:rFonts w:ascii="Arial" w:hAnsi="Arial" w:eastAsia="Arial"/>
-                <w:sz w:val="14"/>
+                <w:sz w:val="18"/>
               </w:rPr>
               <w:t>Araştırmacı Yetiştirme</w:t>
             </w:r>
@@ -9734,7 +9734,7 @@
             <w:r>
               <w:rPr>
                 <w:rFonts w:ascii="Arial" w:hAnsi="Arial" w:eastAsia="Arial"/>
-                <w:sz w:val="14"/>
+                <w:sz w:val="18"/>
               </w:rPr>
               <w:t>İki yüksek lisans tezi: gıda mühendisliği bursiyerlerinin doğrulama metodolojisi, Türk gıda veri açığı ve yapay zekâ destekli gıda bileşimi doğrulaması üzerine tez çalışmaları.</w:t>
             </w:r>
@@ -9757,7 +9757,7 @@
             <w:r>
               <w:rPr>
                 <w:rFonts w:ascii="Arial" w:hAnsi="Arial" w:eastAsia="Arial"/>
-                <w:sz w:val="14"/>
+                <w:sz w:val="18"/>
               </w:rPr>
               <w:t>6-12 / 12-18 ay</w:t>
             </w:r>
@@ -10136,7 +10136,7 @@
               <w:rPr>
                 <w:rFonts w:ascii="Arial" w:hAnsi="Arial" w:eastAsia="Arial"/>
                 <w:b/>
-                <w:sz w:val="14"/>
+                <w:sz w:val="18"/>
               </w:rPr>
               <w:t>Etki Türü</w:t>
             </w:r>
@@ -10173,7 +10173,7 @@
               <w:rPr>
                 <w:rFonts w:ascii="Arial" w:hAnsi="Arial" w:eastAsia="Arial"/>
                 <w:b/>
-                <w:sz w:val="14"/>
+                <w:sz w:val="18"/>
               </w:rPr>
               <w:t>Etki</w:t>
             </w:r>
@@ -10210,7 +10210,7 @@
               <w:rPr>
                 <w:rFonts w:ascii="Arial" w:hAnsi="Arial" w:eastAsia="Arial"/>
                 <w:b/>
-                <w:sz w:val="14"/>
+                <w:sz w:val="18"/>
               </w:rPr>
               <w:t>Öngörülen Zaman</w:t>
             </w:r>
@@ -10235,7 +10235,7 @@
             <w:r>
               <w:rPr>
                 <w:rFonts w:ascii="Arial" w:hAnsi="Arial" w:eastAsia="Arial"/>
-                <w:sz w:val="14"/>
+                <w:sz w:val="18"/>
               </w:rPr>
               <w:t>Toplumsal/Kültürel</w:t>
             </w:r>
@@ -10258,7 +10258,7 @@
             <w:r>
               <w:rPr>
                 <w:rFonts w:ascii="Arial" w:hAnsi="Arial" w:eastAsia="Arial"/>
-                <w:sz w:val="14"/>
+                <w:sz w:val="18"/>
               </w:rPr>
               <w:t>Türk yemek kültürüne uyarlanmış kanıta dayalı beslenme rehberliği; yerel gıdalar için daha doğru beslenme takibi ve diyet uygulamaları.</w:t>
             </w:r>
@@ -10281,7 +10281,7 @@
             <w:r>
               <w:rPr>
                 <w:rFonts w:ascii="Arial" w:hAnsi="Arial" w:eastAsia="Arial"/>
-                <w:sz w:val="14"/>
+                <w:sz w:val="18"/>
               </w:rPr>
               <w:t>18-36 ay</w:t>
             </w:r>
@@ -10306,7 +10306,7 @@
             <w:r>
               <w:rPr>
                 <w:rFonts w:ascii="Arial" w:hAnsi="Arial" w:eastAsia="Arial"/>
-                <w:sz w:val="14"/>
+                <w:sz w:val="18"/>
               </w:rPr>
               <w:t>Toplumsal/Kültürel</w:t>
             </w:r>
@@ -10329,7 +10329,7 @@
             <w:r>
               <w:rPr>
                 <w:rFonts w:ascii="Arial" w:hAnsi="Arial" w:eastAsia="Arial"/>
-                <w:sz w:val="14"/>
+                <w:sz w:val="18"/>
               </w:rPr>
               <w:t>Halk sağlığı politikaları için bölgesel ve ürün bazlı besin bileşimi referansı; okul beslenmesi ve bölgesel müdahalelerde yerel veri kullanımı.</w:t>
             </w:r>
@@ -10352,7 +10352,7 @@
             <w:r>
               <w:rPr>
                 <w:rFonts w:ascii="Arial" w:hAnsi="Arial" w:eastAsia="Arial"/>
-                <w:sz w:val="14"/>
+                <w:sz w:val="18"/>
               </w:rPr>
               <w:t>18-36 ay</w:t>
             </w:r>
@@ -10377,7 +10377,7 @@
             <w:r>
               <w:rPr>
                 <w:rFonts w:ascii="Arial" w:hAnsi="Arial" w:eastAsia="Arial"/>
-                <w:sz w:val="14"/>
+                <w:sz w:val="18"/>
               </w:rPr>
               <w:t>Sürdürülebilirlik</w:t>
             </w:r>
@@ -10400,7 +10400,7 @@
             <w:r>
               <w:rPr>
                 <w:rFonts w:ascii="Arial" w:hAnsi="Arial" w:eastAsia="Arial"/>
-                <w:sz w:val="14"/>
+                <w:sz w:val="18"/>
               </w:rPr>
               <w:t>Gıda tedarik zinciri izlenebilirliği ve Yeşil Mutabakat uyum süreçlerinde bileşimsel veri desteği.</w:t>
             </w:r>
@@ -10423,7 +10423,7 @@
             <w:r>
               <w:rPr>
                 <w:rFonts w:ascii="Arial" w:hAnsi="Arial" w:eastAsia="Arial"/>
-                <w:sz w:val="14"/>
+                <w:sz w:val="18"/>
               </w:rPr>
               <w:t>18-42 ay</w:t>
             </w:r>
@@ -10448,7 +10448,7 @@
             <w:r>
               <w:rPr>
                 <w:rFonts w:ascii="Arial" w:hAnsi="Arial" w:eastAsia="Arial"/>
-                <w:sz w:val="14"/>
+                <w:sz w:val="18"/>
               </w:rPr>
               <w:t>Akademik</w:t>
             </w:r>
@@ -10471,7 +10471,7 @@
             <w:r>
               <w:rPr>
                 <w:rFonts w:ascii="Arial" w:hAnsi="Arial" w:eastAsia="Arial"/>
-                <w:sz w:val="14"/>
+                <w:sz w:val="18"/>
               </w:rPr>
               <w:t>Yapay zekâ destekli gıda bileşimi çıkarımı için açık kıyaslama ve metodoloji; farmakoloji, çevre bilimi ve malzeme bilimi gibi alanlara aktarılabilir mimari.</w:t>
             </w:r>
@@ -10494,7 +10494,7 @@
             <w:r>
               <w:rPr>
                 <w:rFonts w:ascii="Arial" w:hAnsi="Arial" w:eastAsia="Arial"/>
-                <w:sz w:val="14"/>
+                <w:sz w:val="18"/>
               </w:rPr>
               <w:t>12-24 ay</w:t>
             </w:r>
@@ -10519,7 +10519,7 @@
             <w:r>
               <w:rPr>
                 <w:rFonts w:ascii="Arial" w:hAnsi="Arial" w:eastAsia="Arial"/>
-                <w:sz w:val="14"/>
+                <w:sz w:val="18"/>
               </w:rPr>
               <w:t>Akademik</w:t>
             </w:r>
@@ -10542,7 +10542,7 @@
             <w:r>
               <w:rPr>
                 <w:rFonts w:ascii="Arial" w:hAnsi="Arial" w:eastAsia="Arial"/>
-                <w:sz w:val="14"/>
+                <w:sz w:val="18"/>
               </w:rPr>
               <w:t>USDA FoodData Central, EFSA ve FAO/INFOODS gibi veri ekosistemleriyle uyumlu format sayesinde ulusal/uluslararası iş birliği zemini.</w:t>
             </w:r>
@@ -10565,7 +10565,7 @@
             <w:r>
               <w:rPr>
                 <w:rFonts w:ascii="Arial" w:hAnsi="Arial" w:eastAsia="Arial"/>
-                <w:sz w:val="14"/>
+                <w:sz w:val="18"/>
               </w:rPr>
               <w:t>18-36 ay</w:t>
             </w:r>
@@ -10590,7 +10590,7 @@
             <w:r>
               <w:rPr>
                 <w:rFonts w:ascii="Arial" w:hAnsi="Arial" w:eastAsia="Arial"/>
-                <w:sz w:val="14"/>
+                <w:sz w:val="18"/>
               </w:rPr>
               <w:t>Akademik</w:t>
             </w:r>
@@ -10613,7 +10613,7 @@
             <w:r>
               <w:rPr>
                 <w:rFonts w:ascii="Arial" w:hAnsi="Arial" w:eastAsia="Arial"/>
-                <w:sz w:val="14"/>
+                <w:sz w:val="18"/>
               </w:rPr>
               <w:t>Yapay zekâ ve gıda bilimi kesişiminde eğitim almış 4 bursiyer; ikisi yüksek lisans düzeyine geçerek tez üretir, ekipte disiplinler arası uzmanlık kazanılır.</w:t>
             </w:r>
@@ -10636,7 +10636,7 @@
             <w:r>
               <w:rPr>
                 <w:rFonts w:ascii="Arial" w:hAnsi="Arial" w:eastAsia="Arial"/>
-                <w:sz w:val="14"/>
+                <w:sz w:val="18"/>
               </w:rPr>
               <w:t>0-18 ay</w:t>
             </w:r>
@@ -10661,7 +10661,7 @@
             <w:r>
               <w:rPr>
                 <w:rFonts w:ascii="Arial" w:hAnsi="Arial" w:eastAsia="Arial"/>
-                <w:sz w:val="14"/>
+                <w:sz w:val="18"/>
               </w:rPr>
               <w:t>Ekonomik</w:t>
             </w:r>
@@ -10684,7 +10684,7 @@
             <w:r>
               <w:rPr>
                 <w:rFonts w:ascii="Arial" w:hAnsi="Arial" w:eastAsia="Arial"/>
-                <w:sz w:val="14"/>
+                <w:sz w:val="18"/>
               </w:rPr>
               <w:t>Gıda ihracatı, sağlık teknolojisi, diyetisyen uygulamaları, gıda üretim kalite kontrolü ve tarımsal ürün pazarlaması için veri altyapısı.</w:t>
             </w:r>
@@ -10707,7 +10707,7 @@
             <w:r>
               <w:rPr>
                 <w:rFonts w:ascii="Arial" w:hAnsi="Arial" w:eastAsia="Arial"/>
-                <w:sz w:val="14"/>
+                <w:sz w:val="18"/>
               </w:rPr>
               <w:t>18-36 ay</w:t>
             </w:r>
@@ -10732,7 +10732,7 @@
             <w:r>
               <w:rPr>
                 <w:rFonts w:ascii="Arial" w:hAnsi="Arial" w:eastAsia="Arial"/>
-                <w:sz w:val="14"/>
+                <w:sz w:val="18"/>
               </w:rPr>
               <w:t>Ekonomik</w:t>
             </w:r>
@@ -10755,7 +10755,7 @@
             <w:r>
               <w:rPr>
                 <w:rFonts w:ascii="Arial" w:hAnsi="Arial" w:eastAsia="Arial"/>
-                <w:sz w:val="14"/>
+                <w:sz w:val="18"/>
               </w:rPr>
               <w:t>Veri lisanslama, API aboneliği ve doğrulama motoru uyarlamasıyla iki ana gelir kanalı.</w:t>
             </w:r>
@@ -10778,7 +10778,7 @@
             <w:r>
               <w:rPr>
                 <w:rFonts w:ascii="Arial" w:hAnsi="Arial" w:eastAsia="Arial"/>
-                <w:sz w:val="14"/>
+                <w:sz w:val="18"/>
               </w:rPr>
               <w:t>24-48 ay</w:t>
             </w:r>
@@ -10803,7 +10803,7 @@
             <w:r>
               <w:rPr>
                 <w:rFonts w:ascii="Arial" w:hAnsi="Arial" w:eastAsia="Arial"/>
-                <w:sz w:val="14"/>
+                <w:sz w:val="18"/>
               </w:rPr>
               <w:t>İstihdam</w:t>
             </w:r>
@@ -10826,7 +10826,7 @@
             <w:r>
               <w:rPr>
                 <w:rFonts w:ascii="Arial" w:hAnsi="Arial" w:eastAsia="Arial"/>
-                <w:sz w:val="14"/>
+                <w:sz w:val="18"/>
               </w:rPr>
               <w:t>Proje sonrası 2 yıl içinde veri operasyonları, API mühendisliği ve iş geliştirme rollerini kapsayan 5-10 kişilik spin-off hedefi; ekosistemde 10-20 dolaylı istihdam potansiyeli.</w:t>
             </w:r>
@@ -10849,7 +10849,7 @@
             <w:r>
               <w:rPr>
                 <w:rFonts w:ascii="Arial" w:hAnsi="Arial" w:eastAsia="Arial"/>
-                <w:sz w:val="14"/>
+                <w:sz w:val="18"/>
               </w:rPr>
               <w:t>18-36 ay</w:t>
             </w:r>
@@ -10874,7 +10874,7 @@
             <w:r>
               <w:rPr>
                 <w:rFonts w:ascii="Arial" w:hAnsi="Arial" w:eastAsia="Arial"/>
-                <w:sz w:val="14"/>
+                <w:sz w:val="18"/>
               </w:rPr>
               <w:t>Rekabetçilik</w:t>
             </w:r>
@@ -10897,7 +10897,7 @@
             <w:r>
               <w:rPr>
                 <w:rFonts w:ascii="Arial" w:hAnsi="Arial" w:eastAsia="Arial"/>
-                <w:sz w:val="14"/>
+                <w:sz w:val="18"/>
               </w:rPr>
               <w:t>Yabancı besin veri tabanlarına bağımlılığı azaltan, Türk gıdalarını kapsayan ulusal alternatif; ihracat ve yerli sağlık teknolojileri için doğruluk avantajı.</w:t>
             </w:r>
@@ -10920,7 +10920,7 @@
             <w:r>
               <w:rPr>
                 <w:rFonts w:ascii="Arial" w:hAnsi="Arial" w:eastAsia="Arial"/>
-                <w:sz w:val="14"/>
+                <w:sz w:val="18"/>
               </w:rPr>
               <w:t>18-48 ay</w:t>
             </w:r>
@@ -10945,7 +10945,7 @@
             <w:r>
               <w:rPr>
                 <w:rFonts w:ascii="Arial" w:hAnsi="Arial" w:eastAsia="Arial"/>
-                <w:sz w:val="14"/>
+                <w:sz w:val="18"/>
               </w:rPr>
               <w:t>Ulusal Güvenlik</w:t>
             </w:r>
@@ -10968,7 +10968,7 @@
             <w:r>
               <w:rPr>
                 <w:rFonts w:ascii="Arial" w:hAnsi="Arial" w:eastAsia="Arial"/>
-                <w:sz w:val="14"/>
+                <w:sz w:val="18"/>
               </w:rPr>
               <w:t>Gıda bileşimi verisi üzerinde ulusal kontrol, yabancı veri tabanı fiyat/erişim değişikliklerine karşı dayanıklılık ve kriz dönemlerinde beslenme planlaması desteği.</w:t>
             </w:r>
@@ -10991,7 +10991,7 @@
             <w:r>
               <w:rPr>
                 <w:rFonts w:ascii="Arial" w:hAnsi="Arial" w:eastAsia="Arial"/>
-                <w:sz w:val="14"/>
+                <w:sz w:val="18"/>
               </w:rPr>
               <w:t>12-48 ay</w:t>
             </w:r>
@@ -11016,7 +11016,7 @@
             <w:r>
               <w:rPr>
                 <w:rFonts w:ascii="Arial" w:hAnsi="Arial" w:eastAsia="Arial"/>
-                <w:sz w:val="14"/>
+                <w:sz w:val="18"/>
               </w:rPr>
               <w:t>Veri Egemenliği / Siber Dayanıklılık</w:t>
             </w:r>
@@ -11039,7 +11039,7 @@
             <w:r>
               <w:rPr>
                 <w:rFonts w:ascii="Arial" w:hAnsi="Arial" w:eastAsia="Arial"/>
-                <w:sz w:val="14"/>
+                <w:sz w:val="18"/>
               </w:rPr>
               <w:t>Çekirdek veri ve model altyapısının kurum/proje donanımı ve tahsis alınan TRUBA kaynakları üzerinde yürütülmesi, bulut kullanımının yedekleme ve dağıtımla sınırlandırılması ve açık kaynaklı yığın sayesinde verinin yurt içinde tutulması; yabancı bulut/tedarikçi bağımlılığının ve buna bağlı erişim/fiyat risklerinin azaltılması.</w:t>
             </w:r>
@@ -11062,7 +11062,7 @@
             <w:r>
               <w:rPr>
                 <w:rFonts w:ascii="Arial" w:hAnsi="Arial" w:eastAsia="Arial"/>
-                <w:sz w:val="14"/>
+                <w:sz w:val="18"/>
               </w:rPr>
               <w:t>12-48 ay</w:t>
             </w:r>
@@ -11790,7 +11790,7 @@
               <w:rPr>
                 <w:rFonts w:ascii="Arial" w:hAnsi="Arial" w:eastAsia="Arial"/>
                 <w:b/>
-                <w:sz w:val="14"/>
+                <w:sz w:val="18"/>
               </w:rPr>
               <w:t>Etkinlik Türü</w:t>
             </w:r>
@@ -11821,7 +11821,7 @@
               <w:rPr>
                 <w:rFonts w:ascii="Arial" w:hAnsi="Arial" w:eastAsia="Arial"/>
                 <w:b/>
-                <w:sz w:val="14"/>
+                <w:sz w:val="18"/>
               </w:rPr>
               <w:t>Paydaş / Olası Kullanıcılar</w:t>
             </w:r>
@@ -11852,7 +11852,7 @@
               <w:rPr>
                 <w:rFonts w:ascii="Arial" w:hAnsi="Arial" w:eastAsia="Arial"/>
                 <w:b/>
-                <w:sz w:val="14"/>
+                <w:sz w:val="18"/>
               </w:rPr>
               <w:t>Zaman ve Süre</w:t>
             </w:r>
@@ -11877,7 +11877,7 @@
             <w:r>
               <w:rPr>
                 <w:rFonts w:ascii="Arial" w:hAnsi="Arial" w:eastAsia="Arial"/>
-                <w:sz w:val="14"/>
+                <w:sz w:val="18"/>
               </w:rPr>
               <w:t>Proje web sitesi: dokümantasyon, ilerleme güncellemeleri, API erken erişim kaydı</w:t>
             </w:r>
@@ -11900,7 +11900,7 @@
             <w:r>
               <w:rPr>
                 <w:rFonts w:ascii="Arial" w:hAnsi="Arial" w:eastAsia="Arial"/>
-                <w:sz w:val="14"/>
+                <w:sz w:val="18"/>
               </w:rPr>
               <w:t>Araştırmacılar, geliştiriciler, gıda endüstrisi profesyonelleri, genel kamuoyu</w:t>
             </w:r>
@@ -11924,14 +11924,14 @@
             <w:r>
               <w:rPr>
                 <w:rFonts w:ascii="Arial" w:hAnsi="Arial" w:eastAsia="Arial"/>
-                <w:sz w:val="14"/>
+                <w:sz w:val="18"/>
               </w:rPr>
               <w:t xml:space="preserve">1. </w:t>
             </w:r>
             <w:r>
               <w:rPr>
                 <w:rFonts w:ascii="Arial" w:hAnsi="Arial" w:eastAsia="Arial"/>
-                <w:sz w:val="14"/>
+                <w:sz w:val="18"/>
               </w:rPr>
               <w:t>aydan itibaren; proje süresince ve sonrasında</w:t>
             </w:r>
@@ -11956,7 +11956,7 @@
             <w:r>
               <w:rPr>
                 <w:rFonts w:ascii="Arial" w:hAnsi="Arial" w:eastAsia="Arial"/>
-                <w:sz w:val="14"/>
+                <w:sz w:val="18"/>
               </w:rPr>
               <w:t>Akademik/profesyonel duyurular (ResearchGate, Google Scholar profili, LinkedIn, X)</w:t>
             </w:r>
@@ -11979,7 +11979,7 @@
             <w:r>
               <w:rPr>
                 <w:rFonts w:ascii="Arial" w:hAnsi="Arial" w:eastAsia="Arial"/>
-                <w:sz w:val="14"/>
+                <w:sz w:val="18"/>
               </w:rPr>
               <w:t>Akademik ve profesyonel kitle</w:t>
             </w:r>
@@ -12003,14 +12003,14 @@
             <w:r>
               <w:rPr>
                 <w:rFonts w:ascii="Arial" w:hAnsi="Arial" w:eastAsia="Arial"/>
-                <w:sz w:val="14"/>
+                <w:sz w:val="18"/>
               </w:rPr>
               <w:t xml:space="preserve">6. </w:t>
             </w:r>
             <w:r>
               <w:rPr>
                 <w:rFonts w:ascii="Arial" w:hAnsi="Arial" w:eastAsia="Arial"/>
-                <w:sz w:val="14"/>
+                <w:sz w:val="18"/>
               </w:rPr>
               <w:t>aydan itibaren sürekli</w:t>
             </w:r>
@@ -12035,7 +12035,7 @@
             <w:r>
               <w:rPr>
                 <w:rFonts w:ascii="Arial" w:hAnsi="Arial" w:eastAsia="Arial"/>
-                <w:sz w:val="14"/>
+                <w:sz w:val="18"/>
               </w:rPr>
               <w:t>Hakemli yayınlar: kıyaslama, mimari, veri seti</w:t>
             </w:r>
@@ -12058,7 +12058,7 @@
             <w:r>
               <w:rPr>
                 <w:rFonts w:ascii="Arial" w:hAnsi="Arial" w:eastAsia="Arial"/>
-                <w:sz w:val="14"/>
+                <w:sz w:val="18"/>
               </w:rPr>
               <w:t>Gıda bilimi, yapay zekâ/NLP ve veri bilimi toplulukları</w:t>
             </w:r>
@@ -12081,7 +12081,7 @@
             <w:r>
               <w:rPr>
                 <w:rFonts w:ascii="Arial" w:hAnsi="Arial" w:eastAsia="Arial"/>
-                <w:sz w:val="14"/>
+                <w:sz w:val="18"/>
               </w:rPr>
               <w:t>12-18. aylar</w:t>
             </w:r>
@@ -12106,7 +12106,7 @@
             <w:r>
               <w:rPr>
                 <w:rFonts w:ascii="Arial" w:hAnsi="Arial" w:eastAsia="Arial"/>
-                <w:sz w:val="14"/>
+                <w:sz w:val="18"/>
               </w:rPr>
               <w:t>Açık araştırma veri seti yayını (Zenodo / HuggingFace)</w:t>
             </w:r>
@@ -12129,7 +12129,7 @@
             <w:r>
               <w:rPr>
                 <w:rFonts w:ascii="Arial" w:hAnsi="Arial" w:eastAsia="Arial"/>
-                <w:sz w:val="14"/>
+                <w:sz w:val="18"/>
               </w:rPr>
               <w:t>Küresel araştırma topluluğu, FAO/INFOODS, USDA/EFSA ekosistemi, sağlık teknolojisi geliştiricileri</w:t>
             </w:r>
@@ -12152,7 +12152,7 @@
             <w:r>
               <w:rPr>
                 <w:rFonts w:ascii="Arial" w:hAnsi="Arial" w:eastAsia="Arial"/>
-                <w:sz w:val="14"/>
+                <w:sz w:val="18"/>
               </w:rPr>
               <w:t>14-16. aylar</w:t>
             </w:r>
@@ -12177,7 +12177,7 @@
             <w:r>
               <w:rPr>
                 <w:rFonts w:ascii="Arial" w:hAnsi="Arial" w:eastAsia="Arial"/>
-                <w:sz w:val="14"/>
+                <w:sz w:val="18"/>
               </w:rPr>
               <w:t>API dokümantasyonu ve SDK sürümü</w:t>
             </w:r>
@@ -12200,7 +12200,7 @@
             <w:r>
               <w:rPr>
                 <w:rFonts w:ascii="Arial" w:hAnsi="Arial" w:eastAsia="Arial"/>
-                <w:sz w:val="14"/>
+                <w:sz w:val="18"/>
               </w:rPr>
               <w:t>Yazılım geliştiriciler, sağlık teknolojisi şirketleri, beslenme uygulamaları</w:t>
             </w:r>
@@ -12223,7 +12223,7 @@
             <w:r>
               <w:rPr>
                 <w:rFonts w:ascii="Arial" w:hAnsi="Arial" w:eastAsia="Arial"/>
-                <w:sz w:val="14"/>
+                <w:sz w:val="18"/>
               </w:rPr>
               <w:t>14-16. aylar</w:t>
             </w:r>
@@ -12248,7 +12248,7 @@
             <w:r>
               <w:rPr>
                 <w:rFonts w:ascii="Arial" w:hAnsi="Arial" w:eastAsia="Arial"/>
-                <w:sz w:val="14"/>
+                <w:sz w:val="18"/>
               </w:rPr>
               <w:t>Ulusal akademik çalıştay/seminer</w:t>
             </w:r>
@@ -12271,7 +12271,7 @@
             <w:r>
               <w:rPr>
                 <w:rFonts w:ascii="Arial" w:hAnsi="Arial" w:eastAsia="Arial"/>
-                <w:sz w:val="14"/>
+                <w:sz w:val="18"/>
               </w:rPr>
               <w:t>Türk gıda bilimi ve bilgisayar bilimi araştırmacıları, lisansüstü öğrenciler, TürKomp/BEBIS ekibi</w:t>
             </w:r>
@@ -12295,14 +12295,14 @@
             <w:r>
               <w:rPr>
                 <w:rFonts w:ascii="Arial" w:hAnsi="Arial" w:eastAsia="Arial"/>
-                <w:sz w:val="14"/>
+                <w:sz w:val="18"/>
               </w:rPr>
               <w:t xml:space="preserve">14. </w:t>
             </w:r>
             <w:r>
               <w:rPr>
                 <w:rFonts w:ascii="Arial" w:hAnsi="Arial" w:eastAsia="Arial"/>
-                <w:sz w:val="14"/>
+                <w:sz w:val="18"/>
               </w:rPr>
               <w:t>ay</w:t>
             </w:r>
@@ -12327,7 +12327,7 @@
             <w:r>
               <w:rPr>
                 <w:rFonts w:ascii="Arial" w:hAnsi="Arial" w:eastAsia="Arial"/>
-                <w:sz w:val="14"/>
+                <w:sz w:val="18"/>
               </w:rPr>
               <w:t>Sektör tanıtım günü / paydaş toplantısı</w:t>
             </w:r>
@@ -12350,7 +12350,7 @@
             <w:r>
               <w:rPr>
                 <w:rFonts w:ascii="Arial" w:hAnsi="Arial" w:eastAsia="Arial"/>
-                <w:sz w:val="14"/>
+                <w:sz w:val="18"/>
               </w:rPr>
               <w:t>Gıda ihracatçıları, sağlık teknolojisi girişimleri, diyetisyenler, kamu paydaşları</w:t>
             </w:r>
@@ -12374,14 +12374,14 @@
             <w:r>
               <w:rPr>
                 <w:rFonts w:ascii="Arial" w:hAnsi="Arial" w:eastAsia="Arial"/>
-                <w:sz w:val="14"/>
+                <w:sz w:val="18"/>
               </w:rPr>
               <w:t xml:space="preserve">16. </w:t>
             </w:r>
             <w:r>
               <w:rPr>
                 <w:rFonts w:ascii="Arial" w:hAnsi="Arial" w:eastAsia="Arial"/>
-                <w:sz w:val="14"/>
+                <w:sz w:val="18"/>
               </w:rPr>
               <w:t>ay</w:t>
             </w:r>
@@ -12406,7 +12406,7 @@
             <w:r>
               <w:rPr>
                 <w:rFonts w:ascii="Arial" w:hAnsi="Arial" w:eastAsia="Arial"/>
-                <w:sz w:val="14"/>
+                <w:sz w:val="18"/>
               </w:rPr>
               <w:t>Uluslararası konferans sunumları</w:t>
             </w:r>
@@ -12429,7 +12429,7 @@
             <w:r>
               <w:rPr>
                 <w:rFonts w:ascii="Arial" w:hAnsi="Arial" w:eastAsia="Arial"/>
-                <w:sz w:val="14"/>
+                <w:sz w:val="18"/>
               </w:rPr>
               <w:t>Akademik topluluk ve sektör temsilcileri</w:t>
             </w:r>
@@ -12452,7 +12452,7 @@
             <w:r>
               <w:rPr>
                 <w:rFonts w:ascii="Arial" w:hAnsi="Arial" w:eastAsia="Arial"/>
-                <w:sz w:val="14"/>
+                <w:sz w:val="18"/>
               </w:rPr>
               <w:t>15-18. aylar</w:t>
             </w:r>
@@ -12477,7 +12477,7 @@
             <w:r>
               <w:rPr>
                 <w:rFonts w:ascii="Arial" w:hAnsi="Arial" w:eastAsia="Arial"/>
-                <w:sz w:val="14"/>
+                <w:sz w:val="18"/>
               </w:rPr>
               <w:t>Türk gıda ihracatçı birliklerine doğrudan erişim</w:t>
             </w:r>
@@ -12500,7 +12500,7 @@
             <w:r>
               <w:rPr>
                 <w:rFonts w:ascii="Arial" w:hAnsi="Arial" w:eastAsia="Arial"/>
-                <w:sz w:val="14"/>
+                <w:sz w:val="18"/>
               </w:rPr>
               <w:t>TİM ve ilgili ihracatçı birlikleri, gıda ihracat şirketleri</w:t>
             </w:r>
@@ -12523,7 +12523,7 @@
             <w:r>
               <w:rPr>
                 <w:rFonts w:ascii="Arial" w:hAnsi="Arial" w:eastAsia="Arial"/>
-                <w:sz w:val="14"/>
+                <w:sz w:val="18"/>
               </w:rPr>
               <w:t>14-18. aylar</w:t>
             </w:r>
@@ -12548,7 +12548,7 @@
             <w:r>
               <w:rPr>
                 <w:rFonts w:ascii="Arial" w:hAnsi="Arial" w:eastAsia="Arial"/>
-                <w:sz w:val="14"/>
+                <w:sz w:val="18"/>
               </w:rPr>
               <w:t>TÜBİTAK proje tanıtımı / bilim fuarı katılımı</w:t>
             </w:r>
@@ -12571,7 +12571,7 @@
             <w:r>
               <w:rPr>
                 <w:rFonts w:ascii="Arial" w:hAnsi="Arial" w:eastAsia="Arial"/>
-                <w:sz w:val="14"/>
+                <w:sz w:val="18"/>
               </w:rPr>
               <w:t>TÜBİTAK topluluğu, genel kamuoyu, potansiyel sektör ortakları</w:t>
             </w:r>
@@ -12595,14 +12595,14 @@
             <w:r>
               <w:rPr>
                 <w:rFonts w:ascii="Arial" w:hAnsi="Arial" w:eastAsia="Arial"/>
-                <w:sz w:val="14"/>
+                <w:sz w:val="18"/>
               </w:rPr>
               <w:t xml:space="preserve">18. </w:t>
             </w:r>
             <w:r>
               <w:rPr>
                 <w:rFonts w:ascii="Arial" w:hAnsi="Arial" w:eastAsia="Arial"/>
-                <w:sz w:val="14"/>
+                <w:sz w:val="18"/>
               </w:rPr>
               <w:t>ay</w:t>
             </w:r>

--- a/docs/OpenNutri_1005_Application_Filled_Template.docx
+++ b/docs/OpenNutri_1005_Application_Filled_Template.docx
@@ -1652,6 +1652,18 @@
             <w:r>
               <w:rPr>
                 <w:rFonts w:ascii="Arial" w:hAnsi="Arial" w:eastAsia="Arial"/>
+                <w:sz w:val="18"/>
+              </w:rPr>
+              <w:t>Bunlara ek olarak, katmanlar arası öğrenmenin etkisini doğrudan ölçen bir gösterge izlenir: aynı zorluk dağılımı için, L4/L5 yükseltmesine gerek kalmadan L3'te otomatik çözülen makalelerin oranının, proje başındaki kalibrasyon düzeyine kıyasla WP4 boyunca anlamlı biçimde artması (hedef olarak en az +15 puan). Bu gösterge, uzman geri bildiriminin yalnızca bir kalite kontrol maliyeti değil, alt katmanları iyileştiren bir eğitim yatırımı olduğu yönündeki temel iddianın doğrudan kanıtıdır.</w:t>
+            </w:r>
+          </w:p>
+          <w:p>
+            <w:pPr>
+              <w:spacing w:after="40" w:before="0" w:line="240" w:lineRule="auto"/>
+            </w:pPr>
+            <w:r>
+              <w:rPr>
+                <w:rFonts w:ascii="Arial" w:hAnsi="Arial" w:eastAsia="Arial"/>
                 <w:b/>
                 <w:sz w:val="18"/>
               </w:rPr>
@@ -1700,7 +1712,7 @@
                 <w:rFonts w:ascii="Arial" w:hAnsi="Arial" w:eastAsia="Arial"/>
                 <w:sz w:val="18"/>
               </w:rPr>
-              <w:t>Üretim REST API'sini &lt;200 ms (p95) yanıt süresi ve saniyede ≥100 istek işleme kapasitesiyle devreye almak.</w:t>
+              <w:t>Üretim veri sunum (sorgu) REST API'sini &lt;200 ms (p95) yanıt süresi ve saniyede ≥100 istek işleme kapasitesiyle devreye almak. Bu hedef, kaynaklı kayıtları sunan veri tabanı/sorgu API'sine ilişkindir; yapay zekâ çıkarım gecikmesi ayrı bir büyüklüktür ve Bölüm 4.3 ile WP3'te ele alınır.</w:t>
             </w:r>
           </w:p>
           <w:p>
@@ -2545,6 +2557,26 @@
               <w:rPr>
                 <w:rFonts w:ascii="Arial" w:hAnsi="Arial" w:eastAsia="Arial"/>
                 <w:b/>
+                <w:sz w:val="18"/>
+              </w:rPr>
+              <w:t>Birim ekonomisi ve başabaş (gösterge niteliğinde):</w:t>
+            </w:r>
+            <w:r>
+              <w:rPr>
+                <w:rFonts w:ascii="Arial" w:hAnsi="Arial" w:eastAsia="Arial"/>
+                <w:sz w:val="18"/>
+              </w:rPr>
+              <w:t xml:space="preserve"> Ticarileşmenin maliyet temeli iki kalemden oluşur: makale başına bir defalık otomatik işleme maliyeti (Hedef 1'de proje sonunda &lt;$0,01 hedeflenir) ve API'yi ayakta tutan tekrarlayan altyapı maliyeti (Bölüm 3.4'te proje sonrası ~12.500 TL/yıl). Çıkarım maliyeti bir kayıt için yalnızca bir kez oluşur; üretilen kayıt çok sayıda API çağrısına neredeyse maliyetsiz biçimde yeniden sunulabildiğinden çağrı başına marjinal sunum maliyeti çok düşüktür. Bu yapı kademeli bir gelir modeline olanak tanır: ücretsiz akademik erişim, kullanım hacmine göre fiyatlanan ticari API abonelikleri ve toplu veri/lisans anlaşmaları. Gösterge niteliğindeki bir değerlendirmeyle, yıllık tekrarlayan işletme maliyetinin karşılanması yalnızca birkaç orta ölçekli kurumsal aboneliği gerektirir; bu nedenle başabaş noktasının düşük bir müşteri sayısında ulaşılabilir olduğu öngörülmektedir. Kesin fiyat kademeleri, çağrı başına sunum maliyeti ve ayrıntılı başabaş analizi; pilot sonuçlarına ve değerlendirme dönemindeki güncel model ve altyapı fiyatlarına göre Bölüm 6.3'teki ürünleşme yol haritasında nihaileştirilecektir.</w:t>
+            </w:r>
+          </w:p>
+          <w:p>
+            <w:pPr>
+              <w:spacing w:after="40" w:before="0" w:line="240" w:lineRule="auto"/>
+            </w:pPr>
+            <w:r>
+              <w:rPr>
+                <w:rFonts w:ascii="Arial" w:hAnsi="Arial" w:eastAsia="Arial"/>
+                <w:b/>
                 <w:sz w:val="19"/>
               </w:rPr>
               <w:t>3.4. Proje Sonrası Sürdürülebilirlik ve Olası Maliyet Hesabı</w:t>
@@ -4861,7 +4893,7 @@
                 <w:rFonts w:ascii="Arial" w:hAnsi="Arial" w:eastAsia="Arial"/>
                 <w:sz w:val="18"/>
               </w:rPr>
-              <w:t>Bileşen: Model kademesi; Durum (mevcut prototip): Tarama → triyaj → nihai çıkarım şeklinde çalışan 3 aktif model aşaması.</w:t>
+              <w:t>Bileşen: Model kademesi; Durum (mevcut prototip): Tarama → triyaj → nihai çıkarım şeklinde çalışan 3 aktif model aşaması; tarama aşaması ağırlıkları açık Gemma ailesi bir modelle yürütülmektedir.</w:t>
             </w:r>
           </w:p>
           <w:p>
@@ -4973,7 +5005,7 @@
                 <w:rFonts w:ascii="Arial" w:hAnsi="Arial" w:eastAsia="Arial"/>
                 <w:sz w:val="18"/>
               </w:rPr>
-              <w:t>Bu prototip, projenin en yüksek riskli bileşeni olan çok parçalı sistem entegrasyonunu fiilen çalışır hale getirerek fizibilite riskini düşürmektedir. Proje desteği, prototipin eksik kalan araştırma bileşenlerini tamamlayacaktır: (1) tarama ve çıkarımın hazır modellerden ince ayarlı ağırlıkları açık modellere taşınması; (2) gıda bilimi doğrulama kural motorunun sistematik olarak geliştirilmesi; (3) statik yönlendirme eşiklerinin yerine Öğrenilmiş Yönlendirici kurulması; (4) uzman düzeltmelerinin alt katmanları sürekli yeniden eğittiği öğrenme döngüsünün kapatılması.</w:t>
+              <w:t>Bu prototip, projenin en yüksek riskli bileşeni olan çok parçalı sistem entegrasyonunu fiilen çalışır hale getirerek fizibilite riskini düşürmektedir. Proje desteği, prototipin eksik kalan araştırma bileşenlerini tamamlayacaktır: (1) tarama ve çıkarımın hazır/dışarıdan erişilen modellerden, kurum ve TRUBA/proje donanımında çalıştırılacak ince ayarlı ağırlıkları açık modellere taşınması; (2) gıda bilimi doğrulama kural motorunun sistematik olarak geliştirilmesi; (3) statik yönlendirme eşiklerinin yerine Öğrenilmiş Yönlendirici kurulması; (4) uzman düzeltmelerinin alt katmanları sürekli yeniden eğittiği öğrenme döngüsünün kapatılması.</w:t>
             </w:r>
           </w:p>
           <w:p>
@@ -5039,6 +5071,26 @@
                 <w:sz w:val="18"/>
               </w:rPr>
               <w:t>TürKomp 500'den fazla analiz edilmiş gıda için güçlü bir temel sunsa da Türkiye'nin tarımsal ve kültürel gıda çeşitliliği çok daha geniştir. Bilimsel literatürde belgelenen birçok yerel gıda, yöresel ürün ve ürün varyantı USDA FoodData Central veya EuroFIR gibi uluslararası gıda bileşimi veri tabanlarında bulunmamaktadır. Bu açığın kesin ölçümü projenin erken çıktılarından biridir: Türkçe ve Türkiye kaynaklı literatür sistematik olarak indekslenecek, uluslararası veri tabanlarında bulunmayan gıda öğeleri makine tarafından okunabilir biçimde sayılacak ve en az 5.000 özgün Türk gıda ürünü veya varyantı hedeflenecektir.</w:t>
+            </w:r>
+          </w:p>
+          <w:p>
+            <w:pPr>
+              <w:spacing w:after="40" w:before="0" w:line="240" w:lineRule="auto"/>
+            </w:pPr>
+            <w:r>
+              <w:rPr>
+                <w:rFonts w:ascii="Arial" w:hAnsi="Arial" w:eastAsia="Arial"/>
+                <w:b/>
+                <w:sz w:val="18"/>
+              </w:rPr>
+              <w:t>Ön kontrol bulgusu (aday boşluklar):</w:t>
+            </w:r>
+            <w:r>
+              <w:rPr>
+                <w:rFonts w:ascii="Arial" w:hAnsi="Arial" w:eastAsia="Arial"/>
+                <w:sz w:val="18"/>
+              </w:rPr>
+              <w:t xml:space="preserve"> Açığın yönünü göstermek için USDA FoodData Central'ın referans bileşim veri setleri (SR Legacy ve FNDDS/Survey gıda adı alanları) üzerinde İngilizce/Latin harfli yazımlı anahtar kelimelerle ön bir tarama yapılmıştır. Bu taramada simit, lahmacun, tarhana, mantı, pekmez, künefe, boza, börek, kaşar ve ayran gibi yaygın Türk gıdalarına ait 100 g bazlı bileşim kaydına rastlanmamış; buna karşılık bulgur, Antep fıstığı ve baklava gibi daha geniş biçimde ihraç edilen ürünler bu setlerde temsil edilmiştir. Bu durum, boşluğun tüm Türk gıdalarını kapsayan genel bir eksiklik değil, ürün düzeyinde seçici bir eksiklik olduğunu göstermektedir. Söz konusu sonuç anahtar kelimeye dayalı bir ön taramadır; EuroFIR, TürKomp ve markalı ürün veri setleriyle henüz çapraz doğrulanmamıştır. Bu nedenle bu örnekler kanıtlanmış eksiklikler değil, yukarıda tanımlanan sistematik indekslemeyle doğrulanacak aday boşluklardır.</w:t>
             </w:r>
           </w:p>
           <w:p>
@@ -5196,7 +5248,7 @@
                 <w:rFonts w:ascii="Arial" w:hAnsi="Arial" w:eastAsia="Arial"/>
                 <w:sz w:val="18"/>
               </w:rPr>
-              <w:t>Veri tabanı hata oranı denetimi, kabul edilmiş kayıtlar içinden gıda kategorisi, besin grubu, kaynak türü ve çıkarım katmanına göre tabakalı rastgele örnekleme ile yürütülecektir. Denetimde hedefin üzerinde hata örüntüsü görülürse ilgili sınıf için otomatik kabul eşiği yükseltilecek ve etkilenen kayıtlar L5 uzman doğrulamasına yönlendirilecektir.</w:t>
+              <w:t>Veri tabanı hata oranı denetimi, kabul edilmiş kayıtlar içinden gıda kategorisi, besin grubu, kaynak türü, dil ve çıkarım katmanına göre tabakalı rastgele örnekleme ile yürütülecektir. &lt;%0,5 hata hedefinin istatistiksel olarak desteklenebilmesi için her denetim döngüsünde bir taban örneklem büyüklüğü uygulanır: binom güven aralığı mantığıyla, sıfır hatalı gözlemde %95 üst güven sınırı yaklaşık 3/n'dir ("üçler kuralı"); dolayısıyla küresel hata oranını %95 güvenle %0,5'in altında tutmak yaklaşık 600 kaydın hatasız denetlenmesini gerektirir; birkaç hatalı gözleme tolerans tanımak için döngü başına taban örneklem ~600-1.000 kayda çıkarılır. Bu taban örneklem küresel orana ilişkindir; tabakalandırma, örneklemi sınıflara dağıtmak ve sınıflar arası farklılıkları saptamak için kullanılır, her tabakaya ayrı bir %0,5 garantisi vermez. Yüksek riskli tabakalarda (karmaşık tablolar, taranmış PDF'ler, düşük kaynaklı diller gibi) hedefli aşırı örnekleme yapılır. Sayısal yükseltme kuralı: bir tabakanın gözlemlenen hata oranına ait %95 güven aralığının üst sınırı %0,5'i aştığında, o tabaka için otomatik kabul eşiği yükseltilir ve etkilenen kayıtlar L5 uzman doğrulamasına yönlendirilir.</w:t>
             </w:r>
           </w:p>
           <w:p>
@@ -6707,7 +6759,7 @@
                 <w:rFonts w:ascii="Arial" w:hAnsi="Arial" w:eastAsia="Arial"/>
                 <w:sz w:val="18"/>
               </w:rPr>
-              <w:t>≥5.000 uzman doğrulamalı makale; ≥25.000 altın standart kayıt; kabul edilen kayıtların rastgele denetiminde hata &lt;%0,5; otomatik onay oranı ≥%90.</w:t>
+              <w:t>≥5.000 uzman doğrulamalı makale; ≥25.000 altın standart kayıt; kabul edilen kayıtların rastgele denetiminde hata &lt;%0,5; otomatik onay oranı ≥%90; L3'te yükseltmesiz otomatik çözülen makale oranında kalibrasyona göre ölçülebilir artış (katmanlar arası öğrenme etkisi).</w:t>
             </w:r>
           </w:p>
         </w:tc>
@@ -6832,7 +6884,7 @@
                 <w:rFonts w:ascii="Arial" w:hAnsi="Arial" w:eastAsia="Arial"/>
                 <w:sz w:val="18"/>
               </w:rPr>
-              <w:t>≥500.000 gıda-besin kaydı; API yayında (&lt;200 ms p95 yanıt süresi, ≥100 istek/saniye); açık veri ve kıyaslama raporu yayımlanır; ≥3 makale hakemli dergilere gönderilir.</w:t>
+              <w:t>≥500.000 gıda-besin kaydı; veri sunum API'si yayında (&lt;200 ms p95 sorgu yanıt süresi, ≥100 istek/saniye); açık veri ve kıyaslama raporu yayımlanır; ≥3 makale hakemli dergilere gönderilir.</w:t>
             </w:r>
           </w:p>
         </w:tc>
@@ -8006,6 +8058,77 @@
                 <w:sz w:val="18"/>
               </w:rPr>
               <w:t>Veri tabanı hata hedefi L5 doğrulama ve rastgele denetimle korunur; otomatik onay oranı düşük kalırsa sistem daha fazla kaydı L5'e yönlendirir ve sonuçlar sınırlılık olarak raporlanır.</w:t>
+            </w:r>
+          </w:p>
+        </w:tc>
+      </w:tr>
+      <w:tr>
+        <w:tc>
+          <w:tcPr>
+            <w:tcW w:type="dxa" w:w="651"/>
+            <w:vAlign w:val="top"/>
+          </w:tcPr>
+          <w:p>
+            <w:pPr>
+              <w:spacing w:after="40" w:line="240" w:lineRule="auto"/>
+            </w:pPr>
+          </w:p>
+          <w:p>
+            <w:pPr>
+              <w:spacing w:after="40" w:before="0" w:line="240" w:lineRule="auto"/>
+            </w:pPr>
+            <w:r>
+              <w:rPr>
+                <w:rFonts w:ascii="Arial" w:hAnsi="Arial" w:eastAsia="Arial"/>
+                <w:sz w:val="18"/>
+              </w:rPr>
+              <w:t>WP5 / Ticari</w:t>
+            </w:r>
+          </w:p>
+        </w:tc>
+        <w:tc>
+          <w:tcPr>
+            <w:tcW w:type="dxa" w:w="4178"/>
+            <w:vAlign w:val="top"/>
+          </w:tcPr>
+          <w:p>
+            <w:pPr>
+              <w:spacing w:after="40" w:line="240" w:lineRule="auto"/>
+            </w:pPr>
+          </w:p>
+          <w:p>
+            <w:pPr>
+              <w:spacing w:after="40" w:before="0" w:line="240" w:lineRule="auto"/>
+            </w:pPr>
+            <w:r>
+              <w:rPr>
+                <w:rFonts w:ascii="Arial" w:hAnsi="Arial" w:eastAsia="Arial"/>
+                <w:sz w:val="18"/>
+              </w:rPr>
+              <w:t>Pilot ortaklıkları kurulamaz veya ticari talep beklenenden yavaş gelişir.</w:t>
+            </w:r>
+          </w:p>
+        </w:tc>
+        <w:tc>
+          <w:tcPr>
+            <w:tcW w:type="dxa" w:w="4727"/>
+            <w:vAlign w:val="top"/>
+          </w:tcPr>
+          <w:p>
+            <w:pPr>
+              <w:spacing w:after="40" w:line="240" w:lineRule="auto"/>
+            </w:pPr>
+          </w:p>
+          <w:p>
+            <w:pPr>
+              <w:spacing w:after="40" w:before="0" w:line="240" w:lineRule="auto"/>
+            </w:pPr>
+            <w:r>
+              <w:rPr>
+                <w:rFonts w:ascii="Arial" w:hAnsi="Arial" w:eastAsia="Arial"/>
+                <w:sz w:val="18"/>
+              </w:rPr>
+              <w:t>Açık akademik veri seti ve yayınlar erken görünürlük ve güven sağlar; gelir tek bir alıcıya bağlanmaz, veri lisansı, API aboneliği ve doğrulama motoru lisansı olarak çeşitlendirilir; ürünleşme riski TÜBİTAK 1512 BiGG ve KOSGEB programlarıyla aşamalı biçimde azaltılır; pilotlar bağlayıcı olmayan niyet mektuplarıyla erken talep sinyali toplar.</w:t>
             </w:r>
           </w:p>
         </w:tc>
@@ -11342,6 +11465,34 @@
                 <w:sz w:val="18"/>
               </w:rPr>
               <w:t xml:space="preserve"> API, üç hedef sektörü temsil eden 2-3 kuruluşa ücretsiz pilot olarak sunulacaktır: AB 1169/2011 uyum verisine ihtiyaç duyan bir gıda ihracatçısı, yerel gıda veri altyapısına ihtiyaç duyan bir sağlık teknolojisi/beslenme uygulaması şirketi ve halk sağlığı veya gıda güvenliği odaklı bir kurum.</w:t>
+            </w:r>
+          </w:p>
+          <w:p>
+            <w:pPr>
+              <w:spacing w:after="40" w:before="0" w:line="240" w:lineRule="auto"/>
+              <w:ind w:left="198" w:hanging="113"/>
+            </w:pPr>
+            <w:r>
+              <w:rPr>
+                <w:rFonts w:ascii="Arial" w:hAnsi="Arial" w:eastAsia="Arial"/>
+                <w:sz w:val="18"/>
+              </w:rPr>
+              <w:t xml:space="preserve">• </w:t>
+            </w:r>
+            <w:r>
+              <w:rPr>
+                <w:rFonts w:ascii="Arial" w:hAnsi="Arial" w:eastAsia="Arial"/>
+                <w:b/>
+                <w:sz w:val="18"/>
+              </w:rPr>
+              <w:t>Pilot başarı ölçütleri:</w:t>
+            </w:r>
+            <w:r>
+              <w:rPr>
+                <w:rFonts w:ascii="Arial" w:hAnsi="Arial" w:eastAsia="Arial"/>
+                <w:sz w:val="18"/>
+              </w:rPr>
+              <w:t xml:space="preserve"> Pilotlar, partner taahhüdü gerektirmeyen ve sistemin halihazırda izlediği göstergelere dayanan ölçütlerle değerlendirilecektir: partnerin kendi kullanım senaryosunda doğruladığı kaynaklı kayıt sayısı; bu kayıtlarda partnerin yaptığı düzeltme oranı (düşük düzeltme oranı, otomatik onay kalitesinin göstergesidir); manuel veri arama veya laboratuvar ön elemesinde sağlanan zaman ve iş gücü tasarrufu; ve pilot sonunda alınan bağlayıcı olmayan niyet/geri bildirim mektubu. Bu ölçütler, ürünleşme kararı ve fiyatlandırma için somut bir kanıt tabanı oluşturur.</w:t>
             </w:r>
           </w:p>
           <w:p>

--- a/docs/OpenNutri_1005_Application_Filled_Template.docx
+++ b/docs/OpenNutri_1005_Application_Filled_Template.docx
@@ -5005,7 +5005,7 @@
                 <w:rFonts w:ascii="Arial" w:hAnsi="Arial" w:eastAsia="Arial"/>
                 <w:sz w:val="18"/>
               </w:rPr>
-              <w:t>Bu prototip, projenin en yüksek riskli bileşeni olan çok parçalı sistem entegrasyonunu fiilen çalışır hale getirerek fizibilite riskini düşürmektedir. Proje desteği, prototipin eksik kalan araştırma bileşenlerini tamamlayacaktır: (1) tarama ve çıkarımın hazır/dışarıdan erişilen modellerden, kurum ve TRUBA/proje donanımında çalıştırılacak ince ayarlı ağırlıkları açık modellere taşınması; (2) gıda bilimi doğrulama kural motorunun sistematik olarak geliştirilmesi; (3) statik yönlendirme eşiklerinin yerine Öğrenilmiş Yönlendirici kurulması; (4) uzman düzeltmelerinin alt katmanları sürekli yeniden eğittiği öğrenme döngüsünün kapatılması.</w:t>
+              <w:t>Bu prototip, projenin en yüksek riskli bileşeni olan çok parçalı sistem entegrasyonunu fiilen çalışır hale getirerek fizibilite riskini düşürmektedir. Proje desteği, prototipin eksik kalan araştırma bileşenlerini tamamlayacaktır: (1) tarama ve çıkarımın hazır/dışarıdan erişilen modellerden, kurum ve TRUBA/proje donanımında çalıştırılacak ince ayarlı ağırlıkları açık modellere taşınması; (2) gıda bilimi doğrulama kural motorunun sistematik olarak geliştirilmesi; (3) statik yönlendirme eşiklerinin yerine Öğrenilmiş Yönlendirici kurulması; (4) uzman düzeltmelerinin alt katmanları sürekli yeniden eğittiği öğrenme döngüsünün kapatılması. Tarama aşamasının halihazırda ağırlıkları açık bir modelle (Gemma ailesi) çalışması, çekirdek çıkarımın kurumun kendi donanımında tümüyle yerinde (self-hosted) çalıştırılmasına geçişi yeni bir yetenek değil düşük riskli bir genişletme hâline getirir; ağırlıkları açık modeller, kapalı ticari API'lerin aksine kurum denetimindeki donanımda barındırılabildiğinden bu yapı Bölüm 6.2'de tanımlanan veri egemenliği kazanımını da doğrudan güçlendirir.</w:t>
             </w:r>
           </w:p>
           <w:p>
@@ -5083,14 +5083,14 @@
                 <w:b/>
                 <w:sz w:val="18"/>
               </w:rPr>
-              <w:t>Ön kontrol bulgusu (aday boşluklar):</w:t>
-            </w:r>
-            <w:r>
-              <w:rPr>
-                <w:rFonts w:ascii="Arial" w:hAnsi="Arial" w:eastAsia="Arial"/>
-                <w:sz w:val="18"/>
-              </w:rPr>
-              <w:t xml:space="preserve"> Açığın yönünü göstermek için USDA FoodData Central'ın referans bileşim veri setleri (SR Legacy ve FNDDS/Survey gıda adı alanları) üzerinde İngilizce/Latin harfli yazımlı anahtar kelimelerle ön bir tarama yapılmıştır. Bu taramada simit, lahmacun, tarhana, mantı, pekmez, künefe, boza, börek, kaşar ve ayran gibi yaygın Türk gıdalarına ait 100 g bazlı bileşim kaydına rastlanmamış; buna karşılık bulgur, Antep fıstığı ve baklava gibi daha geniş biçimde ihraç edilen ürünler bu setlerde temsil edilmiştir. Bu durum, boşluğun tüm Türk gıdalarını kapsayan genel bir eksiklik değil, ürün düzeyinde seçici bir eksiklik olduğunu göstermektedir. Söz konusu sonuç anahtar kelimeye dayalı bir ön taramadır; EuroFIR, TürKomp ve markalı ürün veri setleriyle henüz çapraz doğrulanmamıştır. Bu nedenle bu örnekler kanıtlanmış eksiklikler değil, yukarıda tanımlanan sistematik indekslemeyle doğrulanacak aday boşluklardır.</w:t>
+              <w:t>Ön kontrol bulgusu:</w:t>
+            </w:r>
+            <w:r>
+              <w:rPr>
+                <w:rFonts w:ascii="Arial" w:hAnsi="Arial" w:eastAsia="Arial"/>
+                <w:sz w:val="18"/>
+              </w:rPr>
+              <w:t xml:space="preserve"> Açığın yönünü göstermek için Türkiye'nin ulusal referans verisi TürKomp ile USDA FoodData Central'ın referans bileşim veri setleri (SR Legacy ve FNDDS) karşılaştırmalı olarak kontrol edilmiştir. Birinci grup somut bir uluslararası temsil açığını doğrulamaktadır: simit (İzmir), tarhana (Uşak), kaşar peyniri, Erzurum sucuğu ve ayran gibi ürünler TürKomp'ta 100 g bazlı bileşim kaydıyla yer aldığı hâlde, USDA'nın bu referans setlerinde — alternatif İngilizce yazımları (örneğin kaşar için "kashkaval/kasseri", sucuk için "sujuk/soudjouk") dâhil — bulunmamaktadır. Başka bir deyişle, ulusal verimizde belgelenmiş Türk gıdaları dahi uluslararası besin veri altyapılarına yansımamaktadır. İkinci grup, TürKomp'un yaklaşık 580 gıdalık kapsamının dışında kalan ve bilimsel literatürde belgelenmesine karşın ön kontrolde ne TürKomp'ta ne de USDA'da karşılığına rastlanan hazır/yöresel yemekleri (örneğin lahmacun, mantı, künefe) içerir; bunlar OpenNutri'nin literatürden özgün biçimde ekleyebileceği aday gıdalardır. Karşıtlık için, bulgur ve Antep fıstığı gibi daha geniş biçimde ihraç edilen ürünlerin her iki altyapıda da temsil edildiği görülmüştür; bu da açığın genel değil ürün düzeyinde seçici olduğunu gösterir. Bu ön kontrol İngilizce/Latin harfli anahtar kelimelere dayanır ve EuroFIR ile markalı ürün veri setleriyle henüz tamamlanmamıştır; ikinci gruptaki örnekler kanıtlanmış değil, sistematik indekslemeyle doğrulanacak aday boşluklardır.</w:t>
             </w:r>
           </w:p>
           <w:p>

--- a/docs/OpenNutri_1005_Application_Filled_Template.docx
+++ b/docs/OpenNutri_1005_Application_Filled_Template.docx
@@ -1642,19 +1642,7 @@
                 <w:rFonts w:ascii="Arial" w:hAnsi="Arial" w:eastAsia="Arial"/>
                 <w:sz w:val="18"/>
               </w:rPr>
-              <w:t>Hedef 1'de tanımlanan dört ölçüt (otomatik onay doğruluğu ≥%99,5, otomatik onay oranı ≥%90, veri tabanı hata oranı &lt;%0,5, makale başına maliyet &lt;$0,01), uzman geri bildirimiyle eğitilen alt katmanların zaman içinde iyileşmesiyle hedeflenir. Maliyet hedefleri otomatik işleme maliyetini ifade eder; uzman doğrulama emeği WP4'te ayrıca bütçelenir. Ölçütlerin tam tanımları Bölüm 4.7.1'dedir.</w:t>
-            </w:r>
-          </w:p>
-          <w:p>
-            <w:pPr>
-              <w:spacing w:after="40" w:before="0" w:line="240" w:lineRule="auto"/>
-            </w:pPr>
-            <w:r>
-              <w:rPr>
-                <w:rFonts w:ascii="Arial" w:hAnsi="Arial" w:eastAsia="Arial"/>
-                <w:sz w:val="18"/>
-              </w:rPr>
-              <w:t>Bunlara ek olarak, katmanlar arası öğrenmenin etkisini doğrudan ölçen bir gösterge izlenir: aynı zorluk dağılımı için, L4/L5 yükseltmesine gerek kalmadan L3'te otomatik çözülen makalelerin oranının, proje başındaki kalibrasyon düzeyine kıyasla WP4 boyunca anlamlı biçimde artması (hedef olarak en az +15 puan). Bu gösterge, uzman geri bildiriminin yalnızca bir kalite kontrol maliyeti değil, alt katmanları iyileştiren bir eğitim yatırımı olduğu yönündeki temel iddianın doğrudan kanıtıdır.</w:t>
+              <w:t>Hedef 1'de tanımlanan dört ölçüt (otomatik onay doğruluğu ≥%99,5, otomatik onay oranı ≥%90, veri tabanı hata oranı &lt;%0,5, makale başına maliyet &lt;$0,01), uzman geri bildirimiyle eğitilen alt katmanların zaman içinde iyileşmesiyle hedeflenir. Maliyet hedefleri otomatik işleme maliyetini ifade eder; uzman doğrulama emeği WP4'te ayrıca bütçelenir. Ölçütlerin tam tanımları Bölüm 4.7.1'dedir. Katmanlar arası öğrenmenin etkisi ayrıca makale başına maliyetin düşmesi ve otomatik onay oranının artmasıyla, ek olarak Bölüm 4.7.3'teki öğrenme eğrileri ve yönlendirici pişmanlık analizleriyle izlenecektir.</w:t>
             </w:r>
           </w:p>
           <w:p>
@@ -5070,7 +5058,7 @@
                 <w:rFonts w:ascii="Arial" w:hAnsi="Arial" w:eastAsia="Arial"/>
                 <w:sz w:val="18"/>
               </w:rPr>
-              <w:t>TürKomp 500'den fazla analiz edilmiş gıda için güçlü bir temel sunsa da Türkiye'nin tarımsal ve kültürel gıda çeşitliliği çok daha geniştir. Bilimsel literatürde belgelenen birçok yerel gıda, yöresel ürün ve ürün varyantı USDA FoodData Central veya EuroFIR gibi uluslararası gıda bileşimi veri tabanlarında bulunmamaktadır. Bu açığın kesin ölçümü projenin erken çıktılarından biridir: Türkçe ve Türkiye kaynaklı literatür sistematik olarak indekslenecek, uluslararası veri tabanlarında bulunmayan gıda öğeleri makine tarafından okunabilir biçimde sayılacak ve en az 5.000 özgün Türk gıda ürünü veya varyantı hedeflenecektir.</w:t>
+              <w:t>TürKomp 500'den fazla analiz edilmiş gıda için güçlü bir temel sunsa da Türkiye'nin tarımsal ve kültürel gıda çeşitliliği çok daha geniştir. Bilimsel literatürde belgelenen birçok yerel gıda, yöresel ürün ve ürün varyantı USDA FoodData Central veya EuroFIR gibi uluslararası gıda bileşimi veri tabanlarında bulunmamaktadır. Bu açığın kesin ölçümü projenin erken çıktılarından biridir: Türkçe ve Türkiye kaynaklı literatür sistematik olarak indekslenecek, uluslararası veri tabanlarında bulunmayan gıda öğeleri makine tarafından okunabilir biçimde sayılacak ve en az 5.000 özgün Türk gıda ürünü veya varyantı hedeflenecektir. OpenNutri'nin TürKomp karşısındaki konumu rekabet değil tamamlayıcılıktır: amaç, TürKomp'un yüksek kaliteyle analiz ettiği temel gıdaları yeniden üretmek değil; bu ulusal veriyi uluslararası altyapılarla birlikte çalışabilir kılmak ve TürKomp'un manuel laboratuvar yöntemiyle henüz ulaşamadığı geniş literatür kuyruğunu (yöresel ürünler, ürün varyantları ve hazır yemekler) ölçeklenebilir biçimde kapsamaktır.</w:t>
             </w:r>
           </w:p>
           <w:p>
@@ -6759,7 +6747,7 @@
                 <w:rFonts w:ascii="Arial" w:hAnsi="Arial" w:eastAsia="Arial"/>
                 <w:sz w:val="18"/>
               </w:rPr>
-              <w:t>≥5.000 uzman doğrulamalı makale; ≥25.000 altın standart kayıt; kabul edilen kayıtların rastgele denetiminde hata &lt;%0,5; otomatik onay oranı ≥%90; L3'te yükseltmesiz otomatik çözülen makale oranında kalibrasyona göre ölçülebilir artış (katmanlar arası öğrenme etkisi).</w:t>
+              <w:t>≥5.000 uzman doğrulamalı makale; ≥25.000 altın standart kayıt; kabul edilen kayıtların rastgele denetiminde hata &lt;%0,5; otomatik onay oranı ≥%90.</w:t>
             </w:r>
           </w:p>
         </w:tc>

--- a/docs/OpenNutri_1005_Application_Filled_Template.docx
+++ b/docs/OpenNutri_1005_Application_Filled_Template.docx
@@ -5078,7 +5078,7 @@
                 <w:rFonts w:ascii="Arial" w:hAnsi="Arial" w:eastAsia="Arial"/>
                 <w:sz w:val="18"/>
               </w:rPr>
-              <w:t xml:space="preserve"> Açığın yönünü göstermek için Türkiye'nin ulusal referans verisi TürKomp ile USDA FoodData Central'ın referans bileşim veri setleri (SR Legacy ve FNDDS) karşılaştırmalı olarak kontrol edilmiştir. Birinci grup somut bir uluslararası temsil açığını doğrulamaktadır: simit (İzmir), tarhana (Uşak), kaşar peyniri, Erzurum sucuğu ve ayran gibi ürünler TürKomp'ta 100 g bazlı bileşim kaydıyla yer aldığı hâlde, USDA'nın bu referans setlerinde — alternatif İngilizce yazımları (örneğin kaşar için "kashkaval/kasseri", sucuk için "sujuk/soudjouk") dâhil — bulunmamaktadır. Başka bir deyişle, ulusal verimizde belgelenmiş Türk gıdaları dahi uluslararası besin veri altyapılarına yansımamaktadır. İkinci grup, TürKomp'un yaklaşık 580 gıdalık kapsamının dışında kalan ve bilimsel literatürde belgelenmesine karşın ön kontrolde ne TürKomp'ta ne de USDA'da karşılığına rastlanan hazır/yöresel yemekleri (örneğin lahmacun, mantı, künefe) içerir; bunlar OpenNutri'nin literatürden özgün biçimde ekleyebileceği aday gıdalardır. Karşıtlık için, bulgur ve Antep fıstığı gibi daha geniş biçimde ihraç edilen ürünlerin her iki altyapıda da temsil edildiği görülmüştür; bu da açığın genel değil ürün düzeyinde seçici olduğunu gösterir. Bu ön kontrol İngilizce/Latin harfli anahtar kelimelere dayanır ve EuroFIR ile markalı ürün veri setleriyle henüz tamamlanmamıştır; ikinci gruptaki örnekler kanıtlanmış değil, sistematik indekslemeyle doğrulanacak aday boşluklardır.</w:t>
+              <w:t xml:space="preserve"> Açığın yönünü göstermek için Türkiye'nin ulusal referans verisi TürKomp ile USDA FoodData Central'ın referans bileşim veri setleri (SR Legacy ve FNDDS) karşılaştırmalı olarak kontrol edilmiştir. Birinci grup somut bir uluslararası temsil açığını doğrulamaktadır: simit (İzmir), tarhana (Uşak), kaşar peyniri, Erzurum sucuğu ve ayran gibi ürünler TürKomp'ta 100 g bazlı bileşim kaydıyla yer aldığı hâlde, USDA'nın bu referans setlerinde — alternatif İngilizce yazımları (örneğin kaşar için "kashkaval/kasseri", sucuk için "sujuk/soudjouk") dâhil — bulunmamaktadır. Başka bir deyişle, ulusal verimizde belgelenmiş Türk gıdaları dahi uluslararası besin veri altyapılarına yansımamaktadır. İkinci grup, TürKomp'un yaklaşık 580 gıdalık kapsamının dışında kalan ve bilimsel literatürde belgelenmesine karşın ön kontrolde ne TürKomp'ta ne de USDA'da karşılığına rastlanan hazır/yöresel yemekleri (örneğin lahmacun, mantı, künefe) içerir; bunlar OpenNutri'nin literatürden özgün biçimde ekleyebileceği aday gıdalardır. Karşıtlık için, bulgur ve Antep fıstığı gibi daha geniş biçimde ihraç edilen ürünlerin her iki altyapıda da temsil edildiği görülmüştür; bu da açığın genel değil ürün düzeyinde seçici olduğunu gösterir. Bu ön kontrol İngilizce/Latin harfli anahtar kelimelere dayanır ve markalı ürün veri setlerini kapsamaz; ikinci gruptaki örnekler kanıtlanmış değil, sistematik indekslemeyle doğrulanacak aday boşluklardır.</w:t>
             </w:r>
           </w:p>
           <w:p>

--- a/docs/OpenNutri_1005_Application_Filled_Template.docx
+++ b/docs/OpenNutri_1005_Application_Filled_Template.docx
@@ -597,7 +597,7 @@
                 <w:rFonts w:ascii="Arial" w:hAnsi="Arial" w:eastAsia="Arial"/>
                 <w:sz w:val="18"/>
               </w:rPr>
-              <w:t>Akademik literatürde yer alan birçok belirgin Türk gıdası, USDA FoodData Central ve EuroFIR gibi uluslararası gıda bileşimi veri tabanlarında bulunmamaktadır; proje bu açığı kapatmak üzere tasarlanmıştır (Bölüm 4.6.1).</w:t>
+              <w:t>Akademik literatürde yer alan birçok belirgin Türk gıdası, USDA FoodData Central gibi uluslararası gıda bileşimi veri altyapılarında yeterince temsil edilmemektedir; proje bu açığı kapatmak üzere tasarlanmıştır (Bölüm 4.6.1).</w:t>
             </w:r>
           </w:p>
           <w:p>
@@ -1642,7 +1642,7 @@
                 <w:rFonts w:ascii="Arial" w:hAnsi="Arial" w:eastAsia="Arial"/>
                 <w:sz w:val="18"/>
               </w:rPr>
-              <w:t>Hedef 1'de tanımlanan dört ölçüt (otomatik onay doğruluğu ≥%99,5, otomatik onay oranı ≥%90, veri tabanı hata oranı &lt;%0,5, makale başına maliyet &lt;$0,01), uzman geri bildirimiyle eğitilen alt katmanların zaman içinde iyileşmesiyle hedeflenir. Maliyet hedefleri otomatik işleme maliyetini ifade eder; uzman doğrulama emeği WP4'te ayrıca bütçelenir. Ölçütlerin tam tanımları Bölüm 4.7.1'dedir. Katmanlar arası öğrenmenin etkisi ayrıca makale başına maliyetin düşmesi ve otomatik onay oranının artmasıyla, ek olarak Bölüm 4.7.3'teki öğrenme eğrileri ve yönlendirici pişmanlık analizleriyle izlenecektir.</w:t>
+              <w:t>Hedef 1'de tanımlanan dört ölçüt (otomatik onay doğruluğu ≥%99,5, otomatik onay oranı ≥%90, veri tabanı hata oranı &lt;%0,5, makale başına maliyet &lt;$0,01), uzman geri bildirimiyle eğitilen alt katmanların zaman içinde iyileşmesiyle hedeflenir. Maliyet hedefleri otomatik işleme maliyetini ifade eder; uzman doğrulama emeği WP4'te ayrıca bütçelenir. Ölçütlerin tam tanımları Bölüm 4.7.1'dedir. Katmanlar arası öğrenmenin etkisi ayrıca makale başına maliyetin düşmesi, otomatik onay oranının artması ve aynı hata kısıtı korunurken L4/L5'e yönlendirilmesi gereken makale payının değerlendirme döngüleri boyunca azalmasıyla izlenecektir; bu analiz Bölüm 4.7.3'teki öğrenme eğrileri ve yönlendirici pişmanlık ölçümleriyle raporlanacaktır.</w:t>
             </w:r>
           </w:p>
           <w:p>
@@ -2554,7 +2554,7 @@
                 <w:rFonts w:ascii="Arial" w:hAnsi="Arial" w:eastAsia="Arial"/>
                 <w:sz w:val="18"/>
               </w:rPr>
-              <w:t xml:space="preserve"> Ticarileşmenin maliyet temeli iki kalemden oluşur: makale başına bir defalık otomatik işleme maliyeti (Hedef 1'de proje sonunda &lt;$0,01 hedeflenir) ve API'yi ayakta tutan tekrarlayan altyapı maliyeti (Bölüm 3.4'te proje sonrası ~12.500 TL/yıl). Çıkarım maliyeti bir kayıt için yalnızca bir kez oluşur; üretilen kayıt çok sayıda API çağrısına neredeyse maliyetsiz biçimde yeniden sunulabildiğinden çağrı başına marjinal sunum maliyeti çok düşüktür. Bu yapı kademeli bir gelir modeline olanak tanır: ücretsiz akademik erişim, kullanım hacmine göre fiyatlanan ticari API abonelikleri ve toplu veri/lisans anlaşmaları. Gösterge niteliğindeki bir değerlendirmeyle, yıllık tekrarlayan işletme maliyetinin karşılanması yalnızca birkaç orta ölçekli kurumsal aboneliği gerektirir; bu nedenle başabaş noktasının düşük bir müşteri sayısında ulaşılabilir olduğu öngörülmektedir. Kesin fiyat kademeleri, çağrı başına sunum maliyeti ve ayrıntılı başabaş analizi; pilot sonuçlarına ve değerlendirme dönemindeki güncel model ve altyapı fiyatlarına göre Bölüm 6.3'teki ürünleşme yol haritasında nihaileştirilecektir.</w:t>
+              <w:t xml:space="preserve"> Ticarileşmenin maliyet temeli iki kalemden oluşur: makale başına bir defalık otomatik işleme maliyeti (Hedef 1'de proje sonunda &lt;$0,01 hedeflenir) ve API'yi ayakta tutan tekrarlayan altyapı maliyeti (Bölüm 3.4'te proje sonrası ~12.500 TL/yıl). Bu düşük tutar, proje donanımı edinildikten sonraki değişken işleme/sunum maliyetini ifade eder; personel, satış, destek ve donanım amortismanı ticari fiyatlandırmada ayrıca dikkate alınacaktır. Çıkarım maliyeti bir kayıt için yalnızca bir kez oluşur; üretilen kayıt çok sayıda API çağrısına neredeyse maliyetsiz biçimde yeniden sunulabildiğinden çağrı başına marjinal sunum maliyeti çok düşüktür. Bu yapı kademeli bir gelir modeline olanak tanır: ücretsiz akademik erişim, kullanım hacmine göre fiyatlanan ticari API abonelikleri ve toplu veri/lisans anlaşmaları. Gösterge niteliğindeki bir değerlendirmeyle, yıllık tekrarlayan işletme maliyetinin karşılanması yalnızca birkaç orta ölçekli kurumsal aboneliği gerektirir; bu nedenle başabaş noktasının düşük bir müşteri sayısında ulaşılabilir olduğu öngörülmektedir. Kesin fiyat kademeleri, çağrı başına sunum maliyeti ve ayrıntılı başabaş analizi; pilot sonuçlarına ve değerlendirme dönemindeki güncel model ve altyapı fiyatlarına göre Bölüm 6.3'teki ürünleşme yol haritasında nihaileştirilecektir.</w:t>
             </w:r>
           </w:p>
           <w:p>
@@ -5058,7 +5058,7 @@
                 <w:rFonts w:ascii="Arial" w:hAnsi="Arial" w:eastAsia="Arial"/>
                 <w:sz w:val="18"/>
               </w:rPr>
-              <w:t>TürKomp 500'den fazla analiz edilmiş gıda için güçlü bir temel sunsa da Türkiye'nin tarımsal ve kültürel gıda çeşitliliği çok daha geniştir. Bilimsel literatürde belgelenen birçok yerel gıda, yöresel ürün ve ürün varyantı USDA FoodData Central veya EuroFIR gibi uluslararası gıda bileşimi veri tabanlarında bulunmamaktadır. Bu açığın kesin ölçümü projenin erken çıktılarından biridir: Türkçe ve Türkiye kaynaklı literatür sistematik olarak indekslenecek, uluslararası veri tabanlarında bulunmayan gıda öğeleri makine tarafından okunabilir biçimde sayılacak ve en az 5.000 özgün Türk gıda ürünü veya varyantı hedeflenecektir. OpenNutri'nin TürKomp karşısındaki konumu rekabet değil tamamlayıcılıktır: amaç, TürKomp'un yüksek kaliteyle analiz ettiği temel gıdaları yeniden üretmek değil; bu ulusal veriyi uluslararası altyapılarla birlikte çalışabilir kılmak ve TürKomp'un manuel laboratuvar yöntemiyle henüz ulaşamadığı geniş literatür kuyruğunu (yöresel ürünler, ürün varyantları ve hazır yemekler) ölçeklenebilir biçimde kapsamaktır.</w:t>
+              <w:t>TürKomp 500'den fazla analiz edilmiş gıda için güçlü bir temel sunsa da Türkiye'nin tarımsal ve kültürel gıda çeşitliliği çok daha geniştir. Bilimsel literatürde belgelenen birçok yerel gıda, yöresel ürün ve ürün varyantı uluslararası gıda bileşimi veri altyapılarında yeterince temsil edilmemektedir. Bu açığın kesin ölçümü projenin erken çıktılarından biridir: Türkçe ve Türkiye kaynaklı literatür sistematik olarak indekslenecek, uluslararası veri tabanlarında bulunmayan gıda öğeleri makine tarafından okunabilir biçimde sayılacak ve en az 5.000 özgün Türk gıda ürünü veya varyantı hedeflenecektir. OpenNutri'nin TürKomp karşısındaki konumu rekabet değil tamamlayıcılıktır: amaç, TürKomp'un yüksek kaliteyle analiz ettiği temel gıdaları yeniden üretmek değil; bu ulusal veriyi uluslararası altyapılarla birlikte çalışabilir kılmak ve TürKomp'un manuel laboratuvar yöntemiyle henüz ulaşamadığı geniş literatür kuyruğunu (yöresel ürünler, ürün varyantları ve hazır yemekler) ölçeklenebilir biçimde kapsamaktır.</w:t>
             </w:r>
           </w:p>
           <w:p>
@@ -5236,7 +5236,7 @@
                 <w:rFonts w:ascii="Arial" w:hAnsi="Arial" w:eastAsia="Arial"/>
                 <w:sz w:val="18"/>
               </w:rPr>
-              <w:t>Veri tabanı hata oranı denetimi, kabul edilmiş kayıtlar içinden gıda kategorisi, besin grubu, kaynak türü, dil ve çıkarım katmanına göre tabakalı rastgele örnekleme ile yürütülecektir. &lt;%0,5 hata hedefinin istatistiksel olarak desteklenebilmesi için her denetim döngüsünde bir taban örneklem büyüklüğü uygulanır: binom güven aralığı mantığıyla, sıfır hatalı gözlemde %95 üst güven sınırı yaklaşık 3/n'dir ("üçler kuralı"); dolayısıyla küresel hata oranını %95 güvenle %0,5'in altında tutmak yaklaşık 600 kaydın hatasız denetlenmesini gerektirir; birkaç hatalı gözleme tolerans tanımak için döngü başına taban örneklem ~600-1.000 kayda çıkarılır. Bu taban örneklem küresel orana ilişkindir; tabakalandırma, örneklemi sınıflara dağıtmak ve sınıflar arası farklılıkları saptamak için kullanılır, her tabakaya ayrı bir %0,5 garantisi vermez. Yüksek riskli tabakalarda (karmaşık tablolar, taranmış PDF'ler, düşük kaynaklı diller gibi) hedefli aşırı örnekleme yapılır. Sayısal yükseltme kuralı: bir tabakanın gözlemlenen hata oranına ait %95 güven aralığının üst sınırı %0,5'i aştığında, o tabaka için otomatik kabul eşiği yükseltilir ve etkilenen kayıtlar L5 uzman doğrulamasına yönlendirilir.</w:t>
+              <w:t>Veri tabanı hata oranı denetimi, kabul edilmiş kayıtlar içinden gıda kategorisi, besin grubu, kaynak türü, dil ve çıkarım katmanına göre tabakalı rastgele örnekleme ile yürütülecektir. &lt;%0,5 hata hedefinin istatistiksel olarak desteklenebilmesi için her denetim döngüsünde bir taban örneklem büyüklüğü uygulanır: binom güven aralığı mantığıyla, sıfır hatalı gözlemde %95 üst güven sınırı yaklaşık 3/n'dir ("üçler kuralı"); dolayısıyla küresel hata oranını %95 güvenle %0,5'in altında tutmak yaklaşık 600 kaydın hatasız denetlenmesini gerektirir; birkaç hatalı gözleme tolerans tanımak için döngü başına taban örneklem ~600-1.000 kayda çıkarılır. Bu taban örneklem küresel orana ilişkindir; tabakalandırma, örneklemi sınıflara dağıtmak ve sınıflar arası farklılıkları saptamak için kullanılır, her tabakaya ayrı bir %0,5 garantisi vermez. Yüksek riskli tabakalarda (karmaşık tablolar, taranmış/OCR gerektiren PDF'ler, Türkçe yayınlar ve yeni model sürümleri gibi) hedefli aşırı örnekleme yapılır. Sayısal yükseltme kuralı: bir tabakanın gözlemlenen hata oranına ait %95 güven aralığının üst sınırı %0,5'i aştığında, o tabaka için otomatik kabul eşiği yükseltilir ve etkilenen kayıtlar L5 uzman doğrulamasına yönlendirilir.</w:t>
             </w:r>
           </w:p>
           <w:p>
@@ -6154,7 +6154,7 @@
                 <w:b/>
                 <w:sz w:val="18"/>
               </w:rPr>
-              <w:t>İş Paketinin Adı ve Hedefleri</w:t>
+              <w:t>İş Paketlerinin Adı ve Hedefleri</w:t>
             </w:r>
           </w:p>
         </w:tc>
@@ -6185,7 +6185,7 @@
                 <w:b/>
                 <w:sz w:val="18"/>
               </w:rPr>
-              <w:t>Sorumlu Ekip</w:t>
+              <w:t>Kim(ler) Tarafından Gerçekleştirileceği</w:t>
             </w:r>
           </w:p>
         </w:tc>
@@ -6216,7 +6216,7 @@
                 <w:b/>
                 <w:sz w:val="18"/>
               </w:rPr>
-              <w:t>Zaman Aralığı</w:t>
+              <w:t>Zaman Aralığı (..-.. Ay)</w:t>
             </w:r>
           </w:p>
         </w:tc>
@@ -6247,7 +6247,7 @@
                 <w:b/>
                 <w:sz w:val="18"/>
               </w:rPr>
-              <w:t>Başarı Ölçütü ve Katkısı</w:t>
+              <w:t>Başarı Ölçütü ve Projenin Başarısına Katkısı</w:t>
             </w:r>
           </w:p>
         </w:tc>
@@ -7375,7 +7375,7 @@
                 <w:b/>
                 <w:sz w:val="18"/>
               </w:rPr>
-              <w:t>Risk</w:t>
+              <w:t>En Önemli Riskler</w:t>
             </w:r>
           </w:p>
         </w:tc>
@@ -7406,7 +7406,7 @@
                 <w:b/>
                 <w:sz w:val="18"/>
               </w:rPr>
-              <w:t>B Planı / Yönetim Yaklaşımı</w:t>
+              <w:t>Risk Yönetimi (B Planı)</w:t>
             </w:r>
           </w:p>
         </w:tc>
@@ -8602,7 +8602,7 @@
                 <w:b/>
                 <w:sz w:val="18"/>
               </w:rPr>
-              <w:t>Altyapı / Erişim Kanalı</w:t>
+              <w:t>Kuruluşta Bulunan Altyapı/Ekipman Türü, Modeli</w:t>
             </w:r>
           </w:p>
         </w:tc>
@@ -9231,7 +9231,7 @@
                 <w:b/>
                 <w:sz w:val="18"/>
               </w:rPr>
-              <w:t>Öngörülen Zaman Aralığı</w:t>
+              <w:t>Zaman Aralığı</w:t>
             </w:r>
           </w:p>
         </w:tc>
@@ -9682,7 +9682,7 @@
                 <w:rFonts w:ascii="Arial" w:hAnsi="Arial" w:eastAsia="Arial"/>
                 <w:sz w:val="18"/>
               </w:rPr>
-              <w:t>Araştırmacı Yetiştirme</w:t>
+              <w:t>Araştırmacı Yetiştirilmesi</w:t>
             </w:r>
           </w:p>
         </w:tc>
@@ -9753,7 +9753,7 @@
                 <w:rFonts w:ascii="Arial" w:hAnsi="Arial" w:eastAsia="Arial"/>
                 <w:sz w:val="18"/>
               </w:rPr>
-              <w:t>Araştırmacı Yetiştirme</w:t>
+              <w:t>Araştırmacı Yetiştirilmesi</w:t>
             </w:r>
           </w:p>
         </w:tc>
@@ -9824,7 +9824,7 @@
                 <w:rFonts w:ascii="Arial" w:hAnsi="Arial" w:eastAsia="Arial"/>
                 <w:sz w:val="18"/>
               </w:rPr>
-              <w:t>Araştırmacı Yetiştirme</w:t>
+              <w:t>Araştırmacı Yetiştirilmesi</w:t>
             </w:r>
           </w:p>
         </w:tc>
@@ -10323,7 +10323,7 @@
                 <w:b/>
                 <w:sz w:val="18"/>
               </w:rPr>
-              <w:t>Öngörülen Zaman</w:t>
+              <w:t>Etkinin Elde Edilmesi Öngörülen Zaman</w:t>
             </w:r>
           </w:p>
         </w:tc>
@@ -10868,7 +10868,7 @@
                 <w:rFonts w:ascii="Arial" w:hAnsi="Arial" w:eastAsia="Arial"/>
                 <w:sz w:val="18"/>
               </w:rPr>
-              <w:t>Veri lisanslama, API aboneliği ve doğrulama motoru uyarlamasıyla iki ana gelir kanalı.</w:t>
+              <w:t>Veri lisanslama, API aboneliği ve doğrulama motoru uyarlamasıyla çeşitlendirilmiş gelir kanalları.</w:t>
             </w:r>
           </w:p>
         </w:tc>
@@ -11993,7 +11993,7 @@
                 <w:b/>
                 <w:sz w:val="18"/>
               </w:rPr>
-              <w:t>Zaman ve Süre</w:t>
+              <w:t>Etkinliğin Zamanı ve Süresi</w:t>
             </w:r>
           </w:p>
         </w:tc>

--- a/docs/OpenNutri_1005_Application_Filled_Template.docx
+++ b/docs/OpenNutri_1005_Application_Filled_Template.docx
@@ -545,7 +545,7 @@
                 <w:rFonts w:ascii="Arial" w:hAnsi="Arial" w:eastAsia="Arial"/>
                 <w:sz w:val="18"/>
               </w:rPr>
-              <w:t>Türkiye'nin ulusal veri tabanı TürKomp, 500'den fazla gıdaya ait yaklaşık 63.000 bileşen verisiyle kritik ve yüksek kaliteli bir temel oluşturmuş (TÜBİTAK MAM Gıda Enstitüsü, 2014; KAMAG 1007), ancak kuruluşundan bu yana sistematik ve büyük ölçekli bir genişlemeye tabi tutulmamıştır. Manuel laboratuvar analizine dayanan bu yaklaşımın, ülkenin geniş tarımsal ve kültürel gıda çeşitliliğini kapsayacak biçimde ölçeklendirilmesi yüksek maliyetlidir.</w:t>
+              <w:t>Türkiye'nin ulusal veri tabanı TürKomp, 500'den fazla gıdaya ait yaklaşık 63.000 bileşen verisiyle kritik ve yüksek kaliteli bir temel oluşturmuştur (TÜBİTAK MAM Gıda Enstitüsü, 2014; KAMAG 1007). Ancak manuel laboratuvar analizine dayanan bu titiz yöntemle üretilen kapsamın, ülkenin geniş tarımsal ve kültürel gıda çeşitliliğine ve hızla büyüyen bilimsel literatüre yetişecek ölçeğe taşınması doğası gereği yüksek maliyetlidir; sonuçta literatürde belgelenen birçok yerel ürün, ürün varyantı ve hazır yemek ulusal ve uluslararası veri altyapılarına yeterince yansımamaktadır.</w:t>
             </w:r>
           </w:p>
           <w:p>
@@ -5058,7 +5058,7 @@
                 <w:rFonts w:ascii="Arial" w:hAnsi="Arial" w:eastAsia="Arial"/>
                 <w:sz w:val="18"/>
               </w:rPr>
-              <w:t>TürKomp 500'den fazla analiz edilmiş gıda için güçlü bir temel sunsa da Türkiye'nin tarımsal ve kültürel gıda çeşitliliği çok daha geniştir. Bilimsel literatürde belgelenen birçok yerel gıda, yöresel ürün ve ürün varyantı uluslararası gıda bileşimi veri altyapılarında yeterince temsil edilmemektedir. Bu açığın kesin ölçümü projenin erken çıktılarından biridir: Türkçe ve Türkiye kaynaklı literatür sistematik olarak indekslenecek, uluslararası veri tabanlarında bulunmayan gıda öğeleri makine tarafından okunabilir biçimde sayılacak ve en az 5.000 özgün Türk gıda ürünü veya varyantı hedeflenecektir. OpenNutri'nin TürKomp karşısındaki konumu rekabet değil tamamlayıcılıktır: amaç, TürKomp'un yüksek kaliteyle analiz ettiği temel gıdaları yeniden üretmek değil; bu ulusal veriyi uluslararası altyapılarla birlikte çalışabilir kılmak ve TürKomp'un manuel laboratuvar yöntemiyle henüz ulaşamadığı geniş literatür kuyruğunu (yöresel ürünler, ürün varyantları ve hazır yemekler) ölçeklenebilir biçimde kapsamaktır.</w:t>
+              <w:t>TürKomp yaklaşık 580 analiz edilmiş gıda için güçlü bir temel sunsa da Türkiye'nin tarımsal ve kültürel gıda çeşitliliği çok daha geniştir. Bilimsel literatürde belgelenen birçok yerel gıda, yöresel ürün ve ürün varyantı uluslararası gıda bileşimi veri altyapılarında yeterince temsil edilmemektedir. Bu açığın kesin ölçümü projenin erken çıktılarından biridir: Türkçe ve Türkiye kaynaklı literatür sistematik olarak indekslenecek, uluslararası veri tabanlarında bulunmayan gıda öğeleri makine tarafından okunabilir biçimde sayılacak ve en az 5.000 özgün Türk gıda ürünü veya varyantı hedeflenecektir. OpenNutri'nin TürKomp karşısındaki konumu rekabet değil tamamlayıcılıktır: amaç, TürKomp'un yüksek kaliteyle analiz ettiği temel gıdaları yeniden üretmek değil; bu ulusal veriyi uluslararası altyapılarla birlikte çalışabilir kılmak ve TürKomp'un manuel laboratuvar yöntemiyle henüz ulaşamadığı geniş literatür kuyruğunu (yöresel ürünler, ürün varyantları ve hazır yemekler) ölçeklenebilir biçimde kapsamaktır.</w:t>
             </w:r>
           </w:p>
           <w:p>
@@ -5237,6 +5237,18 @@
                 <w:sz w:val="18"/>
               </w:rPr>
               <w:t>Veri tabanı hata oranı denetimi, kabul edilmiş kayıtlar içinden gıda kategorisi, besin grubu, kaynak türü, dil ve çıkarım katmanına göre tabakalı rastgele örnekleme ile yürütülecektir. &lt;%0,5 hata hedefinin istatistiksel olarak desteklenebilmesi için her denetim döngüsünde bir taban örneklem büyüklüğü uygulanır: binom güven aralığı mantığıyla, sıfır hatalı gözlemde %95 üst güven sınırı yaklaşık 3/n'dir ("üçler kuralı"); dolayısıyla küresel hata oranını %95 güvenle %0,5'in altında tutmak yaklaşık 600 kaydın hatasız denetlenmesini gerektirir; birkaç hatalı gözleme tolerans tanımak için döngü başına taban örneklem ~600-1.000 kayda çıkarılır. Bu taban örneklem küresel orana ilişkindir; tabakalandırma, örneklemi sınıflara dağıtmak ve sınıflar arası farklılıkları saptamak için kullanılır, her tabakaya ayrı bir %0,5 garantisi vermez. Yüksek riskli tabakalarda (karmaşık tablolar, taranmış/OCR gerektiren PDF'ler, Türkçe yayınlar ve yeni model sürümleri gibi) hedefli aşırı örnekleme yapılır. Sayısal yükseltme kuralı: bir tabakanın gözlemlenen hata oranına ait %95 güven aralığının üst sınırı %0,5'i aştığında, o tabaka için otomatik kabul eşiği yükseltilir ve etkilenen kayıtlar L5 uzman doğrulamasına yönlendirilir.</w:t>
+            </w:r>
+          </w:p>
+          <w:p>
+            <w:pPr>
+              <w:spacing w:after="40" w:before="0" w:line="240" w:lineRule="auto"/>
+            </w:pPr>
+            <w:r>
+              <w:rPr>
+                <w:rFonts w:ascii="Arial" w:hAnsi="Arial" w:eastAsia="Arial"/>
+                <w:sz w:val="18"/>
+              </w:rPr>
+              <w:t>Denetim, sistemin kayıtları aşırı eleyerek yapay biçimde düşük hata oranı göstermesini önlemek için geri çağırma ölçütüyle birlikte değerlendirilir: kilitli test kümesinde kesinlik, geri çağırma ve otomatik onay oranı birlikte raporlanır; geri çağırması düşük kalan tabakalardaki kayıtlar elenmek yerine L4/L5 katmanlarına yönlendirilir. Böylece &lt;%0,5 hata hedefi, çıkarılabilir verinin göz ardı edilmesiyle değil doğru çıkarımla sağlanır.</w:t>
             </w:r>
           </w:p>
           <w:p>

--- a/docs/OpenNutri_1005_Application_Filled_Template.docx
+++ b/docs/OpenNutri_1005_Application_Filled_Template.docx
@@ -2148,7 +2148,7 @@
                 <w:rFonts w:ascii="Arial" w:hAnsi="Arial" w:eastAsia="Arial"/>
                 <w:sz w:val="18"/>
               </w:rPr>
-              <w:t>Proje kapsamı için 16 Haziran 2026 tarihinde TURKPATENT, Espacenet ve Google Patents üzerinde Türkçe ve İngilizce anahtar kelimelerle ön tarama yapılmıştır. Kullanılan örnek terimler şunlardır: “gıda kompozisyon veri tabanı”, “besin değeri yapay zeka”, “otomatik gıda analizi”, “food composition database artificial intelligence”, “nutritional data extraction NLP”, “cascade model LLM routing”, “food ontology automated construction”.</w:t>
+              <w:t>Proje kapsamı için 16 Haziran 2026 tarihinde TURKPATENT, Espacenet (Avrupa Patent Ofisi/EPO) ve Google Patents üzerinde Türkçe ve İngilizce anahtar kelimelerle ön tarama yapılmıştır. Kullanılan örnek terimler şunlardır: “gıda kompozisyon veri tabanı”, “besin değeri yapay zeka”, “otomatik gıda analizi”, “food composition database artificial intelligence”, “nutritional data extraction NLP”, “cascade model LLM routing”, “food ontology automated construction”.</w:t>
             </w:r>
           </w:p>
           <w:p>
@@ -4993,7 +4993,7 @@
                 <w:rFonts w:ascii="Arial" w:hAnsi="Arial" w:eastAsia="Arial"/>
                 <w:sz w:val="18"/>
               </w:rPr>
-              <w:t>Bu prototip, projenin en yüksek riskli bileşeni olan çok parçalı sistem entegrasyonunu fiilen çalışır hale getirerek fizibilite riskini düşürmektedir. Proje desteği, prototipin eksik kalan araştırma bileşenlerini tamamlayacaktır: (1) tarama ve çıkarımın hazır/dışarıdan erişilen modellerden, kurum ve TRUBA/proje donanımında çalıştırılacak ince ayarlı ağırlıkları açık modellere taşınması; (2) gıda bilimi doğrulama kural motorunun sistematik olarak geliştirilmesi; (3) statik yönlendirme eşiklerinin yerine Öğrenilmiş Yönlendirici kurulması; (4) uzman düzeltmelerinin alt katmanları sürekli yeniden eğittiği öğrenme döngüsünün kapatılması. Tarama aşamasının halihazırda ağırlıkları açık bir modelle (Gemma ailesi) çalışması, çekirdek çıkarımın kurumun kendi donanımında tümüyle yerinde (self-hosted) çalıştırılmasına geçişi yeni bir yetenek değil düşük riskli bir genişletme hâline getirir; ağırlıkları açık modeller, kapalı ticari API'lerin aksine kurum denetimindeki donanımda barındırılabildiğinden bu yapı Bölüm 6.2'de tanımlanan veri egemenliği kazanımını da doğrudan güçlendirir.</w:t>
+              <w:t>Bu prototip, projenin en yüksek riskli bileşeni olan çok parçalı sistem entegrasyonunu fiilen çalışır hale getirerek fizibilite riskini düşürmektedir. Proje desteği, prototipin eksik kalan araştırma bileşenlerini tamamlayacaktır: (1) tarama ve çıkarımın hazır/dışarıdan erişilen modellerden, kurum ve TRUBA/proje donanımında çalıştırılacak ince ayarlı ağırlıkları açık modellere taşınması; (2) gıda bilimi doğrulama kural motorunun sistematik olarak geliştirilmesi; (3) statik yönlendirme eşiklerinin yerine Öğrenilmiş Yönlendirici kurulması; (4) uzman düzeltmelerinin alt katmanları sürekli yeniden eğittiği öğrenme döngüsünün kapatılması. Tarama aşaması halihazırda ağırlıkları açık bir model ailesiyle (Gemma) yürütülmektedir; ancak mevcut prototipte bu modele bir hizmet sağlayıcının API'si üzerinden erişilmektedir. Çekirdek çıkarımın kurumun kendi donanımında ve tahsis alınan TRUBA kaynaklarında tümüyle yerinde (self-hosted) çalıştırılması proje kapsamındaki adımdır; bu geçiş yeni bir yetenek değil düşük riskli bir genişletmedir, çünkü ağırlıkları açık modeller kapalı ticari API'lerin aksine indirilip kurum denetimindeki donanımda barındırılabilir. Bu yerinde dağıtım, Bölüm 6.2'de tanımlanan veri egemenliği kazanımını doğrudan güçlendirir.</w:t>
             </w:r>
           </w:p>
           <w:p>
@@ -8670,7 +8670,7 @@
                 <w:rFonts w:ascii="Arial" w:hAnsi="Arial" w:eastAsia="Arial"/>
                 <w:sz w:val="18"/>
               </w:rPr>
-              <w:t>Ev sahibi kurum sunucuları ve proje kapsamında alınacak GPU/NAS donanımı</w:t>
+              <w:t>Ev sahibi kurum sunucuları ve mevcut depolama/ağ altyapısı</w:t>
             </w:r>
           </w:p>
         </w:tc>
@@ -8693,7 +8693,7 @@
                 <w:rFonts w:ascii="Arial" w:hAnsi="Arial" w:eastAsia="Arial"/>
                 <w:sz w:val="18"/>
               </w:rPr>
-              <w:t>Birincil veri tabanı, çıkarım servisleri, model kontrol noktaları, PDF/tam metin önbelleği ve yedekleme.</w:t>
+              <w:t>Birincil veri tabanı, çıkarım servisleri ve PDF/tam metin önbelleği için temel sunucu, depolama ve ağ ortamı (proje kapsamında talep edilen GPU iş istasyonu ve NAS depolama EK-2 bütçesinde ayrıca yer almaktadır).</w:t>
             </w:r>
           </w:p>
         </w:tc>

--- a/docs/OpenNutri_1005_Application_Filled_Template.docx
+++ b/docs/OpenNutri_1005_Application_Filled_Template.docx
@@ -722,7 +722,7 @@
                 <w:rFonts w:ascii="Arial" w:hAnsi="Arial" w:eastAsia="Arial"/>
                 <w:sz w:val="18"/>
               </w:rPr>
-              <w:t xml:space="preserve"> Türk ürünleri için kaynak gösterilebilir, doğrulanmış ve düzenleyici uyum süreçlerinde kullanılabilecek ulusal referans veri.</w:t>
+              <w:t xml:space="preserve"> Türk ürünleri için kaynak gösterilebilir ve denetlenebilir besin verisi; zorunlu laboratuvar analizinin yerine geçmeyen, ihracatçıların teknik dosya hazırlama, ön değerlendirme ve ürün formülasyonu süreçlerini destekleyen bir referans katmanı.</w:t>
             </w:r>
           </w:p>
           <w:p>
@@ -1292,7 +1292,7 @@
                 <w:rFonts w:ascii="Arial" w:hAnsi="Arial" w:eastAsia="Arial"/>
                 <w:sz w:val="18"/>
               </w:rPr>
-              <w:t>Ölçüt: Otomatik onay doğruluğu; Referans / Başlangıç: Doğrulama hattı olmayan tek model yaklaşımı; Hedef: Başlangıç sisteminde ≥%95; proje sonunda ≥%99,5</w:t>
+              <w:t>Ölçüt: Otomatik onay doğruluğu; Referans (doğrulama hattı yok): Tek model, doğrulama katmanı yok; Proje Sonu Hedefi: ≥%99,5</w:t>
             </w:r>
           </w:p>
           <w:p>
@@ -1312,7 +1312,7 @@
                 <w:rFonts w:ascii="Arial" w:hAnsi="Arial" w:eastAsia="Arial"/>
                 <w:sz w:val="18"/>
               </w:rPr>
-              <w:t>Ölçüt: Otomatik onay oranı; Referans / Başlangıç: Güven puanlaması yok; Hedef: Başlangıçta ≥%60; proje sonunda ≥%90</w:t>
+              <w:t>Ölçüt: Otomatik onay oranı; Referans (doğrulama hattı yok): Güven puanlaması yok; Proje Sonu Hedefi: ≥%90</w:t>
             </w:r>
           </w:p>
           <w:p>
@@ -1332,7 +1332,7 @@
                 <w:rFonts w:ascii="Arial" w:hAnsi="Arial" w:eastAsia="Arial"/>
                 <w:sz w:val="18"/>
               </w:rPr>
-              <w:t>Ölçüt: Veri tabanı hata oranı; Referans / Başlangıç: Sistematik denetim yok; Hedef: Tüm kabul edilen kayıtlar için &lt;%0,5</w:t>
+              <w:t>Ölçüt: Veri tabanı hata oranı; Referans (doğrulama hattı yok): Sistematik denetim yok; Proje Sonu Hedefi: Tüm kabul edilen kayıtlar için &lt;%0,5</w:t>
             </w:r>
           </w:p>
           <w:p>
@@ -1352,19 +1352,19 @@
                 <w:rFonts w:ascii="Arial" w:hAnsi="Arial" w:eastAsia="Arial"/>
                 <w:sz w:val="18"/>
               </w:rPr>
-              <w:t>Ölçüt: Makale başına otomatik işlem maliyeti; Referans / Başlangıç: Lider ticari LLM tekil kullanımı; Hedef: Başlangıçta &lt;$0,03; proje sonunda &lt;$0,01</w:t>
-            </w:r>
-          </w:p>
-          <w:p>
-            <w:pPr>
-              <w:spacing w:after="40" w:before="0" w:line="240" w:lineRule="auto"/>
-            </w:pPr>
-            <w:r>
-              <w:rPr>
-                <w:rFonts w:ascii="Arial" w:hAnsi="Arial" w:eastAsia="Arial"/>
-                <w:sz w:val="18"/>
-              </w:rPr>
-              <w:t>Referans değerler, doğrulama hattı olmadan uygulanan, güçlü bir genel amaçlı ticari LLM'nin tek başına kullanıldığı yaklaşımı temsil eder. Tablodaki başlangıç değerleri ölçülmüş prototip sonuçları değil, ilk kalibrasyon hedefleridir; gerçek otomatik onay doğruluğu WP4 doğrulama günlükleriyle ölçülecektir. Nihai kıyaslama, değerlendirme tarihinde mevcut en güçlü ticari ve ağırlıkları açık modellerle yapılacaktır.</w:t>
+              <w:t>Ölçüt: Makale başına otomatik işlem maliyeti; Referans (doğrulama hattı yok): Lider ticari LLM tekil kullanımı; Proje Sonu Hedefi: &lt;$0,01</w:t>
+            </w:r>
+          </w:p>
+          <w:p>
+            <w:pPr>
+              <w:spacing w:after="40" w:before="0" w:line="240" w:lineRule="auto"/>
+            </w:pPr>
+            <w:r>
+              <w:rPr>
+                <w:rFonts w:ascii="Arial" w:hAnsi="Arial" w:eastAsia="Arial"/>
+                <w:sz w:val="18"/>
+              </w:rPr>
+              <w:t>Hedef sütunundaki değerler ölçülmüş prototip sonuçları değil, WP4 doğrulama döngülerinde kalibre edilip ölçülecek proje sonu hedefleridir; referans sütunu, doğrulama hattı olmadan tek bir güçlü ticari LLM'nin kullanıldığı temel yaklaşımı temsil eder. Mevcut prototipten elde edilen ön iç gözlemler bu hedeflerin yönünü desteklemektedir: yaklaşık 5.000 makalede ağırlıkları açık çıkarım modeli, kullanılabilir veri içeren makaleleri içermeyenlerden ortalama 0,91'e karşı 0,17 güven puanıyla ayırmakta; işlenen makalelerin yaklaşık %42'si kullanılabilir bileşim verisi vermekte ve bugüne kadar 14.231 ham besin kaydı çıkarılmıştır. Bu sayılar çıkarımın kendi içindeki kalibrasyonunu gösterir; gerçek otomatik onay doğruluğu, henüz uzman referansı (altın standart) oluşmadığından ölçülmemiştir ve WP4'te ölçülecektir. Nihai kıyaslama, değerlendirme tarihinde mevcut en güçlü ticari ve ağırlıkları açık modellerle yapılacaktır.</w:t>
             </w:r>
           </w:p>
           <w:p>
@@ -1422,7 +1422,7 @@
                 <w:rFonts w:ascii="Arial" w:hAnsi="Arial" w:eastAsia="Arial"/>
                 <w:sz w:val="18"/>
               </w:rPr>
-              <w:t>Küresel ve ulusal bilimsel kaynaklardan en az 100.000 ilgili makaleyi işlemek.</w:t>
+              <w:t>Küresel ve ulusal bilimsel kaynaklardan en az 100.000 ilgili makaleyi L1-L3 hattında işlemek (tarama tarafında bağlayıcı kısıt değildir; bkz. Bölüm 4.6).</w:t>
             </w:r>
           </w:p>
           <w:p>
@@ -1442,7 +1442,7 @@
                 <w:rFonts w:ascii="Arial" w:hAnsi="Arial" w:eastAsia="Arial"/>
                 <w:sz w:val="18"/>
               </w:rPr>
-              <w:t>İşlenen literatürden en az 500.000 standartlaştırılmış gıda-besin kaydı çıkarmak (ilgili makale başına ortalama ~5 kayıt varsayımıyla).</w:t>
+              <w:t>İşlenen literatürden en az 250.000 standartlaştırılmış gıda-besin kaydı üretmek. Bu hedef tek bir çarpanla değil, prototip verisiyle kalibre edilmiş bir verim hunisiyle gerekçelendirilir: mevcut prototipte işlenen makalelerin yaklaşık %42'si kullanılabilir bileşim verisi içermekte ve veri içeren makale başına ortalama ~6,8 kayıt çıkarılmaktadır (işlenen makale başına ~2,85 kayıt). Bu oranlar ≥100.000 makale için yaklaşık 285.000 kayda karşılık gelir; çıkarım yoğunluğu ve tam metin erişimi arttıkça 500.000 kayıt, ulaşılabilir bir üst senaryo olarak izlenir.</w:t>
             </w:r>
           </w:p>
           <w:p>
@@ -1462,19 +1462,19 @@
                 <w:rFonts w:ascii="Arial" w:hAnsi="Arial" w:eastAsia="Arial"/>
                 <w:sz w:val="18"/>
               </w:rPr>
-              <w:t>Uluslararası veri tabanlarında yeterince temsil edilmeyen en az 5.000 özgün Türk gıda ürünü veya yerel ürün varyantını indekslemek.</w:t>
-            </w:r>
-          </w:p>
-          <w:p>
-            <w:pPr>
-              <w:spacing w:after="40" w:before="0" w:line="240" w:lineRule="auto"/>
-            </w:pPr>
-            <w:r>
-              <w:rPr>
-                <w:rFonts w:ascii="Arial" w:hAnsi="Arial" w:eastAsia="Arial"/>
-                <w:sz w:val="18"/>
-              </w:rPr>
-              <w:t>Bu ölçek hedefleri aynı doğrulama düzeyini ifade etmez: ≥100.000 ilgili makale L1-L3 hattında işlenerek aday/çıkarım havuzuna alınacak; otomatik kayıt hedefi faydalı bileşim verisi içeren alt kümeden üretilecek; ≥5.000 makale ve ≥25.000 kayıt ise uzman doğrulamalı altın standart bölümü oluşturacaktır.</w:t>
+              <w:t>Uluslararası veri tabanlarında yeterince temsil edilmeyen en az 5.000 özgün Türk gıda öğesini indekslemek. Özgün öğe kanonik bir kimlik kuralıyla tanımlanır: her öğe (gıda adı + biçim/işleme durumu) ikilisiyle belirlenir; kültivar, marka, numune ve kaynak gibi ayrıntılar yeni öğe değil öznitelik olarak saklanır ve aynı gıda farklı makalelerde geçtiğinde tekilleştirilir. Hedef, tekilleştirme kesinliği ölçütüyle birlikte raporlanır.</w:t>
+            </w:r>
+          </w:p>
+          <w:p>
+            <w:pPr>
+              <w:spacing w:after="40" w:before="0" w:line="240" w:lineRule="auto"/>
+            </w:pPr>
+            <w:r>
+              <w:rPr>
+                <w:rFonts w:ascii="Arial" w:hAnsi="Arial" w:eastAsia="Arial"/>
+                <w:sz w:val="18"/>
+              </w:rPr>
+              <w:t>Bu ölçek hedefleri aynı doğrulama düzeyini ifade etmez: ≥100.000 ilgili makale işlenerek aday/çıkarım havuzuna alınacak; ≥250.000 kayıt, faydalı bileşim verisi içeren alt kümeden otomatik üretilecek; ≥5.000 makale ve ≥25.000 kayıt ise uzman doğrulamalı altın standart bölümünü oluşturacaktır. Veri içeren makale başına ~6,8 kayıt yoğunluğunda, 5.000 makalelik uzman doğrulamalı bölüm rahatlıkla ≥25.000 kayıt verir.</w:t>
             </w:r>
           </w:p>
           <w:p>
@@ -2172,7 +2172,7 @@
                 <w:rFonts w:ascii="Arial" w:hAnsi="Arial" w:eastAsia="Arial"/>
                 <w:sz w:val="18"/>
               </w:rPr>
-              <w:t>Nihai başvuru ve ürünleşme aşamasında bu ön taramanın Teknoloji Transfer Ofisi ve/veya patent vekili tarafından güncellenmesi planlanmaktadır. Bu ifade, hukuki “freedom-to-operate” görüşünün yerine geçmez; proje düzeyinde yenilik ve ihlal riski ön değerlendirmesidir.</w:t>
+              <w:t>Nihai başvuru ve ürünleşme aşamasında bu ön taramanın Teknoloji Transfer Ofisi ve/veya patent vekili tarafından güncellenmesi planlanmaktadır. Bu ifade, hukuki “freedom-to-operate” görüşünün yerine geçmez; proje düzeyinde yenilik ve ihlal riski ön değerlendirmesidir. Özellikle istem (claim) bakımından örtüşme potansiyeli taşıyan patentlerde karşılaştırma, ürünün kullanım amacı yerine bağımsız istemler düzeyinde yapılacaktır.</w:t>
             </w:r>
           </w:p>
           <w:p>
@@ -2192,7 +2192,7 @@
                 <w:rFonts w:ascii="Arial" w:hAnsi="Arial" w:eastAsia="Arial"/>
                 <w:sz w:val="18"/>
               </w:rPr>
-              <w:t>Patent / Sistem: US20190295440A1; Kapsam: Web verileri, gıda ontolojisi, sağlık önerileri ve kişiselleştirilmiş tavsiyeler.; OpenNutri ile Farkı: Tüketici tavsiye platformudur; bilimsel literatürden DOI kaynaklı 100 g bazlı bileşim verisi çıkarmaz, gıda bilimi doğrulama kademesi ve uzman geri bildirimli öğrenme içermez.</w:t>
+              <w:t>Patent / Sistem: US20190295440A1; Kapsam: Web tarayıcıları, yapılandırılmamış veriden yapılandırılmış veriye dönüştürme, NLP/OCR, gıda/besin bilgisi ve gıda ontolojisi; nihai kullanım tüketici tavsiyesidir.; OpenNutri ile Farkı: İstem düzeyinde bazı bileşenler (tarayıcı, yapılandırma, ontoloji) örtüşür; ancak OpenNutri bilimsel literatürden DOI/sayfa/tablo kaynaklı 100 g bazlı bileşim kaydı üretir, gıda bilimi doğrulama kademesi (Atwater, kütle dengesi) ve uzman geri bildirimli katmanlar arası öğrenme içerir. Örtüşme, ürün amacı düzeyinde değil bağımsız istemler düzeyinde değerlendirilmeli; resmi karşılaştırma ve tasarım-etrafı analizi TTO/patent vekilince yapılacaktır.</w:t>
             </w:r>
           </w:p>
           <w:p>
@@ -2440,6 +2440,150 @@
               <w:rPr>
                 <w:rFonts w:ascii="Arial" w:hAnsi="Arial" w:eastAsia="Arial"/>
                 <w:b/>
+                <w:sz w:val="18"/>
+              </w:rPr>
+              <w:t>Araştırma soruları ve hipotezler:</w:t>
+            </w:r>
+            <w:r>
+              <w:rPr>
+                <w:rFonts w:ascii="Arial" w:hAnsi="Arial" w:eastAsia="Arial"/>
+                <w:sz w:val="18"/>
+              </w:rPr>
+              <w:t xml:space="preserve"> Projenin araştırma niteliği, aşağıdaki yanlışlanabilir hipotezler ve bunlara karşılık önceden tanımlanmış ablasyon çalışmalarıyla sınanır:</w:t>
+            </w:r>
+          </w:p>
+          <w:p>
+            <w:pPr>
+              <w:spacing w:after="40" w:before="0" w:line="240" w:lineRule="auto"/>
+              <w:ind w:left="198" w:hanging="113"/>
+            </w:pPr>
+            <w:r>
+              <w:rPr>
+                <w:rFonts w:ascii="Arial" w:hAnsi="Arial" w:eastAsia="Arial"/>
+                <w:sz w:val="18"/>
+              </w:rPr>
+              <w:t xml:space="preserve">• </w:t>
+            </w:r>
+            <w:r>
+              <w:rPr>
+                <w:rFonts w:ascii="Arial" w:hAnsi="Arial" w:eastAsia="Arial"/>
+                <w:b/>
+                <w:sz w:val="18"/>
+              </w:rPr>
+              <w:t>H1 (öğrenilmiş yönlendirme):</w:t>
+            </w:r>
+            <w:r>
+              <w:rPr>
+                <w:rFonts w:ascii="Arial" w:hAnsi="Arial" w:eastAsia="Arial"/>
+                <w:sz w:val="18"/>
+              </w:rPr>
+              <w:t xml:space="preserve"> Öğrenilmiş Yönlendirici, sabit eşikli statik kademeye göre maliyet/doğruluk sınırında daha iyidir — aynı doğrulukta daha düşük maliyet ya da aynı maliyette daha yüksek doğruluk sağlar.</w:t>
+            </w:r>
+          </w:p>
+          <w:p>
+            <w:pPr>
+              <w:spacing w:after="40" w:before="0" w:line="240" w:lineRule="auto"/>
+              <w:ind w:left="198" w:hanging="113"/>
+            </w:pPr>
+            <w:r>
+              <w:rPr>
+                <w:rFonts w:ascii="Arial" w:hAnsi="Arial" w:eastAsia="Arial"/>
+                <w:sz w:val="18"/>
+              </w:rPr>
+              <w:t xml:space="preserve">• </w:t>
+            </w:r>
+            <w:r>
+              <w:rPr>
+                <w:rFonts w:ascii="Arial" w:hAnsi="Arial" w:eastAsia="Arial"/>
+                <w:b/>
+                <w:sz w:val="18"/>
+              </w:rPr>
+              <w:t>H2 (gıda bilimi doğrulama kuralları):</w:t>
+            </w:r>
+            <w:r>
+              <w:rPr>
+                <w:rFonts w:ascii="Arial" w:hAnsi="Arial" w:eastAsia="Arial"/>
+                <w:sz w:val="18"/>
+              </w:rPr>
+              <w:t xml:space="preserve"> Atwater, 100 g kütle dengesi ve fizyolojik aralık kuralları, kuralsız bir LLM çıkarıcısına kıyasla otomatik kabul edilen kayıtların hata oranını düşürür.</w:t>
+            </w:r>
+          </w:p>
+          <w:p>
+            <w:pPr>
+              <w:spacing w:after="40" w:before="0" w:line="240" w:lineRule="auto"/>
+              <w:ind w:left="198" w:hanging="113"/>
+            </w:pPr>
+            <w:r>
+              <w:rPr>
+                <w:rFonts w:ascii="Arial" w:hAnsi="Arial" w:eastAsia="Arial"/>
+                <w:sz w:val="18"/>
+              </w:rPr>
+              <w:t xml:space="preserve">• </w:t>
+            </w:r>
+            <w:r>
+              <w:rPr>
+                <w:rFonts w:ascii="Arial" w:hAnsi="Arial" w:eastAsia="Arial"/>
+                <w:b/>
+                <w:sz w:val="18"/>
+              </w:rPr>
+              <w:t>H3 (modüler kademe):</w:t>
+            </w:r>
+            <w:r>
+              <w:rPr>
+                <w:rFonts w:ascii="Arial" w:hAnsi="Arial" w:eastAsia="Arial"/>
+                <w:sz w:val="18"/>
+              </w:rPr>
+              <w:t xml:space="preserve"> Küçük ağırlıkları açık modeller + gerektiğinde yükseltme tasarımı, her makalede güçlü bir ticari modelin tek başına kullanılmasıyla karşılaştırılabilir doğruluğa belirgin biçimde daha düşük maliyetle ulaşır.</w:t>
+            </w:r>
+          </w:p>
+          <w:p>
+            <w:pPr>
+              <w:spacing w:after="40" w:before="0" w:line="240" w:lineRule="auto"/>
+              <w:ind w:left="198" w:hanging="113"/>
+            </w:pPr>
+            <w:r>
+              <w:rPr>
+                <w:rFonts w:ascii="Arial" w:hAnsi="Arial" w:eastAsia="Arial"/>
+                <w:sz w:val="18"/>
+              </w:rPr>
+              <w:t xml:space="preserve">• </w:t>
+            </w:r>
+            <w:r>
+              <w:rPr>
+                <w:rFonts w:ascii="Arial" w:hAnsi="Arial" w:eastAsia="Arial"/>
+                <w:b/>
+                <w:sz w:val="18"/>
+              </w:rPr>
+              <w:t>H4 (katmanlar arası öğrenme):</w:t>
+            </w:r>
+            <w:r>
+              <w:rPr>
+                <w:rFonts w:ascii="Arial" w:hAnsi="Arial" w:eastAsia="Arial"/>
+                <w:sz w:val="18"/>
+              </w:rPr>
+              <w:t xml:space="preserve"> Uzman düzeltmelerinin L3'ü yeniden eğittiği geri besleme döngüsü, geri beslemesiz duruma göre alt katman doğruluğunu zaman içinde artırır.</w:t>
+            </w:r>
+          </w:p>
+          <w:p>
+            <w:pPr>
+              <w:spacing w:after="40" w:before="0" w:line="240" w:lineRule="auto"/>
+            </w:pPr>
+            <w:r>
+              <w:rPr>
+                <w:rFonts w:ascii="Arial" w:hAnsi="Arial" w:eastAsia="Arial"/>
+                <w:sz w:val="18"/>
+              </w:rPr>
+              <w:t>Her hipotez, Bölüm 4.7'de tanımlanan ablasyonlarla (yönlendirici açık/kapalı, kurallar açık/kapalı, modüler/monolitik tasarım, geri besleme var/yok) test edilir.</w:t>
+            </w:r>
+          </w:p>
+          <w:p>
+            <w:pPr>
+              <w:spacing w:after="40" w:before="0" w:line="240" w:lineRule="auto"/>
+            </w:pPr>
+            <w:r>
+              <w:rPr>
+                <w:rFonts w:ascii="Arial" w:hAnsi="Arial" w:eastAsia="Arial"/>
+                <w:b/>
                 <w:sz w:val="19"/>
               </w:rPr>
               <w:t>3.3. Ticarileştirme Potansiyeli</w:t>
@@ -2474,7 +2618,7 @@
                 <w:rFonts w:ascii="Arial" w:hAnsi="Arial" w:eastAsia="Arial"/>
                 <w:sz w:val="18"/>
               </w:rPr>
-              <w:t>No.: 1; Çıktı: Gıda bileşimi veri tabanı ve API; Açıklama: 500.000'den fazla kaynağı izlenebilir gıda-besin kaydı; Türk gıdaları ve uluslararası literatür kapsamı; düzenli güncellenen veri altyapısı.; Gelir Modeli: Ücretsiz akademik erişim, ticari API aboneliği, veri lisansı ve kurumsal entegrasyon.</w:t>
+              <w:t>No.: 1; Çıktı: Gıda bileşimi veri tabanı ve API; Açıklama: 250.000'i aşan (üst senaryoda 500.000'e ölçeklenen) kaynağı izlenebilir gıda-besin kaydı; Türk gıdaları ve uluslararası literatür kapsamı; düzenli güncellenen veri altyapısı.; Gelir Modeli: Ücretsiz akademik erişim, ticari API aboneliği, veri lisansı ve kurumsal entegrasyon.</w:t>
             </w:r>
           </w:p>
           <w:p>
@@ -2534,7 +2678,7 @@
                 <w:rFonts w:ascii="Arial" w:hAnsi="Arial" w:eastAsia="Arial"/>
                 <w:sz w:val="18"/>
               </w:rPr>
-              <w:t xml:space="preserve"> Güvenilir gıda bileşimi verisi, hızla büyüyen birçok dijital sağlık pazarının ortak girdisidir. Kişiselleştirilmiş beslenme pazarının 2025'teki ~15,8 milyar dolarlık büyüklüğünden 2030'da ~30,9 milyar dolara, yıllık ortalama %14 büyümeyle ulaşması beklenmektedir (MarketsandMarkets, 2025); diyet ve beslenme uygulamaları pazarının da 2025'te ~5,8 milyar dolardan 2030'da ~10,2 milyar dolara çıkması öngörülmektedir (Mordor Intelligence, 2025). Bu uygulamaların tümü doğru ve kaynağı izlenebilir gıda-besin verisine bağımlıdır. FAO/INFOODS ulusal gıda bileşimi programlarını desteklese de birçok ülke manuel veri tabanı oluşturma için yeterli kaynağa sahip değildir. OpenNutri motoru, bu maliyeti düşüren ve yerel veriyi ulusal kontrol altında üreten bir çözüm olarak konumlanır; hem yurt içi sağlık ve gıda teknolojisi sağlayıcılarına hem de benzer açığı yaşayan ülkelere yönelik veri ve motor lisanslama fırsatı sunar.</w:t>
+              <w:t xml:space="preserve"> Güvenilir gıda bileşimi verisi, hızla büyüyen birçok dijital sağlık pazarının ortak girdisidir. Kişiselleştirilmiş beslenme pazarının 2025'teki ~15,8 milyar dolarlık büyüklüğünden 2030'da ~30,9 milyar dolara, yıllık ortalama %14 büyümeyle ulaşması beklenmektedir (MarketsandMarkets, 2025); diyet ve beslenme uygulamaları pazarının da 2025'te ~5,8 milyar dolardan 2030'da ~10,2 milyar dolara çıkması öngörülmektedir (Mordor Intelligence, 2025). Bu rakamlar, gıda-besin verisinin girdi olduğu uygulama pazarlarını (kişiselleştirilmiş beslenme, diyet uygulamaları) ifade eder; OpenNutri'nin doğrudan hedeflediği gıda bileşimi veri/API katmanı bu pazarların bir alt kümesidir ve toplam büyüklükle eşitlenmemelidir. Bu uygulamaların tümü doğru ve kaynağı izlenebilir gıda-besin verisine bağımlıdır. FAO/INFOODS ulusal gıda bileşimi programlarını desteklese de birçok ülke manuel veri tabanı oluşturma için yeterli kaynağa sahip değildir. OpenNutri motoru, bu maliyeti düşüren ve yerel veriyi ulusal kontrol altında üreten bir çözüm olarak konumlanır; hem yurt içi sağlık ve gıda teknolojisi sağlayıcılarına hem de benzer açığı yaşayan ülkelere yönelik veri ve motor lisanslama fırsatı sunar.</w:t>
             </w:r>
           </w:p>
           <w:p>
@@ -3949,6 +4093,26 @@
             <w:r>
               <w:rPr>
                 <w:rFonts w:ascii="Arial" w:hAnsi="Arial" w:eastAsia="Arial"/>
+                <w:b/>
+                <w:sz w:val="18"/>
+              </w:rPr>
+              <w:t>Baz koruma ve güvenli normalizasyon:</w:t>
+            </w:r>
+            <w:r>
+              <w:rPr>
+                <w:rFonts w:ascii="Arial" w:hAnsi="Arial" w:eastAsia="Arial"/>
+                <w:sz w:val="18"/>
+              </w:rPr>
+              <w:t xml:space="preserve"> Her kayıt, makalede bildirildiği hâliyle özgün değeri, birimi ve bazıyla (100 g, kuru madde, porsiyon vb.) saklanır. 100 g yenilebilir kısma normalizasyon yalnızca dönüşüm için gerekli bilgi (nem, yenilebilir oran veya porsiyon kütlesi) mevcut olduğunda uygulanır; bu bilgi eksikse değer dönüştürülmez, "dönüştürülemez" durumuyla işaretlenip olduğu gibi saklanır ve gerektiğinde L5'e yönlendirilir. Böylece eksik tabana dayalı hatalı dönüşümler önlenir; veri tabanı hem özgün hem de — mümkün olduğunda — karşılaştırılabilir biçimi birlikte taşır.</w:t>
+            </w:r>
+          </w:p>
+          <w:p>
+            <w:pPr>
+              <w:spacing w:after="40" w:before="0" w:line="240" w:lineRule="auto"/>
+            </w:pPr>
+            <w:r>
+              <w:rPr>
+                <w:rFonts w:ascii="Arial" w:hAnsi="Arial" w:eastAsia="Arial"/>
                 <w:sz w:val="18"/>
               </w:rPr>
               <w:t>Modeller, doğrulama platformunda üretilen altın standart kayıtlar ile parametre-verimli ince ayar yöntemleri kullanılarak eğitilir (LoRA, QLoRA; Hu vd., 2022; Dettmers vd., 2023). Alana özgü ince ayarın bilimsel bilgi çıkarımındaki etkinliği literatürde gösterilmiştir (Dagdelen vd., 2024). Başlangıçta altın standart veri henüz sınırlıyken L3, WP4 kalibrasyon aşamasının ürettiği ilk çift incelemeli küme (~500 makale), doğrulanmış L4 çıktıları ve mevcut prototipin ürettiği çıkarımlarla başlatılır; bu nedenle L3 ince ayarı (WP2, 3-8. Aylar) ile uzman doğrulamasının (WP4, 4. Aydan itibaren) zaman çizelgeleri kasıtlı olarak örtüşür. L4/L5 doğrulanmış çıktıları ve hata etiketleri eğitim verisine eklendikçe L3'ün kapsama alanı genişler. L3'ün tek başına nihai &lt;%0,5 hata hedefine ulaşması beklenmez; bu hedef, L3 + doğrulama kuralları + L4/L5 yükseltme ve rastgele denetimden oluşan tüm sistem için tanımlıdır.</w:t>
@@ -4289,7 +4453,7 @@
                 <w:rFonts w:ascii="Arial" w:hAnsi="Arial" w:eastAsia="Arial"/>
                 <w:sz w:val="18"/>
               </w:rPr>
-              <w:t xml:space="preserve"> Doğrulamayı yürüten iki gıda mühendisliği bursiyerinin (doğrulama penceresinin önemli bölümünde yüksek lisans düzeyindeki araştırmacılar) her biri günde ortalama 8-12 makale hedeflediğinde, Prof. Dr. Şumnu'nun protokol ve tahkim gözetiminde WP4 doğrulama penceresi boyunca yaklaşık 5.000 uzman doğrulamalı makale ve 25.000 altın standart kayıt üretilebilir. Aktif öğrenme kuyruğu, insan incelemesini en yüksek eğitim değeri taşıyan örneklere yönlendirerek bu kapasitenin verimli kullanılmasını sağlar.</w:t>
+              <w:t xml:space="preserve"> Hedef, 5.000 makalenin tek incelemeden geçirilmesidir; çift inceleme her makaleye değil, yalnızca küçük bir kalite güvence / uzmanlar arası uyum örneklemine (~%5-10) uygulanır. İki gıda mühendisliği bursiyerinin her biri günde ortalama 10 makale incelediğinde (kişi başı ayda ~21 iş günü), WP4 doğrulama penceresinin (4-16. aylar) eğitim, kalibrasyon ve denetim payı düşüldükten sonra etkin kalan ~12 ay boyunca yaklaşık 2 × 10 × 21 × 12 ≈ 5.000 tekil inceleme tamamlanır; küçük çift-inceleme örneklemi bu sayının üzerine sınırlı bir ek yük getirir. Veri içeren makale başına ~6,8 kayıt yoğunluğunda bu, ≥25.000 altın standart kayda karşılık gelir. Kapasite makale/gün yerine inceleme-dakikası üzerinden bütçelenir; bağlayıcı olan en pahalı kaynak uzman doğrulamasıdır. Aktif öğrenme kuyruğu, insan incelemesini en yüksek eğitim değeri taşıyan örneklere yönlendirir; doğrulama hızı beklenenin altında kalırsa hacim, önceden ilan edilen öncelikli bir alt kümeye indirgenerek kalite korunur (Bölüm 5.2).</w:t>
             </w:r>
           </w:p>
           <w:p>
@@ -4361,6 +4525,18 @@
             <w:r>
               <w:rPr>
                 <w:rFonts w:ascii="Arial" w:hAnsi="Arial" w:eastAsia="Arial"/>
+                <w:sz w:val="18"/>
+              </w:rPr>
+              <w:t>Başlangıç somut yöntemi: yönlendirici, doğrulama sonuçlarından beslenen maliyet-duyarlı bir sınıflandırıcı/bağlamsal bandit olarak kurulur; eylem kümesi {L3'te kabul, L4'e yükselt, L5'e yönlendir}, ödül ise doğruluk kısıtı altında negatif işlem maliyetidir. Keşif için ε-açgözlü/Thompson örneklemesi, çevrim dışı değerlendirme için kaydedilmiş kararlar üzerinde ters olasılık ağırlıklandırması kullanılır. Çevrim içi güncellemeler, kabul eşiklerinde kararsızlığı önlemek için sürüm dondurma ve katman başına maliyet tavanlarıyla sınırlandırılır.</w:t>
+            </w:r>
+          </w:p>
+          <w:p>
+            <w:pPr>
+              <w:spacing w:after="40" w:before="0" w:line="240" w:lineRule="auto"/>
+            </w:pPr>
+            <w:r>
+              <w:rPr>
+                <w:rFonts w:ascii="Arial" w:hAnsi="Arial" w:eastAsia="Arial"/>
                 <w:b/>
                 <w:sz w:val="19"/>
               </w:rPr>
@@ -4478,6 +4654,18 @@
             <w:r>
               <w:rPr>
                 <w:rFonts w:ascii="Arial" w:hAnsi="Arial" w:eastAsia="Arial"/>
+                <w:sz w:val="18"/>
+              </w:rPr>
+              <w:t>Tercih temelli iyileştirme için somut yaklaşım, uzman düzeltmelerinden türetilen (düzeltilmiş ↔ ham çıktı) çiftleri üzerinde denetimli ince ayar ve doğrudan tercih optimizasyonudur (DPO). Güncellemeler toplu (batch) biçimde, kilitli bir değerlendirme kümesiyle ve sürüm dondurmayla uygulanır; böylece çevrim içi kayma denetim altında tutulur ve her güncelleme öncesi/sonrası performans karşılaştırılabilir kalır.</w:t>
+            </w:r>
+          </w:p>
+          <w:p>
+            <w:pPr>
+              <w:spacing w:after="40" w:before="0" w:line="240" w:lineRule="auto"/>
+            </w:pPr>
+            <w:r>
+              <w:rPr>
+                <w:rFonts w:ascii="Arial" w:hAnsi="Arial" w:eastAsia="Arial"/>
                 <w:b/>
                 <w:sz w:val="19"/>
               </w:rPr>
@@ -4647,6 +4835,26 @@
                 <w:b/>
                 <w:sz w:val="18"/>
               </w:rPr>
+              <w:t>Tam metin ve metin/veri madenciliği (TDM) hakları:</w:t>
+            </w:r>
+            <w:r>
+              <w:rPr>
+                <w:rFonts w:ascii="Arial" w:hAnsi="Arial" w:eastAsia="Arial"/>
+                <w:sz w:val="18"/>
+              </w:rPr>
+              <w:t xml:space="preserve"> Meta veriye erişim, toplu tam metin madenciliği hakkıyla aynı şey değildir. Çekirdek hedef hacim, gerçekten açık erişimli tam metinlerden (Europe PMC/PMC açık alt kümesi, DergiPark açık tam metinleri ve açık lisanslı OA sürümleri) karşılanacak biçimde planlanır; bu kaynaklar TDM açısından en az kısıtlı olanlardır. Kapalı/abonelikli içerikte (Scopus, Web of Science, ScienceDirect) çalışma yalnızca kurumsal/EKUAL lisans kapsamı ve yayıncının TDM koşulları dahilinde yürütülür; bu kaynaklardan toplu içe alma, yazılı kurumsal yetkilendirmeye bağlı tutulur. Yayımlanan çıktı telifli tam metin değil, kaynağa atıflı sayısal bileşim kayıtlarıdır.</w:t>
+            </w:r>
+          </w:p>
+          <w:p>
+            <w:pPr>
+              <w:spacing w:after="40" w:before="0" w:line="240" w:lineRule="auto"/>
+            </w:pPr>
+            <w:r>
+              <w:rPr>
+                <w:rFonts w:ascii="Arial" w:hAnsi="Arial" w:eastAsia="Arial"/>
+                <w:b/>
+                <w:sz w:val="18"/>
+              </w:rPr>
               <w:t>4.5.2. Veri Standartları</w:t>
             </w:r>
           </w:p>
@@ -4784,7 +4992,49 @@
                 <w:rFonts w:ascii="Arial" w:hAnsi="Arial" w:eastAsia="Arial"/>
                 <w:sz w:val="18"/>
               </w:rPr>
-              <w:t>Birincil veri tabanı ACID uyumlu PostgreSQL üzerinde tasarlanacaktır. Pgvector uzantısı, varlık bağlama ve RAG geri getirme işlemlerinde vektör benzerliği araması sağlayacaktır. Her kayıt şu bilgileri taşıyacaktır: gıda kimliği/adı, besin öğesi, değer, birim, baz (100 g, kuru madde, porsiyon vb.), hazırlama durumu, kaynak DOI, sayfa/tablo/satır, çıkarım katmanı, güven puanı, doğrulama durumu, uzman düzeltmeleri ve sürüm geçmişi.</w:t>
+              <w:t>Birincil veri tabanı ACID uyumlu PostgreSQL üzerinde tasarlanacaktır. Pgvector uzantısı, varlık bağlama ve RAG geri getirme işlemlerinde vektör benzerliği araması sağlayacaktır. Her kayıt şu bilgileri taşıyacaktır: gıda kimliği/adı, besin öğesi, değer, birim, baz (100 g, kuru madde, porsiyon vb.), hazırlama durumu, kaynak DOI, sayfa/tablo/satır, çıkarım katmanı, güven puanı, çıkarım doğrulama durumu (extraction_verified — çıkarılan değerin kaynak metne sadakati), kanıt/çalışma kalitesi meta verisi (analiz yöntemi, numune büyüklüğü, kültivar/yöre, hazırlama durumu, belirsizlik), uzman düzeltmeleri ve sürüm geçmişi.</w:t>
+            </w:r>
+          </w:p>
+          <w:p>
+            <w:pPr>
+              <w:spacing w:after="40" w:before="0" w:line="240" w:lineRule="auto"/>
+            </w:pPr>
+            <w:r>
+              <w:rPr>
+                <w:rFonts w:ascii="Arial" w:hAnsi="Arial" w:eastAsia="Arial"/>
+                <w:sz w:val="18"/>
+              </w:rPr>
+              <w:t xml:space="preserve">OpenNutri iki ayrı kaliteyi birbirine karıştırmaz: (i) </w:t>
+            </w:r>
+            <w:r>
+              <w:rPr>
+                <w:rFonts w:ascii="Arial" w:hAnsi="Arial" w:eastAsia="Arial"/>
+                <w:b/>
+                <w:sz w:val="18"/>
+              </w:rPr>
+              <w:t>çıkarım doğruluğu</w:t>
+            </w:r>
+            <w:r>
+              <w:rPr>
+                <w:rFonts w:ascii="Arial" w:hAnsi="Arial" w:eastAsia="Arial"/>
+                <w:sz w:val="18"/>
+              </w:rPr>
+              <w:t xml:space="preserve"> — çıkarılan değerin kaynak makaledeki değere sadık olması; (ii) </w:t>
+            </w:r>
+            <w:r>
+              <w:rPr>
+                <w:rFonts w:ascii="Arial" w:hAnsi="Arial" w:eastAsia="Arial"/>
+                <w:b/>
+                <w:sz w:val="18"/>
+              </w:rPr>
+              <w:t>kanıt kalitesi</w:t>
+            </w:r>
+            <w:r>
+              <w:rPr>
+                <w:rFonts w:ascii="Arial" w:hAnsi="Arial" w:eastAsia="Arial"/>
+                <w:sz w:val="18"/>
+              </w:rPr>
+              <w:t xml:space="preserve"> — kaynak ölçümün bilimsel güvenilirliği (analiz yöntemi, numune büyüklüğü, belirsizlik). Sistemin "doğrulanmış kayıt"ı öncelikle çıkarım doğruluğunu ve gıda bilimi olabilirlik kontrollerini güvence altına alır; kaynak çalışmanın analitik ölçümünü yeniden üretmez, bunun yerine çalışma kalitesi meta verisini kayıtla birlikte saklar. Aynı gıda-besin için çelişen ölçümler tek bir değere indirgenmez; kaynaklarıyla birlikte korunur ve gerektiğinde uzman tahkimiyle önceliklendirilir.</w:t>
             </w:r>
           </w:p>
           <w:p>
@@ -4981,19 +5231,19 @@
                 <w:rFonts w:ascii="Arial" w:hAnsi="Arial" w:eastAsia="Arial"/>
                 <w:sz w:val="18"/>
               </w:rPr>
-              <w:t>Bileşen: Gösterge metrikleri; Durum (mevcut prototip): 16 Haziran 2026 itibarıyla 23.561 arama sonucu/hit kaydedilmiş, 4.733 benzersiz makale kaydı sisteme alınmış, 4.999 yapay zekâ çıkarım denemesi üretilmiş ve 339 makale uzman inceleme kuyruğuna yönlendirilmiştir.</w:t>
-            </w:r>
-          </w:p>
-          <w:p>
-            <w:pPr>
-              <w:spacing w:after="40" w:before="0" w:line="240" w:lineRule="auto"/>
-            </w:pPr>
-            <w:r>
-              <w:rPr>
-                <w:rFonts w:ascii="Arial" w:hAnsi="Arial" w:eastAsia="Arial"/>
-                <w:sz w:val="18"/>
-              </w:rPr>
-              <w:t>Bu prototip, projenin en yüksek riskli bileşeni olan çok parçalı sistem entegrasyonunu fiilen çalışır hale getirerek fizibilite riskini düşürmektedir. Proje desteği, prototipin eksik kalan araştırma bileşenlerini tamamlayacaktır: (1) tarama ve çıkarımın hazır/dışarıdan erişilen modellerden, kurum ve TRUBA/proje donanımında çalıştırılacak ince ayarlı ağırlıkları açık modellere taşınması; (2) gıda bilimi doğrulama kural motorunun sistematik olarak geliştirilmesi; (3) statik yönlendirme eşiklerinin yerine Öğrenilmiş Yönlendirici kurulması; (4) uzman düzeltmelerinin alt katmanları sürekli yeniden eğittiği öğrenme döngüsünün kapatılması. Tarama aşaması halihazırda ağırlıkları açık bir model ailesiyle (Gemma) yürütülmektedir; ancak mevcut prototipte bu modele bir hizmet sağlayıcının API'si üzerinden erişilmektedir. Çekirdek çıkarımın kurumun kendi donanımında ve tahsis alınan TRUBA kaynaklarında tümüyle yerinde (self-hosted) çalıştırılması proje kapsamındaki adımdır; bu geçiş yeni bir yetenek değil düşük riskli bir genişletmedir, çünkü ağırlıkları açık modeller kapalı ticari API'lerin aksine indirilip kurum denetimindeki donanımda barındırılabilir. Bu yerinde dağıtım, Bölüm 6.2'de tanımlanan veri egemenliği kazanımını doğrudan güçlendirir.</w:t>
+              <w:t>Bileşen: Gösterge metrikleri; Durum (mevcut prototip): Başvuru tarihi itibarıyla 32.871 arama sonucu/hit kaydedilmiş, 5.498 makale sisteme alınmış ve 4.999 yapay zekâ çıkarım denemesi üretilmiştir. Bu denemelerin yaklaşık %42'si (2.093) kullanılabilir bileşim verisi içermekte; çıkarıcı, veri içeren makaleleri içermeyenlerden ortalama 0,91'e karşı 0,17 güven puanıyla ayırmakta ve bugüne kadar 14.231 ham besin kaydı üretmiştir.</w:t>
+            </w:r>
+          </w:p>
+          <w:p>
+            <w:pPr>
+              <w:spacing w:after="40" w:before="0" w:line="240" w:lineRule="auto"/>
+            </w:pPr>
+            <w:r>
+              <w:rPr>
+                <w:rFonts w:ascii="Arial" w:hAnsi="Arial" w:eastAsia="Arial"/>
+                <w:sz w:val="18"/>
+              </w:rPr>
+              <w:t>Bu prototip, projenin en yüksek riskli bileşeni olan çok parçalı sistem entegrasyonunu fiilen çalışır hale getirerek fizibilite riskini düşürmektedir. Proje desteği, prototipin eksik kalan araştırma bileşenlerini tamamlayacaktır: (1) tarama ve çıkarımın hazır/dışarıdan erişilen modellerden, proje donanımında (gerektiğinde TRUBA üzerinde) çalıştırılacak ince ayarlı ağırlıkları açık modellere taşınması; (2) gıda bilimi doğrulama kural motorunun sistematik olarak geliştirilmesi; (3) statik yönlendirme eşiklerinin yerine Öğrenilmiş Yönlendirici kurulması; (4) uzman düzeltmelerinin alt katmanları sürekli yeniden eğittiği öğrenme döngüsünün kapatılması. Tarama aşaması halihazırda ağırlıkları açık bir model ailesiyle (Gemma) yürütülmektedir; ancak mevcut prototipte bu modele bir hizmet sağlayıcının API'si üzerinden erişilmektedir. Çekirdek çıkarımın, hibe kapsamında edinilecek GPU iş istasyonunda tümüyle yerinde (self-hosted) çalıştırılması proje kapsamındaki adımdır; ağır eğitim/ince ayar işleri için TRUBA fırsatçı bir hızlandırıcı olarak değerlendirilir ancak garanti edilen bir bağımlılık değildir (bkz. Bölüm 5.3). Bu geçiş yeni bir yetenek değil düşük riskli bir genişletmedir, çünkü ağırlıkları açık modeller kapalı ticari API'lerin aksine indirilip kurum denetimindeki donanımda barındırılabilir. Bu yerinde dağıtım, Bölüm 6.2'de tanımlanan veri egemenliği kazanımını doğrudan güçlendirir.</w:t>
             </w:r>
           </w:p>
           <w:p>
@@ -5013,7 +5263,7 @@
                 <w:rFonts w:ascii="Arial" w:hAnsi="Arial" w:eastAsia="Arial"/>
                 <w:sz w:val="18"/>
               </w:rPr>
-              <w:t xml:space="preserve"> Prototipin günlük ~1.500 aday makale tarama kapasitesi, 18 aylık süre boyunca yüz binlerce adayın taranıp önceliklendirilmesine olanak tanır; bu nedenle Hedef 2'deki ≥100.000 ilgili makale işleme hedefi tarama tarafında bağlayıcı kısıt değildir. Asıl ölçek kısıtı çıkarım ve doğrulama hattıdır: çıkarım, ağırlıkları açık model kademesi ve toplu işleme ile yatay olarak ölçeklenir; en pahalı kaynak olan uzman doğrulaması (Hedef 3'te ≥5.000 makale) aktif öğrenme kuyruğuyla en yüksek değerli makalelere yönlendirilerek verimli kullanılır.</w:t>
+              <w:t xml:space="preserve"> Prototipin günlük ~1.500 aday makale tarama kapasitesi, 18 aylık süre boyunca yüz binlerce adayın taranıp önceliklendirilmesine olanak tanır; bu nedenle Hedef 2'deki ≥100.000 ilgili makale işleme hedefi tarama tarafında bağlayıcı kısıt değildir. Asıl ölçek kısıtı çıkarım ve doğrulama hattıdır: çıkarım, ağırlıkları açık model kademesi ve toplu işleme ile yatay olarak ölçeklenir ve garanti edilen kaynaklarla (proje GPU iş istasyonu + sınırlı ticari API) yürütülebilir; TRUBA yalnızca ağır eğitim işlerini hızlandırmak için fırsatçı biçimde kullanılır. En pahalı kaynak olan uzman doğrulaması (Hedef 3'te ≥5.000 makale) aktif öğrenme kuyruğuyla en yüksek değerli makalelere yönlendirilerek verimli kullanılır.</w:t>
             </w:r>
           </w:p>
           <w:p>
@@ -5033,7 +5283,7 @@
                 <w:rFonts w:ascii="Arial" w:hAnsi="Arial" w:eastAsia="Arial"/>
                 <w:sz w:val="18"/>
               </w:rPr>
-              <w:t xml:space="preserve"> Proje ekibi, gıda bilimi doğrulama kural katmanını tasarlamak ve denetlemek için gereken gıda mühendisliği alan uzmanlığını (Prof. Dr. Servet Gülüm Şumnu ve gıda mühendisliği araştırmacıları) ve yazılım mühendisliği ve uygulamalı yapay zekâ yetkinliğini (Prof. Dr. Murat Ceylan, Dr. Engin Esme ve bursiyer ekibi) bir araya getiren disiplinler arası bir yapıdadır. Gıda mühendisliği bursiyerlerinden ikisi, proje süresince yüksek lisans düzeyine geçerek doğrulama ve tez çalışmalarını bu düzeyde sürdürür. [EKİP: buraya eklenecek 1-2 somut yetkinlik/başarı son aşamada onaylanacaktır.]</w:t>
+              <w:t xml:space="preserve"> Proje ekibi, gıda bilimi doğrulama kural katmanını tasarlamak ve denetlemek için gereken gıda mühendisliği alan uzmanlığını (Prof. Dr. Servet Gülüm Şumnu ve gıda mühendisliği araştırmacıları) ve yazılım mühendisliği ve uygulamalı yapay zekâ yetkinliğini (Prof. Dr. Murat Ceylan, Dr. Engin Esme ve bursiyer ekibi) bir araya getiren disiplinler arası bir yapıdadır. Gıda mühendisliği bursiyerlerinden ikisi, proje süresince yüksek lisans düzeyine geçerek doğrulama ve tez çalışmalarını bu düzeyde sürdürür. [EKİP — son aşamada doldurulacak: ekibin bu projeye doğrudan kanıt oluşturan 1-2 somut yetkinliği/başarısı (örneğin çalışan OpenNutri prototipinin uçtan uca geliştirilmiş olması, ilgili yayın/ödül veya önceki LLM/veri mühendisliği çıktısı) buraya eklenecektir.]</w:t>
             </w:r>
           </w:p>
           <w:p>
@@ -5236,7 +5486,7 @@
                 <w:rFonts w:ascii="Arial" w:hAnsi="Arial" w:eastAsia="Arial"/>
                 <w:sz w:val="18"/>
               </w:rPr>
-              <w:t>Veri tabanı hata oranı denetimi, kabul edilmiş kayıtlar içinden gıda kategorisi, besin grubu, kaynak türü, dil ve çıkarım katmanına göre tabakalı rastgele örnekleme ile yürütülecektir. &lt;%0,5 hata hedefinin istatistiksel olarak desteklenebilmesi için her denetim döngüsünde bir taban örneklem büyüklüğü uygulanır: binom güven aralığı mantığıyla, sıfır hatalı gözlemde %95 üst güven sınırı yaklaşık 3/n'dir ("üçler kuralı"); dolayısıyla küresel hata oranını %95 güvenle %0,5'in altında tutmak yaklaşık 600 kaydın hatasız denetlenmesini gerektirir; birkaç hatalı gözleme tolerans tanımak için döngü başına taban örneklem ~600-1.000 kayda çıkarılır. Bu taban örneklem küresel orana ilişkindir; tabakalandırma, örneklemi sınıflara dağıtmak ve sınıflar arası farklılıkları saptamak için kullanılır, her tabakaya ayrı bir %0,5 garantisi vermez. Yüksek riskli tabakalarda (karmaşık tablolar, taranmış/OCR gerektiren PDF'ler, Türkçe yayınlar ve yeni model sürümleri gibi) hedefli aşırı örnekleme yapılır. Sayısal yükseltme kuralı: bir tabakanın gözlemlenen hata oranına ait %95 güven aralığının üst sınırı %0,5'i aştığında, o tabaka için otomatik kabul eşiği yükseltilir ve etkilenen kayıtlar L5 uzman doğrulamasına yönlendirilir.</w:t>
+              <w:t>Veri tabanı hata oranı denetimi, kabul edilmiş kayıtlar içinden gıda kategorisi, besin grubu, kaynak türü, dil ve çıkarım katmanına göre tabakalı rastgele örnekleme ile yürütülecektir. &lt;%0,5 hata hedefinin istatistiksel olarak desteklenebilmesi için her denetim döngüsünde bir taban örneklem büyüklüğü uygulanır: binom güven aralığı mantığıyla, sıfır hatalı gözlemde tek taraflı %95 üst güven sınırı yaklaşık 3/n'dir ("üçler kuralı") ve n≈600'de bu sınır ~%0,5'e denk gelir. Ancak bu yalnızca bağımsız gözlemler için geçerlidir; aynı makaleden gelen kayıtlar kümelenmiş (bağımlı) olduğundan örneklem makale (küme) düzeyinde çekilir ve etkin örneklem büyüklüğü tasarım etkisiyle düzeltilir. Bu nedenle, tasarım etkisi ve tolere edilen hata sayısı dikkate alınarak döngü başına taban örneklem, yeterince çok sayıda farklı makaleye yayılacak biçimde ~1.000-1.500 kayda çıkarılır; güven aralıkları kümelenmeyi hesaba katan küme-bootstrap yöntemiyle hesaplanır ve önceden tanımlanmış sabit bir denetim sıklığıyla raporlanır. Bu taban örneklem küresel orana ilişkindir; tabakalandırma, örneklemi sınıflara dağıtmak ve sınıflar arası farklılıkları saptamak için kullanılır, her tabakaya ayrı bir %0,5 garantisi vermez. Yüksek riskli tabakalarda (karmaşık tablolar, taranmış/OCR gerektiren PDF'ler, Türkçe yayınlar ve yeni model sürümleri gibi) hedefli aşırı örnekleme yapılır. Sayısal yükseltme kuralı: bir tabakanın gözlemlenen hata oranına ait %95 güven aralığının üst sınırı %0,5'i aştığında, o tabaka için otomatik kabul eşiği yükseltilir ve etkilenen kayıtlar L5 uzman doğrulamasına yönlendirilir.</w:t>
             </w:r>
           </w:p>
           <w:p>
@@ -5382,6 +5632,26 @@
                 <w:sz w:val="18"/>
               </w:rPr>
               <w:t>Değişken: Makale özellikleri; Seviyeler / Aralık: Dil, kaynak, tablo karmaşıklığı, gıda kategorisi; Doğrulama Hedefi: Sistematik performans farklılıklarını belirlemek.</w:t>
+            </w:r>
+          </w:p>
+          <w:p>
+            <w:pPr>
+              <w:spacing w:after="40" w:before="0" w:line="240" w:lineRule="auto"/>
+            </w:pPr>
+            <w:r>
+              <w:rPr>
+                <w:rFonts w:ascii="Arial" w:hAnsi="Arial" w:eastAsia="Arial"/>
+                <w:b/>
+                <w:sz w:val="18"/>
+              </w:rPr>
+              <w:t>Donanım kapsamı:</w:t>
+            </w:r>
+            <w:r>
+              <w:rPr>
+                <w:rFonts w:ascii="Arial" w:hAnsi="Arial" w:eastAsia="Arial"/>
+                <w:sz w:val="18"/>
+              </w:rPr>
+              <w:t xml:space="preserve"> 1-13B parametre sınıfı modeller ve PEFT (LoRA/QLoRA) ince ayarı, hibe kapsamındaki tek GPU iş istasyonunda (16-24 GB VRAM sınıfı) garanti edilen deneylerdir ve garanti edilen proje hedefleri yalnızca bu kapsama dayanır. 30-70B parametre sınıfı modeller ve tam ince ayar, donanım gereksinimi nedeniyle TRUBA tahsisine (veya gerekirse kısa süreli bulut GPU'ya) bağlı ikincil/koşullu deneyler olarak ele alınır ve garanti edilen sonuçlar arasında sayılmaz.</w:t>
             </w:r>
           </w:p>
           <w:p>
@@ -5704,6 +5974,18 @@
                 <w:sz w:val="18"/>
               </w:rPr>
               <w:t>Yöntem Bileşeni: Üretim API'si, kıyaslama doğrulaması ve açık araştırma çıktıları; Birincil Çalışma Paketi: WP5; Zaman Aralığı: 14-18. Aylar; Rolü: Ürünleşme hazırlığı, nihai kıyaslama ve açık çıktılar.</w:t>
+            </w:r>
+          </w:p>
+          <w:p>
+            <w:pPr>
+              <w:spacing w:after="40" w:before="0" w:line="240" w:lineRule="auto"/>
+            </w:pPr>
+            <w:r>
+              <w:rPr>
+                <w:rFonts w:ascii="Arial" w:hAnsi="Arial" w:eastAsia="Arial"/>
+                <w:sz w:val="18"/>
+              </w:rPr>
+              <w:t>Çıktıların tek bir pencereye yığılmasını önlemek için API sağlamlaştırma, geliştirici dokümantasyonu ve yayın taslakları WP3-WP4 boyunca erken başlatılır; WP5 öncesinde veri ve model dondurma tarihleri ile kabul kapıları (kilitli kıyaslama kümesi, veri seti sürümü) tanımlanır. Böylece nihai kıyaslama, açık veri yayını ve hakemli yayınlar dondurulmuş sürümler üzerinde yürütülür.</w:t>
             </w:r>
           </w:p>
           <w:p>
@@ -6884,7 +7166,7 @@
                 <w:rFonts w:ascii="Arial" w:hAnsi="Arial" w:eastAsia="Arial"/>
                 <w:sz w:val="18"/>
               </w:rPr>
-              <w:t>≥500.000 gıda-besin kaydı; veri sunum API'si yayında (&lt;200 ms p95 sorgu yanıt süresi, ≥100 istek/saniye); açık veri ve kıyaslama raporu yayımlanır; ≥3 makale hakemli dergilere gönderilir.</w:t>
+              <w:t>≥250.000 (üst senaryoda 500.000'e ölçeklenen) gıda-besin kaydı; veri sunum API'si yayında (&lt;200 ms p95 sorgu yanıt süresi, ≥100 istek/saniye); açık veri ve kıyaslama raporu yayımlanır; ≥3 makale hakemli dergilere gönderilir.</w:t>
             </w:r>
           </w:p>
         </w:tc>
@@ -6984,6 +7266,43 @@
                 <w:sz w:val="15"/>
               </w:rPr>
               <w:t>WP5 ░░░░░░░░░░░░░░░░░░░░░░░░░░░░░░░░░░░░░░░░░░░░░░░░░░░░███████████████████  (14-18)</w:t>
+            </w:r>
+          </w:p>
+          <w:p>
+            <w:pPr>
+              <w:spacing w:after="40" w:before="0" w:line="240" w:lineRule="auto"/>
+            </w:pPr>
+            <w:r>
+              <w:rPr>
+                <w:rFonts w:ascii="Arial" w:hAnsi="Arial" w:eastAsia="Arial"/>
+                <w:b/>
+                <w:sz w:val="18"/>
+              </w:rPr>
+              <w:t>Kişi-İş Paketi Sorumluluk ve Yaklaşık FTE Dağılımı</w:t>
+            </w:r>
+          </w:p>
+          <w:p>
+            <w:pPr>
+              <w:spacing w:after="40" w:before="0" w:line="240" w:lineRule="auto"/>
+            </w:pPr>
+            <w:r>
+              <w:rPr>
+                <w:rFonts w:ascii="Arial" w:hAnsi="Arial" w:eastAsia="Arial"/>
+                <w:sz w:val="18"/>
+              </w:rPr>
+              <w:t>| Ekip Üyesi | Rol | WP1 | WP2 | WP3 | WP4 | WP5 | Yaklaşık FTE | | --- | --- | :-: | :-: | :-: | :-: | :-: | --- | | Prof. Dr. Murat Ceylan (Yürütücü) | Bilimsel/teknik koordinasyon, ileri bileşen liderliği | ✓ | ✓ | ✓ | ✓ | ✓ | ~%20 | | Prof. Dr. S. G. Şumnu (Araştırmacı) | Gıda bilimi doğrulama protokolü ve tahkim | ✓ | ✓ |  | ✓ | ✓ | ~%15 | | Dr. Engin Esme (Araştırmacı) | ML/sistem mimarisi; yönlendirici ve RLHF teknik liderliği |  | ✓ | ✓ | ✓ | ✓ | ~%20 | | Arciel Aliognis (Bursiyer, yazılım/YZ) | L1-L4, Öğrenilmiş Yönlendirici, API | ✓ | ✓ | ✓ | ✓ | ✓ | tam zamanlı | | Alijon Alimov (Bursiyer, yazılım/YZ) | Tarama, entegrasyon, RLHF/öğrenme döngüsü | ✓ |  | ✓ | ✓ | ✓ | tam zamanlı | | Aleyna Özcan (Bursiyer, gıda müh. → YL) | Uzman doğrulama, kural tasarımı, tez |  | ✓ |  | ✓ | ✓ | tam zamanlı | | Peri Açıkgöz (Bursiyer, gıda müh. → YL) | Uzman doğrulama, Türk gıda profili, tez |  | ✓ |  | ✓ | ✓ | tam zamanlı |</w:t>
+            </w:r>
+          </w:p>
+          <w:p>
+            <w:pPr>
+              <w:spacing w:after="40" w:before="0" w:line="240" w:lineRule="auto"/>
+            </w:pPr>
+            <w:r>
+              <w:rPr>
+                <w:rFonts w:ascii="Arial" w:hAnsi="Arial" w:eastAsia="Arial"/>
+                <w:sz w:val="18"/>
+              </w:rPr>
+              <w:t>İki gıda mühendisliği bursiyerinin asıl yükü, kapasitenin bağlayıcı olduğu WP4 doğrulama penceresindedir (4-16. aylar); iki yazılım bursiyeri WP1-WP3 mühendislik yükünü taşır. İleri araştırma bileşenleri (Öğrenilmiş Yönlendirici, RLHF/tercih temelli öğrenme ve katmanlar arası öğrenme), Dr. Engin Esme ve Yürütücü'nün doğrudan teknik liderliğinde, yazılım bursiyerlerinin uygulamasıyla geliştirilir; çalışan prototip bu yetkinliğin somut kanıtıdır.</w:t>
             </w:r>
           </w:p>
         </w:tc>
@@ -7915,7 +8234,7 @@
                 <w:rFonts w:ascii="Arial" w:hAnsi="Arial" w:eastAsia="Arial"/>
                 <w:sz w:val="18"/>
               </w:rPr>
-              <w:t>Aktif öğrenme kuyruğu en yüksek değerli makaleleri önceliklendirir; yönergeler sadeleştirilir; Prof. Dr. Şumnu gözetiminde eğitim/kalibrasyon artırılır; kalite hedefi korunarak hacim riski erken raporlanır.</w:t>
+              <w:t>Aylık tamamlanan inceleme sayısı izlenir; 8. ay sonunda kümülatif hedefin %40'ının altında kalınırsa tetiklenir: aktif öğrenme kuyruğu en yüksek değerli makaleleri önceliklendirir, yönergeler sadeleştirilir, Prof. Dr. Şumnu gözetiminde kalibrasyon artırılır. Hacim yine de risk altındaysa kalite korunarak kapsam, önceden ilan edilen öncelikli bir alt kümeye (ör. yüksek değerli Türk gıdaları) indirgenir; ≥25.000 altın standart kayıt eşiği, gerekirse makale sayısı yerine kayıt yoğunluğuyla korunur.</w:t>
             </w:r>
           </w:p>
         </w:tc>
@@ -7963,7 +8282,7 @@
                 <w:rFonts w:ascii="Arial" w:hAnsi="Arial" w:eastAsia="Arial"/>
                 <w:sz w:val="18"/>
               </w:rPr>
-              <w:t>TRUBA hesaplama tahsisi gecikebilir veya beklenenden düşük olabilir.</w:t>
+              <w:t>TRUBA tahsisi sağlanmayabilir, gecikebilir veya beklenenden düşük olabilir (tahsis garanti değildir).</w:t>
             </w:r>
           </w:p>
         </w:tc>
@@ -7986,7 +8305,7 @@
                 <w:rFonts w:ascii="Arial" w:hAnsi="Arial" w:eastAsia="Arial"/>
                 <w:sz w:val="18"/>
               </w:rPr>
-              <w:t>Ağır ince ayar işleri PEFT (LoRA/QLoRA) ile küçük donanıma sığacak biçimde tasarlanır; proje kapsamındaki GPU iş istasyonu PEFT ölçeğinde yedek hesaplama sağlar; iş yükü gerektiğinde kısa süreli bulut GPU'ya taşınır.</w:t>
+              <w:t>Garanti edilen proje hedefleri yalnızca proje GPU iş istasyonu + sınırlı ticari API ile karşılanacak biçimde tasarlanır; ağır ince ayar işleri PEFT (LoRA/QLoRA) ile bu donanıma sığar. TRUBA sağlanırsa 30-70B sınıfı koşullu deneyleri hızlandırır; sağlanmazsa kapsam PEFT ölçeğinde tutulur ve gerektiğinde kısa süreli bulut GPU köprü olarak kullanılır.</w:t>
             </w:r>
           </w:p>
         </w:tc>
@@ -8057,7 +8376,7 @@
                 <w:rFonts w:ascii="Arial" w:hAnsi="Arial" w:eastAsia="Arial"/>
                 <w:sz w:val="18"/>
               </w:rPr>
-              <w:t>Veri tabanı hata hedefi L5 doğrulama ve rastgele denetimle korunur; otomatik onay oranı düşük kalırsa sistem daha fazla kaydı L5'e yönlendirir ve sonuçlar sınırlılık olarak raporlanır.</w:t>
+              <w:t>Veri tabanı hata hedefi L5 doğrulama ve rastgele denetimle her durumda korunur (kalite, hacme feda edilmez). Otomatik onay oranı hedefin altında kalırsa önce eşikler ve L3 iyileştirme döngüsü ayarlanır; gerekirse otomatik yayımlanan kayıt hacmi, hata kısıtını sağlayan alt kümeyle sınırlandırılır ve kalan kayıtlar L5/ertelenmiş olarak işaretlenir. Düşük onay oranı bir başarısızlık değil, ölçülen ve raporlanan bir sonuç olarak ele alınır.</w:t>
             </w:r>
           </w:p>
         </w:tc>
@@ -8718,7 +9037,7 @@
                 <w:rFonts w:ascii="Arial" w:hAnsi="Arial" w:eastAsia="Arial"/>
                 <w:sz w:val="18"/>
               </w:rPr>
-              <w:t>TRUBA yüksek başarımlı hesaplama kaynakları (TÜBİTAK ULAKBİM, 2026; proje kabulü sonrası uygunluk ve kaynak tahsisi başvurusu yapılacak hesaplama kanalı)</w:t>
+              <w:t>TRUBA yüksek başarımlı hesaplama kaynakları (TÜBİTAK ULAKBİM; başvuruya ve uygunluğa bağlı, garanti edilmeyen hesaplama kanalı — standart akademik hesaplar ücretsizdir, öncelikli/ölçekli kullanım ise ARDEB projeleri için hizmet bedeli karşılığı talep edilebilir)</w:t>
             </w:r>
           </w:p>
         </w:tc>
@@ -8741,7 +9060,7 @@
                 <w:rFonts w:ascii="Arial" w:hAnsi="Arial" w:eastAsia="Arial"/>
                 <w:sz w:val="18"/>
               </w:rPr>
-              <w:t>Büyük ölçekli LLM ince ayarı, RLHF/tercih temelli eğitim süreçleri ve model kıyaslaması; tahsis gecikirse PEFT ölçeğindeki işler proje GPU'su ve kurum kaynaklarıyla yürütülür.</w:t>
+              <w:t>Yalnızca ağır LLM ince ayarı ve model kıyaslaması gibi toplu eğitim işlerini hızlandırmak için fırsatçı kullanım. TRUBA yazılım geliştirme amacıyla kullanılamadığından ve tahsis garanti olmadığından; geliştirme, çıkarım servisi ve garanti edilen proje hedefleri proje GPU iş istasyonu ve kurum kaynaklarıyla yürütülür.</w:t>
             </w:r>
           </w:p>
         </w:tc>
@@ -9433,7 +9752,7 @@
                 <w:rFonts w:ascii="Arial" w:hAnsi="Arial" w:eastAsia="Arial"/>
                 <w:sz w:val="18"/>
               </w:rPr>
-              <w:t>OpenNutri-DB veri seti makalesi: veri tabanı tanımı, metodoloji, Türk gıda veri açığı analizi ve USDA/EuroFIR/TürKomp karşılaştırması.</w:t>
+              <w:t>OpenNutri-DB veri seti makalesi: veri tabanı tanımı, metodoloji, Türk gıda veri açığı analizi ve USDA ile TürKomp karşılaştırması (EuroFIR erişimi sağlanırsa dahil edilir).</w:t>
             </w:r>
           </w:p>
         </w:tc>
@@ -9504,7 +9823,7 @@
                 <w:rFonts w:ascii="Arial" w:hAnsi="Arial" w:eastAsia="Arial"/>
                 <w:sz w:val="18"/>
               </w:rPr>
-              <w:t>OpenNutri Veri Tabanı: en az 500.000 kaynağı izlenebilir gıda-besin kaydı, en az 5.000 özgün Türk gıda ürünü/varyantı ve kaynakta mevcut olduğunda USDA FoodData Central'dan türetilen proje şemasındaki 181'e kadar besin bileşeni.</w:t>
+              <w:t>OpenNutri Veri Tabanı: en az 250.000 (üst senaryoda 500.000'e ölçeklenen) kaynağı izlenebilir gıda-besin kaydı, en az 5.000 özgün Türk gıda öğesi ve kaynakta mevcut olduğunda USDA FoodData Central'dan türetilen proje şemasındaki 181'e kadar besin bileşeni.</w:t>
             </w:r>
           </w:p>
         </w:tc>
@@ -9788,7 +10107,7 @@
                 <w:rFonts w:ascii="Arial" w:hAnsi="Arial" w:eastAsia="Arial"/>
                 <w:sz w:val="18"/>
               </w:rPr>
-              <w:t>Gıda Bilimi ekibi: gıda bileşimi analizi, Türk gıda profillemesi, kalite kontrol protokolleri, USDA/EuroFIR/TürKomp çapraz referanslama ve yapay zekâ destekli doğrulama iş akışları.</w:t>
+              <w:t>Gıda Bilimi ekibi: gıda bileşimi analizi, Türk gıda profillemesi, kalite kontrol protokolleri, USDA/TürKomp çapraz referanslama (erişilebildiğinde EuroFIR) ve yapay zekâ destekli doğrulama iş akışları.</w:t>
             </w:r>
           </w:p>
         </w:tc>
@@ -10596,7 +10915,7 @@
                 <w:rFonts w:ascii="Arial" w:hAnsi="Arial" w:eastAsia="Arial"/>
                 <w:sz w:val="18"/>
               </w:rPr>
-              <w:t>Yapay zekâ destekli gıda bileşimi çıkarımı için açık kıyaslama ve metodoloji; farmakoloji, çevre bilimi ve malzeme bilimi gibi alanlara aktarılabilir mimari.</w:t>
+              <w:t>Yapay zekâ destekli gıda bileşimi çıkarımı için açık kıyaslama ve metodoloji; mimari, benzer literatür-çıkarım problemlerine ilkesel olarak aktarılabilir (proje kapsamında ayrı bir alan doğrulaması yürütülmez).</w:t>
             </w:r>
           </w:p>
         </w:tc>
@@ -10951,7 +11270,7 @@
                 <w:rFonts w:ascii="Arial" w:hAnsi="Arial" w:eastAsia="Arial"/>
                 <w:sz w:val="18"/>
               </w:rPr>
-              <w:t>Proje sonrası 2 yıl içinde veri operasyonları, API mühendisliği ve iş geliştirme rollerini kapsayan 5-10 kişilik spin-off hedefi; ekosistemde 10-20 dolaylı istihdam potansiyeli.</w:t>
+              <w:t>Proje sonrası 2 yıl içinde veri operasyonları, API mühendisliği ve iş geliştirme rollerini kapsayan 5-10 kişilik spin-off hedefi (gelir ve finansman kilometre taşlarına bağlı; muhafazakâr senaryoda daha düşük tutulur); ekosistemde 10-20 dolaylı istihdam potansiyeli.</w:t>
             </w:r>
           </w:p>
         </w:tc>
@@ -11464,7 +11783,7 @@
                 <w:rFonts w:ascii="Arial" w:hAnsi="Arial" w:eastAsia="Arial"/>
                 <w:sz w:val="18"/>
               </w:rPr>
-              <w:t xml:space="preserve"> API, üç hedef sektörü temsil eden 2-3 kuruluşa ücretsiz pilot olarak sunulacaktır: AB 1169/2011 uyum verisine ihtiyaç duyan bir gıda ihracatçısı, yerel gıda veri altyapısına ihtiyaç duyan bir sağlık teknolojisi/beslenme uygulaması şirketi ve halk sağlığı veya gıda güvenliği odaklı bir kurum.</w:t>
+              <w:t xml:space="preserve"> API'nin, üç hedef sektörü temsil eden 2-3 kuruluşa ücretsiz pilot olarak sunulması hedeflenir (ortaklıklar, proje çıktıları olgunlaştıkça WP5'te aranacaktır; başvuru aşamasında bağlayıcı bir taahhüt varsayılmaz): AB 1169/2011 uyum verisine ihtiyaç duyan bir gıda ihracatçısı, yerel gıda veri altyapısına ihtiyaç duyan bir sağlık teknolojisi/beslenme uygulaması şirketi ve halk sağlığı veya gıda güvenliği odaklı bir kurum.</w:t>
             </w:r>
           </w:p>
           <w:p>
@@ -11541,6 +11860,34 @@
                 <w:b/>
                 <w:sz w:val="18"/>
               </w:rPr>
+              <w:t>Açık ve ticari sınır:</w:t>
+            </w:r>
+            <w:r>
+              <w:rPr>
+                <w:rFonts w:ascii="Arial" w:hAnsi="Arial" w:eastAsia="Arial"/>
+                <w:sz w:val="18"/>
+              </w:rPr>
+              <w:t xml:space="preserve"> Açık olarak yayımlanacaklar nettir: değerlendirme/kıyaslama veri alt kümesi, kıyaslama bölme (split) tanımları, kod, dokümantasyon ve metodoloji. Gecikmeli/sınırlı paylaşılacak: tam altın standart veri setinin akademik sürümü (ambargo süresiyle). Ticari/kapalı tutulacaklar: ince ayarlı model ağırlıkları, sürekli güncellenen tam üretim veri tabanı ve doğrulama motoru. Lisans koşulları her kategori için açıkça belirtilecektir.</w:t>
+            </w:r>
+          </w:p>
+          <w:p>
+            <w:pPr>
+              <w:spacing w:after="40" w:before="0" w:line="240" w:lineRule="auto"/>
+              <w:ind w:left="198" w:hanging="113"/>
+            </w:pPr>
+            <w:r>
+              <w:rPr>
+                <w:rFonts w:ascii="Arial" w:hAnsi="Arial" w:eastAsia="Arial"/>
+                <w:sz w:val="18"/>
+              </w:rPr>
+              <w:t xml:space="preserve">• </w:t>
+            </w:r>
+            <w:r>
+              <w:rPr>
+                <w:rFonts w:ascii="Arial" w:hAnsi="Arial" w:eastAsia="Arial"/>
+                <w:b/>
+                <w:sz w:val="18"/>
+              </w:rPr>
               <w:t>İş modelinin resmileştirilmesi:</w:t>
             </w:r>
             <w:r>
@@ -11618,7 +11965,7 @@
                 <w:rFonts w:ascii="Arial" w:hAnsi="Arial" w:eastAsia="Arial"/>
                 <w:sz w:val="18"/>
               </w:rPr>
-              <w:t xml:space="preserve"> Proje tamamlandıktan sonraki 3 yıl içinde 5-10 çalışanlı bir spin-off şirket, düzenli API/veri lisansı geliri ve en az bir uluslararası doğrulama motoru uyarlama veya lisanslama anlaşması hedeflenmektedir.</w:t>
+              <w:t xml:space="preserve"> Proje tamamlandıktan sonraki 3 yıl içinde 5-10 çalışanlı bir spin-off şirket ve düzenli API/veri lisansı geliri; üst senaryoda en az bir uluslararası doğrulama motoru uyarlama/lisanslama anlaşması hedeflenmektedir.</w:t>
             </w:r>
           </w:p>
         </w:tc>

--- a/docs/OpenNutri_1005_Application_Filled_Template.docx
+++ b/docs/OpenNutri_1005_Application_Filled_Template.docx
@@ -5243,7 +5243,7 @@
                 <w:rFonts w:ascii="Arial" w:hAnsi="Arial" w:eastAsia="Arial"/>
                 <w:sz w:val="18"/>
               </w:rPr>
-              <w:t>Bu prototip, projenin en yüksek riskli bileşeni olan çok parçalı sistem entegrasyonunu fiilen çalışır hale getirerek fizibilite riskini düşürmektedir. Proje desteği, prototipin eksik kalan araştırma bileşenlerini tamamlayacaktır: (1) tarama ve çıkarımın hazır/dışarıdan erişilen modellerden, proje donanımında (gerektiğinde TRUBA üzerinde) çalıştırılacak ince ayarlı ağırlıkları açık modellere taşınması; (2) gıda bilimi doğrulama kural motorunun sistematik olarak geliştirilmesi; (3) statik yönlendirme eşiklerinin yerine Öğrenilmiş Yönlendirici kurulması; (4) uzman düzeltmelerinin alt katmanları sürekli yeniden eğittiği öğrenme döngüsünün kapatılması. Tarama aşaması halihazırda ağırlıkları açık bir model ailesiyle (Gemma) yürütülmektedir; ancak mevcut prototipte bu modele bir hizmet sağlayıcının API'si üzerinden erişilmektedir. Çekirdek çıkarımın, hibe kapsamında edinilecek GPU iş istasyonunda tümüyle yerinde (self-hosted) çalıştırılması proje kapsamındaki adımdır; ağır eğitim/ince ayar işleri için TRUBA fırsatçı bir hızlandırıcı olarak değerlendirilir ancak garanti edilen bir bağımlılık değildir (bkz. Bölüm 5.3). Bu geçiş yeni bir yetenek değil düşük riskli bir genişletmedir, çünkü ağırlıkları açık modeller kapalı ticari API'lerin aksine indirilip kurum denetimindeki donanımda barındırılabilir. Bu yerinde dağıtım, Bölüm 6.2'de tanımlanan veri egemenliği kazanımını doğrudan güçlendirir.</w:t>
+              <w:t>Bu prototip, projenin en yüksek riskli bileşeni olan çok parçalı sistem entegrasyonunu fiilen çalışır hale getirerek fizibilite riskini düşürmektedir. Proje desteği, prototipin eksik kalan araştırma bileşenlerini tamamlayacaktır: (1) tarama ve çıkarımın hazır/dışarıdan erişilen modellerden, yerel iş istasyonunda geliştirilip TRUBA'da toplu olarak eğitilen ve çalıştırılan ince ayarlı ağırlıkları açık modellere taşınması; (2) gıda bilimi doğrulama kural motorunun sistematik olarak geliştirilmesi; (3) statik yönlendirme eşiklerinin yerine Öğrenilmiş Yönlendirici kurulması; (4) uzman düzeltmelerinin alt katmanları sürekli yeniden eğittiği öğrenme döngüsünün kapatılması. Tarama aşaması halihazırda ağırlıkları açık bir model ailesiyle (Gemma) yürütülmektedir; ancak mevcut prototipte bu modele bir hizmet sağlayıcının API'si üzerinden erişilmektedir. Çekirdek çıkarımın, kapalı ticari API yerine ağırlıkları açık modellerle yürütülmesi proje kapsamındaki adımdır; yazılım geliştirme ve hata ayıklama yerel GPU iş istasyonunda yapılır, ağır toplu çıkarım ile model eğitimi/ince ayarı ise (30-70B tam ince ayar dâhil) sözleşmeyle tahsis edilen TRUBA H100/H200 kaynaklarına derlenmiş toplu işler olarak gönderilir (geliştir → toplu işi gönder → sonuçları al). TRUBA, ARDEB projeleri için 2026 akademik tarifesinde ~13,28 TL/GPU-saat (KDV hariç) ile ticari buluta göre kat kat ucuz olan ve proje kabulünde imzalanan sözleşmeyle güvenceye alınan birincil ağır-hesaplama kaynağıdır (bkz. Bölüm 5.3, EK-2). Bu geçiş yeni bir yetenek değil düşük riskli bir genişletmedir, çünkü ağırlıkları açık modeller kapalı ticari API'lerin aksine indirilip kurum denetimindeki donanımda barındırılabilir. Bu yerinde dağıtım, Bölüm 6.2'de tanımlanan veri egemenliği kazanımını doğrudan güçlendirir.</w:t>
             </w:r>
           </w:p>
           <w:p>
@@ -5263,7 +5263,7 @@
                 <w:rFonts w:ascii="Arial" w:hAnsi="Arial" w:eastAsia="Arial"/>
                 <w:sz w:val="18"/>
               </w:rPr>
-              <w:t xml:space="preserve"> Prototipin günlük ~1.500 aday makale tarama kapasitesi, 18 aylık süre boyunca yüz binlerce adayın taranıp önceliklendirilmesine olanak tanır; bu nedenle Hedef 2'deki ≥100.000 ilgili makale işleme hedefi tarama tarafında bağlayıcı kısıt değildir. Asıl ölçek kısıtı çıkarım ve doğrulama hattıdır: çıkarım, ağırlıkları açık model kademesi ve toplu işleme ile yatay olarak ölçeklenir ve garanti edilen kaynaklarla (proje GPU iş istasyonu + sınırlı ticari API) yürütülebilir; TRUBA yalnızca ağır eğitim işlerini hızlandırmak için fırsatçı biçimde kullanılır. En pahalı kaynak olan uzman doğrulaması (Hedef 3'te ≥5.000 makale) aktif öğrenme kuyruğuyla en yüksek değerli makalelere yönlendirilerek verimli kullanılır.</w:t>
+              <w:t xml:space="preserve"> Prototipin günlük ~1.500 aday makale tarama kapasitesi, 18 aylık süre boyunca yüz binlerce adayın taranıp önceliklendirilmesine olanak tanır; bu nedenle Hedef 2'deki ≥100.000 ilgili makale işleme hedefi tarama tarafında bağlayıcı kısıt değildir. Asıl ölçek kısıtı çıkarım ve doğrulama hattıdır: çıkarım, ağırlıkları açık model kademesi ve toplu işleme ile yatay olarak ölçeklenir ve sözleşmeyle tahsis edilen TRUBA H100/H200 hesaplaması üzerinde haftalık toplu işlerle yürütülür; düşük gecikme gerekmediğinden bu toplu erişim modeli yeterlidir. Sınırlı ticari API yalnızca L4 yükseltmesi, yerel iş istasyonu ise geliştirme ve yedek yürütme için kullanılır. En pahalı kaynak olan uzman doğrulaması (Hedef 3'te ≥5.000 makale) aktif öğrenme kuyruğuyla en yüksek değerli makalelere yönlendirilerek verimli kullanılır.</w:t>
             </w:r>
           </w:p>
           <w:p>
@@ -5651,7 +5651,7 @@
                 <w:rFonts w:ascii="Arial" w:hAnsi="Arial" w:eastAsia="Arial"/>
                 <w:sz w:val="18"/>
               </w:rPr>
-              <w:t xml:space="preserve"> 1-13B parametre sınıfı modeller ve PEFT (LoRA/QLoRA) ince ayarı, hibe kapsamındaki tek GPU iş istasyonunda (16-24 GB VRAM sınıfı) garanti edilen deneylerdir ve garanti edilen proje hedefleri yalnızca bu kapsama dayanır. 30-70B parametre sınıfı modeller ve tam ince ayar, donanım gereksinimi nedeniyle TRUBA tahsisine (veya gerekirse kısa süreli bulut GPU'ya) bağlı ikincil/koşullu deneyler olarak ele alınır ve garanti edilen sonuçlar arasında sayılmaz.</w:t>
+              <w:t xml:space="preserve"> Ağır toplu çıkarım ve model eğitimi/ince ayarı, EK-2'de bütçelenen ve proje kabulünde sözleşmeyle tahsis edilen TRUBA H100/H200 hesaplaması üzerinde yürütülür; bu sayede 30-70B parametre sınıfı modellerin tam ince ayarı dâhil ağır deneyler (H1/H4) güvenceye alınmış kaynaklarla yapılabilir. Yerel GPU iş istasyonu (16 GB VRAM sınıfı), geliştirme, hata ayıklama, çıkarım servisi ve PEFT (LoRA/QLoRA) denemeleri için kullanılır. Teslim hedefleri, TRUBA erişiminin gecikmesi durumunda dahi yerel iş istasyonu + ticari API ile karşılanabilecek biçimde tasarlanmıştır; TRUBA bu hedeflerin hesaplama maliyetini düşürür ve büyük-model araştırma sorularını mümkün kılar.</w:t>
             </w:r>
           </w:p>
           <w:p>
@@ -7856,7 +7856,7 @@
                 <w:rFonts w:ascii="Arial" w:hAnsi="Arial" w:eastAsia="Arial"/>
                 <w:sz w:val="18"/>
               </w:rPr>
-              <w:t>GPU/NAS donanımının kurumsal satın alma süreci uzayabilir.</w:t>
+              <w:t>GPU iş istasyonunun kurumsal satın alma süreci uzayabilir.</w:t>
             </w:r>
           </w:p>
         </w:tc>
@@ -7879,7 +7879,7 @@
                 <w:rFonts w:ascii="Arial" w:hAnsi="Arial" w:eastAsia="Arial"/>
                 <w:sz w:val="18"/>
               </w:rPr>
-              <w:t>Kritik geliştirme erken dönemde mevcut prototip donanımı, kurum kaynakları ve uygun olduğunda TRUBA üzerinde sürdürülür; satın alma proje başında başlatılır; gerekirse kısa süreli bulut GPU köprü olarak kullanılır.</w:t>
+              <w:t>Kritik geliştirme erken dönemde mevcut prototip donanımı ve kurum kaynaklarıyla sürdürülür; satın alma proje başında başlatılır. Ağır hesaplama zaten TRUBA'da yürütüldüğünden yerel iş istasyonunun gecikmesi düşük etkilidir; gerekirse kısa süreli bulut GPU köprü olarak kullanılır.</w:t>
             </w:r>
           </w:p>
         </w:tc>
@@ -8282,7 +8282,7 @@
                 <w:rFonts w:ascii="Arial" w:hAnsi="Arial" w:eastAsia="Arial"/>
                 <w:sz w:val="18"/>
               </w:rPr>
-              <w:t>TRUBA tahsisi sağlanmayabilir, gecikebilir veya beklenenden düşük olabilir (tahsis garanti değildir).</w:t>
+              <w:t>TRUBA hizmet alımı erişimi/kuyruğu gecikebilir.</w:t>
             </w:r>
           </w:p>
         </w:tc>
@@ -8305,7 +8305,7 @@
                 <w:rFonts w:ascii="Arial" w:hAnsi="Arial" w:eastAsia="Arial"/>
                 <w:sz w:val="18"/>
               </w:rPr>
-              <w:t>Garanti edilen proje hedefleri yalnızca proje GPU iş istasyonu + sınırlı ticari API ile karşılanacak biçimde tasarlanır; ağır ince ayar işleri PEFT (LoRA/QLoRA) ile bu donanıma sığar. TRUBA sağlanırsa 30-70B sınıfı koşullu deneyleri hızlandırır; sağlanmazsa kapsam PEFT ölçeğinde tutulur ve gerektiğinde kısa süreli bulut GPU köprü olarak kullanılır.</w:t>
+              <w:t>TRUBA hizmet alımı, proje kabulünde ULAKBİM ile imzalanan sözleşmeyle güvenceye alınır (EK-2). Erişim gecikirse teslim hedefleri yerel iş istasyonu (PEFT/LoRA-QLoRA ölçeği) + sınırlı ticari API ile sürdürülür; toplu eğitim işleri TRUBA erişilebilir olduğunda gönderilir, gerekirse kısa süreli bulut GPU köprü olarak kullanılır. Büyük-model (30-70B tam ince ayar) deneyleri bu güvenceye alınmış TRUBA kaynağıyla yürütülür.</w:t>
             </w:r>
           </w:p>
         </w:tc>
@@ -8989,7 +8989,7 @@
                 <w:rFonts w:ascii="Arial" w:hAnsi="Arial" w:eastAsia="Arial"/>
                 <w:sz w:val="18"/>
               </w:rPr>
-              <w:t>Ev sahibi kurum sunucuları ve mevcut depolama/ağ altyapısı</w:t>
+              <w:t>Ev sahibi kurum sunucuları, ağ ve mevcut depolama altyapısı</w:t>
             </w:r>
           </w:p>
         </w:tc>
@@ -9012,7 +9012,7 @@
                 <w:rFonts w:ascii="Arial" w:hAnsi="Arial" w:eastAsia="Arial"/>
                 <w:sz w:val="18"/>
               </w:rPr>
-              <w:t>Birincil veri tabanı, çıkarım servisleri ve PDF/tam metin önbelleği için temel sunucu, depolama ve ağ ortamı (proje kapsamında talep edilen GPU iş istasyonu ve NAS depolama EK-2 bütçesinde ayrıca yer almaktadır).</w:t>
+              <w:t>Geliştirme ve servis için temel sunucu/ağ ortamı (kurum ağı kullanılır; ayrı ağ donanımı talep edilmez). Proje kapsamında talep edilen GPU geliştirme/servis iş istasyonu EK-2 bütçesindedir; üretim veri barındırma ve yedekleme bulut hizmetiyle sağlanır.</w:t>
             </w:r>
           </w:p>
         </w:tc>
@@ -9037,7 +9037,7 @@
                 <w:rFonts w:ascii="Arial" w:hAnsi="Arial" w:eastAsia="Arial"/>
                 <w:sz w:val="18"/>
               </w:rPr>
-              <w:t>TRUBA yüksek başarımlı hesaplama kaynakları (TÜBİTAK ULAKBİM; başvuruya ve uygunluğa bağlı, garanti edilmeyen hesaplama kanalı — standart akademik hesaplar ücretsizdir, öncelikli/ölçekli kullanım ise ARDEB projeleri için hizmet bedeli karşılığı talep edilebilir)</w:t>
+              <w:t>TRUBA yüksek başarımlı hesaplama kaynakları (TÜBİTAK ULAKBİM; ARDEB projeleri için hizmet bedeli karşılığı, proje kabulünde imzalanan sözleşmeyle tahsis edilen H100/H200 hesaplaması — EK-2'de bütçelenmiştir)</w:t>
             </w:r>
           </w:p>
         </w:tc>
@@ -9060,7 +9060,7 @@
                 <w:rFonts w:ascii="Arial" w:hAnsi="Arial" w:eastAsia="Arial"/>
                 <w:sz w:val="18"/>
               </w:rPr>
-              <w:t>Yalnızca ağır LLM ince ayarı ve model kıyaslaması gibi toplu eğitim işlerini hızlandırmak için fırsatçı kullanım. TRUBA yazılım geliştirme amacıyla kullanılamadığından ve tahsis garanti olmadığından; geliştirme, çıkarım servisi ve garanti edilen proje hedefleri proje GPU iş istasyonu ve kurum kaynaklarıyla yürütülür.</w:t>
+              <w:t>Toplu model çıkarımı ile model eğitimi/ince ayarı (30-70B tam ince ayar dâhil) için birincil ağır-hesaplama kaynağı; haftalık toplu işlerle kullanılır. TRUBA yazılım geliştirme amacıyla kullanılamadığından geliştirme, hata ayıklama ve çıkarım servisi yerel GPU iş istasyonunda yürütülür.</w:t>
             </w:r>
           </w:p>
         </w:tc>
@@ -11483,7 +11483,7 @@
                 <w:rFonts w:ascii="Arial" w:hAnsi="Arial" w:eastAsia="Arial"/>
                 <w:sz w:val="18"/>
               </w:rPr>
-              <w:t>Çekirdek veri ve model altyapısının kurum/proje donanımı ve tahsis alınan TRUBA kaynakları üzerinde yürütülmesi, bulut kullanımının yedekleme ve dağıtımla sınırlandırılması ve açık kaynaklı yığın sayesinde verinin yurt içinde tutulması; yabancı bulut/tedarikçi bağımlılığının ve buna bağlı erişim/fiyat risklerinin azaltılması.</w:t>
+              <w:t>Çekirdek veri ve model altyapısının kurum/proje donanımı ve sözleşmeyle tahsis edilen TRUBA kaynakları üzerinde yürütülmesi, bulut kullanımının yedekleme ve dağıtımla sınırlandırılması ve açık kaynaklı yığın sayesinde verinin yurt içinde tutulması; yabancı bulut/tedarikçi bağımlılığının ve buna bağlı erişim/fiyat risklerinin azaltılması.</w:t>
             </w:r>
           </w:p>
         </w:tc>

--- a/docs/OpenNutri_1005_Application_Filled_Template.docx
+++ b/docs/OpenNutri_1005_Application_Filled_Template.docx
@@ -493,7 +493,7 @@
                 <w:rFonts w:ascii="Arial" w:hAnsi="Arial" w:eastAsia="Arial"/>
                 <w:sz w:val="18"/>
               </w:rPr>
-              <w:t>Güncel ve güvenilir veriler içeren bir besin veri tabanı, diyet alımlarının doğru hesaplanması için kritik önem arz etmektedir (Schakel ve diğerleri, 1988). Çoğu besin veri tabanı, USDA FoodData Central ve EuroFIR (EuroFIR AISBL, 2024) gibi güvenilir kaynaklardan alınan verilerle ve uzman kürasyonu ile hazırlanmakta; bu süreç, bilimsel literatürdeki verilerin hızla artmasına rağmen hâlâ büyük ölçüde manuel yürütülmektedir. Sınırlı kaynaklar nedeniyle küresel kurumlar yaygın ürünlere öncelik vermekte; Türkçe literatürde, yerel tarım ürünlerinde ve bölgesel gıdalarda üretilen bilimsel veri uluslararası besin veri altyapılarına yeterince yansımamaktadır.</w:t>
+              <w:t>Küresel besin veri altyapısı bugün emek yoğun ve büyük ölçüde manuel bir darboğaza sıkışmıştır: güvenilir besin veri tabanları (USDA FoodData Central, EuroFIR) verilerini uzman kürasyonuyla ve çoğunlukla elle derler (Schakel ve diğerleri, 1988; EuroFIR AISBL, 2024); bu yöntem, bilimsel literatürdeki veri hızla artarken ölçeğe yetişememektedir. Güncel ve güvenilir veriler içeren bir besin veri tabanı, diyet alımlarının doğru hesaplanması için kritik önem taşır; ancak sınırlı kaynaklar nedeniyle küresel kurumlar yaygın ürünlere öncelik vermekte, Türkçe literatürde, yerel tarım ürünlerinde ve bölgesel gıdalarda üretilen bilimsel veri uluslararası besin veri altyapılarına yeterince yansımamaktadır.</w:t>
             </w:r>
           </w:p>
           <w:p>
@@ -702,7 +702,7 @@
                 <w:rFonts w:ascii="Arial" w:hAnsi="Arial" w:eastAsia="Arial"/>
                 <w:sz w:val="18"/>
               </w:rPr>
-              <w:t>OpenNutri, Antep fıstığı, yerel buğday çeşitleri, geleneksel ürünler ve bölgesel gıdalar gibi Türk ürünleri için DOI ile kaynaklandırılmış, denetlenebilir bir referans standardı sağlayarak laboratuvar analizinin zorunlu olduğu durumların yerine geçmeyi değil, analiz ihtiyacını azaltabilecek ve belgelendirme kalitesini yükseltecek karar süreçlerini hedefler. Böylece ihracatçılar, yabancı veri tabanlarına bağımlı genel tahminler yerine yerel ürüne ait bilimsel kanıtla çalışabilir.</w:t>
+              <w:t>OpenNutri, Antep fıstığı, yerel buğday çeşitleri, geleneksel ürünler ve bölgesel gıdalar gibi Türk ürünleri için DOI ile kaynaklandırılmış, denetlenebilir bir referans standardı sağlar. Amaç, zorunlu laboratuvar analizinin yerini almak değil; analiz ve teknik dosya hazırlama ihtiyacını azaltmak ve belgelendirme kalitesini yükseltmektir. Böylece ihracatçılar, yabancı veri tabanlarına bağımlı genel tahminler yerine yerel ürüne ait bilimsel kanıtla çalışabilir.</w:t>
             </w:r>
           </w:p>
           <w:p>
@@ -767,7 +767,7 @@
                 <w:rFonts w:ascii="Arial" w:hAnsi="Arial" w:eastAsia="Arial"/>
                 <w:sz w:val="18"/>
               </w:rPr>
-              <w:t>Türk sağlık teknolojisi girişimleri ve beslenme uzmanları, yerel gıdaları doğru temsil eden veri eksikliği nedeniyle sınırlanmaktadır. Küresel veri tabanları kapsam, lisans maliyeti veya yerel gıda çeşitliliği açısından yeterli değildir; simit, lahmacun, yöresel yemekler, yerel bakliyat ve tahıl çeşitleri gibi ürünler çoğu zaman ya eksiktir ya da yabancı muadillerle temsil edilir.</w:t>
+              <w:t>Türk sağlık teknolojisi girişimleri ve beslenme uzmanları, yerel gıdaları doğru temsil eden veri eksikliği nedeniyle sınırlanmaktadır. Küresel veri tabanları ve uygulamalar (ör. lisanslı veri tabanları NCCDB ve Nutritionix; yaygın kullanılan yabancı uygulamalar MyFitnessPal ve Yazio) kapsam, lisans maliyeti veya yerel gıda çeşitliliği açısından yeterli değildir; simit, lahmacun, yöresel yemekler, yerel bakliyat ve tahıl çeşitleri gibi ürünler çoğu zaman ya eksiktir ya da yabancı muadillerle temsil edilir. Yerel gıdalardaki bu doğruluk farkı, yabancı sistemlerin kapatamadığı bir ayrışma noktasıdır.</w:t>
             </w:r>
           </w:p>
           <w:p>
@@ -962,7 +962,7 @@
                 <w:rFonts w:ascii="Arial" w:hAnsi="Arial" w:eastAsia="Arial"/>
                 <w:sz w:val="18"/>
               </w:rPr>
-              <w:t>Türkiye bugün yapılandırılmış besin verisi için büyük ölçüde yabancı veri altyapılarına bağımlıdır. OpenNutri bu ilişkiyi tersine çevirmeyi hedefler: doğrulanmış gıda bileşimi veri tabanı sağlık teknolojisi, gıda sanayi ve araştırma kuruluşlarına sunulabilir; kademeli doğrulama motoru ise kendi gıda veri altyapısını dijitalleştirmek isteyen ülke veya kurumlara uyarlanabilir bir teknoloji olarak lisanslanabilir.</w:t>
+              <w:t>Türkiye bugün yapılandırılmış besin verisi için büyük ölçüde yabancı veri altyapılarına bağımlıdır. OpenNutri bu ilişkiyi tersine çevirmeyi hedefler; gelir iki ayrı varlıktan doğar: (1) doğrulanmış gıda bileşimi veri tabanının sağlık teknolojisi, gıda sanayisi ve araştırma kuruluşlarına sunulması; (2) kademeli doğrulama motorunun, kendi gıda veri altyapısını dijitalleştirmek isteyen ülke veya kurumlara uyarlanabilir bir teknoloji olarak lisanslanması.</w:t>
             </w:r>
           </w:p>
           <w:p>
@@ -1209,7 +1209,7 @@
                 <w:rFonts w:ascii="Arial" w:hAnsi="Arial" w:eastAsia="Arial"/>
                 <w:sz w:val="18"/>
               </w:rPr>
-              <w:t xml:space="preserve"> Kademeli Hibrit Zekâ motoru) ile bunun ürünleşmiş biçimlerini (doğrulanmış veri tabanı ve REST API) geliştirmektir. OpenNutri; yapay zekâ destekli veri çıkarımı, gıda bilimi doğrulama kuralları ve uzman geri bildirimiyle öğrenen kademeli bir mimari kullanarak bilimsel literatürdeki besin bileşimi verilerini otomatik biçimde çıkarır, doğrular ve uluslararası standartlara göre yapılandırır. Proje sonunda doğrulanmış bir besin veri tabanı, üretim ortamında çalışan REST API, açık araştırma veri seti ve farklı kurumlara uyarlanabilir bir veri çıkarma/doğrulama motoru ortaya çıkacaktır. Proje çıktısı, 1005 programının kapsamına uygun olarak bir yöntem/model (Kademeli Hibrit Zekâ çıkarma-doğrulama motoru) ile bunun ürünleşmiş biçimlerini (veri tabanı ve REST API) hedefler; talep edilen hesaplama donanımı bu Ar-Ge çıktılarının üretilmesi için bir araçtır, kalıcı altyapı kurmak başlı başına bir amaç değildir.</w:t>
+              <w:t xml:space="preserve"> Kademeli Hibrit Zekâ motoru) ile bunun ürünleşmiş biçimlerini (doğrulanmış veri tabanı ve REST API) geliştirmektir. OpenNutri; yapay zekâ destekli veri çıkarımı, gıda bilimi doğrulama kuralları ve uzman geri bildirimiyle öğrenen kademeli bir mimari kullanarak bilimsel literatürdeki besin bileşimi verilerini otomatik biçimde çıkarır, doğrular ve uluslararası standartlara göre yapılandırır. Proje sonunda doğrulanmış bir besin veri tabanı, üretim ortamında çalışan REST API, açık araştırma veri seti ve farklı kurumlara uyarlanabilir bir veri çıkarma/doğrulama motoru ortaya çıkacaktır. Talep edilen hesaplama donanımı, bu Ar-Ge çıktılarının üretilmesi için bir araçtır; kalıcı altyapı kurmak başlı başına bir amaç değildir.</w:t>
             </w:r>
           </w:p>
           <w:p>
@@ -2357,7 +2357,7 @@
                 <w:rFonts w:ascii="Arial" w:hAnsi="Arial" w:eastAsia="Arial"/>
                 <w:sz w:val="18"/>
               </w:rPr>
-              <w:t>No.: 2; Yenilik: Kademeli Hibrit Zekâ mimarisi (L1-L5); Nedir?: Tarama, filtreleme, ağırlıkları açık çıkarım, ticari model yükseltme ve uzman doğrulamasını maliyet/kalite dengesiyle birleştirir.; Neden Yeni?: Tek model yaklaşımlarından farklı olarak hem maliyet optimizasyonu hem de çok katmanlı doğrulama sağlar.</w:t>
+              <w:t>No.: 2; Yenilik: Kademeli Hibrit Zekâ mimarisi (L1-L5); Nedir?: Tarama, filtreleme, ağırlıkları açık çıkarım, ticari model yükseltme ve uzman doğrulamasını maliyet/kalite dengesiyle birleştirir.; Neden Yeni?: Tek model yaklaşımlarından ve yalnızca maliyet düşüren statik kademelerden (ör. FrugalGPT) farklı olarak kademe, hem maliyet optimizasyonu hem de çok katmanlı doğrulama işlevini birlikte üstlenir; bu çift işlevin bilinen bir örneği yoktur.</w:t>
             </w:r>
           </w:p>
           <w:p>
@@ -2377,7 +2377,7 @@
                 <w:rFonts w:ascii="Arial" w:hAnsi="Arial" w:eastAsia="Arial"/>
                 <w:sz w:val="18"/>
               </w:rPr>
-              <w:t>No.: 3; Yenilik: Öğrenilmiş Yönlendirici; Nedir?: Belge ve alt görev özelliklerine göre en ucuz yeterli katmanı seçen eğitilebilir karar mekanizmasıdır.; Neden Yeni?: Statik eşiklere dayalı kademelerin yerine, proje boyunca doğrulama sonuçlarından öğrenen bir rota optimizasyonu kullanır.</w:t>
+              <w:t>No.: 3; Yenilik: Öğrenilmiş Yönlendirici; Nedir?: Belge ve alt görev özelliklerine göre en ucuz yeterli katmanı seçen eğitilebilir karar mekanizmasıdır.; Neden Yeni?: Sabit güven eşiğine dayalı statik kademelerin (ör. FrugalGPT) yerine, proje boyunca doğrulama sonuçlarından öğrenen ve zamanla ucuzlayan bir rota optimizasyonu kullanır.</w:t>
             </w:r>
           </w:p>
           <w:p>
@@ -2397,7 +2397,7 @@
                 <w:rFonts w:ascii="Arial" w:hAnsi="Arial" w:eastAsia="Arial"/>
                 <w:sz w:val="18"/>
               </w:rPr>
-              <w:t>No.: 4; Yenilik: Uzman geri bildirimiyle katmanlar arası öğrenme; Nedir?: L4/L5 çıktıları ve uzman düzeltmeleri L1-L3 modellerini yeniden eğiten yapılandırılmış sinyale dönüşür.; Neden Yeni?: Doğrulamayı yalnızca kalite kontrol maliyeti olmaktan çıkarır; alt katmanların zaman içinde daha fazla görevi otomatik çözmesini sağlayan eğitim yatırımına dönüştürür.</w:t>
+              <w:t>No.: 4; Yenilik: Uzman geri bildirimiyle katmanlar arası öğrenme; Nedir?: L4/L5 çıktıları ve uzman düzeltmeleri L1-L3 modellerini yeniden eğiten yapılandırılmış sinyale dönüşür.; Neden Yeni?: RLHF yaygın olarak sohbet modeli hizalamasında kullanılır; burada uzman düzeltmelerinin doğrudan çıkarım modellerini yeniden eğittiği yapılandırılmış veri çıkarımına uygulanması yenidir. Bu yaklaşım doğrulamayı yalnızca kalite kontrol maliyeti olmaktan çıkarır; alt katmanların zaman içinde daha fazla görevi otomatik çözmesini sağlayan eğitim yatırımına dönüştürür.</w:t>
             </w:r>
           </w:p>
           <w:p>
@@ -2429,7 +2429,7 @@
                 <w:rFonts w:ascii="Arial" w:hAnsi="Arial" w:eastAsia="Arial"/>
                 <w:sz w:val="18"/>
               </w:rPr>
-              <w:t>Ek metodolojik yenilik olarak sistem, standart NLP metriklerinin ötesinde alana özgü doğrulama uygular: Atwater enerji-makro besin dengesi, 100 g kütle dengesi, fizyolojik referans aralıkları, birimler arası dönüşüm ve besinler arası tutarlılık. Bu kurallar, standart dil modeli güven puanını geçebilecek ancak gıda bilimi açısından imkânsız veya şüpheli değerleri yakalayan bağımsız bir kalite katmanı oluşturur.</w:t>
+              <w:t>Ek metodolojik yenilik olarak sistem, standart NLP metriklerinin ötesinde alana özgü doğrulama uygular: Atwater enerji-makro besin dengesi, 100 g kütle dengesi, fizyolojik referans aralıkları, birimler arası dönüşüm ve besinler arası tutarlılık. Bu kurallar, standart dil modeli güven puanını geçebilecek ancak gıda bilimi açısından imkânsız veya şüpheli değerleri yakalayan bağımsız bir kalite katmanı oluşturur. Çıkarım güven puanından bağımsız çalışan, alana özgü bu doğrulama katmanının bilimsel veri çıkarımı literatüründe bildiğimiz kadarıyla bir örneği bulunmamaktadır.</w:t>
             </w:r>
           </w:p>
           <w:p>
@@ -2698,7 +2698,7 @@
                 <w:rFonts w:ascii="Arial" w:hAnsi="Arial" w:eastAsia="Arial"/>
                 <w:sz w:val="18"/>
               </w:rPr>
-              <w:t xml:space="preserve"> Ticarileşmenin maliyet temeli iki kalemden oluşur: makale başına bir defalık otomatik işleme maliyeti (Hedef 1'de proje sonunda &lt;$0,01 hedeflenir) ve API'yi ayakta tutan tekrarlayan altyapı maliyeti (Bölüm 3.4'te proje sonrası ~12.500 TL/yıl). Bu düşük tutar, proje donanımı edinildikten sonraki değişken işleme/sunum maliyetini ifade eder; personel, satış, destek ve donanım amortismanı ticari fiyatlandırmada ayrıca dikkate alınacaktır. Çıkarım maliyeti bir kayıt için yalnızca bir kez oluşur; üretilen kayıt çok sayıda API çağrısına neredeyse maliyetsiz biçimde yeniden sunulabildiğinden çağrı başına marjinal sunum maliyeti çok düşüktür. Bu yapı kademeli bir gelir modeline olanak tanır: ücretsiz akademik erişim, kullanım hacmine göre fiyatlanan ticari API abonelikleri ve toplu veri/lisans anlaşmaları. Gösterge niteliğindeki bir değerlendirmeyle, yıllık tekrarlayan işletme maliyetinin karşılanması yalnızca birkaç orta ölçekli kurumsal aboneliği gerektirir; bu nedenle başabaş noktasının düşük bir müşteri sayısında ulaşılabilir olduğu öngörülmektedir. Kesin fiyat kademeleri, çağrı başına sunum maliyeti ve ayrıntılı başabaş analizi; pilot sonuçlarına ve değerlendirme dönemindeki güncel model ve altyapı fiyatlarına göre Bölüm 6.3'teki ürünleşme yol haritasında nihaileştirilecektir.</w:t>
+              <w:t xml:space="preserve"> Ticarileşmenin maliyet temeli iki kalemdir: makale başına bir defalık otomatik işleme maliyeti (Hedef 1'de proje sonunda &lt;$0,01) ve API'yi ayakta tutan tekrarlayan altyapı maliyeti (Bölüm 3.4'te ~12.500 TL/yıl). Çıkarım maliyeti her kayıt için yalnızca bir kez oluşur; üretilen kayıt çok sayıda API çağrısına neredeyse maliyetsiz biçimde yeniden sunulduğundan çağrı başına marjinal maliyet çok düşüktür. Bu yapı kademeli bir gelir modeline olanak tanır: ücretsiz akademik erişim, hacme göre fiyatlanan ticari API abonelikleri ve toplu veri/lisans anlaşmaları. Gösterge niteliğinde, yıllık tekrarlayan işletme maliyetinin karşılanması yalnızca birkaç orta ölçekli kurumsal abonelik gerektirir; bu nedenle başabaş düşük bir müşteri sayısında ulaşılabilir görünmektedir. Personel, satış, destek ve donanım amortismanı ticari fiyatlandırmada ayrıca dikkate alınacak; kesin fiyat kademeleri ve ayrıntılı başabaş analizi pilot sonuçlarına ve güncel fiyatlara göre Bölüm 6.3'te nihaileştirilecektir.</w:t>
             </w:r>
           </w:p>
           <w:p>
@@ -4453,7 +4453,7 @@
                 <w:rFonts w:ascii="Arial" w:hAnsi="Arial" w:eastAsia="Arial"/>
                 <w:sz w:val="18"/>
               </w:rPr>
-              <w:t xml:space="preserve"> Hedef, 5.000 makalenin tek incelemeden geçirilmesidir; çift inceleme her makaleye değil, yalnızca küçük bir kalite güvence / uzmanlar arası uyum örneklemine (~%5-10) uygulanır. İki gıda mühendisliği bursiyerinin her biri günde ortalama 10 makale incelediğinde (kişi başı ayda ~21 iş günü), WP4 doğrulama penceresinin (4-16. aylar) eğitim, kalibrasyon ve denetim payı düşüldükten sonra etkin kalan ~12 ay boyunca yaklaşık 2 × 10 × 21 × 12 ≈ 5.000 tekil inceleme tamamlanır; küçük çift-inceleme örneklemi bu sayının üzerine sınırlı bir ek yük getirir. Veri içeren makale başına ~6,8 kayıt yoğunluğunda bu, ≥25.000 altın standart kayda karşılık gelir. Kapasite makale/gün yerine inceleme-dakikası üzerinden bütçelenir; bağlayıcı olan en pahalı kaynak uzman doğrulamasıdır. Aktif öğrenme kuyruğu, insan incelemesini en yüksek eğitim değeri taşıyan örneklere yönlendirir; doğrulama hızı beklenenin altında kalırsa hacim, önceden ilan edilen öncelikli bir alt kümeye indirgenerek kalite korunur (Bölüm 5.2).</w:t>
+              <w:t xml:space="preserve"> Hedef, 5.000 makalenin tek incelemeden geçirilmesidir; çift inceleme her makaleye değil, yalnızca küçük bir kalite güvence / uzmanlar arası uyum örneklemine (~%5-10) uygulanır. İki gıda mühendisliği bursiyerinin her biri günde ortalama 10 makale incelediğinde (kişi başı ayda ~21 iş günü), WP4 doğrulama penceresinin (4-16. aylar) etkin kalan ~12 ayında yaklaşık 2 × 10 × 21 × 12 ≈ 5.000 tekil inceleme tamamlanır. Veri içeren makale başına ~6,8 kayıt yoğunluğunda bu, ≥25.000 altın standart kayda karşılık gelir. Bağlayıcı olan en pahalı kaynak uzman doğrulaması olduğundan kapasite inceleme-dakikası üzerinden bütçelenir; aktif öğrenme kuyruğu insan incelemesini en yüksek eğitim değerli örneklere yönlendirir ve doğrulama hızı beklenenin altında kalırsa hacim, önceden ilan edilen öncelikli bir alt kümeye indirgenerek kalite korunur (Bölüm 5.2).</w:t>
             </w:r>
           </w:p>
           <w:p>
@@ -4644,7 +4644,7 @@
                 <w:rFonts w:ascii="Arial" w:hAnsi="Arial" w:eastAsia="Arial"/>
                 <w:sz w:val="18"/>
               </w:rPr>
-              <w:t>Alt katmanların başarısız olduğu örneklere eğitimde daha yüksek ağırlık verilir (focal loss; Lin vd., 2017). Böylece uzman doğrulaması ve ticari model kullanımı yalnızca maliyet değil, daha düşük katmanların gelecekte aynı tür problemi çözmesini sağlayan eğitim yatırımı haline gelir.</w:t>
+              <w:t>Alt katmanların başarısız olduğu örneklere eğitimde daha yüksek ağırlık verilir (focal loss; Lin vd., 2017). Böylece uzman doğrulaması ve ticari model kullanımı yalnızca maliyet değil, daha düşük katmanların gelecekte aynı tür problemi çözmesini sağlayan eğitim yatırımı haline gelir. Bu etkinin ölçeği bütçe açısından belirleyicidir: hedef hacimde otomatik onay oranındaki görece küçük bir artış bile (ör. ~%60'tan ~%90'a) on binlerce L4/L5 çağrısını ortadan kaldırır; eğitim bir defalık maliyet olduğundan bu birikimli tasarruf, eğitim için harcanan hesaplama bütçesini belirgin biçimde aşar.</w:t>
             </w:r>
           </w:p>
           <w:p>
@@ -5243,7 +5243,27 @@
                 <w:rFonts w:ascii="Arial" w:hAnsi="Arial" w:eastAsia="Arial"/>
                 <w:sz w:val="18"/>
               </w:rPr>
-              <w:t>Bu prototip, projenin en yüksek riskli bileşeni olan çok parçalı sistem entegrasyonunu fiilen çalışır hale getirerek fizibilite riskini düşürmektedir. Proje desteği, prototipin eksik kalan araştırma bileşenlerini tamamlayacaktır: (1) tarama ve çıkarımın hazır/dışarıdan erişilen modellerden, yerel iş istasyonunda geliştirilip TRUBA'da toplu olarak eğitilen ve çalıştırılan ince ayarlı ağırlıkları açık modellere taşınması; (2) gıda bilimi doğrulama kural motorunun sistematik olarak geliştirilmesi; (3) statik yönlendirme eşiklerinin yerine Öğrenilmiş Yönlendirici kurulması; (4) uzman düzeltmelerinin alt katmanları sürekli yeniden eğittiği öğrenme döngüsünün kapatılması. Tarama aşaması halihazırda ağırlıkları açık bir model ailesiyle (Gemma) yürütülmektedir; ancak mevcut prototipte bu modele bir hizmet sağlayıcının API'si üzerinden erişilmektedir. Çekirdek çıkarımın, kapalı ticari API yerine ağırlıkları açık modellerle yürütülmesi proje kapsamındaki adımdır; yazılım geliştirme ve hata ayıklama yerel GPU iş istasyonunda yapılır, ağır toplu çıkarım ile model eğitimi/ince ayarı ise (30-70B tam ince ayar dâhil) sözleşmeyle tahsis edilen TRUBA H100/H200 kaynaklarına derlenmiş toplu işler olarak gönderilir (geliştir → toplu işi gönder → sonuçları al). TRUBA, ARDEB projeleri için 2026 akademik tarifesinde ~13,28 TL/GPU-saat (KDV hariç) ile ticari buluta göre kat kat ucuz olan ve proje kabulünde imzalanan sözleşmeyle güvenceye alınan birincil ağır-hesaplama kaynağıdır (bkz. Bölüm 5.3, EK-2). Bu geçiş yeni bir yetenek değil düşük riskli bir genişletmedir, çünkü ağırlıkları açık modeller kapalı ticari API'lerin aksine indirilip kurum denetimindeki donanımda barındırılabilir. Bu yerinde dağıtım, Bölüm 6.2'de tanımlanan veri egemenliği kazanımını doğrudan güçlendirir.</w:t>
+              <w:t>Bu prototip, projenin en yüksek riskli bileşeni olan çok parçalı sistem entegrasyonunu fiilen çalışır hâle getirerek fizibilite riskini düşürür. Proje desteği, eksik kalan araştırma bileşenlerini tamamlar: (1) tarama ve çıkarımın hazır/dışarıdan erişilen modellerden ince ayarlı ağırlıkları açık modellere taşınması; (2) gıda bilimi doğrulama kural motorunun sistematik geliştirilmesi; (3) statik yönlendirme eşiklerinin yerine Öğrenilmiş Yönlendirici kurulması; (4) uzman düzeltmelerinin alt katmanları sürekli yeniden eğittiği öğrenme döngüsünün kapatılması. Tarama aşaması halihazırda ağırlıkları açık bir model ailesiyle (Gemma) çalışır; mevcut prototipte bu modele bir sağlayıcının API'si üzerinden erişilmekte olup proje kapsamındaki adım, çekirdek çıkarımın kapalı ticari API yerine ağırlıkları açık modellerle yürütülmesidir. Yazılım geliştirme ve hata ayıklama yerel GPU iş istasyonunda yapılır; ağır toplu çıkarım ile model eğitimi/ince ayarı (30-70B tam ince ayar dâhil) sözleşmeyle tahsis edilen TRUBA H100/H200 kaynaklarına toplu iş olarak gönderilir. TRUBA, proje kabulünde imzalanan sözleşmeyle güvenceye alınan ve ticari buluta göre kat kat ucuz olan birincil ağır-hesaplama kaynağıdır (tarife ve tutar için bkz. Bölüm 5.3, EK-2). Bu geçiş yeni bir yetenek değil düşük riskli bir genişletmedir; çünkü ağırlıkları açık modeller kapalı ticari API'lerin aksine indirilip kurum denetimindeki donanımda barındırılabilir ve bu yerinde dağıtım, Bölüm 6.2'deki veri egemenliği kazanımını doğrudan güçlendirir.</w:t>
+            </w:r>
+          </w:p>
+          <w:p>
+            <w:pPr>
+              <w:spacing w:after="40" w:before="0" w:line="240" w:lineRule="auto"/>
+            </w:pPr>
+            <w:r>
+              <w:rPr>
+                <w:rFonts w:ascii="Arial" w:hAnsi="Arial" w:eastAsia="Arial"/>
+                <w:b/>
+                <w:sz w:val="18"/>
+              </w:rPr>
+              <w:t>Yöntem düzeyinde fizibilite:</w:t>
+            </w:r>
+            <w:r>
+              <w:rPr>
+                <w:rFonts w:ascii="Arial" w:hAnsi="Arial" w:eastAsia="Arial"/>
+                <w:sz w:val="18"/>
+              </w:rPr>
+              <w:t xml:space="preserve"> Fizibilite yöntem düzeyinde de desteklenir: genel amaçlı büyük dil modelleri ince ayar yapılmadan dahi tablo ve metinden yapılandırılmış veriyi kullanılabilir doğrulukta çıkarabilmekte (Cenikj vd., 2023; Dagdelen vd., 2024); PEFT yöntemleri (LoRA/QLoRA) çok sayıda uzman modelin akademik ölçekli bütçeyle eğitilmesini olanaklı kılmakta; modüler mimari ise tek bir bileşendeki hatanın tüm sistemi etkilemesini sınırlamaktadır; bu nedenle fizibilite yüksek değerlendirilir.</w:t>
             </w:r>
           </w:p>
           <w:p>
@@ -5486,7 +5506,7 @@
                 <w:rFonts w:ascii="Arial" w:hAnsi="Arial" w:eastAsia="Arial"/>
                 <w:sz w:val="18"/>
               </w:rPr>
-              <w:t>Veri tabanı hata oranı denetimi, kabul edilmiş kayıtlar içinden gıda kategorisi, besin grubu, kaynak türü, dil ve çıkarım katmanına göre tabakalı rastgele örnekleme ile yürütülecektir. &lt;%0,5 hata hedefinin istatistiksel olarak desteklenebilmesi için her denetim döngüsünde bir taban örneklem büyüklüğü uygulanır: binom güven aralığı mantığıyla, sıfır hatalı gözlemde tek taraflı %95 üst güven sınırı yaklaşık 3/n'dir ("üçler kuralı") ve n≈600'de bu sınır ~%0,5'e denk gelir. Ancak bu yalnızca bağımsız gözlemler için geçerlidir; aynı makaleden gelen kayıtlar kümelenmiş (bağımlı) olduğundan örneklem makale (küme) düzeyinde çekilir ve etkin örneklem büyüklüğü tasarım etkisiyle düzeltilir. Bu nedenle, tasarım etkisi ve tolere edilen hata sayısı dikkate alınarak döngü başına taban örneklem, yeterince çok sayıda farklı makaleye yayılacak biçimde ~1.000-1.500 kayda çıkarılır; güven aralıkları kümelenmeyi hesaba katan küme-bootstrap yöntemiyle hesaplanır ve önceden tanımlanmış sabit bir denetim sıklığıyla raporlanır. Bu taban örneklem küresel orana ilişkindir; tabakalandırma, örneklemi sınıflara dağıtmak ve sınıflar arası farklılıkları saptamak için kullanılır, her tabakaya ayrı bir %0,5 garantisi vermez. Yüksek riskli tabakalarda (karmaşık tablolar, taranmış/OCR gerektiren PDF'ler, Türkçe yayınlar ve yeni model sürümleri gibi) hedefli aşırı örnekleme yapılır. Sayısal yükseltme kuralı: bir tabakanın gözlemlenen hata oranına ait %95 güven aralığının üst sınırı %0,5'i aştığında, o tabaka için otomatik kabul eşiği yükseltilir ve etkilenen kayıtlar L5 uzman doğrulamasına yönlendirilir.</w:t>
+              <w:t>Veri tabanı hata oranı denetimi, kabul edilmiş kayıtlar içinden gıda kategorisi, besin grubu, kaynak türü, dil ve çıkarım katmanına göre tabakalı rastgele örneklemeyle yürütülecektir. &lt;%0,5 hata hedefinin desteklenmesi için her döngüde bir taban örneklem uygulanır: binom güven aralığı mantığıyla sıfır hatalı gözlemde tek taraflı %95 üst sınır ~3/n'dir ("üçler kuralı") ve n≈600'de ~%0,5'e denk gelir. Aynı makaleden gelen kayıtlar kümelenmiş (bağımlı) olduğundan örneklem makale (küme) düzeyinde çekilir; tasarım etkisi ve tolere edilen hata sayısı dikkate alınarak döngü başına taban örneklem ~1.000-1.500 kayda çıkarılır ve güven aralıkları küme-bootstrap ile, önceden tanımlı sabit bir denetim sıklığıyla raporlanır. Bu taban örneklem küresel orana ilişkindir; tabakalandırma sınıflar arası farkları saptamak içindir, her tabakaya ayrı %0,5 garantisi vermez. Yüksek riskli tabakalarda (karmaşık tablolar, taranmış/OCR PDF'ler, Türkçe yayınlar, yeni model sürümleri) hedefli aşırı örnekleme yapılır. Yükseltme kuralı: bir tabakanın hata oranına ait %95 güven aralığının üst sınırı %0,5'i aştığında, o tabakanın otomatik kabul eşiği yükseltilir ve etkilenen kayıtlar L5'e yönlendirilir.</w:t>
             </w:r>
           </w:p>
           <w:p>
@@ -7166,7 +7186,7 @@
                 <w:rFonts w:ascii="Arial" w:hAnsi="Arial" w:eastAsia="Arial"/>
                 <w:sz w:val="18"/>
               </w:rPr>
-              <w:t>≥250.000 (üst senaryoda 500.000'e ölçeklenen) gıda-besin kaydı; veri sunum API'si yayında (&lt;200 ms p95 sorgu yanıt süresi, ≥100 istek/saniye); açık veri ve kıyaslama raporu yayımlanır; ≥3 makale hakemli dergilere gönderilir.</w:t>
+              <w:t>≥250.000 (üst senaryoda 500.000'e ölçeklenen) gıda-besin kaydı; veri sunum API'si yayında (&lt;200 ms p95 sorgu yanıt süresi, ≥100 istek/saniye); açık veri ve kıyaslama raporu yayımlanır; sistem doğruluğu kilitli test kümesinde bootstrap güven aralığıyla ölçülüp raporlanır; veri tabanı hata oranı L5 doğrulama ve rastgele denetimle &lt;%0,5 düzeyinde tutulur; ≥3 makale hakemli dergilere gönderilir.</w:t>
             </w:r>
           </w:p>
         </w:tc>
@@ -9610,7 +9630,7 @@
                 <w:rFonts w:ascii="Arial" w:hAnsi="Arial" w:eastAsia="Arial"/>
                 <w:sz w:val="18"/>
               </w:rPr>
-              <w:t>Büyük ölçekli gıda bileşimi veri çıkarma kıyaslaması: ticari ve ağırlıkları açık LLM'ler ile OpenNutri'nin doğruluk, maliyet ve hız karşılaştırması; değerlendirme veri seti ve kodunun yayımlanması.</w:t>
+              <w:t>Büyük ölçekli gıda bileşimi veri çıkarma kıyaslaması: ticari ve ağırlıkları açık LLM'ler ile OpenNutri'nin doğruluk, maliyet ve hız karşılaştırması; değerlendirme veri seti ve kodunun yayımlanması (hedef: NeurIPS Datasets &amp; Benchmarks / ACL).</w:t>
             </w:r>
           </w:p>
         </w:tc>
@@ -9681,7 +9701,7 @@
                 <w:rFonts w:ascii="Arial" w:hAnsi="Arial" w:eastAsia="Arial"/>
                 <w:sz w:val="18"/>
               </w:rPr>
-              <w:t>Kademeli Hibrit Zekâ mimarisi makalesi: L1-L5 işlem hattı, Öğrenilmiş Yönlendirici, katmanlar arası öğrenme, ablasyon çalışmaları ve maliyet analizi.</w:t>
+              <w:t>Kademeli Hibrit Zekâ mimarisi makalesi: L1-L5 işlem hattı, Öğrenilmiş Yönlendirici, katmanlar arası öğrenme, ablasyon çalışmaları ve maliyet analizi (hedef: Expert Systems with Applications / Computers and Electronics in Agriculture).</w:t>
             </w:r>
           </w:p>
         </w:tc>
@@ -9752,7 +9772,7 @@
                 <w:rFonts w:ascii="Arial" w:hAnsi="Arial" w:eastAsia="Arial"/>
                 <w:sz w:val="18"/>
               </w:rPr>
-              <w:t>OpenNutri-DB veri seti makalesi: veri tabanı tanımı, metodoloji, Türk gıda veri açığı analizi ve USDA ile TürKomp karşılaştırması (EuroFIR erişimi sağlanırsa dahil edilir).</w:t>
+              <w:t>OpenNutri-DB veri seti makalesi: veri tabanı tanımı, metodoloji, Türk gıda veri açığı analizi ve USDA ile TürKomp karşılaştırması; EuroFIR erişimi sağlanırsa dahil edilir (hedef: JFCA, Food Chemistry / Nature Scientific Data).</w:t>
             </w:r>
           </w:p>
         </w:tc>
@@ -10702,7 +10722,7 @@
                 <w:rFonts w:ascii="Arial" w:hAnsi="Arial" w:eastAsia="Arial"/>
                 <w:sz w:val="18"/>
               </w:rPr>
-              <w:t>Türk yemek kültürüne uyarlanmış kanıta dayalı beslenme rehberliği; yerel gıdalar için daha doğru beslenme takibi ve diyet uygulamaları.</w:t>
+              <w:t>Türk yemek kültürüne uyarlanmış kanıta dayalı beslenme rehberliği; yerel gıdalar için daha doğru beslenme takibi ve diyet uygulamaları (öngörü: proje sonrası 2 yıl içinde birden çok yerli beslenme/diyet uygulamasının OpenNutri verisini kullanması).</w:t>
             </w:r>
           </w:p>
         </w:tc>
@@ -10821,7 +10841,7 @@
                 <w:rFonts w:ascii="Arial" w:hAnsi="Arial" w:eastAsia="Arial"/>
                 <w:sz w:val="18"/>
               </w:rPr>
-              <w:t>Sürdürülebilirlik</w:t>
+              <w:t>Toplumsal/Kültürel</w:t>
             </w:r>
           </w:p>
         </w:tc>
@@ -10986,7 +11006,7 @@
                 <w:rFonts w:ascii="Arial" w:hAnsi="Arial" w:eastAsia="Arial"/>
                 <w:sz w:val="18"/>
               </w:rPr>
-              <w:t>USDA FoodData Central, EFSA ve FAO/INFOODS gibi veri ekosistemleriyle uyumlu format sayesinde ulusal/uluslararası iş birliği zemini.</w:t>
+              <w:t>USDA FoodData Central, EFSA ve FAO/INFOODS gibi veri ekosistemleriyle uyumlu format sayesinde ulusal/uluslararası iş birliği zemini (öngörü: 2 yıl içinde en az 1 resmi ulusal/uluslararası Ar-Ge iş birliği).</w:t>
             </w:r>
           </w:p>
         </w:tc>
@@ -11034,7 +11054,7 @@
                 <w:rFonts w:ascii="Arial" w:hAnsi="Arial" w:eastAsia="Arial"/>
                 <w:sz w:val="18"/>
               </w:rPr>
-              <w:t>Akademik</w:t>
+              <w:t>Akademik (Üniversite-Sanayi İşbirliği)</w:t>
             </w:r>
           </w:p>
         </w:tc>
@@ -11057,7 +11077,7 @@
                 <w:rFonts w:ascii="Arial" w:hAnsi="Arial" w:eastAsia="Arial"/>
                 <w:sz w:val="18"/>
               </w:rPr>
-              <w:t>Yapay zekâ ve gıda bilimi kesişiminde eğitim almış 4 bursiyer; ikisi yüksek lisans düzeyine geçerek tez üretir, ekipte disiplinler arası uzmanlık kazanılır.</w:t>
+              <w:t>Üretim API'si ve doğrulanmış veri tabanı, üniversite-sanayi iş birliği için somut ürün ve altyapı sağlar; gıda ihracatçıları ve sağlık teknolojisi firmaları akademik çıktıların doğrudan paydaşı hâline gelir.</w:t>
             </w:r>
           </w:p>
         </w:tc>
@@ -11080,7 +11100,7 @@
                 <w:rFonts w:ascii="Arial" w:hAnsi="Arial" w:eastAsia="Arial"/>
                 <w:sz w:val="18"/>
               </w:rPr>
-              <w:t>0-18 ay</w:t>
+              <w:t>12-36 ay</w:t>
             </w:r>
           </w:p>
         </w:tc>
@@ -11105,7 +11125,7 @@
                 <w:rFonts w:ascii="Arial" w:hAnsi="Arial" w:eastAsia="Arial"/>
                 <w:sz w:val="18"/>
               </w:rPr>
-              <w:t>Ekonomik</w:t>
+              <w:t>Akademik</w:t>
             </w:r>
           </w:p>
         </w:tc>
@@ -11128,7 +11148,7 @@
                 <w:rFonts w:ascii="Arial" w:hAnsi="Arial" w:eastAsia="Arial"/>
                 <w:sz w:val="18"/>
               </w:rPr>
-              <w:t>Gıda ihracatı, sağlık teknolojisi, diyetisyen uygulamaları, gıda üretim kalite kontrolü ve tarımsal ürün pazarlaması için veri altyapısı.</w:t>
+              <w:t>Yapay zekâ ve gıda bilimi kesişiminde eğitim almış 4 bursiyer; ikisi yüksek lisans düzeyine geçerek tez üretir, ekipte disiplinler arası uzmanlık kazanılır.</w:t>
             </w:r>
           </w:p>
         </w:tc>
@@ -11151,7 +11171,7 @@
                 <w:rFonts w:ascii="Arial" w:hAnsi="Arial" w:eastAsia="Arial"/>
                 <w:sz w:val="18"/>
               </w:rPr>
-              <w:t>18-36 ay</w:t>
+              <w:t>0-18 ay</w:t>
             </w:r>
           </w:p>
         </w:tc>
@@ -11199,7 +11219,7 @@
                 <w:rFonts w:ascii="Arial" w:hAnsi="Arial" w:eastAsia="Arial"/>
                 <w:sz w:val="18"/>
               </w:rPr>
-              <w:t>Veri lisanslama, API aboneliği ve doğrulama motoru uyarlamasıyla çeşitlendirilmiş gelir kanalları.</w:t>
+              <w:t>Gıda ihracatı, sağlık teknolojisi, diyetisyen uygulamaları, gıda üretim kalite kontrolü ve tarımsal ürün pazarlaması için veri altyapısı (potansiyel sektörel uygulama alanları).</w:t>
             </w:r>
           </w:p>
         </w:tc>
@@ -11222,7 +11242,7 @@
                 <w:rFonts w:ascii="Arial" w:hAnsi="Arial" w:eastAsia="Arial"/>
                 <w:sz w:val="18"/>
               </w:rPr>
-              <w:t>24-48 ay</w:t>
+              <w:t>18-36 ay</w:t>
             </w:r>
           </w:p>
         </w:tc>
@@ -11247,7 +11267,7 @@
                 <w:rFonts w:ascii="Arial" w:hAnsi="Arial" w:eastAsia="Arial"/>
                 <w:sz w:val="18"/>
               </w:rPr>
-              <w:t>İstihdam</w:t>
+              <w:t>Ekonomik</w:t>
             </w:r>
           </w:p>
         </w:tc>
@@ -11270,7 +11290,7 @@
                 <w:rFonts w:ascii="Arial" w:hAnsi="Arial" w:eastAsia="Arial"/>
                 <w:sz w:val="18"/>
               </w:rPr>
-              <w:t>Proje sonrası 2 yıl içinde veri operasyonları, API mühendisliği ve iş geliştirme rollerini kapsayan 5-10 kişilik spin-off hedefi (gelir ve finansman kilometre taşlarına bağlı; muhafazakâr senaryoda daha düşük tutulur); ekosistemde 10-20 dolaylı istihdam potansiyeli.</w:t>
+              <w:t>Veri lisanslama, API aboneliği ve doğrulama motoru uyarlamasıyla çeşitlendirilmiş gelir kanalları; benzer açığı yaşayan ülkelere motor lisanslama fırsatı.</w:t>
             </w:r>
           </w:p>
         </w:tc>
@@ -11293,7 +11313,7 @@
                 <w:rFonts w:ascii="Arial" w:hAnsi="Arial" w:eastAsia="Arial"/>
                 <w:sz w:val="18"/>
               </w:rPr>
-              <w:t>18-36 ay</w:t>
+              <w:t>24-48 ay</w:t>
             </w:r>
           </w:p>
         </w:tc>
@@ -11318,7 +11338,7 @@
                 <w:rFonts w:ascii="Arial" w:hAnsi="Arial" w:eastAsia="Arial"/>
                 <w:sz w:val="18"/>
               </w:rPr>
-              <w:t>Rekabetçilik</w:t>
+              <w:t>Ekonomik</w:t>
             </w:r>
           </w:p>
         </w:tc>
@@ -11341,7 +11361,7 @@
                 <w:rFonts w:ascii="Arial" w:hAnsi="Arial" w:eastAsia="Arial"/>
                 <w:sz w:val="18"/>
               </w:rPr>
-              <w:t>Yabancı besin veri tabanlarına bağımlılığı azaltan, Türk gıdalarını kapsayan ulusal alternatif; ihracat ve yerli sağlık teknolojileri için doğruluk avantajı.</w:t>
+              <w:t>Proje sonrası 2 yıl içinde veri operasyonları, API mühendisliği ve iş geliştirme rollerini kapsayan 5-10 kişilik spin-off hedefi (gelir ve finansman kilometre taşlarına bağlı; muhafazakâr senaryoda daha düşük tutulur); ekosistemde 10-20 dolaylı istihdam potansiyeli.</w:t>
             </w:r>
           </w:p>
         </w:tc>
@@ -11364,7 +11384,7 @@
                 <w:rFonts w:ascii="Arial" w:hAnsi="Arial" w:eastAsia="Arial"/>
                 <w:sz w:val="18"/>
               </w:rPr>
-              <w:t>18-48 ay</w:t>
+              <w:t>18-36 ay</w:t>
             </w:r>
           </w:p>
         </w:tc>
@@ -11389,7 +11409,7 @@
                 <w:rFonts w:ascii="Arial" w:hAnsi="Arial" w:eastAsia="Arial"/>
                 <w:sz w:val="18"/>
               </w:rPr>
-              <w:t>Ulusal Güvenlik</w:t>
+              <w:t>Ekonomik</w:t>
             </w:r>
           </w:p>
         </w:tc>
@@ -11412,7 +11432,7 @@
                 <w:rFonts w:ascii="Arial" w:hAnsi="Arial" w:eastAsia="Arial"/>
                 <w:sz w:val="18"/>
               </w:rPr>
-              <w:t>Gıda bileşimi verisi üzerinde ulusal kontrol, yabancı veri tabanı fiyat/erişim değişikliklerine karşı dayanıklılık ve kriz dönemlerinde beslenme planlaması desteği.</w:t>
+              <w:t>Yabancı besin veri tabanlarına bağımlılığı azaltan, Türk gıdalarını kapsayan ulusal alternatif (ithal ikamesi); ihracat ve yerli sağlık teknolojileri için doğruluk avantajı; yeni yerli firmaların önünü açma.</w:t>
             </w:r>
           </w:p>
         </w:tc>
@@ -11435,7 +11455,7 @@
                 <w:rFonts w:ascii="Arial" w:hAnsi="Arial" w:eastAsia="Arial"/>
                 <w:sz w:val="18"/>
               </w:rPr>
-              <w:t>12-48 ay</w:t>
+              <w:t>18-48 ay</w:t>
             </w:r>
           </w:p>
         </w:tc>
@@ -11460,7 +11480,78 @@
                 <w:rFonts w:ascii="Arial" w:hAnsi="Arial" w:eastAsia="Arial"/>
                 <w:sz w:val="18"/>
               </w:rPr>
-              <w:t>Veri Egemenliği / Siber Dayanıklılık</w:t>
+              <w:t>Ulusal Güvenlik</w:t>
+            </w:r>
+          </w:p>
+        </w:tc>
+        <w:tc>
+          <w:tcPr>
+            <w:tcW w:type="dxa" w:w="3544"/>
+            <w:vAlign w:val="top"/>
+          </w:tcPr>
+          <w:p>
+            <w:pPr>
+              <w:spacing w:after="40" w:line="240" w:lineRule="auto"/>
+            </w:pPr>
+          </w:p>
+          <w:p>
+            <w:pPr>
+              <w:spacing w:after="40" w:before="0" w:line="240" w:lineRule="auto"/>
+            </w:pPr>
+            <w:r>
+              <w:rPr>
+                <w:rFonts w:ascii="Arial" w:hAnsi="Arial" w:eastAsia="Arial"/>
+                <w:sz w:val="18"/>
+              </w:rPr>
+              <w:t>Gıda bileşimi verisi üzerinde ulusal kontrol, yabancı veri tabanı fiyat/erişim değişikliklerine karşı dayanıklılık ve kriz dönemlerinde beslenme planlaması desteği.</w:t>
+            </w:r>
+          </w:p>
+        </w:tc>
+        <w:tc>
+          <w:tcPr>
+            <w:tcW w:type="dxa" w:w="2551"/>
+            <w:vAlign w:val="top"/>
+          </w:tcPr>
+          <w:p>
+            <w:pPr>
+              <w:spacing w:after="40" w:line="240" w:lineRule="auto"/>
+            </w:pPr>
+          </w:p>
+          <w:p>
+            <w:pPr>
+              <w:spacing w:after="40" w:before="0" w:line="240" w:lineRule="auto"/>
+            </w:pPr>
+            <w:r>
+              <w:rPr>
+                <w:rFonts w:ascii="Arial" w:hAnsi="Arial" w:eastAsia="Arial"/>
+                <w:sz w:val="18"/>
+              </w:rPr>
+              <w:t>12-48 ay</w:t>
+            </w:r>
+          </w:p>
+        </w:tc>
+      </w:tr>
+      <w:tr>
+        <w:tc>
+          <w:tcPr>
+            <w:tcW w:type="dxa" w:w="3686"/>
+            <w:vAlign w:val="top"/>
+          </w:tcPr>
+          <w:p>
+            <w:pPr>
+              <w:spacing w:after="40" w:line="240" w:lineRule="auto"/>
+            </w:pPr>
+          </w:p>
+          <w:p>
+            <w:pPr>
+              <w:spacing w:after="40" w:before="0" w:line="240" w:lineRule="auto"/>
+            </w:pPr>
+            <w:r>
+              <w:rPr>
+                <w:rFonts w:ascii="Arial" w:hAnsi="Arial" w:eastAsia="Arial"/>
+                <w:sz w:val="18"/>
+              </w:rPr>
+              <w:t>Ulusal Güvenlik</w:t>
             </w:r>
           </w:p>
         </w:tc>
@@ -12606,7 +12697,7 @@
                 <w:rFonts w:ascii="Arial" w:hAnsi="Arial" w:eastAsia="Arial"/>
                 <w:sz w:val="18"/>
               </w:rPr>
-              <w:t>Açık araştırma veri seti yayını (Zenodo / HuggingFace)</w:t>
+              <w:t>Açık araştırma veri seti (Zenodo / HuggingFace), API dokümantasyonu ve SDK sürümü</w:t>
             </w:r>
           </w:p>
         </w:tc>
@@ -12629,7 +12720,7 @@
                 <w:rFonts w:ascii="Arial" w:hAnsi="Arial" w:eastAsia="Arial"/>
                 <w:sz w:val="18"/>
               </w:rPr>
-              <w:t>Küresel araştırma topluluğu, FAO/INFOODS, USDA/EFSA ekosistemi, sağlık teknolojisi geliştiricileri</w:t>
+              <w:t>Küresel araştırma topluluğu, FAO/INFOODS ve USDA/EFSA ekosistemi, yazılım ve sağlık teknolojisi geliştiricileri, beslenme uygulamaları</w:t>
             </w:r>
           </w:p>
         </w:tc>
@@ -12677,7 +12768,7 @@
                 <w:rFonts w:ascii="Arial" w:hAnsi="Arial" w:eastAsia="Arial"/>
                 <w:sz w:val="18"/>
               </w:rPr>
-              <w:t>API dokümantasyonu ve SDK sürümü</w:t>
+              <w:t>Ulusal akademik çalıştay/seminer</w:t>
             </w:r>
           </w:p>
         </w:tc>
@@ -12700,7 +12791,7 @@
                 <w:rFonts w:ascii="Arial" w:hAnsi="Arial" w:eastAsia="Arial"/>
                 <w:sz w:val="18"/>
               </w:rPr>
-              <w:t>Yazılım geliştiriciler, sağlık teknolojisi şirketleri, beslenme uygulamaları</w:t>
+              <w:t>Türk gıda bilimi ve bilgisayar bilimi araştırmacıları, lisansüstü öğrenciler, TürKomp/BEBIS ekibi</w:t>
             </w:r>
           </w:p>
         </w:tc>
@@ -12717,13 +12808,21 @@
           <w:p>
             <w:pPr>
               <w:spacing w:after="40" w:before="0" w:line="240" w:lineRule="auto"/>
-            </w:pPr>
-            <w:r>
-              <w:rPr>
-                <w:rFonts w:ascii="Arial" w:hAnsi="Arial" w:eastAsia="Arial"/>
-                <w:sz w:val="18"/>
-              </w:rPr>
-              <w:t>14-16. aylar</w:t>
+              <w:ind w:left="198" w:hanging="113"/>
+            </w:pPr>
+            <w:r>
+              <w:rPr>
+                <w:rFonts w:ascii="Arial" w:hAnsi="Arial" w:eastAsia="Arial"/>
+                <w:sz w:val="18"/>
+              </w:rPr>
+              <w:t xml:space="preserve">14. </w:t>
+            </w:r>
+            <w:r>
+              <w:rPr>
+                <w:rFonts w:ascii="Arial" w:hAnsi="Arial" w:eastAsia="Arial"/>
+                <w:sz w:val="18"/>
+              </w:rPr>
+              <w:t>ay</w:t>
             </w:r>
           </w:p>
         </w:tc>
@@ -12748,7 +12847,7 @@
                 <w:rFonts w:ascii="Arial" w:hAnsi="Arial" w:eastAsia="Arial"/>
                 <w:sz w:val="18"/>
               </w:rPr>
-              <w:t>Ulusal akademik çalıştay/seminer</w:t>
+              <w:t>Sektör tanıtım günü / paydaş toplantısı ve Türk gıda ihracatçı birliklerine doğrudan erişim</w:t>
             </w:r>
           </w:p>
         </w:tc>
@@ -12771,7 +12870,7 @@
                 <w:rFonts w:ascii="Arial" w:hAnsi="Arial" w:eastAsia="Arial"/>
                 <w:sz w:val="18"/>
               </w:rPr>
-              <w:t>Türk gıda bilimi ve bilgisayar bilimi araştırmacıları, lisansüstü öğrenciler, TürKomp/BEBIS ekibi</w:t>
+              <w:t>Gıda ihracatçıları, TİM ve ilgili ihracatçı birlikleri, sağlık teknolojisi girişimleri, diyetisyenler, kamu paydaşları</w:t>
             </w:r>
           </w:p>
         </w:tc>
@@ -12788,21 +12887,13 @@
           <w:p>
             <w:pPr>
               <w:spacing w:after="40" w:before="0" w:line="240" w:lineRule="auto"/>
-              <w:ind w:left="198" w:hanging="113"/>
-            </w:pPr>
-            <w:r>
-              <w:rPr>
-                <w:rFonts w:ascii="Arial" w:hAnsi="Arial" w:eastAsia="Arial"/>
-                <w:sz w:val="18"/>
-              </w:rPr>
-              <w:t xml:space="preserve">14. </w:t>
-            </w:r>
-            <w:r>
-              <w:rPr>
-                <w:rFonts w:ascii="Arial" w:hAnsi="Arial" w:eastAsia="Arial"/>
-                <w:sz w:val="18"/>
-              </w:rPr>
-              <w:t>ay</w:t>
+            </w:pPr>
+            <w:r>
+              <w:rPr>
+                <w:rFonts w:ascii="Arial" w:hAnsi="Arial" w:eastAsia="Arial"/>
+                <w:sz w:val="18"/>
+              </w:rPr>
+              <w:t>14-18. aylar</w:t>
             </w:r>
           </w:p>
         </w:tc>
@@ -12827,7 +12918,7 @@
                 <w:rFonts w:ascii="Arial" w:hAnsi="Arial" w:eastAsia="Arial"/>
                 <w:sz w:val="18"/>
               </w:rPr>
-              <w:t>Sektör tanıtım günü / paydaş toplantısı</w:t>
+              <w:t>Uluslararası konferans sunumları</w:t>
             </w:r>
           </w:p>
         </w:tc>
@@ -12850,7 +12941,7 @@
                 <w:rFonts w:ascii="Arial" w:hAnsi="Arial" w:eastAsia="Arial"/>
                 <w:sz w:val="18"/>
               </w:rPr>
-              <w:t>Gıda ihracatçıları, sağlık teknolojisi girişimleri, diyetisyenler, kamu paydaşları</w:t>
+              <w:t>Akademik topluluk ve sektör temsilcileri</w:t>
             </w:r>
           </w:p>
         </w:tc>
@@ -12867,85 +12958,6 @@
           <w:p>
             <w:pPr>
               <w:spacing w:after="40" w:before="0" w:line="240" w:lineRule="auto"/>
-              <w:ind w:left="198" w:hanging="113"/>
-            </w:pPr>
-            <w:r>
-              <w:rPr>
-                <w:rFonts w:ascii="Arial" w:hAnsi="Arial" w:eastAsia="Arial"/>
-                <w:sz w:val="18"/>
-              </w:rPr>
-              <w:t xml:space="preserve">16. </w:t>
-            </w:r>
-            <w:r>
-              <w:rPr>
-                <w:rFonts w:ascii="Arial" w:hAnsi="Arial" w:eastAsia="Arial"/>
-                <w:sz w:val="18"/>
-              </w:rPr>
-              <w:t>ay</w:t>
-            </w:r>
-          </w:p>
-        </w:tc>
-      </w:tr>
-      <w:tr>
-        <w:tc>
-          <w:tcPr>
-            <w:tcW w:type="dxa" w:w="3472"/>
-            <w:vAlign w:val="top"/>
-          </w:tcPr>
-          <w:p>
-            <w:pPr>
-              <w:spacing w:after="40" w:line="240" w:lineRule="auto"/>
-            </w:pPr>
-          </w:p>
-          <w:p>
-            <w:pPr>
-              <w:spacing w:after="40" w:before="0" w:line="240" w:lineRule="auto"/>
-            </w:pPr>
-            <w:r>
-              <w:rPr>
-                <w:rFonts w:ascii="Arial" w:hAnsi="Arial" w:eastAsia="Arial"/>
-                <w:sz w:val="18"/>
-              </w:rPr>
-              <w:t>Uluslararası konferans sunumları</w:t>
-            </w:r>
-          </w:p>
-        </w:tc>
-        <w:tc>
-          <w:tcPr>
-            <w:tcW w:type="dxa" w:w="3211"/>
-            <w:vAlign w:val="top"/>
-          </w:tcPr>
-          <w:p>
-            <w:pPr>
-              <w:spacing w:after="40" w:line="240" w:lineRule="auto"/>
-            </w:pPr>
-          </w:p>
-          <w:p>
-            <w:pPr>
-              <w:spacing w:after="40" w:before="0" w:line="240" w:lineRule="auto"/>
-            </w:pPr>
-            <w:r>
-              <w:rPr>
-                <w:rFonts w:ascii="Arial" w:hAnsi="Arial" w:eastAsia="Arial"/>
-                <w:sz w:val="18"/>
-              </w:rPr>
-              <w:t>Akademik topluluk ve sektör temsilcileri</w:t>
-            </w:r>
-          </w:p>
-        </w:tc>
-        <w:tc>
-          <w:tcPr>
-            <w:tcW w:type="dxa" w:w="2873"/>
-            <w:vAlign w:val="top"/>
-          </w:tcPr>
-          <w:p>
-            <w:pPr>
-              <w:spacing w:after="40" w:line="240" w:lineRule="auto"/>
-            </w:pPr>
-          </w:p>
-          <w:p>
-            <w:pPr>
-              <w:spacing w:after="40" w:before="0" w:line="240" w:lineRule="auto"/>
             </w:pPr>
             <w:r>
               <w:rPr>
@@ -12953,77 +12965,6 @@
                 <w:sz w:val="18"/>
               </w:rPr>
               <w:t>15-18. aylar</w:t>
-            </w:r>
-          </w:p>
-        </w:tc>
-      </w:tr>
-      <w:tr>
-        <w:tc>
-          <w:tcPr>
-            <w:tcW w:type="dxa" w:w="3472"/>
-            <w:vAlign w:val="top"/>
-          </w:tcPr>
-          <w:p>
-            <w:pPr>
-              <w:spacing w:after="40" w:line="240" w:lineRule="auto"/>
-            </w:pPr>
-          </w:p>
-          <w:p>
-            <w:pPr>
-              <w:spacing w:after="40" w:before="0" w:line="240" w:lineRule="auto"/>
-            </w:pPr>
-            <w:r>
-              <w:rPr>
-                <w:rFonts w:ascii="Arial" w:hAnsi="Arial" w:eastAsia="Arial"/>
-                <w:sz w:val="18"/>
-              </w:rPr>
-              <w:t>Türk gıda ihracatçı birliklerine doğrudan erişim</w:t>
-            </w:r>
-          </w:p>
-        </w:tc>
-        <w:tc>
-          <w:tcPr>
-            <w:tcW w:type="dxa" w:w="3211"/>
-            <w:vAlign w:val="top"/>
-          </w:tcPr>
-          <w:p>
-            <w:pPr>
-              <w:spacing w:after="40" w:line="240" w:lineRule="auto"/>
-            </w:pPr>
-          </w:p>
-          <w:p>
-            <w:pPr>
-              <w:spacing w:after="40" w:before="0" w:line="240" w:lineRule="auto"/>
-            </w:pPr>
-            <w:r>
-              <w:rPr>
-                <w:rFonts w:ascii="Arial" w:hAnsi="Arial" w:eastAsia="Arial"/>
-                <w:sz w:val="18"/>
-              </w:rPr>
-              <w:t>TİM ve ilgili ihracatçı birlikleri, gıda ihracat şirketleri</w:t>
-            </w:r>
-          </w:p>
-        </w:tc>
-        <w:tc>
-          <w:tcPr>
-            <w:tcW w:type="dxa" w:w="2873"/>
-            <w:vAlign w:val="top"/>
-          </w:tcPr>
-          <w:p>
-            <w:pPr>
-              <w:spacing w:after="40" w:line="240" w:lineRule="auto"/>
-            </w:pPr>
-          </w:p>
-          <w:p>
-            <w:pPr>
-              <w:spacing w:after="40" w:before="0" w:line="240" w:lineRule="auto"/>
-            </w:pPr>
-            <w:r>
-              <w:rPr>
-                <w:rFonts w:ascii="Arial" w:hAnsi="Arial" w:eastAsia="Arial"/>
-                <w:sz w:val="18"/>
-              </w:rPr>
-              <w:t>14-18. aylar</w:t>
             </w:r>
           </w:p>
         </w:tc>

--- a/docs/OpenNutri_1005_Application_Filled_Template.docx
+++ b/docs/OpenNutri_1005_Application_Filled_Template.docx
@@ -10720,9 +10720,17 @@
             <w:r>
               <w:rPr>
                 <w:rFonts w:ascii="Arial" w:hAnsi="Arial" w:eastAsia="Arial"/>
-                <w:sz w:val="18"/>
-              </w:rPr>
-              <w:t>Türk yemek kültürüne uyarlanmış kanıta dayalı beslenme rehberliği; yerel gıdalar için daha doğru beslenme takibi ve diyet uygulamaları (öngörü: proje sonrası 2 yıl içinde birden çok yerli beslenme/diyet uygulamasının OpenNutri verisini kullanması).</w:t>
+                <w:b/>
+                <w:sz w:val="18"/>
+              </w:rPr>
+              <w:t>Yaşam kalitesi:</w:t>
+            </w:r>
+            <w:r>
+              <w:rPr>
+                <w:rFonts w:ascii="Arial" w:hAnsi="Arial" w:eastAsia="Arial"/>
+                <w:sz w:val="18"/>
+              </w:rPr>
+              <w:t xml:space="preserve"> Türk yemek kültürüne uyarlanmış kanıta dayalı beslenme rehberliği; yerel gıdalar için daha doğru beslenme takibi ve diyet uygulamaları (öngörü: proje sonrası 2 yıl içinde birden çok yerli beslenme/diyet uygulamasının OpenNutri verisini kullanması).</w:t>
             </w:r>
           </w:p>
         </w:tc>
@@ -10791,9 +10799,17 @@
             <w:r>
               <w:rPr>
                 <w:rFonts w:ascii="Arial" w:hAnsi="Arial" w:eastAsia="Arial"/>
-                <w:sz w:val="18"/>
-              </w:rPr>
-              <w:t>Halk sağlığı politikaları için bölgesel ve ürün bazlı besin bileşimi referansı; okul beslenmesi ve bölgesel müdahalelerde yerel veri kullanımı.</w:t>
+                <w:b/>
+                <w:sz w:val="18"/>
+              </w:rPr>
+              <w:t>Refah/eğitim:</w:t>
+            </w:r>
+            <w:r>
+              <w:rPr>
+                <w:rFonts w:ascii="Arial" w:hAnsi="Arial" w:eastAsia="Arial"/>
+                <w:sz w:val="18"/>
+              </w:rPr>
+              <w:t xml:space="preserve"> Halk sağlığı politikaları için bölgesel ve ürün bazlı besin bileşimi referansı; okul beslenmesi ve bölgesel müdahalelerde yerel veri kullanımı.</w:t>
             </w:r>
           </w:p>
         </w:tc>
@@ -10862,9 +10878,17 @@
             <w:r>
               <w:rPr>
                 <w:rFonts w:ascii="Arial" w:hAnsi="Arial" w:eastAsia="Arial"/>
-                <w:sz w:val="18"/>
-              </w:rPr>
-              <w:t>Gıda tedarik zinciri izlenebilirliği ve Yeşil Mutabakat uyum süreçlerinde bileşimsel veri desteği.</w:t>
+                <w:b/>
+                <w:sz w:val="18"/>
+              </w:rPr>
+              <w:t>Sürdürülebilir çevre:</w:t>
+            </w:r>
+            <w:r>
+              <w:rPr>
+                <w:rFonts w:ascii="Arial" w:hAnsi="Arial" w:eastAsia="Arial"/>
+                <w:sz w:val="18"/>
+              </w:rPr>
+              <w:t xml:space="preserve"> Gıda tedarik zinciri izlenebilirliği ve Yeşil Mutabakat uyum süreçlerinde bileşimsel veri desteği.</w:t>
             </w:r>
           </w:p>
         </w:tc>
@@ -10933,9 +10957,17 @@
             <w:r>
               <w:rPr>
                 <w:rFonts w:ascii="Arial" w:hAnsi="Arial" w:eastAsia="Arial"/>
-                <w:sz w:val="18"/>
-              </w:rPr>
-              <w:t>Yapay zekâ destekli gıda bileşimi çıkarımı için açık kıyaslama ve metodoloji; mimari, benzer literatür-çıkarım problemlerine ilkesel olarak aktarılabilir (proje kapsamında ayrı bir alan doğrulaması yürütülmez).</w:t>
+                <w:b/>
+                <w:sz w:val="18"/>
+              </w:rPr>
+              <w:t>Yeni Ar-Ge kararları:</w:t>
+            </w:r>
+            <w:r>
+              <w:rPr>
+                <w:rFonts w:ascii="Arial" w:hAnsi="Arial" w:eastAsia="Arial"/>
+                <w:sz w:val="18"/>
+              </w:rPr>
+              <w:t xml:space="preserve"> Yapay zekâ destekli gıda bileşimi çıkarımı için açık kıyaslama ve metodoloji; mimari, benzer literatür-çıkarım problemlerine ilkesel olarak aktarılabilir (proje kapsamında ayrı bir alan doğrulaması yürütülmez).</w:t>
             </w:r>
           </w:p>
         </w:tc>
@@ -11004,9 +11036,17 @@
             <w:r>
               <w:rPr>
                 <w:rFonts w:ascii="Arial" w:hAnsi="Arial" w:eastAsia="Arial"/>
-                <w:sz w:val="18"/>
-              </w:rPr>
-              <w:t>USDA FoodData Central, EFSA ve FAO/INFOODS gibi veri ekosistemleriyle uyumlu format sayesinde ulusal/uluslararası iş birliği zemini (öngörü: 2 yıl içinde en az 1 resmi ulusal/uluslararası Ar-Ge iş birliği).</w:t>
+                <w:b/>
+                <w:sz w:val="18"/>
+              </w:rPr>
+              <w:t>Ulusal/uluslararası işbirlikleri:</w:t>
+            </w:r>
+            <w:r>
+              <w:rPr>
+                <w:rFonts w:ascii="Arial" w:hAnsi="Arial" w:eastAsia="Arial"/>
+                <w:sz w:val="18"/>
+              </w:rPr>
+              <w:t xml:space="preserve"> USDA FoodData Central, EFSA ve FAO/INFOODS gibi veri ekosistemleriyle uyumlu format sayesinde iş birliği zemini (öngörü: 2 yıl içinde en az 1 resmi ulusal/uluslararası Ar-Ge iş birliği).</w:t>
             </w:r>
           </w:p>
         </w:tc>
@@ -11054,7 +11094,7 @@
                 <w:rFonts w:ascii="Arial" w:hAnsi="Arial" w:eastAsia="Arial"/>
                 <w:sz w:val="18"/>
               </w:rPr>
-              <w:t>Akademik (Üniversite-Sanayi İşbirliği)</w:t>
+              <w:t>Akademik</w:t>
             </w:r>
           </w:p>
         </w:tc>
@@ -11075,9 +11115,17 @@
             <w:r>
               <w:rPr>
                 <w:rFonts w:ascii="Arial" w:hAnsi="Arial" w:eastAsia="Arial"/>
-                <w:sz w:val="18"/>
-              </w:rPr>
-              <w:t>Üretim API'si ve doğrulanmış veri tabanı, üniversite-sanayi iş birliği için somut ürün ve altyapı sağlar; gıda ihracatçıları ve sağlık teknolojisi firmaları akademik çıktıların doğrudan paydaşı hâline gelir.</w:t>
+                <w:b/>
+                <w:sz w:val="18"/>
+              </w:rPr>
+              <w:t>Üniversite-sanayi işbirliği:</w:t>
+            </w:r>
+            <w:r>
+              <w:rPr>
+                <w:rFonts w:ascii="Arial" w:hAnsi="Arial" w:eastAsia="Arial"/>
+                <w:sz w:val="18"/>
+              </w:rPr>
+              <w:t xml:space="preserve"> Üretim API'si ve doğrulanmış veri tabanı, üniversite-sanayi iş birliği için somut ürün ve altyapı sağlar; gıda ihracatçıları ve sağlık teknolojisi firmaları akademik çıktıların doğrudan paydaşı hâline gelir.</w:t>
             </w:r>
           </w:p>
         </w:tc>
@@ -11146,9 +11194,17 @@
             <w:r>
               <w:rPr>
                 <w:rFonts w:ascii="Arial" w:hAnsi="Arial" w:eastAsia="Arial"/>
-                <w:sz w:val="18"/>
-              </w:rPr>
-              <w:t>Yapay zekâ ve gıda bilimi kesişiminde eğitim almış 4 bursiyer; ikisi yüksek lisans düzeyine geçerek tez üretir, ekipte disiplinler arası uzmanlık kazanılır.</w:t>
+                <w:b/>
+                <w:sz w:val="18"/>
+              </w:rPr>
+              <w:t>Araştırmacı niteliği:</w:t>
+            </w:r>
+            <w:r>
+              <w:rPr>
+                <w:rFonts w:ascii="Arial" w:hAnsi="Arial" w:eastAsia="Arial"/>
+                <w:sz w:val="18"/>
+              </w:rPr>
+              <w:t xml:space="preserve"> Yapay zekâ ve gıda bilimi kesişiminde eğitim almış 4 bursiyer; ikisi yüksek lisans düzeyine geçerek tez üretir, ekipte disiplinler arası uzmanlık kazanılır.</w:t>
             </w:r>
           </w:p>
         </w:tc>
@@ -11217,9 +11273,17 @@
             <w:r>
               <w:rPr>
                 <w:rFonts w:ascii="Arial" w:hAnsi="Arial" w:eastAsia="Arial"/>
-                <w:sz w:val="18"/>
-              </w:rPr>
-              <w:t>Gıda ihracatı, sağlık teknolojisi, diyetisyen uygulamaları, gıda üretim kalite kontrolü ve tarımsal ürün pazarlaması için veri altyapısı (potansiyel sektörel uygulama alanları).</w:t>
+                <w:b/>
+                <w:sz w:val="18"/>
+              </w:rPr>
+              <w:t>Sektörel uygulama alanları:</w:t>
+            </w:r>
+            <w:r>
+              <w:rPr>
+                <w:rFonts w:ascii="Arial" w:hAnsi="Arial" w:eastAsia="Arial"/>
+                <w:sz w:val="18"/>
+              </w:rPr>
+              <w:t xml:space="preserve"> Gıda ihracatı, sağlık teknolojisi, diyetisyen uygulamaları, gıda üretim kalite kontrolü ve tarımsal ürün pazarlaması için veri altyapısı.</w:t>
             </w:r>
           </w:p>
         </w:tc>
@@ -11288,9 +11352,17 @@
             <w:r>
               <w:rPr>
                 <w:rFonts w:ascii="Arial" w:hAnsi="Arial" w:eastAsia="Arial"/>
-                <w:sz w:val="18"/>
-              </w:rPr>
-              <w:t>Veri lisanslama, API aboneliği ve doğrulama motoru uyarlamasıyla çeşitlendirilmiş gelir kanalları; benzer açığı yaşayan ülkelere motor lisanslama fırsatı.</w:t>
+                <w:b/>
+                <w:sz w:val="18"/>
+              </w:rPr>
+              <w:t>Küresel pazar:</w:t>
+            </w:r>
+            <w:r>
+              <w:rPr>
+                <w:rFonts w:ascii="Arial" w:hAnsi="Arial" w:eastAsia="Arial"/>
+                <w:sz w:val="18"/>
+              </w:rPr>
+              <w:t xml:space="preserve"> Veri lisanslama, API aboneliği ve doğrulama motoru uyarlamasıyla çeşitlendirilmiş gelir kanalları; benzer açığı yaşayan ülkelere motor lisanslama fırsatı.</w:t>
             </w:r>
           </w:p>
         </w:tc>
@@ -11359,9 +11431,17 @@
             <w:r>
               <w:rPr>
                 <w:rFonts w:ascii="Arial" w:hAnsi="Arial" w:eastAsia="Arial"/>
-                <w:sz w:val="18"/>
-              </w:rPr>
-              <w:t>Proje sonrası 2 yıl içinde veri operasyonları, API mühendisliği ve iş geliştirme rollerini kapsayan 5-10 kişilik spin-off hedefi (gelir ve finansman kilometre taşlarına bağlı; muhafazakâr senaryoda daha düşük tutulur); ekosistemde 10-20 dolaylı istihdam potansiyeli.</w:t>
+                <w:b/>
+                <w:sz w:val="18"/>
+              </w:rPr>
+              <w:t>İstihdam:</w:t>
+            </w:r>
+            <w:r>
+              <w:rPr>
+                <w:rFonts w:ascii="Arial" w:hAnsi="Arial" w:eastAsia="Arial"/>
+                <w:sz w:val="18"/>
+              </w:rPr>
+              <w:t xml:space="preserve"> Proje sonrası 2 yıl içinde veri operasyonları, API mühendisliği ve iş geliştirme rollerini kapsayan 5-10 kişilik spin-off hedefi (gelir ve finansman kilometre taşlarına bağlı; muhafazakâr senaryoda daha düşük tutulur); ekosistemde 10-20 dolaylı istihdam potansiyeli.</w:t>
             </w:r>
           </w:p>
         </w:tc>
@@ -11430,9 +11510,17 @@
             <w:r>
               <w:rPr>
                 <w:rFonts w:ascii="Arial" w:hAnsi="Arial" w:eastAsia="Arial"/>
-                <w:sz w:val="18"/>
-              </w:rPr>
-              <w:t>Yabancı besin veri tabanlarına bağımlılığı azaltan, Türk gıdalarını kapsayan ulusal alternatif (ithal ikamesi); ihracat ve yerli sağlık teknolojileri için doğruluk avantajı; yeni yerli firmaların önünü açma.</w:t>
+                <w:b/>
+                <w:sz w:val="18"/>
+              </w:rPr>
+              <w:t>Rekabetçilik:</w:t>
+            </w:r>
+            <w:r>
+              <w:rPr>
+                <w:rFonts w:ascii="Arial" w:hAnsi="Arial" w:eastAsia="Arial"/>
+                <w:sz w:val="18"/>
+              </w:rPr>
+              <w:t xml:space="preserve"> Yabancı besin veri tabanlarına bağımlılığı azaltan, Türk gıdalarını kapsayan ulusal alternatif (ithal ikamesi); ihracat ve yerli sağlık teknolojileri için doğruluk avantajı; yeni yerli firmaların önünü açma.</w:t>
             </w:r>
           </w:p>
         </w:tc>
@@ -11501,9 +11589,17 @@
             <w:r>
               <w:rPr>
                 <w:rFonts w:ascii="Arial" w:hAnsi="Arial" w:eastAsia="Arial"/>
-                <w:sz w:val="18"/>
-              </w:rPr>
-              <w:t>Gıda bileşimi verisi üzerinde ulusal kontrol, yabancı veri tabanı fiyat/erişim değişikliklerine karşı dayanıklılık ve kriz dönemlerinde beslenme planlaması desteği.</w:t>
+                <w:b/>
+                <w:sz w:val="18"/>
+              </w:rPr>
+              <w:t>Ekonomik güvenlik:</w:t>
+            </w:r>
+            <w:r>
+              <w:rPr>
+                <w:rFonts w:ascii="Arial" w:hAnsi="Arial" w:eastAsia="Arial"/>
+                <w:sz w:val="18"/>
+              </w:rPr>
+              <w:t xml:space="preserve"> Gıda bileşimi verisi üzerinde ulusal kontrol, yabancı veri tabanı fiyat/erişim değişikliklerine karşı dayanıklılık ve kriz dönemlerinde beslenme planlaması desteği.</w:t>
             </w:r>
           </w:p>
         </w:tc>
@@ -11572,9 +11668,17 @@
             <w:r>
               <w:rPr>
                 <w:rFonts w:ascii="Arial" w:hAnsi="Arial" w:eastAsia="Arial"/>
-                <w:sz w:val="18"/>
-              </w:rPr>
-              <w:t>Çekirdek veri ve model altyapısının kurum/proje donanımı ve sözleşmeyle tahsis edilen TRUBA kaynakları üzerinde yürütülmesi, bulut kullanımının yedekleme ve dağıtımla sınırlandırılması ve açık kaynaklı yığın sayesinde verinin yurt içinde tutulması; yabancı bulut/tedarikçi bağımlılığının ve buna bağlı erişim/fiyat risklerinin azaltılması.</w:t>
+                <w:b/>
+                <w:sz w:val="18"/>
+              </w:rPr>
+              <w:t>Siber güvenlik / veri egemenliği:</w:t>
+            </w:r>
+            <w:r>
+              <w:rPr>
+                <w:rFonts w:ascii="Arial" w:hAnsi="Arial" w:eastAsia="Arial"/>
+                <w:sz w:val="18"/>
+              </w:rPr>
+              <w:t xml:space="preserve"> Çekirdek veri ve model altyapısının kurum/proje donanımı ve sözleşmeyle tahsis edilen TRUBA kaynakları üzerinde yürütülmesi, bulut kullanımının yedekleme ve dağıtımla sınırlandırılması ve açık kaynaklı yığın sayesinde verinin yurt içinde tutulması; yabancı bulut/tedarikçi bağımlılığının ve buna bağlı erişim/fiyat risklerinin azaltılması.</w:t>
             </w:r>
           </w:p>
         </w:tc>

--- a/docs/OpenNutri_1005_Application_Filled_Template.docx
+++ b/docs/OpenNutri_1005_Application_Filled_Template.docx
@@ -1389,7 +1389,7 @@
                 <w:rFonts w:ascii="Arial" w:hAnsi="Arial" w:eastAsia="Arial"/>
                 <w:sz w:val="18"/>
               </w:rPr>
-              <w:t>Europe PMC/PubMed Central, OpenAlex, Semantic Scholar, Crossref, DergiPark ve EKUAL kapsamındaki kurumsal erişim kaynakları kullanılarak İngilizce ve Türkçe gıda bileşimi literatürü keşfedilecek, filtrelenecek ve işlenecektir. Google Scholar yalnızca yasal/kurumsal arama ve doğrulama bağlamında yardımcı keşif kaynağı olarak değerlendirilecek; resmi API bulunmadığı için temel otomasyon kaynağı olarak konumlandırılmayacaktır.</w:t>
+              <w:t>Europe PMC/PubMed Central, OpenAlex, Semantic Scholar, Crossref, DergiPark ve EKUAL kapsamındaki kurumsal erişim kaynakları kullanılarak İngilizce ve Türkçe gıda bileşimi literatürü keşfedilecek, filtrelenecek ve işlenecektir.</w:t>
             </w:r>
           </w:p>
           <w:p>
@@ -1642,7 +1642,7 @@
                 <w:rFonts w:ascii="Arial" w:hAnsi="Arial" w:eastAsia="Arial"/>
                 <w:sz w:val="18"/>
               </w:rPr>
-              <w:t>Hedef 1'de tanımlanan dört ölçüt (otomatik onay doğruluğu ≥%99,5, otomatik onay oranı ≥%90, veri tabanı hata oranı &lt;%0,5, makale başına maliyet &lt;$0,01), uzman geri bildirimiyle eğitilen alt katmanların zaman içinde iyileşmesiyle hedeflenir. Maliyet hedefleri otomatik işleme maliyetini ifade eder; uzman doğrulama emeği WP4'te ayrıca bütçelenir. Ölçütlerin tam tanımları Bölüm 4.7.1'dedir. Katmanlar arası öğrenmenin etkisi ayrıca makale başına maliyetin düşmesi, otomatik onay oranının artması ve aynı hata kısıtı korunurken L4/L5'e yönlendirilmesi gereken makale payının değerlendirme döngüleri boyunca azalmasıyla izlenecektir; bu analiz Bölüm 4.7.3'teki öğrenme eğrileri ve yönlendirici pişmanlık ölçümleriyle raporlanacaktır.</w:t>
+              <w:t>Hedef 1'de tanımlanan dört ölçüt, uzman geri bildirimiyle eğitilen alt katmanların zaman içinde iyileşmesiyle hedeflenir. Maliyet hedefleri otomatik işleme maliyetini ifade eder; uzman doğrulama emeği WP4'te ayrıca bütçelenir. Ölçütlerin tam tanımları Bölüm 4.7.1'dedir. Katmanlar arası öğrenmenin etkisi ayrıca makale başına maliyetin düşmesi, otomatik onay oranının artması ve aynı hata kısıtı korunurken L4/L5'e yönlendirilmesi gereken makale payının değerlendirme döngüleri boyunca azalmasıyla izlenecektir; bu analiz Bölüm 4.7.3'teki öğrenme eğrileri ve yönlendirici pişmanlık ölçümleriyle raporlanacaktır.</w:t>
             </w:r>
           </w:p>
           <w:p>
@@ -5283,7 +5283,7 @@
                 <w:rFonts w:ascii="Arial" w:hAnsi="Arial" w:eastAsia="Arial"/>
                 <w:sz w:val="18"/>
               </w:rPr>
-              <w:t xml:space="preserve"> Prototipin günlük ~1.500 aday makale tarama kapasitesi, 18 aylık süre boyunca yüz binlerce adayın taranıp önceliklendirilmesine olanak tanır; bu nedenle Hedef 2'deki ≥100.000 ilgili makale işleme hedefi tarama tarafında bağlayıcı kısıt değildir. Asıl ölçek kısıtı çıkarım ve doğrulama hattıdır: çıkarım, ağırlıkları açık model kademesi ve toplu işleme ile yatay olarak ölçeklenir ve sözleşmeyle tahsis edilen TRUBA H100/H200 hesaplaması üzerinde haftalık toplu işlerle yürütülür; düşük gecikme gerekmediğinden bu toplu erişim modeli yeterlidir. Sınırlı ticari API yalnızca L4 yükseltmesi, yerel iş istasyonu ise geliştirme ve yedek yürütme için kullanılır. En pahalı kaynak olan uzman doğrulaması (Hedef 3'te ≥5.000 makale) aktif öğrenme kuyruğuyla en yüksek değerli makalelere yönlendirilerek verimli kullanılır.</w:t>
+              <w:t xml:space="preserve"> Prototipin günlük ~1.500 aday makale tarama kapasitesi, 18 aylık süre boyunca yüz binlerce adayın taranıp önceliklendirilmesine olanak tanır; bu nedenle Hedef 2'deki ≥100.000 ilgili makale işleme hedefi tarama tarafında bağlayıcı kısıt değildir. Asıl ölçek kısıtı çıkarım ve doğrulama hattıdır: çıkarım, ağırlıkları açık model kademesi ve toplu işleme ile yatay olarak ölçeklenir ve sözleşmeyle tahsis edilen TRUBA H100/H200 hesaplaması üzerinde haftalık toplu işlerle yürütülür; düşük gecikme gerekmediğinden bu toplu erişim modeli yeterlidir. En pahalı kaynak olan uzman doğrulaması (Hedef 3'te ≥5.000 makale) aktif öğrenme kuyruğuyla en yüksek değerli makalelere yönlendirilerek verimli kullanılır.</w:t>
             </w:r>
           </w:p>
           <w:p>

--- a/docs/OpenNutri_1005_Application_Filled_Template.docx
+++ b/docs/OpenNutri_1005_Application_Filled_Template.docx
@@ -10548,7 +10548,7 @@
           <w:rFonts w:ascii="Arial" w:hAnsi="Arial" w:eastAsia="Arial"/>
           <w:sz w:val="18"/>
         </w:rPr>
-        <w:t>Aşağıdaki etkiler, 12. Kalkınma Planı (2024-2028) önceliklerinden gıda ve tarımın öncelikli gelişme alanı olarak güçlendirilmesi, gıda güvencesi, dijital dönüşüm, yerli ve milli teknoloji geliştirme ve yeşil dönüşüm hedefleriyle doğrudan ilişkilidir. Hedef kitle ve alanlar; kamu sağlık ve gıda güvenliği kurumları, gıda sanayisi ve ihracatçıları, sağlık teknolojisi geliştiricileri ile akademik araştırma topluluğudur. Beklenen etkiler aşağıda doğrulanabilir göstergelerle özetlenmiştir.</w:t>
+        <w:t>Aşağıdaki etkiler, 12. Kalkınma Planı (2024-2028) hedef ve politikalarıyla doğrudan ilişkilidir (ilgili Plan paragraf numaraları parantez içinde verilmiştir): teknolojiyle güçlendirilmiş, gıda arz güvenliğini sağlayan ve risklere dayanıklı tarımsal üretim (299, 321, 489); dijitalleşme, yapay zekâ ve kritik teknolojilerde yerli ve milli yetkinlik (452, 557, 574); ulusal veri yönetişimi ve veri egemenliği (127, 584, 585); toplumun yeterli ve dengeli beslenmesinin desteklenmesi (487, 706, 739); üniversite-sanayi etkileşimi ve araştırma altyapılarının güçlendirilmesi (551, 689). Hedef kitle ve alanlar; kamu sağlık ve gıda güvenliği kurumları, gıda sanayisi ve ihracatçıları, sağlık teknolojisi geliştiricileri ile akademik araştırma topluluğudur. Beklenen etkiler aşağıda doğrulanabilir göstergelerle özetlenmiştir.</w:t>
       </w:r>
     </w:p>
     <w:tbl>

--- a/docs/OpenNutri_1005_Application_Filled_Template.docx
+++ b/docs/OpenNutri_1005_Application_Filled_Template.docx
@@ -4644,7 +4644,7 @@
                 <w:rFonts w:ascii="Arial" w:hAnsi="Arial" w:eastAsia="Arial"/>
                 <w:sz w:val="18"/>
               </w:rPr>
-              <w:t>Alt katmanların başarısız olduğu örneklere eğitimde daha yüksek ağırlık verilir (focal loss; Lin vd., 2017). Böylece uzman doğrulaması ve ticari model kullanımı yalnızca maliyet değil, daha düşük katmanların gelecekte aynı tür problemi çözmesini sağlayan eğitim yatırımı haline gelir. Bu etkinin ölçeği bütçe açısından belirleyicidir: hedef hacimde otomatik onay oranındaki görece küçük bir artış bile (ör. ~%60'tan ~%90'a) on binlerce L4/L5 çağrısını ortadan kaldırır; eğitim bir defalık maliyet olduğundan bu birikimli tasarruf, eğitim için harcanan hesaplama bütçesini belirgin biçimde aşar.</w:t>
+              <w:t>Alt katmanların başarısız olduğu örneklere eğitimde daha yüksek ağırlık verilir (focal loss; Lin vd., 2017). Böylece uzman doğrulaması ve ticari model kullanımı yalnızca maliyet değil, daha düşük katmanların gelecekte aynı tür problemi çözmesini sağlayan eğitim yatırımı haline gelir. Bu etkinin ölçeği bütçe açısından belirleyicidir: hedef hacimde otomatik onay oranındaki görece küçük bir artış bile (ör. ~%60'tan ~%90'a) on binlerce L4/L5 çağrısını ortadan kaldırır; eğitim bir defalık maliyet olduğundan bu birikimli tasarruf, eğitim için harcanan hesaplama bütçesini belirgin biçimde aşar. Bu nedenle makale başına ortalama maliyet sabit değildir; başlangıçta pahalı L4 katmanına uğrayan makalelerin giderek artan bir bölümü, alt katmanlar yeniden eğitildikçe ucuz L1-L3 katmanlarında çözülür ve ortalama maliyet, otomatik onay oranı yükseldikçe proje sonu hedefi &lt;$0,01'e doğru iner (iniş, ölçülmüş ara değerlerle değil bu oranla izlenir).</w:t>
             </w:r>
           </w:p>
           <w:p>
@@ -5740,7 +5740,7 @@
                 <w:rFonts w:ascii="Arial" w:hAnsi="Arial" w:eastAsia="Arial"/>
                 <w:sz w:val="18"/>
               </w:rPr>
-              <w:t xml:space="preserve"> Nihai kıyaslamalar, model eğitimi, istem ayarı ve yönlendirici optimizasyonunda kullanılmayan kilitli bir test kümesi üzerinde raporlanacaktır.</w:t>
+              <w:t xml:space="preserve"> Nihai kıyaslamalar; model eğitimi, istem ayarı ve yönlendirici optimizasyonunda kullanılmayan, uzman doğrulamalı altın standarttan ayrılan kilitli bir test kümesi üzerinde, değerlendirme tarihinde erişilebilen en güçlü ticari ve ağırlıkları açık modellerle karşılaştırmalı olarak raporlanacaktır.</w:t>
             </w:r>
           </w:p>
           <w:p>

--- a/docs/OpenNutri_1005_Application_Filled_Template.docx
+++ b/docs/OpenNutri_1005_Application_Filled_Template.docx
@@ -1364,7 +1364,7 @@
                 <w:rFonts w:ascii="Arial" w:hAnsi="Arial" w:eastAsia="Arial"/>
                 <w:sz w:val="18"/>
               </w:rPr>
-              <w:t>Hedef sütunundaki değerler ölçülmüş prototip sonuçları değil, WP4 doğrulama döngülerinde kalibre edilip ölçülecek proje sonu hedefleridir; referans sütunu, doğrulama hattı olmadan tek bir güçlü ticari LLM'nin kullanıldığı temel yaklaşımı temsil eder. Mevcut prototipten elde edilen ön iç gözlemler bu hedeflerin yönünü desteklemektedir: yaklaşık 5.000 makalede ağırlıkları açık çıkarım modeli, kullanılabilir veri içeren makaleleri içermeyenlerden ortalama 0,91'e karşı 0,17 güven puanıyla ayırmakta; işlenen makalelerin yaklaşık %42'si kullanılabilir bileşim verisi vermekte ve bugüne kadar 14.231 ham besin kaydı çıkarılmıştır. Bu sayılar çıkarımın kendi içindeki kalibrasyonunu gösterir; gerçek otomatik onay doğruluğu, henüz uzman referansı (altın standart) oluşmadığından ölçülmemiştir ve WP4'te ölçülecektir. Nihai kıyaslama, değerlendirme tarihinde mevcut en güçlü ticari ve ağırlıkları açık modellerle yapılacaktır.</w:t>
+              <w:t>Hedef sütunundaki değerler ölçülmüş prototip sonuçları değil, WP4 doğrulama döngülerinde kalibre edilip ölçülecek proje sonu hedefleridir; referans sütunu, doğrulama hattı olmadan tek bir güçlü ticari LLM'nin kullanıldığı temel yaklaşımı temsil eder. Mevcut prototipten elde edilen ön iç gözlemler bu hedeflerin yönünü desteklemektedir: yaklaşık 5.000 makalede ağırlıkları açık çıkarım modeli, kullanılabilir veri içeren makaleleri içermeyenlerden ortalama 0,91'e karşı 0,17 güven puanıyla ayırmakta; işlenen makalelerin yaklaşık %42'si kullanılabilir bileşim verisi vermekte ve bugüne kadar 14.231 ham besin kaydı çıkarılmıştır. Bu sayılar çıkarımın kendi içindeki kalibrasyonunu gösterir; gerçek otomatik onay doğruluğu, henüz uzman referansı (altın standart) oluşmadığından ölçülmemiştir ve WP4'te ölçülecektir. Hedeflenen &lt;$0,01 maliyet, bir makaleyi tek başına güçlü bir ticari modelle işlemeye kıyasla bir büyüklük mertebesi (≈10 kat veya daha fazla) daha düşüktür; sürekli güncellenen ulusal ölçekli bir veri tabanını ekonomik olarak sürdürülebilir kılan da bu düşüştür.</w:t>
             </w:r>
           </w:p>
           <w:p>
@@ -2698,7 +2698,7 @@
                 <w:rFonts w:ascii="Arial" w:hAnsi="Arial" w:eastAsia="Arial"/>
                 <w:sz w:val="18"/>
               </w:rPr>
-              <w:t xml:space="preserve"> Ticarileşmenin maliyet temeli iki kalemdir: makale başına bir defalık otomatik işleme maliyeti (Hedef 1'de proje sonunda &lt;$0,01) ve API'yi ayakta tutan tekrarlayan altyapı maliyeti (Bölüm 3.4'te ~12.500 TL/yıl). Çıkarım maliyeti her kayıt için yalnızca bir kez oluşur; üretilen kayıt çok sayıda API çağrısına neredeyse maliyetsiz biçimde yeniden sunulduğundan çağrı başına marjinal maliyet çok düşüktür. Bu yapı kademeli bir gelir modeline olanak tanır: ücretsiz akademik erişim, hacme göre fiyatlanan ticari API abonelikleri ve toplu veri/lisans anlaşmaları. Gösterge niteliğinde, yıllık tekrarlayan işletme maliyetinin karşılanması yalnızca birkaç orta ölçekli kurumsal abonelik gerektirir; bu nedenle başabaş düşük bir müşteri sayısında ulaşılabilir görünmektedir. Personel, satış, destek ve donanım amortismanı ticari fiyatlandırmada ayrıca dikkate alınacak; kesin fiyat kademeleri ve ayrıntılı başabaş analizi pilot sonuçlarına ve güncel fiyatlara göre Bölüm 6.3'te nihaileştirilecektir.</w:t>
+              <w:t xml:space="preserve"> Ticarileşmenin maliyet temeli iki kalemdir: makale başına bir defalık otomatik işleme maliyeti (Hedef 1'de proje sonunda &lt;$0,01) ve API'yi ayakta tutan tekrarlayan altyapı maliyeti (Bölüm 3.4'te ~12.500 TL/yıl). Çıkarım maliyeti her kayıt için yalnızca bir kez oluşur; üretilen kayıt çok sayıda API çağrısına neredeyse maliyetsiz biçimde yeniden sunulduğundan çağrı başına marjinal maliyet çok düşüktür. Bu yapı kademeli bir gelir modeline olanak tanır (ücretsiz akademik erişim, hacme göre ticari API aboneliği, toplu veri/lisans) ve yıllık tekrarlayan işletme maliyetini karşılamak yalnızca birkaç orta ölçekli kurumsal abonelik gerektirdiğinden başabaş düşük bir müşteri sayısında ulaşılır. Personel, satış, destek ve donanım amortismanını içeren kesin fiyat kademeleri ve ayrıntılı başabaş analizi, pilot sonuçlarına ve güncel fiyatlara göre Bölüm 6.3'te nihaileştirilecektir.</w:t>
             </w:r>
           </w:p>
           <w:p>
@@ -6811,7 +6811,7 @@
                 <w:rFonts w:ascii="Arial" w:hAnsi="Arial" w:eastAsia="Arial"/>
                 <w:sz w:val="18"/>
               </w:rPr>
-              <w:t>L3 alt görevleri entegre; ≥10 doğrulama kuralı aktif; ticari API tabanlı referansa göre en az %30 maliyet düşüşü; düşük güvenli kayıtların L4/L5'e güvenli yönlendirilmesi.</w:t>
+              <w:t>L3 alt görevleri entegre; ≥10 doğrulama kuralı aktif; ticari API tabanlı referansa göre ≥%50 maliyet düşüşü hedefi; düşük güvenli kayıtların L4/L5'e güvenli yönlendirilmesi.</w:t>
             </w:r>
           </w:p>
         </w:tc>

--- a/docs/OpenNutri_1005_Application_Filled_Template.docx
+++ b/docs/OpenNutri_1005_Application_Filled_Template.docx
@@ -10730,7 +10730,7 @@
                 <w:rFonts w:ascii="Arial" w:hAnsi="Arial" w:eastAsia="Arial"/>
                 <w:sz w:val="18"/>
               </w:rPr>
-              <w:t xml:space="preserve"> Türk yemek kültürüne uyarlanmış kanıta dayalı beslenme rehberliği; yerel gıdalar için daha doğru beslenme takibi ve diyet uygulamaları (öngörü: proje sonrası 2 yıl içinde birden çok yerli beslenme/diyet uygulamasının OpenNutri verisini kullanması).</w:t>
+              <w:t xml:space="preserve"> Türk yemek kültürüne uyarlanmış kanıta dayalı beslenme rehberliği; yerel gıdalar için daha doğru beslenme takibi ve diyet uygulamaları (öngörü: proje sonrası 2 yıl içinde en az 2 yerli beslenme/diyet uygulamasının OpenNutri verisini kullanması).</w:t>
             </w:r>
           </w:p>
         </w:tc>
@@ -11441,7 +11441,7 @@
                 <w:rFonts w:ascii="Arial" w:hAnsi="Arial" w:eastAsia="Arial"/>
                 <w:sz w:val="18"/>
               </w:rPr>
-              <w:t xml:space="preserve"> Proje sonrası 2 yıl içinde veri operasyonları, API mühendisliği ve iş geliştirme rollerini kapsayan 5-10 kişilik spin-off hedefi (gelir ve finansman kilometre taşlarına bağlı; muhafazakâr senaryoda daha düşük tutulur); ekosistemde 10-20 dolaylı istihdam potansiyeli.</w:t>
+              <w:t xml:space="preserve"> Proje sonrası 2 yıl içinde veri operasyonları, API mühendisliği ve iş geliştirme rollerini kapsayan 5-10 kişilik spin-off hedefi (gelir ve finansman kilometre taşlarına bağlı; muhafazakâr senaryoda daha düşük tutulur).</w:t>
             </w:r>
           </w:p>
         </w:tc>

--- a/docs/OpenNutri_1005_Application_Filled_Template.docx
+++ b/docs/OpenNutri_1005_Application_Filled_Template.docx
@@ -1474,7 +1474,7 @@
                 <w:rFonts w:ascii="Arial" w:hAnsi="Arial" w:eastAsia="Arial"/>
                 <w:sz w:val="18"/>
               </w:rPr>
-              <w:t>Bu ölçek hedefleri aynı doğrulama düzeyini ifade etmez: ≥100.000 ilgili makale işlenerek aday/çıkarım havuzuna alınacak; ≥250.000 kayıt, faydalı bileşim verisi içeren alt kümeden otomatik üretilecek; ≥5.000 makale ve ≥25.000 kayıt ise uzman doğrulamalı altın standart bölümünü oluşturacaktır. Veri içeren makale başına ~6,8 kayıt yoğunluğunda, 5.000 makalelik uzman doğrulamalı bölüm rahatlıkla ≥25.000 kayıt verir.</w:t>
+              <w:t>Bu ölçek hedefleri aynı doğrulama düzeyini ifade etmez: ≥100.000 ilgili makale aday/çıkarım havuzuna alınacak; ≥250.000 kayıt faydalı alt kümeden otomatik üretilecek; ≥5.000 makale ve ≥25.000 kayıt ise uzman doğrulamalı altın standart bölümünü oluşturacaktır. İnceleme kuyruğu L2/L3'ün veri içerdiğini belirlediği makalelerle beslendiğinden, ~6,8 kayıt/makale yoğunluğunda 5.000 makale ≥25.000 kaydı verir.</w:t>
             </w:r>
           </w:p>
           <w:p>
@@ -6610,7 +6610,7 @@
                 <w:b/>
                 <w:sz w:val="18"/>
               </w:rPr>
-              <w:t>Akıllı Literatür Tarama ve L2 Sınıflandırma Hattı:</w:t>
+              <w:t>Akıllı Tarama Motoru ve Sınıflandırma Hattı (L1-L2):</w:t>
             </w:r>
             <w:r>
               <w:rPr>

--- a/docs/OpenNutri_1005_Application_Filled_Template.docx
+++ b/docs/OpenNutri_1005_Application_Filled_Template.docx
@@ -250,7 +250,7 @@
                 <w:rFonts w:ascii="Arial" w:hAnsi="Arial" w:eastAsia="Arial"/>
                 <w:sz w:val="18"/>
               </w:rPr>
-              <w:t>Prof. Dr. Murat Ceylan</w:t>
+              <w:t>Dr. Öğr. Üyesi Engin Eşme</w:t>
             </w:r>
           </w:p>
         </w:tc>
@@ -287,7 +287,7 @@
                 <w:rFonts w:ascii="Arial" w:hAnsi="Arial" w:eastAsia="Arial"/>
                 <w:sz w:val="18"/>
               </w:rPr>
-              <w:t>[KURUM: ev sahibi üniversite/kurum adı son aşamada eklenecektir]</w:t>
+              <w:t>Konya Teknik Üniversitesi</w:t>
             </w:r>
           </w:p>
         </w:tc>
@@ -5303,7 +5303,7 @@
                 <w:rFonts w:ascii="Arial" w:hAnsi="Arial" w:eastAsia="Arial"/>
                 <w:sz w:val="18"/>
               </w:rPr>
-              <w:t xml:space="preserve"> Proje ekibi, gıda bilimi doğrulama kural katmanını tasarlamak ve denetlemek için gereken gıda mühendisliği alan uzmanlığını (Prof. Dr. Servet Gülüm Şumnu ve gıda mühendisliği araştırmacıları) ve yazılım mühendisliği ve uygulamalı yapay zekâ yetkinliğini (Prof. Dr. Murat Ceylan, Dr. Engin Esme ve bursiyer ekibi) bir araya getiren disiplinler arası bir yapıdadır. Gıda mühendisliği bursiyerlerinden ikisi, proje süresince yüksek lisans düzeyine geçerek doğrulama ve tez çalışmalarını bu düzeyde sürdürür. [EKİP — son aşamada doldurulacak: ekibin bu projeye doğrudan kanıt oluşturan 1-2 somut yetkinliği/başarısı (örneğin çalışan OpenNutri prototipinin uçtan uca geliştirilmiş olması, ilgili yayın/ödül veya önceki LLM/veri mühendisliği çıktısı) buraya eklenecektir.]</w:t>
+              <w:t xml:space="preserve"> Proje ekibi, gıda bilimi doğrulama kural katmanını tasarlamak ve denetlemek için gereken gıda mühendisliği alan uzmanlığını (Prof. Dr. Servet Gülüm Şumnu ve gıda mühendisliği araştırmacıları) ve yazılım mühendisliği ve uygulamalı yapay zekâ yetkinliğini (Yürütücü Dr. Öğr. Üyesi Engin Eşme ve bursiyer ekibi) bir araya getiren disiplinler arası bir yapıdadır. Gıda mühendisliği bursiyerlerinden ikisi, proje süresince yüksek lisans düzeyine geçerek doğrulama ve tez çalışmalarını bu düzeyde sürdürür. [EKİP — son aşamada doldurulacak: ekibin bu projeye doğrudan kanıt oluşturan 1-2 somut yetkinliği/başarısı (örneğin çalışan OpenNutri prototipinin uçtan uca geliştirilmiş olması, ilgili yayın/ödül veya önceki LLM/veri mühendisliği çıktısı) buraya eklenecektir.]</w:t>
             </w:r>
           </w:p>
           <w:p>
@@ -6640,7 +6640,7 @@
                 <w:rFonts w:ascii="Arial" w:hAnsi="Arial" w:eastAsia="Arial"/>
                 <w:sz w:val="18"/>
               </w:rPr>
-              <w:t>Yürütücü: Prof. Dr. Murat Ceylan; Araştırmacı: Prof. Dr. Servet Gülüm Şumnu; Bursiyerler: Arciel Aliognis, Alijon Alimov</w:t>
+              <w:t>Yürütücü: Dr. Öğr. Üyesi Engin Eşme; Araştırmacı: Prof. Dr. Servet Gülüm Şumnu; Bursiyerler: Arciel Aliognis, Alijon Alimov</w:t>
             </w:r>
           </w:p>
         </w:tc>
@@ -6765,7 +6765,7 @@
                 <w:rFonts w:ascii="Arial" w:hAnsi="Arial" w:eastAsia="Arial"/>
                 <w:sz w:val="18"/>
               </w:rPr>
-              <w:t>Yürütücü: Prof. Dr. Murat Ceylan; Araştırmacılar: Dr. Engin Esme, Prof. Dr. Servet Gülüm Şumnu; Bursiyerler: Arciel Aliognis, Aleyna Özcan, Peri Açıkgöz</w:t>
+              <w:t>Yürütücü: Dr. Öğr. Üyesi Engin Eşme; Araştırmacı: Prof. Dr. Servet Gülüm Şumnu; Bursiyerler: Arciel Aliognis, Aleyna Özcan, Peri Açıkgöz</w:t>
             </w:r>
           </w:p>
         </w:tc>
@@ -6890,7 +6890,7 @@
                 <w:rFonts w:ascii="Arial" w:hAnsi="Arial" w:eastAsia="Arial"/>
                 <w:sz w:val="18"/>
               </w:rPr>
-              <w:t>Yürütücü: Prof. Dr. Murat Ceylan; Araştırmacı: Dr. Engin Esme; Bursiyerler: Arciel Aliognis, Alijon Alimov</w:t>
+              <w:t>Yürütücü: Dr. Öğr. Üyesi Engin Eşme; Bursiyerler: Arciel Aliognis, Alijon Alimov</w:t>
             </w:r>
           </w:p>
         </w:tc>
@@ -7015,7 +7015,7 @@
                 <w:rFonts w:ascii="Arial" w:hAnsi="Arial" w:eastAsia="Arial"/>
                 <w:sz w:val="18"/>
               </w:rPr>
-              <w:t>Yürütücü: Prof. Dr. Murat Ceylan; Araştırmacılar: Prof. Dr. Servet Gülüm Şumnu, Dr. Engin Esme; Bursiyerler: Alijon Alimov, Arciel Aliognis, Aleyna Özcan, Peri Açıkgöz</w:t>
+              <w:t>Yürütücü: Dr. Öğr. Üyesi Engin Eşme; Araştırmacı: Prof. Dr. Servet Gülüm Şumnu; Bursiyerler: Alijon Alimov, Arciel Aliognis, Aleyna Özcan, Peri Açıkgöz</w:t>
             </w:r>
           </w:p>
         </w:tc>
@@ -7140,7 +7140,7 @@
                 <w:rFonts w:ascii="Arial" w:hAnsi="Arial" w:eastAsia="Arial"/>
                 <w:sz w:val="18"/>
               </w:rPr>
-              <w:t>Yürütücü: Prof. Dr. Murat Ceylan; Araştırmacılar: Dr. Engin Esme, Prof. Dr. Servet Gülüm Şumnu; Bursiyerler: Alijon Alimov, Arciel Aliognis, Aleyna Özcan, Peri Açıkgöz</w:t>
+              <w:t>Yürütücü: Dr. Öğr. Üyesi Engin Eşme; Araştırmacı: Prof. Dr. Servet Gülüm Şumnu; Bursiyerler: Alijon Alimov, Arciel Aliognis, Aleyna Özcan, Peri Açıkgöz</w:t>
             </w:r>
           </w:p>
         </w:tc>
@@ -7310,19 +7310,19 @@
                 <w:rFonts w:ascii="Arial" w:hAnsi="Arial" w:eastAsia="Arial"/>
                 <w:sz w:val="18"/>
               </w:rPr>
-              <w:t>| Ekip Üyesi | Rol | WP1 | WP2 | WP3 | WP4 | WP5 | Yaklaşık FTE | | --- | --- | :-: | :-: | :-: | :-: | :-: | --- | | Prof. Dr. Murat Ceylan (Yürütücü) | Bilimsel/teknik koordinasyon, ileri bileşen liderliği | ✓ | ✓ | ✓ | ✓ | ✓ | ~%20 | | Prof. Dr. S. G. Şumnu (Araştırmacı) | Gıda bilimi doğrulama protokolü ve tahkim | ✓ | ✓ |  | ✓ | ✓ | ~%15 | | Dr. Engin Esme (Araştırmacı) | ML/sistem mimarisi; yönlendirici ve RLHF teknik liderliği |  | ✓ | ✓ | ✓ | ✓ | ~%20 | | Arciel Aliognis (Bursiyer, yazılım/YZ) | L1-L4, Öğrenilmiş Yönlendirici, API | ✓ | ✓ | ✓ | ✓ | ✓ | tam zamanlı | | Alijon Alimov (Bursiyer, yazılım/YZ) | Tarama, entegrasyon, RLHF/öğrenme döngüsü | ✓ |  | ✓ | ✓ | ✓ | tam zamanlı | | Aleyna Özcan (Bursiyer, gıda müh. → YL) | Uzman doğrulama, kural tasarımı, tez |  | ✓ |  | ✓ | ✓ | tam zamanlı | | Peri Açıkgöz (Bursiyer, gıda müh. → YL) | Uzman doğrulama, Türk gıda profili, tez |  | ✓ |  | ✓ | ✓ | tam zamanlı |</w:t>
-            </w:r>
-          </w:p>
-          <w:p>
-            <w:pPr>
-              <w:spacing w:after="40" w:before="0" w:line="240" w:lineRule="auto"/>
-            </w:pPr>
-            <w:r>
-              <w:rPr>
-                <w:rFonts w:ascii="Arial" w:hAnsi="Arial" w:eastAsia="Arial"/>
-                <w:sz w:val="18"/>
-              </w:rPr>
-              <w:t>İki gıda mühendisliği bursiyerinin asıl yükü, kapasitenin bağlayıcı olduğu WP4 doğrulama penceresindedir (4-16. aylar); iki yazılım bursiyeri WP1-WP3 mühendislik yükünü taşır. İleri araştırma bileşenleri (Öğrenilmiş Yönlendirici, RLHF/tercih temelli öğrenme ve katmanlar arası öğrenme), Dr. Engin Esme ve Yürütücü'nün doğrudan teknik liderliğinde, yazılım bursiyerlerinin uygulamasıyla geliştirilir; çalışan prototip bu yetkinliğin somut kanıtıdır.</w:t>
+              <w:t>| Ekip Üyesi | Rol | WP1 | WP2 | WP3 | WP4 | WP5 | Yaklaşık FTE | | --- | --- | :-: | :-: | :-: | :-: | :-: | --- | | Dr. Öğr. Üyesi Engin Eşme (Yürütücü) | Bilimsel/teknik koordinasyon; ML/sistem mimarisi, yönlendirici ve RLHF liderliği | ✓ | ✓ | ✓ | ✓ | ✓ | ~%30 | | Prof. Dr. S. G. Şumnu (Araştırmacı) | Gıda bilimi doğrulama protokolü ve tahkim | ✓ | ✓ |  | ✓ | ✓ | ~%15 | | Arciel Aliognis (Bursiyer, yazılım/YZ) | L1-L4, Öğrenilmiş Yönlendirici, API | ✓ | ✓ | ✓ | ✓ | ✓ | tam zamanlı | | Alijon Alimov (Bursiyer, yazılım/YZ) | Tarama, entegrasyon, RLHF/öğrenme döngüsü | ✓ |  | ✓ | ✓ | ✓ | tam zamanlı | | Aleyna Özcan (Bursiyer, gıda müh. → YL) | Uzman doğrulama, kural tasarımı, tez |  | ✓ |  | ✓ | ✓ | tam zamanlı | | Peri Açıkgöz (Bursiyer, gıda müh. → YL) | Uzman doğrulama, Türk gıda profili, tez |  | ✓ |  | ✓ | ✓ | tam zamanlı |</w:t>
+            </w:r>
+          </w:p>
+          <w:p>
+            <w:pPr>
+              <w:spacing w:after="40" w:before="0" w:line="240" w:lineRule="auto"/>
+            </w:pPr>
+            <w:r>
+              <w:rPr>
+                <w:rFonts w:ascii="Arial" w:hAnsi="Arial" w:eastAsia="Arial"/>
+                <w:sz w:val="18"/>
+              </w:rPr>
+              <w:t>İki gıda mühendisliği bursiyerinin asıl yükü, kapasitenin bağlayıcı olduğu WP4 doğrulama penceresindedir (4-16. aylar); iki yazılım bursiyeri WP1-WP3 mühendislik yükünü taşır. İleri araştırma bileşenleri (Öğrenilmiş Yönlendirici, RLHF/tercih temelli öğrenme ve katmanlar arası öğrenme), Yürütücü'nün doğrudan teknik liderliğinde, yazılım bursiyerlerinin uygulamasıyla geliştirilir; çalışan prototip bu yetkinliğin somut kanıtıdır.</w:t>
             </w:r>
           </w:p>
         </w:tc>

--- a/docs/OpenNutri_1005_Application_Filled_Template.docx
+++ b/docs/OpenNutri_1005_Application_Filled_Template.docx
@@ -4927,7 +4927,7 @@
                 <w:rFonts w:ascii="Arial" w:hAnsi="Arial" w:eastAsia="Arial"/>
                 <w:sz w:val="18"/>
               </w:rPr>
-              <w:t>Standart: LanguaL thesaurus (Møller vd., 2008); Amaç: Gıda tanımlayıcı özellikleri ve hazırlama durumu.</w:t>
+              <w:t>Standart: LanguaL thesaurus (Ireland ve Møller, 2010); Amaç: Gıda tanımlayıcı özellikleri ve hazırlama durumu.</w:t>
             </w:r>
           </w:p>
           <w:p>

--- a/docs/OpenNutri_1005_Application_Filled_Template.docx
+++ b/docs/OpenNutri_1005_Application_Filled_Template.docx
@@ -1364,7 +1364,7 @@
                 <w:rFonts w:ascii="Arial" w:hAnsi="Arial" w:eastAsia="Arial"/>
                 <w:sz w:val="18"/>
               </w:rPr>
-              <w:t>Hedef sütunundaki değerler ölçülmüş prototip sonuçları değil, WP4 doğrulama döngülerinde kalibre edilip ölçülecek proje sonu hedefleridir; referans sütunu, doğrulama hattı olmadan tek bir güçlü ticari LLM'nin kullanıldığı temel yaklaşımı temsil eder. Mevcut prototipten elde edilen ön iç gözlemler bu hedeflerin yönünü desteklemektedir: yaklaşık 5.000 makalede ağırlıkları açık çıkarım modeli, kullanılabilir veri içeren makaleleri içermeyenlerden ortalama 0,91'e karşı 0,17 güven puanıyla ayırmakta; işlenen makalelerin yaklaşık %42'si kullanılabilir bileşim verisi vermekte ve bugüne kadar 14.231 ham besin kaydı çıkarılmıştır. Bu sayılar çıkarımın kendi içindeki kalibrasyonunu gösterir; gerçek otomatik onay doğruluğu, henüz uzman referansı (altın standart) oluşmadığından ölçülmemiştir ve WP4'te ölçülecektir. Hedeflenen &lt;$0,01 maliyet, bir makaleyi tek başına güçlü bir ticari modelle işlemeye kıyasla bir büyüklük mertebesi (≈10 kat veya daha fazla) daha düşüktür; sürekli güncellenen ulusal ölçekli bir veri tabanını ekonomik olarak sürdürülebilir kılan da bu düşüştür.</w:t>
+              <w:t>Hedef sütunundaki değerler ölçülmüş prototip sonuçları değil, WP4 doğrulama döngülerinde kalibre edilip ölçülecek proje sonu hedefleridir; referans sütunu, doğrulama hattı olmadan tek bir güçlü ticari LLM'nin kullanıldığı temel yaklaşımı temsil eder. Mevcut prototipten elde edilen ön iç gözlemler bu hedeflerin yönünü desteklemektedir: yaklaşık 5.000 makalede prototipin çıkarım modeli, kullanılabilir veri içeren makaleleri içermeyenlerden ortalama 0,91'e karşı 0,17 güven puanıyla ayırmakta; işlenen makalelerin yaklaşık %42'si kullanılabilir bileşim verisi vermekte ve bugüne kadar 14.231 ham besin kaydı çıkarılmıştır. Bu sayılar çıkarımın kendi içindeki kalibrasyonunu gösterir; gerçek otomatik onay doğruluğu, henüz uzman referansı (altın standart) oluşmadığından ölçülmemiştir ve WP4'te ölçülecektir. Hedeflenen &lt;$0,01 maliyet, bir makaleyi tek başına güçlü bir ticari modelle işlemeye kıyasla bir büyüklük mertebesi (≈10 kat veya daha fazla) daha düşüktür; sürekli güncellenen ulusal ölçekli bir veri tabanını ekonomik olarak sürdürülebilir kılan da bu düşüştür.</w:t>
             </w:r>
           </w:p>
           <w:p>
